--- a/5-人员管理/流程制度规范类文件/SFKJ-ITSS-0503-人员培训管理制度.docx
+++ b/5-人员管理/流程制度规范类文件/SFKJ-ITSS-0503-人员培训管理制度.docx
@@ -1,11 +1,10 @@
 
 <file path=word/document.xml><?xml version="1.0" encoding="utf-8"?>
-<w:document xmlns:wpc="http://schemas.microsoft.com/office/word/2010/wordprocessingCanvas" xmlns:mc="http://schemas.openxmlformats.org/markup-compatibility/2006" xmlns:o="urn:schemas-microsoft-com:office:office" xmlns:r="http://schemas.openxmlformats.org/officeDocument/2006/relationships" xmlns:m="http://schemas.openxmlformats.org/officeDocument/2006/math" xmlns:v="urn:schemas-microsoft-com:vml" xmlns:wp14="http://schemas.microsoft.com/office/word/2010/wordprocessingDrawing" xmlns:wp="http://schemas.openxmlformats.org/drawingml/2006/wordprocessingDrawing" xmlns:w10="urn:schemas-microsoft-com:office:word" xmlns:w="http://schemas.openxmlformats.org/wordprocessingml/2006/main" xmlns:w14="http://schemas.microsoft.com/office/word/2010/wordml" xmlns:w15="http://schemas.microsoft.com/office/word/2012/wordml" xmlns:wne="http://schemas.microsoft.com/office/word/2006/wordml" xmlns:wpg="http://schemas.microsoft.com/office/word/2010/wordprocessingGroup" xmlns:wpi="http://schemas.microsoft.com/office/word/2010/wordprocessingInk" xmlns:wps="http://schemas.microsoft.com/office/word/2010/wordprocessingShape" mc:Ignorable="w14 w15 wp14">
-  <!-- Generated by Aspose.Words for .NET 13.3.0.1 -->
+<w:document xmlns:wpc="http://schemas.microsoft.com/office/word/2010/wordprocessingCanvas" xmlns:cx="http://schemas.microsoft.com/office/drawing/2014/chartex" xmlns:cx1="http://schemas.microsoft.com/office/drawing/2015/9/8/chartex" xmlns:cx2="http://schemas.microsoft.com/office/drawing/2015/10/21/chartex" xmlns:cx3="http://schemas.microsoft.com/office/drawing/2016/5/9/chartex" xmlns:cx4="http://schemas.microsoft.com/office/drawing/2016/5/10/chartex" xmlns:cx5="http://schemas.microsoft.com/office/drawing/2016/5/11/chartex" xmlns:cx6="http://schemas.microsoft.com/office/drawing/2016/5/12/chartex" xmlns:cx7="http://schemas.microsoft.com/office/drawing/2016/5/13/chartex" xmlns:cx8="http://schemas.microsoft.com/office/drawing/2016/5/14/chartex" xmlns:mc="http://schemas.openxmlformats.org/markup-compatibility/2006" xmlns:o="urn:schemas-microsoft-com:office:office" xmlns:r="http://schemas.openxmlformats.org/officeDocument/2006/relationships" xmlns:m="http://schemas.openxmlformats.org/officeDocument/2006/math" xmlns:v="urn:schemas-microsoft-com:vml" xmlns:wp14="http://schemas.microsoft.com/office/word/2010/wordprocessingDrawing" xmlns:wp="http://schemas.openxmlformats.org/drawingml/2006/wordprocessingDrawing" xmlns:w="http://schemas.openxmlformats.org/wordprocessingml/2006/main" xmlns:w14="http://schemas.microsoft.com/office/word/2010/wordml" xmlns:w10="urn:schemas-microsoft-com:office:word" xmlns:w15="http://schemas.microsoft.com/office/word/2012/wordml" xmlns:wpg="http://schemas.microsoft.com/office/word/2010/wordprocessingGroup" xmlns:wpi="http://schemas.microsoft.com/office/word/2010/wordprocessingInk" xmlns:wne="http://schemas.microsoft.com/office/word/2006/wordml" xmlns:wps="http://schemas.microsoft.com/office/word/2010/wordprocessingShape" xmlns:wpsCustomData="http://www.wps.cn/officeDocument/2013/wpsCustomData" mc:Ignorable="w14 w15 wp14">
   <w:body>
     <w:p>
       <w:pPr>
-        <w:pStyle w:val="a"/>
+        <w:pStyle w:val="26"/>
         <w:keepLines w:val="0"/>
         <w:pageBreakBefore w:val="0"/>
         <w:widowControl w:val="0"/>
@@ -37,7 +36,7 @@
     </w:p>
     <w:p>
       <w:pPr>
-        <w:pStyle w:val="a0"/>
+        <w:pStyle w:val="27"/>
         <w:keepLines w:val="0"/>
         <w:pageBreakBefore w:val="0"/>
         <w:widowControl w:val="0"/>
@@ -67,17 +66,18 @@
     </w:p>
     <w:tbl>
       <w:tblPr>
-        <w:tblStyle w:val="TableGrid"/>
+        <w:tblStyle w:val="23"/>
         <w:tblW w:w="8522" w:type="dxa"/>
         <w:jc w:val="center"/>
         <w:tblBorders>
-          <w:top w:val="nil"/>
-          <w:left w:val="nil"/>
-          <w:bottom w:val="nil"/>
-          <w:right w:val="nil"/>
-          <w:insideH w:val="nil"/>
-          <w:insideV w:val="nil"/>
+          <w:top w:val="none" w:color="auto" w:sz="0" w:space="0"/>
+          <w:left w:val="none" w:color="auto" w:sz="0" w:space="0"/>
+          <w:bottom w:val="none" w:color="auto" w:sz="0" w:space="0"/>
+          <w:right w:val="none" w:color="auto" w:sz="0" w:space="0"/>
+          <w:insideH w:val="none" w:color="auto" w:sz="0" w:space="0"/>
+          <w:insideV w:val="none" w:color="auto" w:sz="0" w:space="0"/>
         </w:tblBorders>
+        <w:tblLayout w:type="autofit"/>
         <w:tblCellMar>
           <w:top w:w="0" w:type="dxa"/>
           <w:left w:w="108" w:type="dxa"/>
@@ -93,15 +93,13 @@
       </w:tblGrid>
       <w:tr>
         <w:tblPrEx>
-          <w:tblW w:w="8522" w:type="dxa"/>
-          <w:jc w:val="center"/>
           <w:tblBorders>
-            <w:top w:val="nil"/>
-            <w:left w:val="nil"/>
-            <w:bottom w:val="nil"/>
-            <w:right w:val="nil"/>
-            <w:insideH w:val="nil"/>
-            <w:insideV w:val="nil"/>
+            <w:top w:val="none" w:color="auto" w:sz="0" w:space="0"/>
+            <w:left w:val="none" w:color="auto" w:sz="0" w:space="0"/>
+            <w:bottom w:val="none" w:color="auto" w:sz="0" w:space="0"/>
+            <w:right w:val="none" w:color="auto" w:sz="0" w:space="0"/>
+            <w:insideH w:val="none" w:color="auto" w:sz="0" w:space="0"/>
+            <w:insideV w:val="none" w:color="auto" w:sz="0" w:space="0"/>
           </w:tblBorders>
           <w:tblCellMar>
             <w:top w:w="0" w:type="dxa"/>
@@ -111,7 +109,7 @@
           </w:tblCellMar>
         </w:tblPrEx>
         <w:trPr>
-          <w:trHeight w:val="0"/>
+          <w:trHeight w:val="0" w:hRule="atLeast"/>
           <w:tblHeader/>
           <w:jc w:val="center"/>
         </w:trPr>
@@ -119,8 +117,8 @@
           <w:tcPr>
             <w:tcW w:w="1824" w:type="dxa"/>
             <w:tcBorders>
-              <w:top w:val="single" w:sz="4" w:space="0" w:color="auto"/>
-              <w:left w:val="single" w:sz="4" w:space="0" w:color="auto"/>
+              <w:top w:val="single" w:color="auto" w:sz="4" w:space="0"/>
+              <w:left w:val="single" w:color="auto" w:sz="4" w:space="0"/>
               <w:bottom w:val="nil"/>
               <w:right w:val="nil"/>
             </w:tcBorders>
@@ -165,8 +163,8 @@
           <w:tcPr>
             <w:tcW w:w="3090" w:type="dxa"/>
             <w:tcBorders>
-              <w:top w:val="single" w:sz="4" w:space="0" w:color="auto"/>
-              <w:left w:val="single" w:sz="4" w:space="0" w:color="auto"/>
+              <w:top w:val="single" w:color="auto" w:sz="4" w:space="0"/>
+              <w:left w:val="single" w:color="auto" w:sz="4" w:space="0"/>
               <w:bottom w:val="nil"/>
               <w:right w:val="nil"/>
             </w:tcBorders>
@@ -210,8 +208,8 @@
           <w:tcPr>
             <w:tcW w:w="1824" w:type="dxa"/>
             <w:tcBorders>
-              <w:top w:val="single" w:sz="4" w:space="0" w:color="auto"/>
-              <w:left w:val="single" w:sz="4" w:space="0" w:color="auto"/>
+              <w:top w:val="single" w:color="auto" w:sz="4" w:space="0"/>
+              <w:left w:val="single" w:color="auto" w:sz="4" w:space="0"/>
               <w:bottom w:val="nil"/>
               <w:right w:val="nil"/>
             </w:tcBorders>
@@ -256,10 +254,10 @@
           <w:tcPr>
             <w:tcW w:w="1784" w:type="dxa"/>
             <w:tcBorders>
-              <w:top w:val="single" w:sz="4" w:space="0" w:color="auto"/>
-              <w:left w:val="single" w:sz="4" w:space="0" w:color="auto"/>
+              <w:top w:val="single" w:color="auto" w:sz="4" w:space="0"/>
+              <w:left w:val="single" w:color="auto" w:sz="4" w:space="0"/>
               <w:bottom w:val="nil"/>
-              <w:right w:val="single" w:sz="4" w:space="0" w:color="auto"/>
+              <w:right w:val="single" w:color="auto" w:sz="4" w:space="0"/>
             </w:tcBorders>
             <w:tcMar>
               <w:top w:w="-1" w:type="dxa"/>
@@ -300,8 +298,14 @@
       </w:tr>
       <w:tr>
         <w:tblPrEx>
-          <w:tblW w:w="8522" w:type="dxa"/>
-          <w:jc w:val="center"/>
+          <w:tblBorders>
+            <w:top w:val="none" w:color="auto" w:sz="0" w:space="0"/>
+            <w:left w:val="none" w:color="auto" w:sz="0" w:space="0"/>
+            <w:bottom w:val="none" w:color="auto" w:sz="0" w:space="0"/>
+            <w:right w:val="none" w:color="auto" w:sz="0" w:space="0"/>
+            <w:insideH w:val="none" w:color="auto" w:sz="0" w:space="0"/>
+            <w:insideV w:val="none" w:color="auto" w:sz="0" w:space="0"/>
+          </w:tblBorders>
           <w:tblCellMar>
             <w:top w:w="0" w:type="dxa"/>
             <w:left w:w="108" w:type="dxa"/>
@@ -310,7 +314,7 @@
           </w:tblCellMar>
         </w:tblPrEx>
         <w:trPr>
-          <w:trHeight w:val="0"/>
+          <w:trHeight w:val="0" w:hRule="atLeast"/>
           <w:tblHeader/>
           <w:jc w:val="center"/>
         </w:trPr>
@@ -318,8 +322,8 @@
           <w:tcPr>
             <w:tcW w:w="1824" w:type="dxa"/>
             <w:tcBorders>
-              <w:top w:val="single" w:sz="4" w:space="0" w:color="auto"/>
-              <w:left w:val="single" w:sz="4" w:space="0" w:color="auto"/>
+              <w:top w:val="single" w:color="auto" w:sz="4" w:space="0"/>
+              <w:left w:val="single" w:color="auto" w:sz="4" w:space="0"/>
               <w:bottom w:val="nil"/>
               <w:right w:val="nil"/>
             </w:tcBorders>
@@ -364,8 +368,8 @@
           <w:tcPr>
             <w:tcW w:w="3090" w:type="dxa"/>
             <w:tcBorders>
-              <w:top w:val="single" w:sz="4" w:space="0" w:color="auto"/>
-              <w:left w:val="single" w:sz="4" w:space="0" w:color="auto"/>
+              <w:top w:val="single" w:color="auto" w:sz="4" w:space="0"/>
+              <w:left w:val="single" w:color="auto" w:sz="4" w:space="0"/>
               <w:bottom w:val="nil"/>
               <w:right w:val="nil"/>
             </w:tcBorders>
@@ -409,8 +413,8 @@
           <w:tcPr>
             <w:tcW w:w="1824" w:type="dxa"/>
             <w:tcBorders>
-              <w:top w:val="single" w:sz="4" w:space="0" w:color="auto"/>
-              <w:left w:val="single" w:sz="4" w:space="0" w:color="auto"/>
+              <w:top w:val="single" w:color="auto" w:sz="4" w:space="0"/>
+              <w:left w:val="single" w:color="auto" w:sz="4" w:space="0"/>
               <w:bottom w:val="nil"/>
               <w:right w:val="nil"/>
             </w:tcBorders>
@@ -455,10 +459,10 @@
           <w:tcPr>
             <w:tcW w:w="1784" w:type="dxa"/>
             <w:tcBorders>
-              <w:top w:val="single" w:sz="4" w:space="0" w:color="auto"/>
-              <w:left w:val="single" w:sz="4" w:space="0" w:color="auto"/>
+              <w:top w:val="single" w:color="auto" w:sz="4" w:space="0"/>
+              <w:left w:val="single" w:color="auto" w:sz="4" w:space="0"/>
               <w:bottom w:val="nil"/>
-              <w:right w:val="single" w:sz="4" w:space="0" w:color="auto"/>
+              <w:right w:val="single" w:color="auto" w:sz="4" w:space="0"/>
             </w:tcBorders>
             <w:tcMar>
               <w:top w:w="-1" w:type="dxa"/>
@@ -499,8 +503,14 @@
       </w:tr>
       <w:tr>
         <w:tblPrEx>
-          <w:tblW w:w="8522" w:type="dxa"/>
-          <w:jc w:val="center"/>
+          <w:tblBorders>
+            <w:top w:val="none" w:color="auto" w:sz="0" w:space="0"/>
+            <w:left w:val="none" w:color="auto" w:sz="0" w:space="0"/>
+            <w:bottom w:val="none" w:color="auto" w:sz="0" w:space="0"/>
+            <w:right w:val="none" w:color="auto" w:sz="0" w:space="0"/>
+            <w:insideH w:val="none" w:color="auto" w:sz="0" w:space="0"/>
+            <w:insideV w:val="none" w:color="auto" w:sz="0" w:space="0"/>
+          </w:tblBorders>
           <w:tblCellMar>
             <w:top w:w="0" w:type="dxa"/>
             <w:left w:w="108" w:type="dxa"/>
@@ -509,7 +519,7 @@
           </w:tblCellMar>
         </w:tblPrEx>
         <w:trPr>
-          <w:trHeight w:val="0"/>
+          <w:trHeight w:val="0" w:hRule="atLeast"/>
           <w:tblHeader/>
           <w:jc w:val="center"/>
         </w:trPr>
@@ -517,8 +527,8 @@
           <w:tcPr>
             <w:tcW w:w="1824" w:type="dxa"/>
             <w:tcBorders>
-              <w:top w:val="single" w:sz="4" w:space="0" w:color="auto"/>
-              <w:left w:val="single" w:sz="4" w:space="0" w:color="auto"/>
+              <w:top w:val="single" w:color="auto" w:sz="4" w:space="0"/>
+              <w:left w:val="single" w:color="auto" w:sz="4" w:space="0"/>
               <w:bottom w:val="nil"/>
               <w:right w:val="nil"/>
             </w:tcBorders>
@@ -563,8 +573,8 @@
           <w:tcPr>
             <w:tcW w:w="3090" w:type="dxa"/>
             <w:tcBorders>
-              <w:top w:val="single" w:sz="4" w:space="0" w:color="auto"/>
-              <w:left w:val="single" w:sz="4" w:space="0" w:color="auto"/>
+              <w:top w:val="single" w:color="auto" w:sz="4" w:space="0"/>
+              <w:left w:val="single" w:color="auto" w:sz="4" w:space="0"/>
               <w:bottom w:val="nil"/>
               <w:right w:val="nil"/>
             </w:tcBorders>
@@ -608,8 +618,8 @@
           <w:tcPr>
             <w:tcW w:w="1824" w:type="dxa"/>
             <w:tcBorders>
-              <w:top w:val="single" w:sz="4" w:space="0" w:color="auto"/>
-              <w:left w:val="single" w:sz="4" w:space="0" w:color="auto"/>
+              <w:top w:val="single" w:color="auto" w:sz="4" w:space="0"/>
+              <w:left w:val="single" w:color="auto" w:sz="4" w:space="0"/>
               <w:bottom w:val="nil"/>
               <w:right w:val="nil"/>
             </w:tcBorders>
@@ -654,10 +664,10 @@
           <w:tcPr>
             <w:tcW w:w="1784" w:type="dxa"/>
             <w:tcBorders>
-              <w:top w:val="single" w:sz="4" w:space="0" w:color="auto"/>
-              <w:left w:val="single" w:sz="4" w:space="0" w:color="auto"/>
+              <w:top w:val="single" w:color="auto" w:sz="4" w:space="0"/>
+              <w:left w:val="single" w:color="auto" w:sz="4" w:space="0"/>
               <w:bottom w:val="nil"/>
-              <w:right w:val="single" w:sz="4" w:space="0" w:color="auto"/>
+              <w:right w:val="single" w:color="auto" w:sz="4" w:space="0"/>
             </w:tcBorders>
             <w:tcMar>
               <w:top w:w="-1" w:type="dxa"/>
@@ -698,8 +708,14 @@
       </w:tr>
       <w:tr>
         <w:tblPrEx>
-          <w:tblW w:w="8522" w:type="dxa"/>
-          <w:jc w:val="center"/>
+          <w:tblBorders>
+            <w:top w:val="none" w:color="auto" w:sz="0" w:space="0"/>
+            <w:left w:val="none" w:color="auto" w:sz="0" w:space="0"/>
+            <w:bottom w:val="none" w:color="auto" w:sz="0" w:space="0"/>
+            <w:right w:val="none" w:color="auto" w:sz="0" w:space="0"/>
+            <w:insideH w:val="none" w:color="auto" w:sz="0" w:space="0"/>
+            <w:insideV w:val="none" w:color="auto" w:sz="0" w:space="0"/>
+          </w:tblBorders>
           <w:tblCellMar>
             <w:top w:w="0" w:type="dxa"/>
             <w:left w:w="108" w:type="dxa"/>
@@ -708,7 +724,7 @@
           </w:tblCellMar>
         </w:tblPrEx>
         <w:trPr>
-          <w:trHeight w:val="0"/>
+          <w:trHeight w:val="0" w:hRule="atLeast"/>
           <w:tblHeader/>
           <w:jc w:val="center"/>
         </w:trPr>
@@ -716,8 +732,8 @@
           <w:tcPr>
             <w:tcW w:w="1824" w:type="dxa"/>
             <w:tcBorders>
-              <w:top w:val="single" w:sz="4" w:space="0" w:color="auto"/>
-              <w:left w:val="single" w:sz="4" w:space="0" w:color="auto"/>
+              <w:top w:val="single" w:color="auto" w:sz="4" w:space="0"/>
+              <w:left w:val="single" w:color="auto" w:sz="4" w:space="0"/>
               <w:bottom w:val="nil"/>
               <w:right w:val="nil"/>
             </w:tcBorders>
@@ -762,8 +778,8 @@
           <w:tcPr>
             <w:tcW w:w="3090" w:type="dxa"/>
             <w:tcBorders>
-              <w:top w:val="single" w:sz="4" w:space="0" w:color="auto"/>
-              <w:left w:val="single" w:sz="4" w:space="0" w:color="auto"/>
+              <w:top w:val="single" w:color="auto" w:sz="4" w:space="0"/>
+              <w:left w:val="single" w:color="auto" w:sz="4" w:space="0"/>
               <w:bottom w:val="nil"/>
               <w:right w:val="nil"/>
             </w:tcBorders>
@@ -807,8 +823,8 @@
           <w:tcPr>
             <w:tcW w:w="1824" w:type="dxa"/>
             <w:tcBorders>
-              <w:top w:val="single" w:sz="4" w:space="0" w:color="auto"/>
-              <w:left w:val="single" w:sz="4" w:space="0" w:color="auto"/>
+              <w:top w:val="single" w:color="auto" w:sz="4" w:space="0"/>
+              <w:left w:val="single" w:color="auto" w:sz="4" w:space="0"/>
               <w:bottom w:val="nil"/>
               <w:right w:val="nil"/>
             </w:tcBorders>
@@ -853,10 +869,10 @@
           <w:tcPr>
             <w:tcW w:w="1784" w:type="dxa"/>
             <w:tcBorders>
-              <w:top w:val="single" w:sz="4" w:space="0" w:color="auto"/>
-              <w:left w:val="single" w:sz="4" w:space="0" w:color="auto"/>
+              <w:top w:val="single" w:color="auto" w:sz="4" w:space="0"/>
+              <w:left w:val="single" w:color="auto" w:sz="4" w:space="0"/>
               <w:bottom w:val="nil"/>
-              <w:right w:val="single" w:sz="4" w:space="0" w:color="auto"/>
+              <w:right w:val="single" w:color="auto" w:sz="4" w:space="0"/>
             </w:tcBorders>
             <w:tcMar>
               <w:top w:w="-1" w:type="dxa"/>
@@ -897,8 +913,14 @@
       </w:tr>
       <w:tr>
         <w:tblPrEx>
-          <w:tblW w:w="8522" w:type="dxa"/>
-          <w:jc w:val="center"/>
+          <w:tblBorders>
+            <w:top w:val="none" w:color="auto" w:sz="0" w:space="0"/>
+            <w:left w:val="none" w:color="auto" w:sz="0" w:space="0"/>
+            <w:bottom w:val="none" w:color="auto" w:sz="0" w:space="0"/>
+            <w:right w:val="none" w:color="auto" w:sz="0" w:space="0"/>
+            <w:insideH w:val="none" w:color="auto" w:sz="0" w:space="0"/>
+            <w:insideV w:val="none" w:color="auto" w:sz="0" w:space="0"/>
+          </w:tblBorders>
           <w:tblCellMar>
             <w:top w:w="0" w:type="dxa"/>
             <w:left w:w="108" w:type="dxa"/>
@@ -907,7 +929,7 @@
           </w:tblCellMar>
         </w:tblPrEx>
         <w:trPr>
-          <w:trHeight w:val="0"/>
+          <w:trHeight w:val="0" w:hRule="atLeast"/>
           <w:tblHeader/>
           <w:jc w:val="center"/>
         </w:trPr>
@@ -915,9 +937,9 @@
           <w:tcPr>
             <w:tcW w:w="1824" w:type="dxa"/>
             <w:tcBorders>
-              <w:top w:val="single" w:sz="4" w:space="0" w:color="auto"/>
-              <w:left w:val="single" w:sz="4" w:space="0" w:color="auto"/>
-              <w:bottom w:val="single" w:sz="4" w:space="0" w:color="auto"/>
+              <w:top w:val="single" w:color="auto" w:sz="4" w:space="0"/>
+              <w:left w:val="single" w:color="auto" w:sz="4" w:space="0"/>
+              <w:bottom w:val="single" w:color="auto" w:sz="4" w:space="0"/>
               <w:right w:val="nil"/>
             </w:tcBorders>
             <w:shd w:val="clear" w:color="auto" w:fill="AEAAAA" w:themeFill="background2" w:themeFillShade="BF"/>
@@ -961,9 +983,9 @@
           <w:tcPr>
             <w:tcW w:w="3090" w:type="dxa"/>
             <w:tcBorders>
-              <w:top w:val="single" w:sz="4" w:space="0" w:color="auto"/>
-              <w:left w:val="single" w:sz="4" w:space="0" w:color="auto"/>
-              <w:bottom w:val="single" w:sz="4" w:space="0" w:color="auto"/>
+              <w:top w:val="single" w:color="auto" w:sz="4" w:space="0"/>
+              <w:left w:val="single" w:color="auto" w:sz="4" w:space="0"/>
+              <w:bottom w:val="single" w:color="auto" w:sz="4" w:space="0"/>
               <w:right w:val="nil"/>
             </w:tcBorders>
             <w:tcMar>
@@ -1006,9 +1028,9 @@
           <w:tcPr>
             <w:tcW w:w="1824" w:type="dxa"/>
             <w:tcBorders>
-              <w:top w:val="single" w:sz="4" w:space="0" w:color="auto"/>
-              <w:left w:val="single" w:sz="4" w:space="0" w:color="auto"/>
-              <w:bottom w:val="single" w:sz="4" w:space="0" w:color="auto"/>
+              <w:top w:val="single" w:color="auto" w:sz="4" w:space="0"/>
+              <w:left w:val="single" w:color="auto" w:sz="4" w:space="0"/>
+              <w:bottom w:val="single" w:color="auto" w:sz="4" w:space="0"/>
               <w:right w:val="nil"/>
             </w:tcBorders>
             <w:shd w:val="clear" w:color="auto" w:fill="AEAAAA" w:themeFill="background2" w:themeFillShade="BF"/>
@@ -1052,10 +1074,10 @@
           <w:tcPr>
             <w:tcW w:w="1784" w:type="dxa"/>
             <w:tcBorders>
-              <w:top w:val="single" w:sz="4" w:space="0" w:color="auto"/>
-              <w:left w:val="single" w:sz="4" w:space="0" w:color="auto"/>
-              <w:bottom w:val="single" w:sz="4" w:space="0" w:color="auto"/>
-              <w:right w:val="single" w:sz="4" w:space="0" w:color="auto"/>
+              <w:top w:val="single" w:color="auto" w:sz="4" w:space="0"/>
+              <w:left w:val="single" w:color="auto" w:sz="4" w:space="0"/>
+              <w:bottom w:val="single" w:color="auto" w:sz="4" w:space="0"/>
+              <w:right w:val="single" w:color="auto" w:sz="4" w:space="0"/>
             </w:tcBorders>
             <w:tcMar>
               <w:top w:w="-1" w:type="dxa"/>
@@ -1125,7 +1147,7 @@
     </w:p>
     <w:p>
       <w:pPr>
-        <w:pStyle w:val="a1"/>
+        <w:pStyle w:val="31"/>
         <w:keepLines w:val="0"/>
         <w:pageBreakBefore w:val="0"/>
         <w:widowControl w:val="0"/>
@@ -1159,17 +1181,18 @@
     </w:p>
     <w:tbl>
       <w:tblPr>
-        <w:tblStyle w:val="TableGrid"/>
+        <w:tblStyle w:val="23"/>
         <w:tblW w:w="8519" w:type="dxa"/>
         <w:jc w:val="center"/>
         <w:tblBorders>
-          <w:top w:val="nil"/>
-          <w:left w:val="nil"/>
-          <w:bottom w:val="nil"/>
-          <w:right w:val="nil"/>
-          <w:insideH w:val="nil"/>
-          <w:insideV w:val="nil"/>
+          <w:top w:val="none" w:color="auto" w:sz="0" w:space="0"/>
+          <w:left w:val="none" w:color="auto" w:sz="0" w:space="0"/>
+          <w:bottom w:val="none" w:color="auto" w:sz="0" w:space="0"/>
+          <w:right w:val="none" w:color="auto" w:sz="0" w:space="0"/>
+          <w:insideH w:val="none" w:color="auto" w:sz="0" w:space="0"/>
+          <w:insideV w:val="none" w:color="auto" w:sz="0" w:space="0"/>
         </w:tblBorders>
+        <w:tblLayout w:type="autofit"/>
         <w:tblCellMar>
           <w:top w:w="0" w:type="dxa"/>
           <w:left w:w="108" w:type="dxa"/>
@@ -1186,15 +1209,13 @@
       </w:tblGrid>
       <w:tr>
         <w:tblPrEx>
-          <w:tblW w:w="8519" w:type="dxa"/>
-          <w:jc w:val="center"/>
           <w:tblBorders>
-            <w:top w:val="nil"/>
-            <w:left w:val="nil"/>
-            <w:bottom w:val="nil"/>
-            <w:right w:val="nil"/>
-            <w:insideH w:val="nil"/>
-            <w:insideV w:val="nil"/>
+            <w:top w:val="none" w:color="auto" w:sz="0" w:space="0"/>
+            <w:left w:val="none" w:color="auto" w:sz="0" w:space="0"/>
+            <w:bottom w:val="none" w:color="auto" w:sz="0" w:space="0"/>
+            <w:right w:val="none" w:color="auto" w:sz="0" w:space="0"/>
+            <w:insideH w:val="none" w:color="auto" w:sz="0" w:space="0"/>
+            <w:insideV w:val="none" w:color="auto" w:sz="0" w:space="0"/>
           </w:tblBorders>
           <w:tblCellMar>
             <w:top w:w="0" w:type="dxa"/>
@@ -1204,7 +1225,7 @@
           </w:tblCellMar>
         </w:tblPrEx>
         <w:trPr>
-          <w:trHeight w:val="0"/>
+          <w:trHeight w:val="0" w:hRule="atLeast"/>
           <w:tblHeader/>
           <w:jc w:val="center"/>
         </w:trPr>
@@ -1212,8 +1233,8 @@
           <w:tcPr>
             <w:tcW w:w="0" w:type="auto"/>
             <w:tcBorders>
-              <w:top w:val="single" w:sz="12" w:space="0" w:color="auto"/>
-              <w:left w:val="single" w:sz="12" w:space="0" w:color="auto"/>
+              <w:top w:val="single" w:color="auto" w:sz="12" w:space="0"/>
+              <w:left w:val="single" w:color="auto" w:sz="12" w:space="0"/>
               <w:bottom w:val="nil"/>
               <w:right w:val="nil"/>
             </w:tcBorders>
@@ -1240,12 +1261,12 @@
               <w:adjustRightInd w:val="0"/>
               <w:snapToGrid w:val="0"/>
               <w:spacing w:line="240" w:lineRule="auto"/>
-              <w:ind w:left="0" w:right="0" w:firstLine="0" w:leftChars="0" w:rightChars="0" w:firstLineChars="0"/>
+              <w:ind w:left="0" w:leftChars="0" w:right="0" w:rightChars="0" w:firstLine="0" w:firstLineChars="0"/>
               <w:jc w:val="center"/>
               <w:textAlignment w:val="baseline"/>
               <w:rPr>
-                <w:rStyle w:val="Strong"/>
-                <w:rFonts w:ascii="微软雅黑" w:eastAsia="微软雅黑" w:hAnsi="微软雅黑" w:cs="微软雅黑" w:hint="default"/>
+                <w:rStyle w:val="25"/>
+                <w:rFonts w:hint="default" w:ascii="微软雅黑" w:hAnsi="微软雅黑" w:eastAsia="微软雅黑" w:cs="微软雅黑"/>
                 <w:b/>
                 <w:bCs/>
                 <w:i w:val="0"/>
@@ -1263,8 +1284,8 @@
             </w:pPr>
             <w:r>
               <w:rPr>
-                <w:rStyle w:val="Strong"/>
-                <w:rFonts w:ascii="微软雅黑" w:eastAsia="微软雅黑" w:hAnsi="微软雅黑" w:cs="微软雅黑" w:hint="eastAsia"/>
+                <w:rStyle w:val="25"/>
+                <w:rFonts w:hint="eastAsia" w:ascii="微软雅黑" w:hAnsi="微软雅黑" w:eastAsia="微软雅黑" w:cs="微软雅黑"/>
                 <w:b/>
                 <w:bCs/>
                 <w:i w:val="0"/>
@@ -1287,8 +1308,8 @@
           <w:tcPr>
             <w:tcW w:w="0" w:type="auto"/>
             <w:tcBorders>
-              <w:top w:val="single" w:sz="12" w:space="0" w:color="auto"/>
-              <w:left w:val="single" w:sz="4" w:space="0" w:color="auto"/>
+              <w:top w:val="single" w:color="auto" w:sz="12" w:space="0"/>
+              <w:left w:val="single" w:color="auto" w:sz="4" w:space="0"/>
               <w:bottom w:val="nil"/>
               <w:right w:val="nil"/>
             </w:tcBorders>
@@ -1315,12 +1336,12 @@
               <w:adjustRightInd w:val="0"/>
               <w:snapToGrid w:val="0"/>
               <w:spacing w:line="240" w:lineRule="auto"/>
-              <w:ind w:left="0" w:right="0" w:firstLine="0" w:leftChars="0" w:rightChars="0" w:firstLineChars="0"/>
+              <w:ind w:left="0" w:leftChars="0" w:right="0" w:rightChars="0" w:firstLine="0" w:firstLineChars="0"/>
               <w:jc w:val="center"/>
               <w:textAlignment w:val="baseline"/>
               <w:rPr>
-                <w:rStyle w:val="Strong"/>
-                <w:rFonts w:ascii="微软雅黑" w:eastAsia="微软雅黑" w:hAnsi="微软雅黑" w:cs="微软雅黑" w:hint="default"/>
+                <w:rStyle w:val="25"/>
+                <w:rFonts w:hint="default" w:ascii="微软雅黑" w:hAnsi="微软雅黑" w:eastAsia="微软雅黑" w:cs="微软雅黑"/>
                 <w:b/>
                 <w:bCs/>
                 <w:i w:val="0"/>
@@ -1338,8 +1359,8 @@
             </w:pPr>
             <w:r>
               <w:rPr>
-                <w:rStyle w:val="Strong"/>
-                <w:rFonts w:ascii="微软雅黑" w:eastAsia="微软雅黑" w:hAnsi="微软雅黑" w:cs="微软雅黑" w:hint="eastAsia"/>
+                <w:rStyle w:val="25"/>
+                <w:rFonts w:hint="eastAsia" w:ascii="微软雅黑" w:hAnsi="微软雅黑" w:eastAsia="微软雅黑" w:cs="微软雅黑"/>
                 <w:b/>
                 <w:bCs/>
                 <w:i w:val="0"/>
@@ -1362,8 +1383,8 @@
           <w:tcPr>
             <w:tcW w:w="0" w:type="auto"/>
             <w:tcBorders>
-              <w:top w:val="single" w:sz="12" w:space="0" w:color="auto"/>
-              <w:left w:val="single" w:sz="4" w:space="0" w:color="auto"/>
+              <w:top w:val="single" w:color="auto" w:sz="12" w:space="0"/>
+              <w:left w:val="single" w:color="auto" w:sz="4" w:space="0"/>
               <w:bottom w:val="nil"/>
               <w:right w:val="nil"/>
             </w:tcBorders>
@@ -1390,12 +1411,12 @@
               <w:adjustRightInd w:val="0"/>
               <w:snapToGrid w:val="0"/>
               <w:spacing w:line="240" w:lineRule="auto"/>
-              <w:ind w:left="0" w:right="0" w:firstLine="0" w:leftChars="0" w:rightChars="0" w:firstLineChars="0"/>
+              <w:ind w:left="0" w:leftChars="0" w:right="0" w:rightChars="0" w:firstLine="0" w:firstLineChars="0"/>
               <w:jc w:val="center"/>
               <w:textAlignment w:val="baseline"/>
               <w:rPr>
-                <w:rStyle w:val="Strong"/>
-                <w:rFonts w:ascii="微软雅黑" w:eastAsia="微软雅黑" w:hAnsi="微软雅黑" w:cs="微软雅黑" w:hint="default"/>
+                <w:rStyle w:val="25"/>
+                <w:rFonts w:hint="default" w:ascii="微软雅黑" w:hAnsi="微软雅黑" w:eastAsia="微软雅黑" w:cs="微软雅黑"/>
                 <w:b/>
                 <w:bCs/>
                 <w:i w:val="0"/>
@@ -1413,8 +1434,8 @@
             </w:pPr>
             <w:r>
               <w:rPr>
-                <w:rStyle w:val="Strong"/>
-                <w:rFonts w:ascii="微软雅黑" w:eastAsia="微软雅黑" w:hAnsi="微软雅黑" w:cs="微软雅黑" w:hint="eastAsia"/>
+                <w:rStyle w:val="25"/>
+                <w:rFonts w:hint="eastAsia" w:ascii="微软雅黑" w:hAnsi="微软雅黑" w:eastAsia="微软雅黑" w:cs="微软雅黑"/>
                 <w:b/>
                 <w:bCs/>
                 <w:i w:val="0"/>
@@ -1437,8 +1458,8 @@
           <w:tcPr>
             <w:tcW w:w="0" w:type="auto"/>
             <w:tcBorders>
-              <w:top w:val="single" w:sz="12" w:space="0" w:color="auto"/>
-              <w:left w:val="single" w:sz="4" w:space="0" w:color="auto"/>
+              <w:top w:val="single" w:color="auto" w:sz="12" w:space="0"/>
+              <w:left w:val="single" w:color="auto" w:sz="4" w:space="0"/>
               <w:bottom w:val="nil"/>
               <w:right w:val="nil"/>
             </w:tcBorders>
@@ -1465,12 +1486,12 @@
               <w:adjustRightInd w:val="0"/>
               <w:snapToGrid w:val="0"/>
               <w:spacing w:line="240" w:lineRule="auto"/>
-              <w:ind w:left="0" w:right="0" w:firstLine="0" w:leftChars="0" w:rightChars="0" w:firstLineChars="0"/>
+              <w:ind w:left="0" w:leftChars="0" w:right="0" w:rightChars="0" w:firstLine="0" w:firstLineChars="0"/>
               <w:jc w:val="center"/>
               <w:textAlignment w:val="baseline"/>
               <w:rPr>
-                <w:rStyle w:val="Strong"/>
-                <w:rFonts w:ascii="微软雅黑" w:eastAsia="微软雅黑" w:hAnsi="微软雅黑" w:cs="微软雅黑" w:hint="default"/>
+                <w:rStyle w:val="25"/>
+                <w:rFonts w:hint="default" w:ascii="微软雅黑" w:hAnsi="微软雅黑" w:eastAsia="微软雅黑" w:cs="微软雅黑"/>
                 <w:b/>
                 <w:bCs/>
                 <w:i w:val="0"/>
@@ -1488,8 +1509,8 @@
             </w:pPr>
             <w:r>
               <w:rPr>
-                <w:rStyle w:val="Strong"/>
-                <w:rFonts w:ascii="微软雅黑" w:eastAsia="微软雅黑" w:hAnsi="微软雅黑" w:cs="微软雅黑" w:hint="eastAsia"/>
+                <w:rStyle w:val="25"/>
+                <w:rFonts w:hint="eastAsia" w:ascii="微软雅黑" w:hAnsi="微软雅黑" w:eastAsia="微软雅黑" w:cs="微软雅黑"/>
                 <w:b/>
                 <w:bCs/>
                 <w:i w:val="0"/>
@@ -1512,10 +1533,10 @@
           <w:tcPr>
             <w:tcW w:w="1205" w:type="dxa"/>
             <w:tcBorders>
-              <w:top w:val="single" w:sz="12" w:space="0" w:color="auto"/>
-              <w:left w:val="single" w:sz="4" w:space="0" w:color="auto"/>
+              <w:top w:val="single" w:color="auto" w:sz="12" w:space="0"/>
+              <w:left w:val="single" w:color="auto" w:sz="4" w:space="0"/>
               <w:bottom w:val="nil"/>
-              <w:right w:val="single" w:sz="12" w:space="0" w:color="auto"/>
+              <w:right w:val="single" w:color="auto" w:sz="12" w:space="0"/>
             </w:tcBorders>
             <w:tcMar>
               <w:top w:w="-1" w:type="dxa"/>
@@ -1540,12 +1561,12 @@
               <w:adjustRightInd w:val="0"/>
               <w:snapToGrid w:val="0"/>
               <w:spacing w:line="240" w:lineRule="auto"/>
-              <w:ind w:left="0" w:right="0" w:firstLine="0" w:leftChars="0" w:rightChars="0" w:firstLineChars="0"/>
+              <w:ind w:left="0" w:leftChars="0" w:right="0" w:rightChars="0" w:firstLine="0" w:firstLineChars="0"/>
               <w:jc w:val="center"/>
               <w:textAlignment w:val="baseline"/>
               <w:rPr>
-                <w:rStyle w:val="Strong"/>
-                <w:rFonts w:ascii="微软雅黑" w:eastAsia="微软雅黑" w:hAnsi="微软雅黑" w:cs="微软雅黑" w:hint="default"/>
+                <w:rStyle w:val="25"/>
+                <w:rFonts w:hint="default" w:ascii="微软雅黑" w:hAnsi="微软雅黑" w:eastAsia="微软雅黑" w:cs="微软雅黑"/>
                 <w:b/>
                 <w:bCs/>
                 <w:i w:val="0"/>
@@ -1563,8 +1584,8 @@
             </w:pPr>
             <w:r>
               <w:rPr>
-                <w:rStyle w:val="Strong"/>
-                <w:rFonts w:ascii="微软雅黑" w:eastAsia="微软雅黑" w:hAnsi="微软雅黑" w:cs="微软雅黑" w:hint="eastAsia"/>
+                <w:rStyle w:val="25"/>
+                <w:rFonts w:hint="eastAsia" w:ascii="微软雅黑" w:hAnsi="微软雅黑" w:eastAsia="微软雅黑" w:cs="微软雅黑"/>
                 <w:b/>
                 <w:bCs/>
                 <w:i w:val="0"/>
@@ -1586,8 +1607,14 @@
       </w:tr>
       <w:tr>
         <w:tblPrEx>
-          <w:tblW w:w="8519" w:type="dxa"/>
-          <w:jc w:val="center"/>
+          <w:tblBorders>
+            <w:top w:val="none" w:color="auto" w:sz="0" w:space="0"/>
+            <w:left w:val="none" w:color="auto" w:sz="0" w:space="0"/>
+            <w:bottom w:val="none" w:color="auto" w:sz="0" w:space="0"/>
+            <w:right w:val="none" w:color="auto" w:sz="0" w:space="0"/>
+            <w:insideH w:val="none" w:color="auto" w:sz="0" w:space="0"/>
+            <w:insideV w:val="none" w:color="auto" w:sz="0" w:space="0"/>
+          </w:tblBorders>
           <w:tblCellMar>
             <w:top w:w="0" w:type="dxa"/>
             <w:left w:w="108" w:type="dxa"/>
@@ -1596,15 +1623,15 @@
           </w:tblCellMar>
         </w:tblPrEx>
         <w:trPr>
-          <w:trHeight w:val="0"/>
+          <w:trHeight w:val="0" w:hRule="atLeast"/>
           <w:jc w:val="center"/>
         </w:trPr>
         <w:tc>
           <w:tcPr>
             <w:tcW w:w="0" w:type="auto"/>
             <w:tcBorders>
-              <w:top w:val="single" w:sz="4" w:space="0" w:color="auto"/>
-              <w:left w:val="single" w:sz="12" w:space="0" w:color="auto"/>
+              <w:top w:val="single" w:color="auto" w:sz="4" w:space="0"/>
+              <w:left w:val="single" w:color="auto" w:sz="12" w:space="0"/>
               <w:bottom w:val="nil"/>
               <w:right w:val="nil"/>
             </w:tcBorders>
@@ -1631,12 +1658,12 @@
               <w:adjustRightInd w:val="0"/>
               <w:snapToGrid w:val="0"/>
               <w:spacing w:line="240" w:lineRule="auto"/>
-              <w:ind w:left="0" w:right="0" w:firstLine="0" w:leftChars="0" w:rightChars="0" w:firstLineChars="0"/>
+              <w:ind w:left="0" w:leftChars="0" w:right="0" w:rightChars="0" w:firstLine="0" w:firstLineChars="0"/>
               <w:jc w:val="center"/>
               <w:textAlignment w:val="baseline"/>
               <w:rPr>
-                <w:rStyle w:val="Strong"/>
-                <w:rFonts w:ascii="微软雅黑" w:eastAsia="微软雅黑" w:hAnsi="微软雅黑" w:cs="微软雅黑" w:hint="default"/>
+                <w:rStyle w:val="25"/>
+                <w:rFonts w:hint="default" w:ascii="微软雅黑" w:hAnsi="微软雅黑" w:eastAsia="微软雅黑" w:cs="微软雅黑"/>
                 <w:b w:val="0"/>
                 <w:bCs/>
                 <w:i w:val="0"/>
@@ -1654,8 +1681,8 @@
             </w:pPr>
             <w:r>
               <w:rPr>
-                <w:rStyle w:val="Strong"/>
-                <w:rFonts w:ascii="微软雅黑" w:eastAsia="微软雅黑" w:hAnsi="微软雅黑" w:cs="微软雅黑" w:hint="eastAsia"/>
+                <w:rStyle w:val="25"/>
+                <w:rFonts w:hint="eastAsia" w:ascii="微软雅黑" w:hAnsi="微软雅黑" w:eastAsia="微软雅黑" w:cs="微软雅黑"/>
                 <w:b w:val="0"/>
                 <w:bCs/>
                 <w:i w:val="0"/>
@@ -1673,8 +1700,8 @@
             </w:r>
             <w:r>
               <w:rPr>
-                <w:rStyle w:val="Strong"/>
-                <w:rFonts w:ascii="微软雅黑" w:eastAsia="微软雅黑" w:hAnsi="微软雅黑" w:cs="微软雅黑" w:hint="eastAsia"/>
+                <w:rStyle w:val="25"/>
+                <w:rFonts w:hint="eastAsia" w:ascii="微软雅黑" w:hAnsi="微软雅黑" w:eastAsia="微软雅黑" w:cs="微软雅黑"/>
                 <w:b w:val="0"/>
                 <w:bCs/>
                 <w:i w:val="0"/>
@@ -1697,8 +1724,8 @@
           <w:tcPr>
             <w:tcW w:w="0" w:type="auto"/>
             <w:tcBorders>
-              <w:top w:val="single" w:sz="4" w:space="0" w:color="auto"/>
-              <w:left w:val="single" w:sz="4" w:space="0" w:color="auto"/>
+              <w:top w:val="single" w:color="auto" w:sz="4" w:space="0"/>
+              <w:left w:val="single" w:color="auto" w:sz="4" w:space="0"/>
               <w:bottom w:val="nil"/>
               <w:right w:val="nil"/>
             </w:tcBorders>
@@ -1725,12 +1752,12 @@
               <w:adjustRightInd w:val="0"/>
               <w:snapToGrid w:val="0"/>
               <w:spacing w:line="240" w:lineRule="auto"/>
-              <w:ind w:left="0" w:right="0" w:firstLine="0" w:leftChars="0" w:rightChars="0" w:firstLineChars="0"/>
+              <w:ind w:left="0" w:leftChars="0" w:right="0" w:rightChars="0" w:firstLine="0" w:firstLineChars="0"/>
               <w:jc w:val="center"/>
               <w:textAlignment w:val="baseline"/>
               <w:rPr>
-                <w:rStyle w:val="Strong"/>
-                <w:rFonts w:ascii="微软雅黑" w:eastAsia="微软雅黑" w:hAnsi="微软雅黑" w:cs="微软雅黑" w:hint="default"/>
+                <w:rStyle w:val="25"/>
+                <w:rFonts w:hint="default" w:ascii="微软雅黑" w:hAnsi="微软雅黑" w:eastAsia="微软雅黑" w:cs="微软雅黑"/>
                 <w:b w:val="0"/>
                 <w:bCs/>
                 <w:i w:val="0"/>
@@ -1748,8 +1775,8 @@
             </w:pPr>
             <w:r>
               <w:rPr>
-                <w:rStyle w:val="Strong"/>
-                <w:rFonts w:ascii="微软雅黑" w:eastAsia="微软雅黑" w:hAnsi="微软雅黑" w:cs="微软雅黑" w:hint="eastAsia"/>
+                <w:rStyle w:val="25"/>
+                <w:rFonts w:hint="eastAsia" w:ascii="微软雅黑" w:hAnsi="微软雅黑" w:eastAsia="微软雅黑" w:cs="微软雅黑"/>
                 <w:b w:val="0"/>
                 <w:bCs/>
                 <w:i w:val="0"/>
@@ -1772,8 +1799,8 @@
           <w:tcPr>
             <w:tcW w:w="0" w:type="auto"/>
             <w:tcBorders>
-              <w:top w:val="single" w:sz="4" w:space="0" w:color="auto"/>
-              <w:left w:val="single" w:sz="4" w:space="0" w:color="auto"/>
+              <w:top w:val="single" w:color="auto" w:sz="4" w:space="0"/>
+              <w:left w:val="single" w:color="auto" w:sz="4" w:space="0"/>
               <w:bottom w:val="nil"/>
               <w:right w:val="nil"/>
             </w:tcBorders>
@@ -1800,12 +1827,12 @@
               <w:adjustRightInd w:val="0"/>
               <w:snapToGrid w:val="0"/>
               <w:spacing w:line="240" w:lineRule="auto"/>
-              <w:ind w:left="0" w:right="0" w:firstLine="0" w:leftChars="0" w:rightChars="0" w:firstLineChars="0"/>
+              <w:ind w:left="0" w:leftChars="0" w:right="0" w:rightChars="0" w:firstLine="0" w:firstLineChars="0"/>
               <w:jc w:val="center"/>
               <w:textAlignment w:val="baseline"/>
               <w:rPr>
-                <w:rStyle w:val="Strong"/>
-                <w:rFonts w:ascii="微软雅黑" w:eastAsia="微软雅黑" w:hAnsi="微软雅黑" w:cs="微软雅黑" w:hint="default"/>
+                <w:rStyle w:val="25"/>
+                <w:rFonts w:hint="default" w:ascii="微软雅黑" w:hAnsi="微软雅黑" w:eastAsia="微软雅黑" w:cs="微软雅黑"/>
                 <w:b w:val="0"/>
                 <w:bCs/>
                 <w:i w:val="0"/>
@@ -1823,8 +1850,8 @@
             </w:pPr>
             <w:r>
               <w:rPr>
-                <w:rStyle w:val="Strong"/>
-                <w:rFonts w:ascii="微软雅黑" w:eastAsia="微软雅黑" w:hAnsi="微软雅黑" w:cs="微软雅黑" w:hint="eastAsia"/>
+                <w:rStyle w:val="25"/>
+                <w:rFonts w:hint="eastAsia" w:ascii="微软雅黑" w:hAnsi="微软雅黑" w:eastAsia="微软雅黑" w:cs="微软雅黑"/>
                 <w:b w:val="0"/>
                 <w:bCs/>
                 <w:i w:val="0"/>
@@ -1847,8 +1874,8 @@
           <w:tcPr>
             <w:tcW w:w="0" w:type="auto"/>
             <w:tcBorders>
-              <w:top w:val="single" w:sz="4" w:space="0" w:color="auto"/>
-              <w:left w:val="single" w:sz="4" w:space="0" w:color="auto"/>
+              <w:top w:val="single" w:color="auto" w:sz="4" w:space="0"/>
+              <w:left w:val="single" w:color="auto" w:sz="4" w:space="0"/>
               <w:bottom w:val="nil"/>
               <w:right w:val="nil"/>
             </w:tcBorders>
@@ -1875,12 +1902,12 @@
               <w:adjustRightInd w:val="0"/>
               <w:snapToGrid w:val="0"/>
               <w:spacing w:line="240" w:lineRule="auto"/>
-              <w:ind w:left="0" w:right="0" w:firstLine="0" w:leftChars="0" w:rightChars="0" w:firstLineChars="0"/>
+              <w:ind w:left="0" w:leftChars="0" w:right="0" w:rightChars="0" w:firstLine="0" w:firstLineChars="0"/>
               <w:jc w:val="center"/>
               <w:textAlignment w:val="baseline"/>
               <w:rPr>
-                <w:rStyle w:val="Strong"/>
-                <w:rFonts w:ascii="微软雅黑" w:eastAsia="微软雅黑" w:hAnsi="微软雅黑" w:cs="微软雅黑" w:hint="default"/>
+                <w:rStyle w:val="25"/>
+                <w:rFonts w:hint="default" w:ascii="微软雅黑" w:hAnsi="微软雅黑" w:eastAsia="微软雅黑" w:cs="微软雅黑"/>
                 <w:b w:val="0"/>
                 <w:bCs/>
                 <w:i w:val="0"/>
@@ -1898,8 +1925,8 @@
             </w:pPr>
             <w:r>
               <w:rPr>
-                <w:rStyle w:val="Strong"/>
-                <w:rFonts w:ascii="微软雅黑" w:eastAsia="微软雅黑" w:hAnsi="微软雅黑" w:cs="微软雅黑" w:hint="eastAsia"/>
+                <w:rStyle w:val="25"/>
+                <w:rFonts w:hint="eastAsia" w:ascii="微软雅黑" w:hAnsi="微软雅黑" w:eastAsia="微软雅黑" w:cs="微软雅黑"/>
                 <w:b w:val="0"/>
                 <w:bCs/>
                 <w:i w:val="0"/>
@@ -1922,10 +1949,10 @@
           <w:tcPr>
             <w:tcW w:w="1205" w:type="dxa"/>
             <w:tcBorders>
-              <w:top w:val="single" w:sz="4" w:space="0" w:color="auto"/>
-              <w:left w:val="single" w:sz="4" w:space="0" w:color="auto"/>
+              <w:top w:val="single" w:color="auto" w:sz="4" w:space="0"/>
+              <w:left w:val="single" w:color="auto" w:sz="4" w:space="0"/>
               <w:bottom w:val="nil"/>
-              <w:right w:val="single" w:sz="12" w:space="0" w:color="auto"/>
+              <w:right w:val="single" w:color="auto" w:sz="12" w:space="0"/>
             </w:tcBorders>
             <w:tcMar>
               <w:top w:w="-1" w:type="dxa"/>
@@ -1950,12 +1977,12 @@
               <w:adjustRightInd w:val="0"/>
               <w:snapToGrid w:val="0"/>
               <w:spacing w:line="240" w:lineRule="auto"/>
-              <w:ind w:left="0" w:right="0" w:firstLine="0" w:leftChars="0" w:rightChars="0" w:firstLineChars="0"/>
+              <w:ind w:left="0" w:leftChars="0" w:right="0" w:rightChars="0" w:firstLine="0" w:firstLineChars="0"/>
               <w:jc w:val="center"/>
               <w:textAlignment w:val="baseline"/>
               <w:rPr>
-                <w:rStyle w:val="Strong"/>
-                <w:rFonts w:ascii="微软雅黑" w:eastAsia="微软雅黑" w:hAnsi="微软雅黑" w:cs="微软雅黑" w:hint="default"/>
+                <w:rStyle w:val="25"/>
+                <w:rFonts w:hint="default" w:ascii="微软雅黑" w:hAnsi="微软雅黑" w:eastAsia="微软雅黑" w:cs="微软雅黑"/>
                 <w:b w:val="0"/>
                 <w:bCs/>
                 <w:i w:val="0"/>
@@ -1976,8 +2003,14 @@
       </w:tr>
       <w:tr>
         <w:tblPrEx>
-          <w:tblW w:w="8519" w:type="dxa"/>
-          <w:jc w:val="center"/>
+          <w:tblBorders>
+            <w:top w:val="none" w:color="auto" w:sz="0" w:space="0"/>
+            <w:left w:val="none" w:color="auto" w:sz="0" w:space="0"/>
+            <w:bottom w:val="none" w:color="auto" w:sz="0" w:space="0"/>
+            <w:right w:val="none" w:color="auto" w:sz="0" w:space="0"/>
+            <w:insideH w:val="none" w:color="auto" w:sz="0" w:space="0"/>
+            <w:insideV w:val="none" w:color="auto" w:sz="0" w:space="0"/>
+          </w:tblBorders>
           <w:tblCellMar>
             <w:top w:w="0" w:type="dxa"/>
             <w:left w:w="108" w:type="dxa"/>
@@ -1986,15 +2019,15 @@
           </w:tblCellMar>
         </w:tblPrEx>
         <w:trPr>
-          <w:trHeight w:val="0"/>
+          <w:trHeight w:val="0" w:hRule="atLeast"/>
           <w:jc w:val="center"/>
         </w:trPr>
         <w:tc>
           <w:tcPr>
             <w:tcW w:w="0" w:type="auto"/>
             <w:tcBorders>
-              <w:top w:val="single" w:sz="4" w:space="0" w:color="auto"/>
-              <w:left w:val="single" w:sz="12" w:space="0" w:color="auto"/>
+              <w:top w:val="single" w:color="auto" w:sz="4" w:space="0"/>
+              <w:left w:val="single" w:color="auto" w:sz="12" w:space="0"/>
               <w:bottom w:val="nil"/>
               <w:right w:val="nil"/>
             </w:tcBorders>
@@ -2021,12 +2054,12 @@
               <w:adjustRightInd w:val="0"/>
               <w:snapToGrid w:val="0"/>
               <w:spacing w:line="240" w:lineRule="auto"/>
-              <w:ind w:left="0" w:right="0" w:firstLine="0" w:leftChars="0" w:rightChars="0" w:firstLineChars="0"/>
+              <w:ind w:left="0" w:leftChars="0" w:right="0" w:rightChars="0" w:firstLine="0" w:firstLineChars="0"/>
               <w:jc w:val="center"/>
               <w:textAlignment w:val="baseline"/>
               <w:rPr>
-                <w:rStyle w:val="Strong"/>
-                <w:rFonts w:ascii="微软雅黑" w:eastAsia="微软雅黑" w:hAnsi="微软雅黑" w:cs="微软雅黑" w:hint="default"/>
+                <w:rStyle w:val="25"/>
+                <w:rFonts w:hint="default" w:ascii="微软雅黑" w:hAnsi="微软雅黑" w:eastAsia="微软雅黑" w:cs="微软雅黑"/>
                 <w:b w:val="0"/>
                 <w:bCs/>
                 <w:i w:val="0"/>
@@ -2048,8 +2081,8 @@
           <w:tcPr>
             <w:tcW w:w="0" w:type="auto"/>
             <w:tcBorders>
-              <w:top w:val="single" w:sz="4" w:space="0" w:color="auto"/>
-              <w:left w:val="single" w:sz="4" w:space="0" w:color="auto"/>
+              <w:top w:val="single" w:color="auto" w:sz="4" w:space="0"/>
+              <w:left w:val="single" w:color="auto" w:sz="4" w:space="0"/>
               <w:bottom w:val="nil"/>
               <w:right w:val="nil"/>
             </w:tcBorders>
@@ -2076,12 +2109,12 @@
               <w:adjustRightInd w:val="0"/>
               <w:snapToGrid w:val="0"/>
               <w:spacing w:line="240" w:lineRule="auto"/>
-              <w:ind w:left="0" w:right="0" w:firstLine="0" w:leftChars="0" w:rightChars="0" w:firstLineChars="0"/>
+              <w:ind w:left="0" w:leftChars="0" w:right="0" w:rightChars="0" w:firstLine="0" w:firstLineChars="0"/>
               <w:jc w:val="center"/>
               <w:textAlignment w:val="baseline"/>
               <w:rPr>
-                <w:rStyle w:val="Strong"/>
-                <w:rFonts w:ascii="微软雅黑" w:eastAsia="微软雅黑" w:hAnsi="微软雅黑" w:cs="微软雅黑" w:hint="default"/>
+                <w:rStyle w:val="25"/>
+                <w:rFonts w:hint="default" w:ascii="微软雅黑" w:hAnsi="微软雅黑" w:eastAsia="微软雅黑" w:cs="微软雅黑"/>
                 <w:b w:val="0"/>
                 <w:bCs/>
                 <w:i w:val="0"/>
@@ -2103,8 +2136,8 @@
           <w:tcPr>
             <w:tcW w:w="0" w:type="auto"/>
             <w:tcBorders>
-              <w:top w:val="single" w:sz="4" w:space="0" w:color="auto"/>
-              <w:left w:val="single" w:sz="4" w:space="0" w:color="auto"/>
+              <w:top w:val="single" w:color="auto" w:sz="4" w:space="0"/>
+              <w:left w:val="single" w:color="auto" w:sz="4" w:space="0"/>
               <w:bottom w:val="nil"/>
               <w:right w:val="nil"/>
             </w:tcBorders>
@@ -2131,12 +2164,12 @@
               <w:adjustRightInd w:val="0"/>
               <w:snapToGrid w:val="0"/>
               <w:spacing w:line="240" w:lineRule="auto"/>
-              <w:ind w:left="0" w:right="0" w:firstLine="0" w:leftChars="0" w:rightChars="0" w:firstLineChars="0"/>
+              <w:ind w:left="0" w:leftChars="0" w:right="0" w:rightChars="0" w:firstLine="0" w:firstLineChars="0"/>
               <w:jc w:val="center"/>
               <w:textAlignment w:val="baseline"/>
               <w:rPr>
-                <w:rStyle w:val="Strong"/>
-                <w:rFonts w:ascii="微软雅黑" w:eastAsia="微软雅黑" w:hAnsi="微软雅黑" w:cs="微软雅黑" w:hint="default"/>
+                <w:rStyle w:val="25"/>
+                <w:rFonts w:hint="default" w:ascii="微软雅黑" w:hAnsi="微软雅黑" w:eastAsia="微软雅黑" w:cs="微软雅黑"/>
                 <w:b w:val="0"/>
                 <w:bCs/>
                 <w:i w:val="0"/>
@@ -2158,8 +2191,8 @@
           <w:tcPr>
             <w:tcW w:w="0" w:type="auto"/>
             <w:tcBorders>
-              <w:top w:val="single" w:sz="4" w:space="0" w:color="auto"/>
-              <w:left w:val="single" w:sz="4" w:space="0" w:color="auto"/>
+              <w:top w:val="single" w:color="auto" w:sz="4" w:space="0"/>
+              <w:left w:val="single" w:color="auto" w:sz="4" w:space="0"/>
               <w:bottom w:val="nil"/>
               <w:right w:val="nil"/>
             </w:tcBorders>
@@ -2186,12 +2219,12 @@
               <w:adjustRightInd w:val="0"/>
               <w:snapToGrid w:val="0"/>
               <w:spacing w:line="240" w:lineRule="auto"/>
-              <w:ind w:left="0" w:right="0" w:firstLine="0" w:leftChars="0" w:rightChars="0" w:firstLineChars="0"/>
+              <w:ind w:left="0" w:leftChars="0" w:right="0" w:rightChars="0" w:firstLine="0" w:firstLineChars="0"/>
               <w:jc w:val="center"/>
               <w:textAlignment w:val="baseline"/>
               <w:rPr>
-                <w:rStyle w:val="Strong"/>
-                <w:rFonts w:ascii="微软雅黑" w:eastAsia="微软雅黑" w:hAnsi="微软雅黑" w:cs="微软雅黑" w:hint="default"/>
+                <w:rStyle w:val="25"/>
+                <w:rFonts w:hint="default" w:ascii="微软雅黑" w:hAnsi="微软雅黑" w:eastAsia="微软雅黑" w:cs="微软雅黑"/>
                 <w:b w:val="0"/>
                 <w:bCs/>
                 <w:i w:val="0"/>
@@ -2213,10 +2246,10 @@
           <w:tcPr>
             <w:tcW w:w="1205" w:type="dxa"/>
             <w:tcBorders>
-              <w:top w:val="single" w:sz="4" w:space="0" w:color="auto"/>
-              <w:left w:val="single" w:sz="4" w:space="0" w:color="auto"/>
+              <w:top w:val="single" w:color="auto" w:sz="4" w:space="0"/>
+              <w:left w:val="single" w:color="auto" w:sz="4" w:space="0"/>
               <w:bottom w:val="nil"/>
-              <w:right w:val="single" w:sz="12" w:space="0" w:color="auto"/>
+              <w:right w:val="single" w:color="auto" w:sz="12" w:space="0"/>
             </w:tcBorders>
             <w:tcMar>
               <w:top w:w="-1" w:type="dxa"/>
@@ -2241,12 +2274,12 @@
               <w:adjustRightInd w:val="0"/>
               <w:snapToGrid w:val="0"/>
               <w:spacing w:line="240" w:lineRule="auto"/>
-              <w:ind w:left="0" w:right="0" w:firstLine="0" w:leftChars="0" w:rightChars="0" w:firstLineChars="0"/>
+              <w:ind w:left="0" w:leftChars="0" w:right="0" w:rightChars="0" w:firstLine="0" w:firstLineChars="0"/>
               <w:jc w:val="center"/>
               <w:textAlignment w:val="baseline"/>
               <w:rPr>
-                <w:rStyle w:val="Strong"/>
-                <w:rFonts w:ascii="微软雅黑" w:eastAsia="微软雅黑" w:hAnsi="微软雅黑" w:cs="微软雅黑" w:hint="default"/>
+                <w:rStyle w:val="25"/>
+                <w:rFonts w:hint="default" w:ascii="微软雅黑" w:hAnsi="微软雅黑" w:eastAsia="微软雅黑" w:cs="微软雅黑"/>
                 <w:b w:val="0"/>
                 <w:bCs/>
                 <w:i w:val="0"/>
@@ -2267,8 +2300,14 @@
       </w:tr>
       <w:tr>
         <w:tblPrEx>
-          <w:tblW w:w="8519" w:type="dxa"/>
-          <w:jc w:val="center"/>
+          <w:tblBorders>
+            <w:top w:val="none" w:color="auto" w:sz="0" w:space="0"/>
+            <w:left w:val="none" w:color="auto" w:sz="0" w:space="0"/>
+            <w:bottom w:val="none" w:color="auto" w:sz="0" w:space="0"/>
+            <w:right w:val="none" w:color="auto" w:sz="0" w:space="0"/>
+            <w:insideH w:val="none" w:color="auto" w:sz="0" w:space="0"/>
+            <w:insideV w:val="none" w:color="auto" w:sz="0" w:space="0"/>
+          </w:tblBorders>
           <w:tblCellMar>
             <w:top w:w="0" w:type="dxa"/>
             <w:left w:w="108" w:type="dxa"/>
@@ -2277,15 +2316,15 @@
           </w:tblCellMar>
         </w:tblPrEx>
         <w:trPr>
-          <w:trHeight w:val="0"/>
+          <w:trHeight w:val="0" w:hRule="atLeast"/>
           <w:jc w:val="center"/>
         </w:trPr>
         <w:tc>
           <w:tcPr>
             <w:tcW w:w="0" w:type="auto"/>
             <w:tcBorders>
-              <w:top w:val="single" w:sz="4" w:space="0" w:color="auto"/>
-              <w:left w:val="single" w:sz="12" w:space="0" w:color="auto"/>
+              <w:top w:val="single" w:color="auto" w:sz="4" w:space="0"/>
+              <w:left w:val="single" w:color="auto" w:sz="12" w:space="0"/>
               <w:bottom w:val="nil"/>
               <w:right w:val="nil"/>
             </w:tcBorders>
@@ -2312,12 +2351,12 @@
               <w:adjustRightInd w:val="0"/>
               <w:snapToGrid w:val="0"/>
               <w:spacing w:line="240" w:lineRule="auto"/>
-              <w:ind w:left="0" w:right="0" w:firstLine="0" w:leftChars="0" w:rightChars="0" w:firstLineChars="0"/>
+              <w:ind w:left="0" w:leftChars="0" w:right="0" w:rightChars="0" w:firstLine="0" w:firstLineChars="0"/>
               <w:jc w:val="center"/>
               <w:textAlignment w:val="baseline"/>
               <w:rPr>
-                <w:rStyle w:val="Strong"/>
-                <w:rFonts w:ascii="微软雅黑" w:eastAsia="微软雅黑" w:hAnsi="微软雅黑" w:cs="微软雅黑" w:hint="default"/>
+                <w:rStyle w:val="25"/>
+                <w:rFonts w:hint="default" w:ascii="微软雅黑" w:hAnsi="微软雅黑" w:eastAsia="微软雅黑" w:cs="微软雅黑"/>
                 <w:b w:val="0"/>
                 <w:bCs/>
                 <w:i w:val="0"/>
@@ -2339,8 +2378,8 @@
           <w:tcPr>
             <w:tcW w:w="0" w:type="auto"/>
             <w:tcBorders>
-              <w:top w:val="single" w:sz="4" w:space="0" w:color="auto"/>
-              <w:left w:val="single" w:sz="4" w:space="0" w:color="auto"/>
+              <w:top w:val="single" w:color="auto" w:sz="4" w:space="0"/>
+              <w:left w:val="single" w:color="auto" w:sz="4" w:space="0"/>
               <w:bottom w:val="nil"/>
               <w:right w:val="nil"/>
             </w:tcBorders>
@@ -2367,12 +2406,12 @@
               <w:adjustRightInd w:val="0"/>
               <w:snapToGrid w:val="0"/>
               <w:spacing w:line="240" w:lineRule="auto"/>
-              <w:ind w:left="0" w:right="0" w:firstLine="0" w:leftChars="0" w:rightChars="0" w:firstLineChars="0"/>
+              <w:ind w:left="0" w:leftChars="0" w:right="0" w:rightChars="0" w:firstLine="0" w:firstLineChars="0"/>
               <w:jc w:val="center"/>
               <w:textAlignment w:val="baseline"/>
               <w:rPr>
-                <w:rStyle w:val="Strong"/>
-                <w:rFonts w:ascii="微软雅黑" w:eastAsia="微软雅黑" w:hAnsi="微软雅黑" w:cs="微软雅黑" w:hint="default"/>
+                <w:rStyle w:val="25"/>
+                <w:rFonts w:hint="default" w:ascii="微软雅黑" w:hAnsi="微软雅黑" w:eastAsia="微软雅黑" w:cs="微软雅黑"/>
                 <w:b w:val="0"/>
                 <w:bCs/>
                 <w:i w:val="0"/>
@@ -2394,8 +2433,8 @@
           <w:tcPr>
             <w:tcW w:w="0" w:type="auto"/>
             <w:tcBorders>
-              <w:top w:val="single" w:sz="4" w:space="0" w:color="auto"/>
-              <w:left w:val="single" w:sz="4" w:space="0" w:color="auto"/>
+              <w:top w:val="single" w:color="auto" w:sz="4" w:space="0"/>
+              <w:left w:val="single" w:color="auto" w:sz="4" w:space="0"/>
               <w:bottom w:val="nil"/>
               <w:right w:val="nil"/>
             </w:tcBorders>
@@ -2422,12 +2461,12 @@
               <w:adjustRightInd w:val="0"/>
               <w:snapToGrid w:val="0"/>
               <w:spacing w:line="240" w:lineRule="auto"/>
-              <w:ind w:left="0" w:right="0" w:firstLine="0" w:leftChars="0" w:rightChars="0" w:firstLineChars="0"/>
+              <w:ind w:left="0" w:leftChars="0" w:right="0" w:rightChars="0" w:firstLine="0" w:firstLineChars="0"/>
               <w:jc w:val="center"/>
               <w:textAlignment w:val="baseline"/>
               <w:rPr>
-                <w:rStyle w:val="Strong"/>
-                <w:rFonts w:ascii="微软雅黑" w:eastAsia="微软雅黑" w:hAnsi="微软雅黑" w:cs="微软雅黑" w:hint="default"/>
+                <w:rStyle w:val="25"/>
+                <w:rFonts w:hint="default" w:ascii="微软雅黑" w:hAnsi="微软雅黑" w:eastAsia="微软雅黑" w:cs="微软雅黑"/>
                 <w:b w:val="0"/>
                 <w:bCs/>
                 <w:i w:val="0"/>
@@ -2449,8 +2488,8 @@
           <w:tcPr>
             <w:tcW w:w="0" w:type="auto"/>
             <w:tcBorders>
-              <w:top w:val="single" w:sz="4" w:space="0" w:color="auto"/>
-              <w:left w:val="single" w:sz="4" w:space="0" w:color="auto"/>
+              <w:top w:val="single" w:color="auto" w:sz="4" w:space="0"/>
+              <w:left w:val="single" w:color="auto" w:sz="4" w:space="0"/>
               <w:bottom w:val="nil"/>
               <w:right w:val="nil"/>
             </w:tcBorders>
@@ -2477,12 +2516,12 @@
               <w:adjustRightInd w:val="0"/>
               <w:snapToGrid w:val="0"/>
               <w:spacing w:line="240" w:lineRule="auto"/>
-              <w:ind w:left="0" w:right="0" w:firstLine="0" w:leftChars="0" w:rightChars="0" w:firstLineChars="0"/>
+              <w:ind w:left="0" w:leftChars="0" w:right="0" w:rightChars="0" w:firstLine="0" w:firstLineChars="0"/>
               <w:jc w:val="center"/>
               <w:textAlignment w:val="baseline"/>
               <w:rPr>
-                <w:rStyle w:val="Strong"/>
-                <w:rFonts w:ascii="微软雅黑" w:eastAsia="微软雅黑" w:hAnsi="微软雅黑" w:cs="微软雅黑" w:hint="default"/>
+                <w:rStyle w:val="25"/>
+                <w:rFonts w:hint="default" w:ascii="微软雅黑" w:hAnsi="微软雅黑" w:eastAsia="微软雅黑" w:cs="微软雅黑"/>
                 <w:b w:val="0"/>
                 <w:bCs/>
                 <w:i w:val="0"/>
@@ -2504,10 +2543,10 @@
           <w:tcPr>
             <w:tcW w:w="1205" w:type="dxa"/>
             <w:tcBorders>
-              <w:top w:val="single" w:sz="4" w:space="0" w:color="auto"/>
-              <w:left w:val="single" w:sz="4" w:space="0" w:color="auto"/>
+              <w:top w:val="single" w:color="auto" w:sz="4" w:space="0"/>
+              <w:left w:val="single" w:color="auto" w:sz="4" w:space="0"/>
               <w:bottom w:val="nil"/>
-              <w:right w:val="single" w:sz="12" w:space="0" w:color="auto"/>
+              <w:right w:val="single" w:color="auto" w:sz="12" w:space="0"/>
             </w:tcBorders>
             <w:tcMar>
               <w:top w:w="-1" w:type="dxa"/>
@@ -2532,12 +2571,12 @@
               <w:adjustRightInd w:val="0"/>
               <w:snapToGrid w:val="0"/>
               <w:spacing w:line="240" w:lineRule="auto"/>
-              <w:ind w:left="0" w:right="0" w:firstLine="0" w:leftChars="0" w:rightChars="0" w:firstLineChars="0"/>
+              <w:ind w:left="0" w:leftChars="0" w:right="0" w:rightChars="0" w:firstLine="0" w:firstLineChars="0"/>
               <w:jc w:val="center"/>
               <w:textAlignment w:val="baseline"/>
               <w:rPr>
-                <w:rStyle w:val="Strong"/>
-                <w:rFonts w:ascii="微软雅黑" w:eastAsia="微软雅黑" w:hAnsi="微软雅黑" w:cs="微软雅黑" w:hint="default"/>
+                <w:rStyle w:val="25"/>
+                <w:rFonts w:hint="default" w:ascii="微软雅黑" w:hAnsi="微软雅黑" w:eastAsia="微软雅黑" w:cs="微软雅黑"/>
                 <w:b w:val="0"/>
                 <w:bCs/>
                 <w:i w:val="0"/>
@@ -2558,8 +2597,14 @@
       </w:tr>
       <w:tr>
         <w:tblPrEx>
-          <w:tblW w:w="8519" w:type="dxa"/>
-          <w:jc w:val="center"/>
+          <w:tblBorders>
+            <w:top w:val="none" w:color="auto" w:sz="0" w:space="0"/>
+            <w:left w:val="none" w:color="auto" w:sz="0" w:space="0"/>
+            <w:bottom w:val="none" w:color="auto" w:sz="0" w:space="0"/>
+            <w:right w:val="none" w:color="auto" w:sz="0" w:space="0"/>
+            <w:insideH w:val="none" w:color="auto" w:sz="0" w:space="0"/>
+            <w:insideV w:val="none" w:color="auto" w:sz="0" w:space="0"/>
+          </w:tblBorders>
           <w:tblCellMar>
             <w:top w:w="0" w:type="dxa"/>
             <w:left w:w="108" w:type="dxa"/>
@@ -2568,16 +2613,16 @@
           </w:tblCellMar>
         </w:tblPrEx>
         <w:trPr>
-          <w:trHeight w:val="0"/>
+          <w:trHeight w:val="0" w:hRule="atLeast"/>
           <w:jc w:val="center"/>
         </w:trPr>
         <w:tc>
           <w:tcPr>
             <w:tcW w:w="1621" w:type="dxa"/>
             <w:tcBorders>
-              <w:top w:val="single" w:sz="4" w:space="0" w:color="auto"/>
-              <w:left w:val="single" w:sz="12" w:space="0" w:color="auto"/>
-              <w:bottom w:val="single" w:sz="12" w:space="0" w:color="auto"/>
+              <w:top w:val="single" w:color="auto" w:sz="4" w:space="0"/>
+              <w:left w:val="single" w:color="auto" w:sz="12" w:space="0"/>
+              <w:bottom w:val="single" w:color="auto" w:sz="12" w:space="0"/>
               <w:right w:val="nil"/>
             </w:tcBorders>
             <w:tcMar>
@@ -2603,12 +2648,12 @@
               <w:adjustRightInd w:val="0"/>
               <w:snapToGrid w:val="0"/>
               <w:spacing w:line="240" w:lineRule="auto"/>
-              <w:ind w:left="0" w:right="0" w:firstLine="0" w:leftChars="0" w:rightChars="0" w:firstLineChars="0"/>
+              <w:ind w:left="0" w:leftChars="0" w:right="0" w:rightChars="0" w:firstLine="0" w:firstLineChars="0"/>
               <w:jc w:val="center"/>
               <w:textAlignment w:val="baseline"/>
               <w:rPr>
-                <w:rStyle w:val="Strong"/>
-                <w:rFonts w:ascii="微软雅黑" w:eastAsia="微软雅黑" w:hAnsi="微软雅黑" w:cs="微软雅黑" w:hint="default"/>
+                <w:rStyle w:val="25"/>
+                <w:rFonts w:hint="default" w:ascii="微软雅黑" w:hAnsi="微软雅黑" w:eastAsia="微软雅黑" w:cs="微软雅黑"/>
                 <w:b w:val="0"/>
                 <w:bCs/>
                 <w:i w:val="0"/>
@@ -2630,9 +2675,9 @@
           <w:tcPr>
             <w:tcW w:w="2036" w:type="dxa"/>
             <w:tcBorders>
-              <w:top w:val="single" w:sz="4" w:space="0" w:color="auto"/>
-              <w:left w:val="single" w:sz="4" w:space="0" w:color="auto"/>
-              <w:bottom w:val="single" w:sz="12" w:space="0" w:color="auto"/>
+              <w:top w:val="single" w:color="auto" w:sz="4" w:space="0"/>
+              <w:left w:val="single" w:color="auto" w:sz="4" w:space="0"/>
+              <w:bottom w:val="single" w:color="auto" w:sz="12" w:space="0"/>
               <w:right w:val="nil"/>
             </w:tcBorders>
             <w:tcMar>
@@ -2658,12 +2703,12 @@
               <w:adjustRightInd w:val="0"/>
               <w:snapToGrid w:val="0"/>
               <w:spacing w:line="240" w:lineRule="auto"/>
-              <w:ind w:left="0" w:right="0" w:firstLine="0" w:leftChars="0" w:rightChars="0" w:firstLineChars="0"/>
+              <w:ind w:left="0" w:leftChars="0" w:right="0" w:rightChars="0" w:firstLine="0" w:firstLineChars="0"/>
               <w:jc w:val="center"/>
               <w:textAlignment w:val="baseline"/>
               <w:rPr>
-                <w:rStyle w:val="Strong"/>
-                <w:rFonts w:ascii="微软雅黑" w:eastAsia="微软雅黑" w:hAnsi="微软雅黑" w:cs="微软雅黑" w:hint="default"/>
+                <w:rStyle w:val="25"/>
+                <w:rFonts w:hint="default" w:ascii="微软雅黑" w:hAnsi="微软雅黑" w:eastAsia="微软雅黑" w:cs="微软雅黑"/>
                 <w:b w:val="0"/>
                 <w:bCs/>
                 <w:i w:val="0"/>
@@ -2685,9 +2730,9 @@
           <w:tcPr>
             <w:tcW w:w="1621" w:type="dxa"/>
             <w:tcBorders>
-              <w:top w:val="single" w:sz="4" w:space="0" w:color="auto"/>
-              <w:left w:val="single" w:sz="4" w:space="0" w:color="auto"/>
-              <w:bottom w:val="single" w:sz="12" w:space="0" w:color="auto"/>
+              <w:top w:val="single" w:color="auto" w:sz="4" w:space="0"/>
+              <w:left w:val="single" w:color="auto" w:sz="4" w:space="0"/>
+              <w:bottom w:val="single" w:color="auto" w:sz="12" w:space="0"/>
               <w:right w:val="nil"/>
             </w:tcBorders>
             <w:tcMar>
@@ -2713,12 +2758,12 @@
               <w:adjustRightInd w:val="0"/>
               <w:snapToGrid w:val="0"/>
               <w:spacing w:line="240" w:lineRule="auto"/>
-              <w:ind w:left="0" w:right="0" w:firstLine="0" w:leftChars="0" w:rightChars="0" w:firstLineChars="0"/>
+              <w:ind w:left="0" w:leftChars="0" w:right="0" w:rightChars="0" w:firstLine="0" w:firstLineChars="0"/>
               <w:jc w:val="center"/>
               <w:textAlignment w:val="baseline"/>
               <w:rPr>
-                <w:rStyle w:val="Strong"/>
-                <w:rFonts w:ascii="微软雅黑" w:eastAsia="微软雅黑" w:hAnsi="微软雅黑" w:cs="微软雅黑" w:hint="default"/>
+                <w:rStyle w:val="25"/>
+                <w:rFonts w:hint="default" w:ascii="微软雅黑" w:hAnsi="微软雅黑" w:eastAsia="微软雅黑" w:cs="微软雅黑"/>
                 <w:b w:val="0"/>
                 <w:bCs/>
                 <w:i w:val="0"/>
@@ -2740,9 +2785,9 @@
           <w:tcPr>
             <w:tcW w:w="2036" w:type="dxa"/>
             <w:tcBorders>
-              <w:top w:val="single" w:sz="4" w:space="0" w:color="auto"/>
-              <w:left w:val="single" w:sz="4" w:space="0" w:color="auto"/>
-              <w:bottom w:val="single" w:sz="12" w:space="0" w:color="auto"/>
+              <w:top w:val="single" w:color="auto" w:sz="4" w:space="0"/>
+              <w:left w:val="single" w:color="auto" w:sz="4" w:space="0"/>
+              <w:bottom w:val="single" w:color="auto" w:sz="12" w:space="0"/>
               <w:right w:val="nil"/>
             </w:tcBorders>
             <w:tcMar>
@@ -2768,12 +2813,12 @@
               <w:adjustRightInd w:val="0"/>
               <w:snapToGrid w:val="0"/>
               <w:spacing w:line="240" w:lineRule="auto"/>
-              <w:ind w:left="0" w:right="0" w:firstLine="0" w:leftChars="0" w:rightChars="0" w:firstLineChars="0"/>
+              <w:ind w:left="0" w:leftChars="0" w:right="0" w:rightChars="0" w:firstLine="0" w:firstLineChars="0"/>
               <w:jc w:val="center"/>
               <w:textAlignment w:val="baseline"/>
               <w:rPr>
-                <w:rStyle w:val="Strong"/>
-                <w:rFonts w:ascii="微软雅黑" w:eastAsia="微软雅黑" w:hAnsi="微软雅黑" w:cs="微软雅黑" w:hint="default"/>
+                <w:rStyle w:val="25"/>
+                <w:rFonts w:hint="default" w:ascii="微软雅黑" w:hAnsi="微软雅黑" w:eastAsia="微软雅黑" w:cs="微软雅黑"/>
                 <w:b w:val="0"/>
                 <w:bCs/>
                 <w:i w:val="0"/>
@@ -2795,10 +2840,10 @@
           <w:tcPr>
             <w:tcW w:w="1205" w:type="dxa"/>
             <w:tcBorders>
-              <w:top w:val="single" w:sz="4" w:space="0" w:color="auto"/>
-              <w:left w:val="single" w:sz="4" w:space="0" w:color="auto"/>
-              <w:bottom w:val="single" w:sz="12" w:space="0" w:color="auto"/>
-              <w:right w:val="single" w:sz="12" w:space="0" w:color="auto"/>
+              <w:top w:val="single" w:color="auto" w:sz="4" w:space="0"/>
+              <w:left w:val="single" w:color="auto" w:sz="4" w:space="0"/>
+              <w:bottom w:val="single" w:color="auto" w:sz="12" w:space="0"/>
+              <w:right w:val="single" w:color="auto" w:sz="12" w:space="0"/>
             </w:tcBorders>
             <w:tcMar>
               <w:top w:w="-1" w:type="dxa"/>
@@ -2823,12 +2868,12 @@
               <w:adjustRightInd w:val="0"/>
               <w:snapToGrid w:val="0"/>
               <w:spacing w:line="240" w:lineRule="auto"/>
-              <w:ind w:left="0" w:right="0" w:firstLine="0" w:leftChars="0" w:rightChars="0" w:firstLineChars="0"/>
+              <w:ind w:left="0" w:leftChars="0" w:right="0" w:rightChars="0" w:firstLine="0" w:firstLineChars="0"/>
               <w:jc w:val="center"/>
               <w:textAlignment w:val="baseline"/>
               <w:rPr>
-                <w:rStyle w:val="Strong"/>
-                <w:rFonts w:ascii="微软雅黑" w:eastAsia="微软雅黑" w:hAnsi="微软雅黑" w:cs="微软雅黑" w:hint="default"/>
+                <w:rStyle w:val="25"/>
+                <w:rFonts w:hint="default" w:ascii="微软雅黑" w:hAnsi="微软雅黑" w:eastAsia="微软雅黑" w:cs="微软雅黑"/>
                 <w:b w:val="0"/>
                 <w:bCs/>
                 <w:i w:val="0"/>
@@ -2866,8 +2911,8 @@
       </w:pPr>
       <w:r>
         <w:rPr>
-          <w:rStyle w:val="Strong"/>
-          <w:rFonts w:ascii="微软雅黑" w:eastAsia="微软雅黑" w:hAnsi="微软雅黑" w:cs="微软雅黑" w:hint="default"/>
+          <w:rStyle w:val="25"/>
+          <w:rFonts w:hint="default" w:ascii="微软雅黑" w:hAnsi="微软雅黑" w:eastAsia="微软雅黑" w:cs="微软雅黑"/>
           <w:b w:val="0"/>
           <w:bCs/>
           <w:i w:val="0"/>
@@ -2887,7 +2932,7 @@
     <w:sdt>
       <w:sdtPr>
         <w:rPr>
-          <w:rFonts w:ascii="宋体" w:eastAsia="宋体" w:hAnsi="宋体" w:cs="Arial"/>
+          <w:rFonts w:ascii="宋体" w:hAnsi="宋体" w:eastAsia="宋体" w:cs="Arial"/>
           <w:snapToGrid w:val="0"/>
           <w:color w:val="000000"/>
           <w:kern w:val="0"/>
@@ -2903,7 +2948,7 @@
       </w:sdtPr>
       <w:sdtEndPr>
         <w:rPr>
-          <w:rFonts w:ascii="宋体" w:eastAsia="宋体" w:hAnsi="宋体" w:cs="Arial"/>
+          <w:rFonts w:ascii="宋体" w:hAnsi="宋体" w:eastAsia="宋体" w:cs="Arial"/>
           <w:snapToGrid w:val="0"/>
           <w:color w:val="000000"/>
           <w:kern w:val="0"/>
@@ -2916,12 +2961,12 @@
         <w:p>
           <w:pPr>
             <w:spacing w:before="0" w:beforeLines="0" w:after="0" w:afterLines="0" w:line="240" w:lineRule="auto"/>
-            <w:ind w:left="0" w:right="0" w:firstLine="0" w:leftChars="0" w:rightChars="0" w:firstLineChars="0"/>
+            <w:ind w:left="0" w:leftChars="0" w:right="0" w:rightChars="0" w:firstLine="0" w:firstLineChars="0"/>
             <w:jc w:val="center"/>
           </w:pPr>
           <w:r>
             <w:rPr>
-              <w:rFonts w:ascii="宋体" w:eastAsia="宋体" w:hAnsi="宋体"/>
+              <w:rFonts w:ascii="宋体" w:hAnsi="宋体" w:eastAsia="宋体"/>
               <w:sz w:val="21"/>
             </w:rPr>
             <w:t>目录</w:t>
@@ -2929,7 +2974,7 @@
         </w:p>
         <w:p>
           <w:pPr>
-            <w:pStyle w:val="TOC1"/>
+            <w:pStyle w:val="16"/>
             <w:tabs>
               <w:tab w:val="right" w:leader="dot" w:pos="8306"/>
             </w:tabs>
@@ -2983,7 +3028,7 @@
         </w:p>
         <w:p>
           <w:pPr>
-            <w:pStyle w:val="TOC1"/>
+            <w:pStyle w:val="16"/>
             <w:tabs>
               <w:tab w:val="right" w:leader="dot" w:pos="8306"/>
             </w:tabs>
@@ -3028,7 +3073,7 @@
         </w:p>
         <w:p>
           <w:pPr>
-            <w:pStyle w:val="TOC1"/>
+            <w:pStyle w:val="16"/>
             <w:tabs>
               <w:tab w:val="right" w:leader="dot" w:pos="8306"/>
             </w:tabs>
@@ -3073,7 +3118,7 @@
         </w:p>
         <w:p>
           <w:pPr>
-            <w:pStyle w:val="TOC2"/>
+            <w:pStyle w:val="18"/>
             <w:tabs>
               <w:tab w:val="right" w:leader="dot" w:pos="8306"/>
             </w:tabs>
@@ -3118,7 +3163,7 @@
         </w:p>
         <w:p>
           <w:pPr>
-            <w:pStyle w:val="TOC2"/>
+            <w:pStyle w:val="18"/>
             <w:tabs>
               <w:tab w:val="right" w:leader="dot" w:pos="8306"/>
             </w:tabs>
@@ -3163,7 +3208,7 @@
         </w:p>
         <w:p>
           <w:pPr>
-            <w:pStyle w:val="TOC2"/>
+            <w:pStyle w:val="18"/>
             <w:tabs>
               <w:tab w:val="right" w:leader="dot" w:pos="8306"/>
             </w:tabs>
@@ -3208,7 +3253,7 @@
         </w:p>
         <w:p>
           <w:pPr>
-            <w:pStyle w:val="TOC2"/>
+            <w:pStyle w:val="18"/>
             <w:tabs>
               <w:tab w:val="right" w:leader="dot" w:pos="8306"/>
             </w:tabs>
@@ -3253,7 +3298,7 @@
         </w:p>
         <w:p>
           <w:pPr>
-            <w:pStyle w:val="TOC2"/>
+            <w:pStyle w:val="18"/>
             <w:tabs>
               <w:tab w:val="right" w:leader="dot" w:pos="8306"/>
             </w:tabs>
@@ -3298,7 +3343,7 @@
         </w:p>
         <w:p>
           <w:pPr>
-            <w:pStyle w:val="TOC2"/>
+            <w:pStyle w:val="18"/>
             <w:tabs>
               <w:tab w:val="right" w:leader="dot" w:pos="8306"/>
             </w:tabs>
@@ -3343,7 +3388,7 @@
         </w:p>
         <w:p>
           <w:pPr>
-            <w:pStyle w:val="TOC1"/>
+            <w:pStyle w:val="16"/>
             <w:tabs>
               <w:tab w:val="right" w:leader="dot" w:pos="8306"/>
             </w:tabs>
@@ -3388,7 +3433,7 @@
         </w:p>
         <w:p>
           <w:pPr>
-            <w:pStyle w:val="TOC2"/>
+            <w:pStyle w:val="18"/>
             <w:tabs>
               <w:tab w:val="right" w:leader="dot" w:pos="8306"/>
             </w:tabs>
@@ -3433,7 +3478,7 @@
         </w:p>
         <w:p>
           <w:pPr>
-            <w:pStyle w:val="TOC2"/>
+            <w:pStyle w:val="18"/>
             <w:tabs>
               <w:tab w:val="right" w:leader="dot" w:pos="8306"/>
             </w:tabs>
@@ -3478,7 +3523,7 @@
         </w:p>
         <w:p>
           <w:pPr>
-            <w:pStyle w:val="TOC2"/>
+            <w:pStyle w:val="18"/>
             <w:tabs>
               <w:tab w:val="right" w:leader="dot" w:pos="8306"/>
             </w:tabs>
@@ -3523,7 +3568,7 @@
         </w:p>
         <w:p>
           <w:pPr>
-            <w:pStyle w:val="TOC2"/>
+            <w:pStyle w:val="18"/>
             <w:tabs>
               <w:tab w:val="right" w:leader="dot" w:pos="8306"/>
             </w:tabs>
@@ -3568,7 +3613,7 @@
         </w:p>
         <w:p>
           <w:pPr>
-            <w:pStyle w:val="TOC1"/>
+            <w:pStyle w:val="16"/>
             <w:tabs>
               <w:tab w:val="right" w:leader="dot" w:pos="8306"/>
             </w:tabs>
@@ -3613,7 +3658,7 @@
         </w:p>
         <w:p>
           <w:pPr>
-            <w:pStyle w:val="TOC2"/>
+            <w:pStyle w:val="18"/>
             <w:tabs>
               <w:tab w:val="right" w:leader="dot" w:pos="8306"/>
             </w:tabs>
@@ -3658,7 +3703,7 @@
         </w:p>
         <w:p>
           <w:pPr>
-            <w:pStyle w:val="TOC2"/>
+            <w:pStyle w:val="18"/>
             <w:tabs>
               <w:tab w:val="right" w:leader="dot" w:pos="8306"/>
             </w:tabs>
@@ -3703,7 +3748,7 @@
         </w:p>
         <w:p>
           <w:pPr>
-            <w:pStyle w:val="TOC2"/>
+            <w:pStyle w:val="18"/>
             <w:tabs>
               <w:tab w:val="right" w:leader="dot" w:pos="8306"/>
             </w:tabs>
@@ -3748,7 +3793,7 @@
         </w:p>
         <w:p>
           <w:pPr>
-            <w:pStyle w:val="TOC2"/>
+            <w:pStyle w:val="18"/>
             <w:tabs>
               <w:tab w:val="right" w:leader="dot" w:pos="8306"/>
             </w:tabs>
@@ -3793,7 +3838,7 @@
         </w:p>
         <w:p>
           <w:pPr>
-            <w:pStyle w:val="TOC1"/>
+            <w:pStyle w:val="16"/>
             <w:tabs>
               <w:tab w:val="right" w:leader="dot" w:pos="8306"/>
             </w:tabs>
@@ -3838,7 +3883,7 @@
         </w:p>
         <w:p>
           <w:pPr>
-            <w:pStyle w:val="TOC1"/>
+            <w:pStyle w:val="16"/>
             <w:tabs>
               <w:tab w:val="right" w:leader="dot" w:pos="8306"/>
             </w:tabs>
@@ -3890,7 +3935,7 @@
         </w:p>
         <w:p>
           <w:pPr>
-            <w:pStyle w:val="TOC1"/>
+            <w:pStyle w:val="16"/>
             <w:tabs>
               <w:tab w:val="right" w:leader="dot" w:pos="8306"/>
             </w:tabs>
@@ -3951,7 +3996,7 @@
       <w:pPr>
         <w:jc w:val="center"/>
         <w:rPr>
-          <w:rFonts w:eastAsia="宋体" w:hint="eastAsia"/>
+          <w:rFonts w:hint="eastAsia" w:eastAsia="宋体"/>
           <w:lang w:val="en-US" w:eastAsia="zh-CN"/>
         </w:rPr>
       </w:pPr>
@@ -3965,7 +4010,7 @@
     </w:p>
     <w:p>
       <w:pPr>
-        <w:pStyle w:val="TableofFigures"/>
+        <w:pStyle w:val="17"/>
         <w:tabs>
           <w:tab w:val="right" w:leader="dot" w:pos="8306"/>
         </w:tabs>
@@ -3974,7 +4019,7 @@
         <w:fldChar w:fldCharType="begin"/>
       </w:r>
       <w:r>
-        <w:instrText>TOC \h \c "表"</w:instrText>
+        <w:instrText xml:space="preserve">TOC \h \c "表"</w:instrText>
       </w:r>
       <w:r>
         <w:fldChar w:fldCharType="separate"/>
@@ -4043,7 +4088,7 @@
     </w:p>
     <w:p>
       <w:pPr>
-        <w:pStyle w:val="TableofFigures"/>
+        <w:pStyle w:val="17"/>
         <w:tabs>
           <w:tab w:val="right" w:leader="dot" w:pos="8306"/>
         </w:tabs>
@@ -4145,7 +4190,7 @@
     </w:p>
     <w:p>
       <w:pPr>
-        <w:pStyle w:val="1"/>
+        <w:pStyle w:val="30"/>
         <w:bidi w:val="0"/>
         <w:rPr>
           <w:rFonts w:hint="default"/>
@@ -4164,7 +4209,7 @@
     </w:p>
     <w:p>
       <w:pPr>
-        <w:pStyle w:val="a1"/>
+        <w:pStyle w:val="31"/>
         <w:bidi w:val="0"/>
         <w:rPr>
           <w:rFonts w:hint="default"/>
@@ -4181,7 +4226,7 @@
     </w:p>
     <w:p>
       <w:pPr>
-        <w:pStyle w:val="1"/>
+        <w:pStyle w:val="30"/>
         <w:bidi w:val="0"/>
         <w:rPr>
           <w:rFonts w:hint="default"/>
@@ -4200,7 +4245,7 @@
     </w:p>
     <w:p>
       <w:pPr>
-        <w:pStyle w:val="a1"/>
+        <w:pStyle w:val="31"/>
         <w:bidi w:val="0"/>
         <w:rPr>
           <w:rFonts w:hint="default"/>
@@ -4217,7 +4262,7 @@
     </w:p>
     <w:p>
       <w:pPr>
-        <w:pStyle w:val="1"/>
+        <w:pStyle w:val="30"/>
         <w:bidi w:val="0"/>
         <w:rPr>
           <w:rFonts w:hint="default"/>
@@ -4236,7 +4281,7 @@
     </w:p>
     <w:p>
       <w:pPr>
-        <w:pStyle w:val="2"/>
+        <w:pStyle w:val="32"/>
         <w:bidi w:val="0"/>
         <w:rPr>
           <w:rFonts w:hint="default"/>
@@ -4255,7 +4300,7 @@
     </w:p>
     <w:p>
       <w:pPr>
-        <w:pStyle w:val="a1"/>
+        <w:pStyle w:val="31"/>
         <w:bidi w:val="0"/>
         <w:rPr>
           <w:rFonts w:hint="default"/>
@@ -4272,7 +4317,7 @@
     </w:p>
     <w:p>
       <w:pPr>
-        <w:pStyle w:val="a1"/>
+        <w:pStyle w:val="31"/>
         <w:bidi w:val="0"/>
         <w:rPr>
           <w:rFonts w:hint="default"/>
@@ -4289,7 +4334,7 @@
     </w:p>
     <w:p>
       <w:pPr>
-        <w:pStyle w:val="a1"/>
+        <w:pStyle w:val="31"/>
         <w:bidi w:val="0"/>
         <w:rPr>
           <w:rFonts w:hint="default"/>
@@ -4306,7 +4351,7 @@
     </w:p>
     <w:p>
       <w:pPr>
-        <w:pStyle w:val="a1"/>
+        <w:pStyle w:val="31"/>
         <w:bidi w:val="0"/>
         <w:rPr>
           <w:rFonts w:hint="default"/>
@@ -4323,7 +4368,7 @@
     </w:p>
     <w:p>
       <w:pPr>
-        <w:pStyle w:val="a1"/>
+        <w:pStyle w:val="31"/>
         <w:bidi w:val="0"/>
         <w:rPr>
           <w:rFonts w:hint="default"/>
@@ -4340,7 +4385,7 @@
     </w:p>
     <w:p>
       <w:pPr>
-        <w:pStyle w:val="a1"/>
+        <w:pStyle w:val="31"/>
         <w:bidi w:val="0"/>
         <w:rPr>
           <w:rFonts w:hint="default"/>
@@ -4357,7 +4402,7 @@
     </w:p>
     <w:p>
       <w:pPr>
-        <w:pStyle w:val="a1"/>
+        <w:pStyle w:val="31"/>
         <w:bidi w:val="0"/>
         <w:rPr>
           <w:rFonts w:hint="default"/>
@@ -4374,7 +4419,7 @@
     </w:p>
     <w:p>
       <w:pPr>
-        <w:pStyle w:val="2"/>
+        <w:pStyle w:val="32"/>
         <w:bidi w:val="0"/>
         <w:rPr>
           <w:rFonts w:hint="default"/>
@@ -4393,7 +4438,7 @@
     </w:p>
     <w:p>
       <w:pPr>
-        <w:pStyle w:val="a1"/>
+        <w:pStyle w:val="31"/>
         <w:bidi w:val="0"/>
         <w:rPr>
           <w:rFonts w:hint="default"/>
@@ -4410,7 +4455,7 @@
     </w:p>
     <w:p>
       <w:pPr>
-        <w:pStyle w:val="a1"/>
+        <w:pStyle w:val="31"/>
         <w:bidi w:val="0"/>
         <w:rPr>
           <w:rFonts w:hint="default"/>
@@ -4427,7 +4472,7 @@
     </w:p>
     <w:p>
       <w:pPr>
-        <w:pStyle w:val="a1"/>
+        <w:pStyle w:val="31"/>
         <w:bidi w:val="0"/>
         <w:rPr>
           <w:rFonts w:hint="default"/>
@@ -4444,7 +4489,7 @@
     </w:p>
     <w:p>
       <w:pPr>
-        <w:pStyle w:val="a1"/>
+        <w:pStyle w:val="31"/>
         <w:bidi w:val="0"/>
         <w:rPr>
           <w:rFonts w:hint="default"/>
@@ -4461,7 +4506,7 @@
     </w:p>
     <w:p>
       <w:pPr>
-        <w:pStyle w:val="2"/>
+        <w:pStyle w:val="32"/>
         <w:bidi w:val="0"/>
         <w:rPr>
           <w:rFonts w:hint="default"/>
@@ -4480,7 +4525,7 @@
     </w:p>
     <w:p>
       <w:pPr>
-        <w:pStyle w:val="a1"/>
+        <w:pStyle w:val="31"/>
         <w:bidi w:val="0"/>
         <w:rPr>
           <w:rFonts w:hint="default"/>
@@ -4497,7 +4542,7 @@
     </w:p>
     <w:p>
       <w:pPr>
-        <w:pStyle w:val="a1"/>
+        <w:pStyle w:val="31"/>
         <w:bidi w:val="0"/>
         <w:rPr>
           <w:rFonts w:hint="default"/>
@@ -4514,7 +4559,7 @@
     </w:p>
     <w:p>
       <w:pPr>
-        <w:pStyle w:val="a1"/>
+        <w:pStyle w:val="31"/>
         <w:bidi w:val="0"/>
         <w:rPr>
           <w:rFonts w:hint="default"/>
@@ -4531,7 +4576,7 @@
     </w:p>
     <w:p>
       <w:pPr>
-        <w:pStyle w:val="a1"/>
+        <w:pStyle w:val="31"/>
         <w:bidi w:val="0"/>
         <w:rPr>
           <w:rFonts w:hint="default"/>
@@ -4548,7 +4593,7 @@
     </w:p>
     <w:p>
       <w:pPr>
-        <w:pStyle w:val="2"/>
+        <w:pStyle w:val="32"/>
         <w:bidi w:val="0"/>
         <w:rPr>
           <w:rFonts w:hint="default"/>
@@ -4567,7 +4612,7 @@
     </w:p>
     <w:p>
       <w:pPr>
-        <w:pStyle w:val="a1"/>
+        <w:pStyle w:val="31"/>
         <w:bidi w:val="0"/>
         <w:rPr>
           <w:rFonts w:hint="default"/>
@@ -4584,7 +4629,7 @@
     </w:p>
     <w:p>
       <w:pPr>
-        <w:pStyle w:val="a1"/>
+        <w:pStyle w:val="31"/>
         <w:bidi w:val="0"/>
         <w:rPr>
           <w:rFonts w:hint="default"/>
@@ -4601,7 +4646,7 @@
     </w:p>
     <w:p>
       <w:pPr>
-        <w:pStyle w:val="a1"/>
+        <w:pStyle w:val="31"/>
         <w:bidi w:val="0"/>
         <w:rPr>
           <w:rFonts w:hint="default"/>
@@ -4618,7 +4663,7 @@
     </w:p>
     <w:p>
       <w:pPr>
-        <w:pStyle w:val="a1"/>
+        <w:pStyle w:val="31"/>
         <w:bidi w:val="0"/>
         <w:rPr>
           <w:rFonts w:hint="default"/>
@@ -4635,7 +4680,7 @@
     </w:p>
     <w:p>
       <w:pPr>
-        <w:pStyle w:val="2"/>
+        <w:pStyle w:val="32"/>
         <w:bidi w:val="0"/>
         <w:rPr>
           <w:rFonts w:hint="default"/>
@@ -4654,7 +4699,7 @@
     </w:p>
     <w:p>
       <w:pPr>
-        <w:pStyle w:val="a1"/>
+        <w:pStyle w:val="31"/>
         <w:bidi w:val="0"/>
         <w:rPr>
           <w:rFonts w:hint="default"/>
@@ -4671,7 +4716,7 @@
     </w:p>
     <w:p>
       <w:pPr>
-        <w:pStyle w:val="a1"/>
+        <w:pStyle w:val="31"/>
         <w:bidi w:val="0"/>
         <w:rPr>
           <w:rFonts w:hint="default"/>
@@ -4688,7 +4733,7 @@
     </w:p>
     <w:p>
       <w:pPr>
-        <w:pStyle w:val="a1"/>
+        <w:pStyle w:val="31"/>
         <w:bidi w:val="0"/>
         <w:rPr>
           <w:rFonts w:hint="default"/>
@@ -4705,7 +4750,7 @@
     </w:p>
     <w:p>
       <w:pPr>
-        <w:pStyle w:val="a1"/>
+        <w:pStyle w:val="31"/>
         <w:bidi w:val="0"/>
         <w:rPr>
           <w:rFonts w:hint="default"/>
@@ -4722,7 +4767,7 @@
     </w:p>
     <w:p>
       <w:pPr>
-        <w:pStyle w:val="2"/>
+        <w:pStyle w:val="32"/>
         <w:bidi w:val="0"/>
         <w:rPr>
           <w:rFonts w:hint="default"/>
@@ -4741,7 +4786,7 @@
     </w:p>
     <w:p>
       <w:pPr>
-        <w:pStyle w:val="a1"/>
+        <w:pStyle w:val="31"/>
         <w:bidi w:val="0"/>
         <w:rPr>
           <w:rFonts w:hint="default"/>
@@ -4758,7 +4803,7 @@
     </w:p>
     <w:p>
       <w:pPr>
-        <w:pStyle w:val="a1"/>
+        <w:pStyle w:val="31"/>
         <w:bidi w:val="0"/>
         <w:rPr>
           <w:rFonts w:hint="default"/>
@@ -4775,7 +4820,7 @@
     </w:p>
     <w:p>
       <w:pPr>
-        <w:pStyle w:val="a1"/>
+        <w:pStyle w:val="31"/>
         <w:bidi w:val="0"/>
         <w:rPr>
           <w:rFonts w:hint="default"/>
@@ -4792,7 +4837,7 @@
     </w:p>
     <w:p>
       <w:pPr>
-        <w:pStyle w:val="1"/>
+        <w:pStyle w:val="30"/>
         <w:bidi w:val="0"/>
         <w:rPr>
           <w:rFonts w:hint="default"/>
@@ -4811,7 +4856,7 @@
     </w:p>
     <w:p>
       <w:pPr>
-        <w:pStyle w:val="2"/>
+        <w:pStyle w:val="32"/>
         <w:bidi w:val="0"/>
         <w:rPr>
           <w:rFonts w:hint="default"/>
@@ -4830,7 +4875,7 @@
     </w:p>
     <w:p>
       <w:pPr>
-        <w:pStyle w:val="a1"/>
+        <w:pStyle w:val="31"/>
         <w:bidi w:val="0"/>
         <w:rPr>
           <w:rFonts w:hint="default"/>
@@ -4847,7 +4892,7 @@
     </w:p>
     <w:p>
       <w:pPr>
-        <w:pStyle w:val="a1"/>
+        <w:pStyle w:val="31"/>
         <w:bidi w:val="0"/>
         <w:rPr>
           <w:rFonts w:hint="default"/>
@@ -4861,12 +4906,10 @@
         </w:rPr>
         <w:t>员工填写《培训需求调查表》后提交至人力部人事专员处，由人事专员对提交的调查表进行汇总，结合公司战略发展需要、岗位能力要求、绩效考核结果等因素，形成《年度培训需求汇总表》。</w:t>
       </w:r>
-      <w:bookmarkStart w:id="12" w:name="_GoBack"/>
-      <w:bookmarkEnd w:id="12"/>
-    </w:p>
-    <w:p>
-      <w:pPr>
-        <w:pStyle w:val="a1"/>
+    </w:p>
+    <w:p>
+      <w:pPr>
+        <w:pStyle w:val="31"/>
         <w:bidi w:val="0"/>
         <w:rPr>
           <w:rFonts w:hint="default"/>
@@ -4883,13 +4926,13 @@
     </w:p>
     <w:p>
       <w:pPr>
-        <w:pStyle w:val="a1"/>
+        <w:pStyle w:val="31"/>
         <w:numPr>
           <w:ilvl w:val="0"/>
           <w:numId w:val="2"/>
         </w:numPr>
         <w:bidi w:val="0"/>
-        <w:ind w:left="425" w:hanging="425" w:leftChars="0" w:firstLineChars="0"/>
+        <w:ind w:left="425" w:leftChars="0" w:hanging="425" w:firstLineChars="0"/>
         <w:rPr>
           <w:rFonts w:hint="default"/>
           <w:lang w:val="en-US" w:eastAsia="zh-CN"/>
@@ -4905,13 +4948,13 @@
     </w:p>
     <w:p>
       <w:pPr>
-        <w:pStyle w:val="a1"/>
+        <w:pStyle w:val="31"/>
         <w:numPr>
           <w:ilvl w:val="0"/>
           <w:numId w:val="2"/>
         </w:numPr>
         <w:bidi w:val="0"/>
-        <w:ind w:left="425" w:hanging="425" w:leftChars="0" w:firstLineChars="0"/>
+        <w:ind w:left="425" w:leftChars="0" w:hanging="425" w:firstLineChars="0"/>
         <w:rPr>
           <w:rFonts w:hint="default"/>
           <w:lang w:val="en-US" w:eastAsia="zh-CN"/>
@@ -4927,13 +4970,13 @@
     </w:p>
     <w:p>
       <w:pPr>
-        <w:pStyle w:val="a1"/>
+        <w:pStyle w:val="31"/>
         <w:numPr>
           <w:ilvl w:val="0"/>
           <w:numId w:val="2"/>
         </w:numPr>
         <w:bidi w:val="0"/>
-        <w:ind w:left="425" w:hanging="425" w:leftChars="0" w:firstLineChars="0"/>
+        <w:ind w:left="425" w:leftChars="0" w:hanging="425" w:firstLineChars="0"/>
         <w:rPr>
           <w:rFonts w:hint="default"/>
           <w:lang w:val="en-US" w:eastAsia="zh-CN"/>
@@ -4949,13 +4992,13 @@
     </w:p>
     <w:p>
       <w:pPr>
-        <w:pStyle w:val="a1"/>
+        <w:pStyle w:val="31"/>
         <w:numPr>
           <w:ilvl w:val="0"/>
           <w:numId w:val="2"/>
         </w:numPr>
         <w:bidi w:val="0"/>
-        <w:ind w:left="425" w:hanging="425" w:leftChars="0" w:firstLineChars="0"/>
+        <w:ind w:left="425" w:leftChars="0" w:hanging="425" w:firstLineChars="0"/>
         <w:rPr>
           <w:rFonts w:hint="default"/>
           <w:lang w:val="en-US" w:eastAsia="zh-CN"/>
@@ -4971,13 +5014,13 @@
     </w:p>
     <w:p>
       <w:pPr>
-        <w:pStyle w:val="a1"/>
+        <w:pStyle w:val="31"/>
         <w:numPr>
           <w:ilvl w:val="0"/>
           <w:numId w:val="2"/>
         </w:numPr>
         <w:bidi w:val="0"/>
-        <w:ind w:left="425" w:hanging="425" w:leftChars="0" w:firstLineChars="0"/>
+        <w:ind w:left="425" w:leftChars="0" w:hanging="425" w:firstLineChars="0"/>
         <w:rPr>
           <w:rFonts w:hint="default"/>
           <w:lang w:val="en-US" w:eastAsia="zh-CN"/>
@@ -4993,13 +5036,13 @@
     </w:p>
     <w:p>
       <w:pPr>
-        <w:pStyle w:val="a1"/>
+        <w:pStyle w:val="31"/>
         <w:numPr>
           <w:ilvl w:val="0"/>
           <w:numId w:val="2"/>
         </w:numPr>
         <w:bidi w:val="0"/>
-        <w:ind w:left="425" w:hanging="425" w:leftChars="0" w:firstLineChars="0"/>
+        <w:ind w:left="425" w:leftChars="0" w:hanging="425" w:firstLineChars="0"/>
         <w:rPr>
           <w:rFonts w:hint="default"/>
           <w:lang w:val="en-US" w:eastAsia="zh-CN"/>
@@ -5015,14 +5058,14 @@
     </w:p>
     <w:p>
       <w:pPr>
-        <w:pStyle w:val="2"/>
-        <w:bidi w:val="0"/>
-        <w:rPr>
-          <w:rFonts w:hint="default"/>
-          <w:lang w:val="en-US" w:eastAsia="zh-CN"/>
-        </w:rPr>
-      </w:pPr>
-      <w:bookmarkStart w:id="13" w:name="_Toc12084"/>
+        <w:pStyle w:val="32"/>
+        <w:bidi w:val="0"/>
+        <w:rPr>
+          <w:rFonts w:hint="default"/>
+          <w:lang w:val="en-US" w:eastAsia="zh-CN"/>
+        </w:rPr>
+      </w:pPr>
+      <w:bookmarkStart w:id="12" w:name="_Toc12084"/>
       <w:r>
         <w:rPr>
           <w:rFonts w:hint="default"/>
@@ -5030,11 +5073,11 @@
         </w:rPr>
         <w:t>编制培训计划</w:t>
       </w:r>
-      <w:bookmarkEnd w:id="13"/>
-    </w:p>
-    <w:p>
-      <w:pPr>
-        <w:pStyle w:val="a1"/>
+      <w:bookmarkEnd w:id="12"/>
+    </w:p>
+    <w:p>
+      <w:pPr>
+        <w:pStyle w:val="31"/>
         <w:bidi w:val="0"/>
         <w:rPr>
           <w:rFonts w:hint="default"/>
@@ -5051,7 +5094,7 @@
     </w:p>
     <w:p>
       <w:pPr>
-        <w:pStyle w:val="a1"/>
+        <w:pStyle w:val="31"/>
         <w:bidi w:val="0"/>
         <w:rPr>
           <w:rFonts w:hint="default"/>
@@ -5068,13 +5111,13 @@
     </w:p>
     <w:p>
       <w:pPr>
-        <w:pStyle w:val="a1"/>
+        <w:pStyle w:val="31"/>
         <w:numPr>
           <w:ilvl w:val="0"/>
           <w:numId w:val="3"/>
         </w:numPr>
         <w:bidi w:val="0"/>
-        <w:ind w:left="425" w:hanging="425" w:leftChars="0" w:firstLineChars="0"/>
+        <w:ind w:left="425" w:leftChars="0" w:hanging="425" w:firstLineChars="0"/>
         <w:rPr>
           <w:rFonts w:hint="default"/>
           <w:lang w:val="en-US" w:eastAsia="zh-CN"/>
@@ -5090,13 +5133,13 @@
     </w:p>
     <w:p>
       <w:pPr>
-        <w:pStyle w:val="a1"/>
+        <w:pStyle w:val="31"/>
         <w:numPr>
           <w:ilvl w:val="0"/>
           <w:numId w:val="3"/>
         </w:numPr>
         <w:bidi w:val="0"/>
-        <w:ind w:left="425" w:hanging="425" w:leftChars="0" w:firstLineChars="0"/>
+        <w:ind w:left="425" w:leftChars="0" w:hanging="425" w:firstLineChars="0"/>
         <w:rPr>
           <w:rFonts w:hint="default"/>
           <w:lang w:val="en-US" w:eastAsia="zh-CN"/>
@@ -5112,13 +5155,13 @@
     </w:p>
     <w:p>
       <w:pPr>
-        <w:pStyle w:val="a1"/>
+        <w:pStyle w:val="31"/>
         <w:numPr>
           <w:ilvl w:val="0"/>
           <w:numId w:val="3"/>
         </w:numPr>
         <w:bidi w:val="0"/>
-        <w:ind w:left="425" w:hanging="425" w:leftChars="0" w:firstLineChars="0"/>
+        <w:ind w:left="425" w:leftChars="0" w:hanging="425" w:firstLineChars="0"/>
         <w:rPr>
           <w:rFonts w:hint="default"/>
           <w:lang w:val="en-US" w:eastAsia="zh-CN"/>
@@ -5134,13 +5177,13 @@
     </w:p>
     <w:p>
       <w:pPr>
-        <w:pStyle w:val="a1"/>
+        <w:pStyle w:val="31"/>
         <w:numPr>
           <w:ilvl w:val="0"/>
           <w:numId w:val="3"/>
         </w:numPr>
         <w:bidi w:val="0"/>
-        <w:ind w:left="425" w:hanging="425" w:leftChars="0" w:firstLineChars="0"/>
+        <w:ind w:left="425" w:leftChars="0" w:hanging="425" w:firstLineChars="0"/>
         <w:rPr>
           <w:rFonts w:hint="default"/>
           <w:lang w:val="en-US" w:eastAsia="zh-CN"/>
@@ -5156,13 +5199,13 @@
     </w:p>
     <w:p>
       <w:pPr>
-        <w:pStyle w:val="a1"/>
+        <w:pStyle w:val="31"/>
         <w:numPr>
           <w:ilvl w:val="0"/>
           <w:numId w:val="3"/>
         </w:numPr>
         <w:bidi w:val="0"/>
-        <w:ind w:left="425" w:hanging="425" w:leftChars="0" w:firstLineChars="0"/>
+        <w:ind w:left="425" w:leftChars="0" w:hanging="425" w:firstLineChars="0"/>
         <w:rPr>
           <w:rFonts w:hint="default"/>
           <w:lang w:val="en-US" w:eastAsia="zh-CN"/>
@@ -5178,13 +5221,13 @@
     </w:p>
     <w:p>
       <w:pPr>
-        <w:pStyle w:val="a1"/>
+        <w:pStyle w:val="31"/>
         <w:numPr>
           <w:ilvl w:val="0"/>
           <w:numId w:val="3"/>
         </w:numPr>
         <w:bidi w:val="0"/>
-        <w:ind w:left="425" w:hanging="425" w:leftChars="0" w:firstLineChars="0"/>
+        <w:ind w:left="425" w:leftChars="0" w:hanging="425" w:firstLineChars="0"/>
         <w:rPr>
           <w:rFonts w:hint="default"/>
           <w:lang w:val="en-US" w:eastAsia="zh-CN"/>
@@ -5200,13 +5243,13 @@
     </w:p>
     <w:p>
       <w:pPr>
-        <w:pStyle w:val="a1"/>
+        <w:pStyle w:val="31"/>
         <w:numPr>
           <w:ilvl w:val="0"/>
           <w:numId w:val="3"/>
         </w:numPr>
         <w:bidi w:val="0"/>
-        <w:ind w:left="425" w:hanging="425" w:leftChars="0" w:firstLineChars="0"/>
+        <w:ind w:left="425" w:leftChars="0" w:hanging="425" w:firstLineChars="0"/>
         <w:rPr>
           <w:rFonts w:hint="default"/>
           <w:lang w:val="en-US" w:eastAsia="zh-CN"/>
@@ -5222,13 +5265,13 @@
     </w:p>
     <w:p>
       <w:pPr>
-        <w:pStyle w:val="a1"/>
+        <w:pStyle w:val="31"/>
         <w:numPr>
           <w:ilvl w:val="0"/>
           <w:numId w:val="3"/>
         </w:numPr>
         <w:bidi w:val="0"/>
-        <w:ind w:left="425" w:hanging="425" w:leftChars="0" w:firstLineChars="0"/>
+        <w:ind w:left="425" w:leftChars="0" w:hanging="425" w:firstLineChars="0"/>
         <w:rPr>
           <w:rFonts w:hint="default"/>
           <w:lang w:val="en-US" w:eastAsia="zh-CN"/>
@@ -5244,7 +5287,7 @@
     </w:p>
     <w:p>
       <w:pPr>
-        <w:pStyle w:val="a1"/>
+        <w:pStyle w:val="31"/>
         <w:bidi w:val="0"/>
         <w:rPr>
           <w:rFonts w:hint="default"/>
@@ -5261,14 +5304,14 @@
     </w:p>
     <w:p>
       <w:pPr>
-        <w:pStyle w:val="2"/>
-        <w:bidi w:val="0"/>
-        <w:rPr>
-          <w:rFonts w:hint="default"/>
-          <w:lang w:val="en-US" w:eastAsia="zh-CN"/>
-        </w:rPr>
-      </w:pPr>
-      <w:bookmarkStart w:id="14" w:name="_Toc25124"/>
+        <w:pStyle w:val="32"/>
+        <w:bidi w:val="0"/>
+        <w:rPr>
+          <w:rFonts w:hint="default"/>
+          <w:lang w:val="en-US" w:eastAsia="zh-CN"/>
+        </w:rPr>
+      </w:pPr>
+      <w:bookmarkStart w:id="13" w:name="_Toc25124"/>
       <w:r>
         <w:rPr>
           <w:rFonts w:hint="default"/>
@@ -5276,166 +5319,166 @@
         </w:rPr>
         <w:t>培训计划的实施</w:t>
       </w:r>
+      <w:bookmarkEnd w:id="13"/>
+    </w:p>
+    <w:p>
+      <w:pPr>
+        <w:pStyle w:val="31"/>
+        <w:bidi w:val="0"/>
+        <w:rPr>
+          <w:rFonts w:hint="default"/>
+          <w:lang w:val="en-US" w:eastAsia="zh-CN"/>
+        </w:rPr>
+      </w:pPr>
+      <w:r>
+        <w:rPr>
+          <w:rFonts w:hint="default"/>
+          <w:lang w:val="en-US" w:eastAsia="zh-CN"/>
+        </w:rPr>
+        <w:t>培训计划通过后，由人力部根据实际情况对培训课程安排进行调整，由培训组织者按计划组织培训。</w:t>
+      </w:r>
+    </w:p>
+    <w:p>
+      <w:pPr>
+        <w:pStyle w:val="31"/>
+        <w:bidi w:val="0"/>
+        <w:rPr>
+          <w:rFonts w:hint="default"/>
+          <w:lang w:val="en-US" w:eastAsia="zh-CN"/>
+        </w:rPr>
+      </w:pPr>
+      <w:r>
+        <w:rPr>
+          <w:rFonts w:hint="default"/>
+          <w:lang w:val="en-US" w:eastAsia="zh-CN"/>
+        </w:rPr>
+        <w:t>培训实施流程：</w:t>
+      </w:r>
+    </w:p>
+    <w:p>
+      <w:pPr>
+        <w:pStyle w:val="31"/>
+        <w:bidi w:val="0"/>
+        <w:rPr>
+          <w:rFonts w:hint="default"/>
+          <w:lang w:val="en-US" w:eastAsia="zh-CN"/>
+        </w:rPr>
+      </w:pPr>
+      <w:r>
+        <w:rPr>
+          <w:rFonts w:hint="default"/>
+          <w:lang w:val="en-US" w:eastAsia="zh-CN"/>
+        </w:rPr>
+        <w:t>培训通知：提前3-5个工作日发布培训通知，明确时间、地点、内容、参训人员</w:t>
+      </w:r>
+    </w:p>
+    <w:p>
+      <w:pPr>
+        <w:pStyle w:val="31"/>
+        <w:bidi w:val="0"/>
+        <w:rPr>
+          <w:rFonts w:hint="default"/>
+          <w:lang w:val="en-US" w:eastAsia="zh-CN"/>
+        </w:rPr>
+      </w:pPr>
+      <w:r>
+        <w:rPr>
+          <w:rFonts w:hint="default"/>
+          <w:lang w:val="en-US" w:eastAsia="zh-CN"/>
+        </w:rPr>
+        <w:t>场地准备：提前准备培训场地、设备、资料等</w:t>
+      </w:r>
+    </w:p>
+    <w:p>
+      <w:pPr>
+        <w:pStyle w:val="31"/>
+        <w:bidi w:val="0"/>
+        <w:rPr>
+          <w:rFonts w:hint="default"/>
+          <w:lang w:val="en-US" w:eastAsia="zh-CN"/>
+        </w:rPr>
+      </w:pPr>
+      <w:r>
+        <w:rPr>
+          <w:rFonts w:hint="default"/>
+          <w:lang w:val="en-US" w:eastAsia="zh-CN"/>
+        </w:rPr>
+        <w:t>签到管理：培训开始时组织参训人员签到</w:t>
+      </w:r>
+    </w:p>
+    <w:p>
+      <w:pPr>
+        <w:pStyle w:val="31"/>
+        <w:bidi w:val="0"/>
+        <w:rPr>
+          <w:rFonts w:hint="default"/>
+          <w:lang w:val="en-US" w:eastAsia="zh-CN"/>
+        </w:rPr>
+      </w:pPr>
+      <w:r>
+        <w:rPr>
+          <w:rFonts w:hint="default"/>
+          <w:lang w:val="en-US" w:eastAsia="zh-CN"/>
+        </w:rPr>
+        <w:t>过程记录：保留培训照片、视频等过程资料</w:t>
+      </w:r>
+    </w:p>
+    <w:p>
+      <w:pPr>
+        <w:pStyle w:val="31"/>
+        <w:bidi w:val="0"/>
+        <w:rPr>
+          <w:rFonts w:hint="default"/>
+          <w:lang w:val="en-US" w:eastAsia="zh-CN"/>
+        </w:rPr>
+      </w:pPr>
+      <w:r>
+        <w:rPr>
+          <w:rFonts w:hint="default"/>
+          <w:lang w:val="en-US" w:eastAsia="zh-CN"/>
+        </w:rPr>
+        <w:t>资料归档：培训课件、签到表、评估表等资料归档保存</w:t>
+      </w:r>
+    </w:p>
+    <w:p>
+      <w:pPr>
+        <w:pStyle w:val="31"/>
+        <w:bidi w:val="0"/>
+        <w:rPr>
+          <w:rFonts w:hint="default"/>
+          <w:lang w:val="en-US" w:eastAsia="zh-CN"/>
+        </w:rPr>
+      </w:pPr>
+      <w:r>
+        <w:rPr>
+          <w:rFonts w:hint="default"/>
+          <w:lang w:val="en-US" w:eastAsia="zh-CN"/>
+        </w:rPr>
+        <w:t>人力部定期对培训计划执行情况进行评估，及时发现问题、解决问题。因特殊情况需要调整培训计划时，由人力部协调安排，并报部门经理备案。</w:t>
+      </w:r>
+    </w:p>
+    <w:p>
+      <w:pPr>
+        <w:pStyle w:val="32"/>
+        <w:bidi w:val="0"/>
+        <w:rPr>
+          <w:rFonts w:hint="default"/>
+          <w:lang w:val="en-US" w:eastAsia="zh-CN"/>
+        </w:rPr>
+      </w:pPr>
+      <w:bookmarkStart w:id="14" w:name="_Toc15851"/>
+      <w:r>
+        <w:rPr>
+          <w:rFonts w:hint="default"/>
+          <w:lang w:val="en-US" w:eastAsia="zh-CN"/>
+        </w:rPr>
+        <w:t>培训效果评估</w:t>
+      </w:r>
       <w:bookmarkEnd w:id="14"/>
     </w:p>
     <w:p>
       <w:pPr>
-        <w:pStyle w:val="a1"/>
-        <w:bidi w:val="0"/>
-        <w:rPr>
-          <w:rFonts w:hint="default"/>
-          <w:lang w:val="en-US" w:eastAsia="zh-CN"/>
-        </w:rPr>
-      </w:pPr>
-      <w:r>
-        <w:rPr>
-          <w:rFonts w:hint="default"/>
-          <w:lang w:val="en-US" w:eastAsia="zh-CN"/>
-        </w:rPr>
-        <w:t>培训计划通过后，由人力部根据实际情况对培训课程安排进行调整，由培训组织者按计划组织培训。</w:t>
-      </w:r>
-    </w:p>
-    <w:p>
-      <w:pPr>
-        <w:pStyle w:val="a1"/>
-        <w:bidi w:val="0"/>
-        <w:rPr>
-          <w:rFonts w:hint="default"/>
-          <w:lang w:val="en-US" w:eastAsia="zh-CN"/>
-        </w:rPr>
-      </w:pPr>
-      <w:r>
-        <w:rPr>
-          <w:rFonts w:hint="default"/>
-          <w:lang w:val="en-US" w:eastAsia="zh-CN"/>
-        </w:rPr>
-        <w:t>培训实施流程：</w:t>
-      </w:r>
-    </w:p>
-    <w:p>
-      <w:pPr>
-        <w:pStyle w:val="a1"/>
-        <w:bidi w:val="0"/>
-        <w:rPr>
-          <w:rFonts w:hint="default"/>
-          <w:lang w:val="en-US" w:eastAsia="zh-CN"/>
-        </w:rPr>
-      </w:pPr>
-      <w:r>
-        <w:rPr>
-          <w:rFonts w:hint="default"/>
-          <w:lang w:val="en-US" w:eastAsia="zh-CN"/>
-        </w:rPr>
-        <w:t>培训通知：提前3-5个工作日发布培训通知，明确时间、地点、内容、参训人员</w:t>
-      </w:r>
-    </w:p>
-    <w:p>
-      <w:pPr>
-        <w:pStyle w:val="a1"/>
-        <w:bidi w:val="0"/>
-        <w:rPr>
-          <w:rFonts w:hint="default"/>
-          <w:lang w:val="en-US" w:eastAsia="zh-CN"/>
-        </w:rPr>
-      </w:pPr>
-      <w:r>
-        <w:rPr>
-          <w:rFonts w:hint="default"/>
-          <w:lang w:val="en-US" w:eastAsia="zh-CN"/>
-        </w:rPr>
-        <w:t>场地准备：提前准备培训场地、设备、资料等</w:t>
-      </w:r>
-    </w:p>
-    <w:p>
-      <w:pPr>
-        <w:pStyle w:val="a1"/>
-        <w:bidi w:val="0"/>
-        <w:rPr>
-          <w:rFonts w:hint="default"/>
-          <w:lang w:val="en-US" w:eastAsia="zh-CN"/>
-        </w:rPr>
-      </w:pPr>
-      <w:r>
-        <w:rPr>
-          <w:rFonts w:hint="default"/>
-          <w:lang w:val="en-US" w:eastAsia="zh-CN"/>
-        </w:rPr>
-        <w:t>签到管理：培训开始时组织参训人员签到</w:t>
-      </w:r>
-    </w:p>
-    <w:p>
-      <w:pPr>
-        <w:pStyle w:val="a1"/>
-        <w:bidi w:val="0"/>
-        <w:rPr>
-          <w:rFonts w:hint="default"/>
-          <w:lang w:val="en-US" w:eastAsia="zh-CN"/>
-        </w:rPr>
-      </w:pPr>
-      <w:r>
-        <w:rPr>
-          <w:rFonts w:hint="default"/>
-          <w:lang w:val="en-US" w:eastAsia="zh-CN"/>
-        </w:rPr>
-        <w:t>过程记录：保留培训照片、视频等过程资料</w:t>
-      </w:r>
-    </w:p>
-    <w:p>
-      <w:pPr>
-        <w:pStyle w:val="a1"/>
-        <w:bidi w:val="0"/>
-        <w:rPr>
-          <w:rFonts w:hint="default"/>
-          <w:lang w:val="en-US" w:eastAsia="zh-CN"/>
-        </w:rPr>
-      </w:pPr>
-      <w:r>
-        <w:rPr>
-          <w:rFonts w:hint="default"/>
-          <w:lang w:val="en-US" w:eastAsia="zh-CN"/>
-        </w:rPr>
-        <w:t>资料归档：培训课件、签到表、评估表等资料归档保存</w:t>
-      </w:r>
-    </w:p>
-    <w:p>
-      <w:pPr>
-        <w:pStyle w:val="a1"/>
-        <w:bidi w:val="0"/>
-        <w:rPr>
-          <w:rFonts w:hint="default"/>
-          <w:lang w:val="en-US" w:eastAsia="zh-CN"/>
-        </w:rPr>
-      </w:pPr>
-      <w:r>
-        <w:rPr>
-          <w:rFonts w:hint="default"/>
-          <w:lang w:val="en-US" w:eastAsia="zh-CN"/>
-        </w:rPr>
-        <w:t>人力部定期对培训计划执行情况进行评估，及时发现问题、解决问题。因特殊情况需要调整培训计划时，由人力部协调安排，并报部门经理备案。</w:t>
-      </w:r>
-    </w:p>
-    <w:p>
-      <w:pPr>
-        <w:pStyle w:val="2"/>
-        <w:bidi w:val="0"/>
-        <w:rPr>
-          <w:rFonts w:hint="default"/>
-          <w:lang w:val="en-US" w:eastAsia="zh-CN"/>
-        </w:rPr>
-      </w:pPr>
-      <w:bookmarkStart w:id="15" w:name="_Toc15851"/>
-      <w:r>
-        <w:rPr>
-          <w:rFonts w:hint="default"/>
-          <w:lang w:val="en-US" w:eastAsia="zh-CN"/>
-        </w:rPr>
-        <w:t>培训效果评估</w:t>
-      </w:r>
-      <w:bookmarkEnd w:id="15"/>
-    </w:p>
-    <w:p>
-      <w:pPr>
-        <w:pStyle w:val="a1"/>
+        <w:pStyle w:val="31"/>
         <w:bidi w:val="0"/>
         <w:rPr>
           <w:rFonts w:hint="default"/>
@@ -5452,13 +5495,13 @@
     </w:p>
     <w:p>
       <w:pPr>
-        <w:pStyle w:val="a1"/>
+        <w:pStyle w:val="31"/>
         <w:numPr>
           <w:ilvl w:val="0"/>
           <w:numId w:val="4"/>
         </w:numPr>
         <w:bidi w:val="0"/>
-        <w:ind w:left="425" w:hanging="425" w:leftChars="0" w:firstLineChars="0"/>
+        <w:ind w:left="425" w:leftChars="0" w:hanging="425" w:firstLineChars="0"/>
         <w:rPr>
           <w:rFonts w:hint="default"/>
           <w:lang w:val="en-US" w:eastAsia="zh-CN"/>
@@ -5474,7 +5517,7 @@
     </w:p>
     <w:p>
       <w:pPr>
-        <w:pStyle w:val="a1"/>
+        <w:pStyle w:val="31"/>
         <w:bidi w:val="0"/>
         <w:rPr>
           <w:rFonts w:hint="default"/>
@@ -5491,13 +5534,13 @@
     </w:p>
     <w:p>
       <w:pPr>
-        <w:pStyle w:val="a1"/>
+        <w:pStyle w:val="31"/>
         <w:numPr>
           <w:ilvl w:val="0"/>
           <w:numId w:val="4"/>
         </w:numPr>
         <w:bidi w:val="0"/>
-        <w:ind w:left="425" w:hanging="425" w:leftChars="0" w:firstLineChars="0"/>
+        <w:ind w:left="425" w:leftChars="0" w:hanging="425" w:firstLineChars="0"/>
         <w:rPr>
           <w:rFonts w:hint="default"/>
           <w:lang w:val="en-US" w:eastAsia="zh-CN"/>
@@ -5513,7 +5556,7 @@
     </w:p>
     <w:p>
       <w:pPr>
-        <w:pStyle w:val="a1"/>
+        <w:pStyle w:val="31"/>
         <w:bidi w:val="0"/>
         <w:rPr>
           <w:rFonts w:hint="default"/>
@@ -5530,7 +5573,7 @@
     </w:p>
     <w:p>
       <w:pPr>
-        <w:pStyle w:val="a1"/>
+        <w:pStyle w:val="31"/>
         <w:bidi w:val="0"/>
         <w:rPr>
           <w:rFonts w:hint="default"/>
@@ -5547,7 +5590,7 @@
     </w:p>
     <w:p>
       <w:pPr>
-        <w:pStyle w:val="a1"/>
+        <w:pStyle w:val="31"/>
         <w:bidi w:val="0"/>
         <w:rPr>
           <w:rFonts w:hint="default"/>
@@ -5564,13 +5607,13 @@
     </w:p>
     <w:p>
       <w:pPr>
-        <w:pStyle w:val="a1"/>
+        <w:pStyle w:val="31"/>
         <w:numPr>
           <w:ilvl w:val="0"/>
           <w:numId w:val="4"/>
         </w:numPr>
         <w:bidi w:val="0"/>
-        <w:ind w:left="425" w:hanging="425" w:leftChars="0" w:firstLineChars="0"/>
+        <w:ind w:left="425" w:leftChars="0" w:hanging="425" w:firstLineChars="0"/>
         <w:rPr>
           <w:rFonts w:hint="default"/>
           <w:lang w:val="en-US" w:eastAsia="zh-CN"/>
@@ -5586,7 +5629,7 @@
     </w:p>
     <w:p>
       <w:pPr>
-        <w:pStyle w:val="a1"/>
+        <w:pStyle w:val="31"/>
         <w:bidi w:val="0"/>
         <w:rPr>
           <w:rFonts w:hint="default"/>
@@ -5603,13 +5646,13 @@
     </w:p>
     <w:p>
       <w:pPr>
-        <w:pStyle w:val="a1"/>
+        <w:pStyle w:val="31"/>
         <w:numPr>
           <w:ilvl w:val="0"/>
           <w:numId w:val="4"/>
         </w:numPr>
         <w:bidi w:val="0"/>
-        <w:ind w:left="425" w:hanging="425" w:leftChars="0" w:firstLineChars="0"/>
+        <w:ind w:left="425" w:leftChars="0" w:hanging="425" w:firstLineChars="0"/>
         <w:rPr>
           <w:rFonts w:hint="default"/>
           <w:lang w:val="en-US" w:eastAsia="zh-CN"/>
@@ -5625,7 +5668,7 @@
     </w:p>
     <w:p>
       <w:pPr>
-        <w:pStyle w:val="a1"/>
+        <w:pStyle w:val="31"/>
         <w:bidi w:val="0"/>
         <w:rPr>
           <w:rFonts w:hint="default"/>
@@ -5642,7 +5685,7 @@
     </w:p>
     <w:p>
       <w:pPr>
-        <w:pStyle w:val="a1"/>
+        <w:pStyle w:val="31"/>
         <w:bidi w:val="0"/>
         <w:rPr>
           <w:rFonts w:hint="default"/>
@@ -5659,14 +5702,14 @@
     </w:p>
     <w:p>
       <w:pPr>
-        <w:pStyle w:val="1"/>
-        <w:bidi w:val="0"/>
-        <w:rPr>
-          <w:rFonts w:hint="default"/>
-          <w:lang w:val="en-US" w:eastAsia="zh-CN"/>
-        </w:rPr>
-      </w:pPr>
-      <w:bookmarkStart w:id="16" w:name="_Toc9413"/>
+        <w:pStyle w:val="30"/>
+        <w:bidi w:val="0"/>
+        <w:rPr>
+          <w:rFonts w:hint="default"/>
+          <w:lang w:val="en-US" w:eastAsia="zh-CN"/>
+        </w:rPr>
+      </w:pPr>
+      <w:bookmarkStart w:id="15" w:name="_Toc9413"/>
       <w:r>
         <w:rPr>
           <w:rFonts w:hint="default"/>
@@ -5674,47 +5717,47 @@
         </w:rPr>
         <w:t>培训种类</w:t>
       </w:r>
+      <w:bookmarkEnd w:id="15"/>
+    </w:p>
+    <w:p>
+      <w:pPr>
+        <w:pStyle w:val="31"/>
+        <w:bidi w:val="0"/>
+        <w:rPr>
+          <w:rFonts w:hint="default"/>
+          <w:lang w:val="en-US" w:eastAsia="zh-CN"/>
+        </w:rPr>
+      </w:pPr>
+      <w:r>
+        <w:rPr>
+          <w:rFonts w:hint="default"/>
+          <w:lang w:val="en-US" w:eastAsia="zh-CN"/>
+        </w:rPr>
+        <w:t>公司培训种类包括：入职培训、内部培训、外部培训等。培训的内容主要包含管理能力、专业技术、质量意识及综合知识相关内容。</w:t>
+      </w:r>
+    </w:p>
+    <w:p>
+      <w:pPr>
+        <w:pStyle w:val="32"/>
+        <w:bidi w:val="0"/>
+        <w:rPr>
+          <w:rFonts w:hint="default"/>
+          <w:lang w:val="en-US" w:eastAsia="zh-CN"/>
+        </w:rPr>
+      </w:pPr>
+      <w:bookmarkStart w:id="16" w:name="_Toc14806"/>
+      <w:r>
+        <w:rPr>
+          <w:rFonts w:hint="default"/>
+          <w:lang w:val="en-US" w:eastAsia="zh-CN"/>
+        </w:rPr>
+        <w:t>入职培训</w:t>
+      </w:r>
       <w:bookmarkEnd w:id="16"/>
     </w:p>
     <w:p>
       <w:pPr>
-        <w:pStyle w:val="a1"/>
-        <w:bidi w:val="0"/>
-        <w:rPr>
-          <w:rFonts w:hint="default"/>
-          <w:lang w:val="en-US" w:eastAsia="zh-CN"/>
-        </w:rPr>
-      </w:pPr>
-      <w:r>
-        <w:rPr>
-          <w:rFonts w:hint="default"/>
-          <w:lang w:val="en-US" w:eastAsia="zh-CN"/>
-        </w:rPr>
-        <w:t>公司培训种类包括：入职培训、内部培训、外部培训等。培训的内容主要包含管理能力、专业技术、质量意识及综合知识相关内容。</w:t>
-      </w:r>
-    </w:p>
-    <w:p>
-      <w:pPr>
-        <w:pStyle w:val="2"/>
-        <w:bidi w:val="0"/>
-        <w:rPr>
-          <w:rFonts w:hint="default"/>
-          <w:lang w:val="en-US" w:eastAsia="zh-CN"/>
-        </w:rPr>
-      </w:pPr>
-      <w:bookmarkStart w:id="17" w:name="_Toc14806"/>
-      <w:r>
-        <w:rPr>
-          <w:rFonts w:hint="default"/>
-          <w:lang w:val="en-US" w:eastAsia="zh-CN"/>
-        </w:rPr>
-        <w:t>入职培训</w:t>
-      </w:r>
-      <w:bookmarkEnd w:id="17"/>
-    </w:p>
-    <w:p>
-      <w:pPr>
-        <w:pStyle w:val="a1"/>
+        <w:pStyle w:val="31"/>
         <w:bidi w:val="0"/>
         <w:rPr>
           <w:rFonts w:hint="default"/>
@@ -5731,7 +5774,7 @@
     </w:p>
     <w:p>
       <w:pPr>
-        <w:pStyle w:val="a1"/>
+        <w:pStyle w:val="31"/>
         <w:bidi w:val="0"/>
         <w:rPr>
           <w:rFonts w:hint="default"/>
@@ -5748,7 +5791,7 @@
     </w:p>
     <w:p>
       <w:pPr>
-        <w:pStyle w:val="a1"/>
+        <w:pStyle w:val="31"/>
         <w:bidi w:val="0"/>
         <w:rPr>
           <w:rFonts w:hint="default"/>
@@ -5765,13 +5808,13 @@
     </w:p>
     <w:p>
       <w:pPr>
-        <w:pStyle w:val="a1"/>
+        <w:pStyle w:val="31"/>
         <w:numPr>
           <w:ilvl w:val="0"/>
           <w:numId w:val="5"/>
         </w:numPr>
         <w:bidi w:val="0"/>
-        <w:ind w:left="425" w:hanging="425" w:leftChars="0" w:firstLineChars="0"/>
+        <w:ind w:left="425" w:leftChars="0" w:hanging="425" w:firstLineChars="0"/>
         <w:rPr>
           <w:rFonts w:hint="default"/>
           <w:lang w:val="en-US" w:eastAsia="zh-CN"/>
@@ -5787,13 +5830,13 @@
     </w:p>
     <w:p>
       <w:pPr>
-        <w:pStyle w:val="a1"/>
+        <w:pStyle w:val="31"/>
         <w:numPr>
           <w:ilvl w:val="0"/>
           <w:numId w:val="5"/>
         </w:numPr>
         <w:bidi w:val="0"/>
-        <w:ind w:left="425" w:hanging="425" w:leftChars="0" w:firstLineChars="0"/>
+        <w:ind w:left="425" w:leftChars="0" w:hanging="425" w:firstLineChars="0"/>
         <w:rPr>
           <w:rFonts w:hint="default"/>
           <w:lang w:val="en-US" w:eastAsia="zh-CN"/>
@@ -5809,13 +5852,13 @@
     </w:p>
     <w:p>
       <w:pPr>
-        <w:pStyle w:val="a1"/>
+        <w:pStyle w:val="31"/>
         <w:numPr>
           <w:ilvl w:val="0"/>
           <w:numId w:val="5"/>
         </w:numPr>
         <w:bidi w:val="0"/>
-        <w:ind w:left="425" w:hanging="425" w:leftChars="0" w:firstLineChars="0"/>
+        <w:ind w:left="425" w:leftChars="0" w:hanging="425" w:firstLineChars="0"/>
         <w:rPr>
           <w:rFonts w:hint="default"/>
           <w:lang w:val="en-US" w:eastAsia="zh-CN"/>
@@ -5831,13 +5874,13 @@
     </w:p>
     <w:p>
       <w:pPr>
-        <w:pStyle w:val="a1"/>
+        <w:pStyle w:val="31"/>
         <w:numPr>
           <w:ilvl w:val="0"/>
           <w:numId w:val="5"/>
         </w:numPr>
         <w:bidi w:val="0"/>
-        <w:ind w:left="425" w:hanging="425" w:leftChars="0" w:firstLineChars="0"/>
+        <w:ind w:left="425" w:leftChars="0" w:hanging="425" w:firstLineChars="0"/>
         <w:rPr>
           <w:rFonts w:hint="default"/>
           <w:lang w:val="en-US" w:eastAsia="zh-CN"/>
@@ -5853,13 +5896,13 @@
     </w:p>
     <w:p>
       <w:pPr>
-        <w:pStyle w:val="a1"/>
+        <w:pStyle w:val="31"/>
         <w:numPr>
           <w:ilvl w:val="0"/>
           <w:numId w:val="5"/>
         </w:numPr>
         <w:bidi w:val="0"/>
-        <w:ind w:left="425" w:hanging="425" w:leftChars="0" w:firstLineChars="0"/>
+        <w:ind w:left="425" w:leftChars="0" w:hanging="425" w:firstLineChars="0"/>
         <w:rPr>
           <w:rFonts w:hint="default"/>
           <w:lang w:val="en-US" w:eastAsia="zh-CN"/>
@@ -5875,13 +5918,13 @@
     </w:p>
     <w:p>
       <w:pPr>
-        <w:pStyle w:val="a1"/>
+        <w:pStyle w:val="31"/>
         <w:numPr>
           <w:ilvl w:val="0"/>
           <w:numId w:val="5"/>
         </w:numPr>
         <w:bidi w:val="0"/>
-        <w:ind w:left="425" w:hanging="425" w:leftChars="0" w:firstLineChars="0"/>
+        <w:ind w:left="425" w:leftChars="0" w:hanging="425" w:firstLineChars="0"/>
         <w:rPr>
           <w:rFonts w:hint="default"/>
           <w:lang w:val="en-US" w:eastAsia="zh-CN"/>
@@ -5897,13 +5940,13 @@
     </w:p>
     <w:p>
       <w:pPr>
-        <w:pStyle w:val="a1"/>
+        <w:pStyle w:val="31"/>
         <w:numPr>
           <w:ilvl w:val="0"/>
           <w:numId w:val="5"/>
         </w:numPr>
         <w:bidi w:val="0"/>
-        <w:ind w:left="425" w:hanging="425" w:leftChars="0" w:firstLineChars="0"/>
+        <w:ind w:left="425" w:leftChars="0" w:hanging="425" w:firstLineChars="0"/>
         <w:rPr>
           <w:rFonts w:hint="default"/>
           <w:lang w:val="en-US" w:eastAsia="zh-CN"/>
@@ -5919,13 +5962,13 @@
     </w:p>
     <w:p>
       <w:pPr>
-        <w:pStyle w:val="a1"/>
+        <w:pStyle w:val="31"/>
         <w:numPr>
           <w:ilvl w:val="0"/>
           <w:numId w:val="5"/>
         </w:numPr>
         <w:bidi w:val="0"/>
-        <w:ind w:left="425" w:hanging="425" w:leftChars="0" w:firstLineChars="0"/>
+        <w:ind w:left="425" w:leftChars="0" w:hanging="425" w:firstLineChars="0"/>
         <w:rPr>
           <w:rFonts w:hint="default"/>
           <w:lang w:val="en-US" w:eastAsia="zh-CN"/>
@@ -5941,7 +5984,7 @@
     </w:p>
     <w:p>
       <w:pPr>
-        <w:pStyle w:val="a1"/>
+        <w:pStyle w:val="31"/>
         <w:bidi w:val="0"/>
         <w:rPr>
           <w:rFonts w:hint="default"/>
@@ -5958,7 +6001,7 @@
     </w:p>
     <w:p>
       <w:pPr>
-        <w:pStyle w:val="a1"/>
+        <w:pStyle w:val="31"/>
         <w:bidi w:val="0"/>
         <w:rPr>
           <w:rFonts w:hint="default"/>
@@ -5975,14 +6018,14 @@
     </w:p>
     <w:p>
       <w:pPr>
-        <w:pStyle w:val="2"/>
-        <w:bidi w:val="0"/>
-        <w:rPr>
-          <w:rFonts w:hint="default"/>
-          <w:lang w:val="en-US" w:eastAsia="zh-CN"/>
-        </w:rPr>
-      </w:pPr>
-      <w:bookmarkStart w:id="18" w:name="_Toc13623"/>
+        <w:pStyle w:val="32"/>
+        <w:bidi w:val="0"/>
+        <w:rPr>
+          <w:rFonts w:hint="default"/>
+          <w:lang w:val="en-US" w:eastAsia="zh-CN"/>
+        </w:rPr>
+      </w:pPr>
+      <w:bookmarkStart w:id="17" w:name="_Toc13623"/>
       <w:r>
         <w:rPr>
           <w:rFonts w:hint="default"/>
@@ -5990,200 +6033,200 @@
         </w:rPr>
         <w:t>岗位技能培训</w:t>
       </w:r>
+      <w:bookmarkEnd w:id="17"/>
+    </w:p>
+    <w:p>
+      <w:pPr>
+        <w:pStyle w:val="31"/>
+        <w:bidi w:val="0"/>
+        <w:rPr>
+          <w:rFonts w:hint="default"/>
+          <w:lang w:val="en-US" w:eastAsia="zh-CN"/>
+        </w:rPr>
+      </w:pPr>
+      <w:r>
+        <w:rPr>
+          <w:rFonts w:hint="default"/>
+          <w:lang w:val="en-US" w:eastAsia="zh-CN"/>
+        </w:rPr>
+        <w:t>岗位技能培训目的在于通过不断学习新观念、新知识、新方法，逐步提高员工的岗位技能和工作能力。</w:t>
+      </w:r>
+    </w:p>
+    <w:p>
+      <w:pPr>
+        <w:pStyle w:val="31"/>
+        <w:bidi w:val="0"/>
+        <w:rPr>
+          <w:rFonts w:hint="default"/>
+          <w:lang w:val="en-US" w:eastAsia="zh-CN"/>
+        </w:rPr>
+      </w:pPr>
+      <w:r>
+        <w:rPr>
+          <w:rFonts w:hint="default"/>
+          <w:lang w:val="en-US" w:eastAsia="zh-CN"/>
+        </w:rPr>
+        <w:t>适用对象：各岗位在职员工</w:t>
+      </w:r>
+    </w:p>
+    <w:p>
+      <w:pPr>
+        <w:pStyle w:val="31"/>
+        <w:bidi w:val="0"/>
+        <w:rPr>
+          <w:rFonts w:hint="default"/>
+          <w:lang w:val="en-US" w:eastAsia="zh-CN"/>
+        </w:rPr>
+      </w:pPr>
+      <w:r>
+        <w:rPr>
+          <w:rFonts w:hint="default"/>
+          <w:lang w:val="en-US" w:eastAsia="zh-CN"/>
+        </w:rPr>
+        <w:t>培训内容：</w:t>
+      </w:r>
+    </w:p>
+    <w:p>
+      <w:pPr>
+        <w:pStyle w:val="31"/>
+        <w:bidi w:val="0"/>
+        <w:rPr>
+          <w:rFonts w:hint="default"/>
+          <w:lang w:val="en-US" w:eastAsia="zh-CN"/>
+        </w:rPr>
+      </w:pPr>
+      <w:r>
+        <w:rPr>
+          <w:rFonts w:hint="default"/>
+          <w:lang w:val="en-US" w:eastAsia="zh-CN"/>
+        </w:rPr>
+        <w:t>管理类培训：团队管理、项目管理、沟通协调、领导力等（对象：管理层）</w:t>
+      </w:r>
+    </w:p>
+    <w:p>
+      <w:pPr>
+        <w:pStyle w:val="31"/>
+        <w:bidi w:val="0"/>
+        <w:rPr>
+          <w:rFonts w:hint="default"/>
+          <w:lang w:val="en-US" w:eastAsia="zh-CN"/>
+        </w:rPr>
+      </w:pPr>
+      <w:r>
+        <w:rPr>
+          <w:rFonts w:hint="default"/>
+          <w:lang w:val="en-US" w:eastAsia="zh-CN"/>
+        </w:rPr>
+        <w:t>技术类培训：硬件运维技术、软件运维技术、运维工具使用、新技术应用等（对象：技术岗）</w:t>
+      </w:r>
+    </w:p>
+    <w:p>
+      <w:pPr>
+        <w:pStyle w:val="31"/>
+        <w:bidi w:val="0"/>
+        <w:rPr>
+          <w:rFonts w:hint="default"/>
+          <w:lang w:val="en-US" w:eastAsia="zh-CN"/>
+        </w:rPr>
+      </w:pPr>
+      <w:r>
+        <w:rPr>
+          <w:rFonts w:hint="default"/>
+          <w:lang w:val="en-US" w:eastAsia="zh-CN"/>
+        </w:rPr>
+        <w:t>操作类培训：服务台规范、备件库管理、采购流程、质量检查等（对象：操作岗）</w:t>
+      </w:r>
+    </w:p>
+    <w:p>
+      <w:pPr>
+        <w:pStyle w:val="31"/>
+        <w:bidi w:val="0"/>
+        <w:rPr>
+          <w:rFonts w:hint="default"/>
+          <w:lang w:val="en-US" w:eastAsia="zh-CN"/>
+        </w:rPr>
+      </w:pPr>
+      <w:r>
+        <w:rPr>
+          <w:rFonts w:hint="default"/>
+          <w:lang w:val="en-US" w:eastAsia="zh-CN"/>
+        </w:rPr>
+        <w:t>质量类培训：质量管理体系、内审员培训、满意度调查方法等（对象：全员）</w:t>
+      </w:r>
+    </w:p>
+    <w:p>
+      <w:pPr>
+        <w:pStyle w:val="31"/>
+        <w:bidi w:val="0"/>
+        <w:rPr>
+          <w:rFonts w:hint="default"/>
+          <w:lang w:val="en-US" w:eastAsia="zh-CN"/>
+        </w:rPr>
+      </w:pPr>
+      <w:r>
+        <w:rPr>
+          <w:rFonts w:hint="default"/>
+          <w:lang w:val="en-US" w:eastAsia="zh-CN"/>
+        </w:rPr>
+        <w:t>应急类培训：应急预案、应急演练、故障处理等（对象：应急相关人员）</w:t>
+      </w:r>
+    </w:p>
+    <w:p>
+      <w:pPr>
+        <w:pStyle w:val="31"/>
+        <w:bidi w:val="0"/>
+        <w:rPr>
+          <w:rFonts w:hint="default"/>
+          <w:lang w:val="en-US" w:eastAsia="zh-CN"/>
+        </w:rPr>
+      </w:pPr>
+      <w:r>
+        <w:rPr>
+          <w:rFonts w:hint="default"/>
+          <w:lang w:val="en-US" w:eastAsia="zh-CN"/>
+        </w:rPr>
+        <w:t>组织部门：人力部统筹，各部门分别组织实施</w:t>
+      </w:r>
+    </w:p>
+    <w:p>
+      <w:pPr>
+        <w:pStyle w:val="31"/>
+        <w:bidi w:val="0"/>
+        <w:rPr>
+          <w:rFonts w:hint="default"/>
+          <w:lang w:val="en-US" w:eastAsia="zh-CN"/>
+        </w:rPr>
+      </w:pPr>
+      <w:r>
+        <w:rPr>
+          <w:rFonts w:hint="default"/>
+          <w:lang w:val="en-US" w:eastAsia="zh-CN"/>
+        </w:rPr>
+        <w:t>培训方式：内部讲师授课、案例分享、实操演练、线上学习等</w:t>
+      </w:r>
+    </w:p>
+    <w:p>
+      <w:pPr>
+        <w:pStyle w:val="32"/>
+        <w:bidi w:val="0"/>
+        <w:rPr>
+          <w:rFonts w:hint="default"/>
+          <w:lang w:val="en-US" w:eastAsia="zh-CN"/>
+        </w:rPr>
+      </w:pPr>
+      <w:bookmarkStart w:id="18" w:name="_Toc3338"/>
+      <w:r>
+        <w:rPr>
+          <w:rFonts w:hint="default"/>
+          <w:lang w:val="en-US" w:eastAsia="zh-CN"/>
+        </w:rPr>
+        <w:t>外部培训</w:t>
+      </w:r>
       <w:bookmarkEnd w:id="18"/>
     </w:p>
     <w:p>
       <w:pPr>
-        <w:pStyle w:val="a1"/>
-        <w:bidi w:val="0"/>
-        <w:rPr>
-          <w:rFonts w:hint="default"/>
-          <w:lang w:val="en-US" w:eastAsia="zh-CN"/>
-        </w:rPr>
-      </w:pPr>
-      <w:r>
-        <w:rPr>
-          <w:rFonts w:hint="default"/>
-          <w:lang w:val="en-US" w:eastAsia="zh-CN"/>
-        </w:rPr>
-        <w:t>岗位技能培训目的在于通过不断学习新观念、新知识、新方法，逐步提高员工的岗位技能和工作能力。</w:t>
-      </w:r>
-    </w:p>
-    <w:p>
-      <w:pPr>
-        <w:pStyle w:val="a1"/>
-        <w:bidi w:val="0"/>
-        <w:rPr>
-          <w:rFonts w:hint="default"/>
-          <w:lang w:val="en-US" w:eastAsia="zh-CN"/>
-        </w:rPr>
-      </w:pPr>
-      <w:r>
-        <w:rPr>
-          <w:rFonts w:hint="default"/>
-          <w:lang w:val="en-US" w:eastAsia="zh-CN"/>
-        </w:rPr>
-        <w:t>适用对象：各岗位在职员工</w:t>
-      </w:r>
-    </w:p>
-    <w:p>
-      <w:pPr>
-        <w:pStyle w:val="a1"/>
-        <w:bidi w:val="0"/>
-        <w:rPr>
-          <w:rFonts w:hint="default"/>
-          <w:lang w:val="en-US" w:eastAsia="zh-CN"/>
-        </w:rPr>
-      </w:pPr>
-      <w:r>
-        <w:rPr>
-          <w:rFonts w:hint="default"/>
-          <w:lang w:val="en-US" w:eastAsia="zh-CN"/>
-        </w:rPr>
-        <w:t>培训内容：</w:t>
-      </w:r>
-    </w:p>
-    <w:p>
-      <w:pPr>
-        <w:pStyle w:val="a1"/>
-        <w:bidi w:val="0"/>
-        <w:rPr>
-          <w:rFonts w:hint="default"/>
-          <w:lang w:val="en-US" w:eastAsia="zh-CN"/>
-        </w:rPr>
-      </w:pPr>
-      <w:r>
-        <w:rPr>
-          <w:rFonts w:hint="default"/>
-          <w:lang w:val="en-US" w:eastAsia="zh-CN"/>
-        </w:rPr>
-        <w:t>管理类培训：团队管理、项目管理、沟通协调、领导力等（对象：管理层）</w:t>
-      </w:r>
-    </w:p>
-    <w:p>
-      <w:pPr>
-        <w:pStyle w:val="a1"/>
-        <w:bidi w:val="0"/>
-        <w:rPr>
-          <w:rFonts w:hint="default"/>
-          <w:lang w:val="en-US" w:eastAsia="zh-CN"/>
-        </w:rPr>
-      </w:pPr>
-      <w:r>
-        <w:rPr>
-          <w:rFonts w:hint="default"/>
-          <w:lang w:val="en-US" w:eastAsia="zh-CN"/>
-        </w:rPr>
-        <w:t>技术类培训：硬件运维技术、软件运维技术、运维工具使用、新技术应用等（对象：技术岗）</w:t>
-      </w:r>
-    </w:p>
-    <w:p>
-      <w:pPr>
-        <w:pStyle w:val="a1"/>
-        <w:bidi w:val="0"/>
-        <w:rPr>
-          <w:rFonts w:hint="default"/>
-          <w:lang w:val="en-US" w:eastAsia="zh-CN"/>
-        </w:rPr>
-      </w:pPr>
-      <w:r>
-        <w:rPr>
-          <w:rFonts w:hint="default"/>
-          <w:lang w:val="en-US" w:eastAsia="zh-CN"/>
-        </w:rPr>
-        <w:t>操作类培训：服务台规范、备件库管理、采购流程、质量检查等（对象：操作岗）</w:t>
-      </w:r>
-    </w:p>
-    <w:p>
-      <w:pPr>
-        <w:pStyle w:val="a1"/>
-        <w:bidi w:val="0"/>
-        <w:rPr>
-          <w:rFonts w:hint="default"/>
-          <w:lang w:val="en-US" w:eastAsia="zh-CN"/>
-        </w:rPr>
-      </w:pPr>
-      <w:r>
-        <w:rPr>
-          <w:rFonts w:hint="default"/>
-          <w:lang w:val="en-US" w:eastAsia="zh-CN"/>
-        </w:rPr>
-        <w:t>质量类培训：质量管理体系、内审员培训、满意度调查方法等（对象：全员）</w:t>
-      </w:r>
-    </w:p>
-    <w:p>
-      <w:pPr>
-        <w:pStyle w:val="a1"/>
-        <w:bidi w:val="0"/>
-        <w:rPr>
-          <w:rFonts w:hint="default"/>
-          <w:lang w:val="en-US" w:eastAsia="zh-CN"/>
-        </w:rPr>
-      </w:pPr>
-      <w:r>
-        <w:rPr>
-          <w:rFonts w:hint="default"/>
-          <w:lang w:val="en-US" w:eastAsia="zh-CN"/>
-        </w:rPr>
-        <w:t>应急类培训：应急预案、应急演练、故障处理等（对象：应急相关人员）</w:t>
-      </w:r>
-    </w:p>
-    <w:p>
-      <w:pPr>
-        <w:pStyle w:val="a1"/>
-        <w:bidi w:val="0"/>
-        <w:rPr>
-          <w:rFonts w:hint="default"/>
-          <w:lang w:val="en-US" w:eastAsia="zh-CN"/>
-        </w:rPr>
-      </w:pPr>
-      <w:r>
-        <w:rPr>
-          <w:rFonts w:hint="default"/>
-          <w:lang w:val="en-US" w:eastAsia="zh-CN"/>
-        </w:rPr>
-        <w:t>组织部门：人力部统筹，各部门分别组织实施</w:t>
-      </w:r>
-    </w:p>
-    <w:p>
-      <w:pPr>
-        <w:pStyle w:val="a1"/>
-        <w:bidi w:val="0"/>
-        <w:rPr>
-          <w:rFonts w:hint="default"/>
-          <w:lang w:val="en-US" w:eastAsia="zh-CN"/>
-        </w:rPr>
-      </w:pPr>
-      <w:r>
-        <w:rPr>
-          <w:rFonts w:hint="default"/>
-          <w:lang w:val="en-US" w:eastAsia="zh-CN"/>
-        </w:rPr>
-        <w:t>培训方式：内部讲师授课、案例分享、实操演练、线上学习等</w:t>
-      </w:r>
-    </w:p>
-    <w:p>
-      <w:pPr>
-        <w:pStyle w:val="2"/>
-        <w:bidi w:val="0"/>
-        <w:rPr>
-          <w:rFonts w:hint="default"/>
-          <w:lang w:val="en-US" w:eastAsia="zh-CN"/>
-        </w:rPr>
-      </w:pPr>
-      <w:bookmarkStart w:id="19" w:name="_Toc3338"/>
-      <w:r>
-        <w:rPr>
-          <w:rFonts w:hint="default"/>
-          <w:lang w:val="en-US" w:eastAsia="zh-CN"/>
-        </w:rPr>
-        <w:t>外部培训</w:t>
-      </w:r>
-      <w:bookmarkEnd w:id="19"/>
-    </w:p>
-    <w:p>
-      <w:pPr>
-        <w:pStyle w:val="a1"/>
+        <w:pStyle w:val="31"/>
         <w:bidi w:val="0"/>
         <w:rPr>
           <w:rFonts w:hint="default"/>
@@ -6200,7 +6243,7 @@
     </w:p>
     <w:p>
       <w:pPr>
-        <w:pStyle w:val="a1"/>
+        <w:pStyle w:val="31"/>
         <w:bidi w:val="0"/>
         <w:rPr>
           <w:rFonts w:hint="default"/>
@@ -6217,13 +6260,13 @@
     </w:p>
     <w:p>
       <w:pPr>
-        <w:pStyle w:val="a1"/>
+        <w:pStyle w:val="31"/>
         <w:numPr>
           <w:ilvl w:val="0"/>
           <w:numId w:val="6"/>
         </w:numPr>
         <w:bidi w:val="0"/>
-        <w:ind w:left="425" w:hanging="425" w:leftChars="0" w:firstLineChars="0"/>
+        <w:ind w:left="425" w:leftChars="0" w:hanging="425" w:firstLineChars="0"/>
         <w:rPr>
           <w:rFonts w:hint="default"/>
           <w:lang w:val="en-US" w:eastAsia="zh-CN"/>
@@ -6239,7 +6282,7 @@
     </w:p>
     <w:p>
       <w:pPr>
-        <w:pStyle w:val="a1"/>
+        <w:pStyle w:val="31"/>
         <w:bidi w:val="0"/>
         <w:rPr>
           <w:rFonts w:hint="default"/>
@@ -6256,7 +6299,7 @@
     </w:p>
     <w:p>
       <w:pPr>
-        <w:pStyle w:val="a1"/>
+        <w:pStyle w:val="31"/>
         <w:bidi w:val="0"/>
         <w:rPr>
           <w:rFonts w:hint="default"/>
@@ -6273,7 +6316,7 @@
     </w:p>
     <w:p>
       <w:pPr>
-        <w:pStyle w:val="a1"/>
+        <w:pStyle w:val="31"/>
         <w:bidi w:val="0"/>
         <w:rPr>
           <w:rFonts w:hint="default"/>
@@ -6290,7 +6333,7 @@
     </w:p>
     <w:p>
       <w:pPr>
-        <w:pStyle w:val="a1"/>
+        <w:pStyle w:val="31"/>
         <w:bidi w:val="0"/>
         <w:rPr>
           <w:rFonts w:hint="default"/>
@@ -6307,13 +6350,13 @@
     </w:p>
     <w:p>
       <w:pPr>
-        <w:pStyle w:val="a1"/>
+        <w:pStyle w:val="31"/>
         <w:numPr>
           <w:ilvl w:val="0"/>
           <w:numId w:val="6"/>
         </w:numPr>
         <w:bidi w:val="0"/>
-        <w:ind w:left="425" w:hanging="425" w:leftChars="0" w:firstLineChars="0"/>
+        <w:ind w:left="425" w:leftChars="0" w:hanging="425" w:firstLineChars="0"/>
         <w:rPr>
           <w:rFonts w:hint="default"/>
           <w:lang w:val="en-US" w:eastAsia="zh-CN"/>
@@ -6329,7 +6372,7 @@
     </w:p>
     <w:p>
       <w:pPr>
-        <w:pStyle w:val="a1"/>
+        <w:pStyle w:val="31"/>
         <w:bidi w:val="0"/>
         <w:rPr>
           <w:rFonts w:hint="default"/>
@@ -6346,7 +6389,7 @@
     </w:p>
     <w:p>
       <w:pPr>
-        <w:pStyle w:val="a1"/>
+        <w:pStyle w:val="31"/>
         <w:bidi w:val="0"/>
         <w:rPr>
           <w:rFonts w:hint="default"/>
@@ -6363,7 +6406,7 @@
     </w:p>
     <w:p>
       <w:pPr>
-        <w:pStyle w:val="a1"/>
+        <w:pStyle w:val="31"/>
         <w:bidi w:val="0"/>
         <w:rPr>
           <w:rFonts w:hint="default"/>
@@ -6380,7 +6423,7 @@
     </w:p>
     <w:p>
       <w:pPr>
-        <w:pStyle w:val="a1"/>
+        <w:pStyle w:val="31"/>
         <w:bidi w:val="0"/>
         <w:rPr>
           <w:rFonts w:hint="default"/>
@@ -6397,7 +6440,7 @@
     </w:p>
     <w:p>
       <w:pPr>
-        <w:pStyle w:val="a1"/>
+        <w:pStyle w:val="31"/>
         <w:bidi w:val="0"/>
         <w:rPr>
           <w:rFonts w:hint="default"/>
@@ -6414,14 +6457,14 @@
     </w:p>
     <w:p>
       <w:pPr>
-        <w:pStyle w:val="2"/>
-        <w:bidi w:val="0"/>
-        <w:rPr>
-          <w:rFonts w:hint="default"/>
-          <w:lang w:val="en-US" w:eastAsia="zh-CN"/>
-        </w:rPr>
-      </w:pPr>
-      <w:bookmarkStart w:id="20" w:name="_Toc31386"/>
+        <w:pStyle w:val="32"/>
+        <w:bidi w:val="0"/>
+        <w:rPr>
+          <w:rFonts w:hint="default"/>
+          <w:lang w:val="en-US" w:eastAsia="zh-CN"/>
+        </w:rPr>
+      </w:pPr>
+      <w:bookmarkStart w:id="19" w:name="_Toc31386"/>
       <w:r>
         <w:rPr>
           <w:rFonts w:hint="default"/>
@@ -6429,11 +6472,11 @@
         </w:rPr>
         <w:t>内部讲师管理</w:t>
       </w:r>
-      <w:bookmarkEnd w:id="20"/>
-    </w:p>
-    <w:p>
-      <w:pPr>
-        <w:pStyle w:val="a1"/>
+      <w:bookmarkEnd w:id="19"/>
+    </w:p>
+    <w:p>
+      <w:pPr>
+        <w:pStyle w:val="31"/>
         <w:bidi w:val="0"/>
         <w:rPr>
           <w:rFonts w:hint="default"/>
@@ -6450,13 +6493,13 @@
     </w:p>
     <w:p>
       <w:pPr>
-        <w:pStyle w:val="a1"/>
+        <w:pStyle w:val="31"/>
         <w:numPr>
           <w:ilvl w:val="0"/>
           <w:numId w:val="7"/>
         </w:numPr>
         <w:bidi w:val="0"/>
-        <w:ind w:left="425" w:hanging="425" w:leftChars="0" w:firstLineChars="0"/>
+        <w:ind w:left="425" w:leftChars="0" w:hanging="425" w:firstLineChars="0"/>
         <w:rPr>
           <w:rFonts w:hint="default"/>
           <w:lang w:val="en-US" w:eastAsia="zh-CN"/>
@@ -6472,7 +6515,7 @@
     </w:p>
     <w:p>
       <w:pPr>
-        <w:pStyle w:val="a1"/>
+        <w:pStyle w:val="31"/>
         <w:bidi w:val="0"/>
         <w:rPr>
           <w:rFonts w:hint="default"/>
@@ -6489,7 +6532,7 @@
     </w:p>
     <w:p>
       <w:pPr>
-        <w:pStyle w:val="a1"/>
+        <w:pStyle w:val="31"/>
         <w:bidi w:val="0"/>
         <w:rPr>
           <w:rFonts w:hint="default"/>
@@ -6506,7 +6549,7 @@
     </w:p>
     <w:p>
       <w:pPr>
-        <w:pStyle w:val="a1"/>
+        <w:pStyle w:val="31"/>
         <w:bidi w:val="0"/>
         <w:rPr>
           <w:rFonts w:hint="default"/>
@@ -6523,13 +6566,13 @@
     </w:p>
     <w:p>
       <w:pPr>
-        <w:pStyle w:val="a1"/>
+        <w:pStyle w:val="31"/>
         <w:numPr>
           <w:ilvl w:val="0"/>
           <w:numId w:val="7"/>
         </w:numPr>
         <w:bidi w:val="0"/>
-        <w:ind w:left="425" w:hanging="425" w:leftChars="0" w:firstLineChars="0"/>
+        <w:ind w:left="425" w:leftChars="0" w:hanging="425" w:firstLineChars="0"/>
         <w:rPr>
           <w:rFonts w:hint="default"/>
           <w:lang w:val="en-US" w:eastAsia="zh-CN"/>
@@ -6545,7 +6588,7 @@
     </w:p>
     <w:p>
       <w:pPr>
-        <w:pStyle w:val="a1"/>
+        <w:pStyle w:val="31"/>
         <w:bidi w:val="0"/>
         <w:rPr>
           <w:rFonts w:hint="default"/>
@@ -6562,7 +6605,7 @@
     </w:p>
     <w:p>
       <w:pPr>
-        <w:pStyle w:val="a1"/>
+        <w:pStyle w:val="31"/>
         <w:bidi w:val="0"/>
         <w:rPr>
           <w:rFonts w:hint="default"/>
@@ -6579,7 +6622,7 @@
     </w:p>
     <w:p>
       <w:pPr>
-        <w:pStyle w:val="a1"/>
+        <w:pStyle w:val="31"/>
         <w:bidi w:val="0"/>
         <w:rPr>
           <w:rFonts w:hint="default"/>
@@ -6596,14 +6639,14 @@
     </w:p>
     <w:p>
       <w:pPr>
-        <w:pStyle w:val="1"/>
-        <w:bidi w:val="0"/>
-        <w:rPr>
-          <w:rFonts w:hint="default"/>
-          <w:lang w:val="en-US" w:eastAsia="zh-CN"/>
-        </w:rPr>
-      </w:pPr>
-      <w:bookmarkStart w:id="21" w:name="_Toc6658"/>
+        <w:pStyle w:val="30"/>
+        <w:bidi w:val="0"/>
+        <w:rPr>
+          <w:rFonts w:hint="default"/>
+          <w:lang w:val="en-US" w:eastAsia="zh-CN"/>
+        </w:rPr>
+      </w:pPr>
+      <w:bookmarkStart w:id="20" w:name="_Toc6658"/>
       <w:r>
         <w:rPr>
           <w:rFonts w:hint="default"/>
@@ -6611,17 +6654,17 @@
         </w:rPr>
         <w:t>培训纪律</w:t>
       </w:r>
-      <w:bookmarkEnd w:id="21"/>
-    </w:p>
-    <w:p>
-      <w:pPr>
-        <w:pStyle w:val="a1"/>
+      <w:bookmarkEnd w:id="20"/>
+    </w:p>
+    <w:p>
+      <w:pPr>
+        <w:pStyle w:val="31"/>
         <w:numPr>
           <w:ilvl w:val="0"/>
           <w:numId w:val="8"/>
         </w:numPr>
         <w:bidi w:val="0"/>
-        <w:ind w:left="425" w:hanging="425" w:leftChars="0" w:firstLineChars="0"/>
+        <w:ind w:left="425" w:leftChars="0" w:hanging="425" w:firstLineChars="0"/>
         <w:rPr>
           <w:rFonts w:hint="default"/>
           <w:lang w:val="en-US" w:eastAsia="zh-CN"/>
@@ -6637,7 +6680,7 @@
     </w:p>
     <w:p>
       <w:pPr>
-        <w:pStyle w:val="a1"/>
+        <w:pStyle w:val="31"/>
         <w:bidi w:val="0"/>
         <w:rPr>
           <w:rFonts w:hint="default"/>
@@ -6654,7 +6697,7 @@
     </w:p>
     <w:p>
       <w:pPr>
-        <w:pStyle w:val="a1"/>
+        <w:pStyle w:val="31"/>
         <w:bidi w:val="0"/>
         <w:rPr>
           <w:rFonts w:hint="default"/>
@@ -6671,7 +6714,7 @@
     </w:p>
     <w:p>
       <w:pPr>
-        <w:pStyle w:val="a1"/>
+        <w:pStyle w:val="31"/>
         <w:bidi w:val="0"/>
         <w:rPr>
           <w:rFonts w:hint="default"/>
@@ -6688,13 +6731,13 @@
     </w:p>
     <w:p>
       <w:pPr>
-        <w:pStyle w:val="a1"/>
+        <w:pStyle w:val="31"/>
         <w:numPr>
           <w:ilvl w:val="0"/>
           <w:numId w:val="8"/>
         </w:numPr>
         <w:bidi w:val="0"/>
-        <w:ind w:left="425" w:hanging="425" w:leftChars="0" w:firstLineChars="0"/>
+        <w:ind w:left="425" w:leftChars="0" w:hanging="425" w:firstLineChars="0"/>
         <w:rPr>
           <w:rFonts w:hint="default"/>
           <w:lang w:val="en-US" w:eastAsia="zh-CN"/>
@@ -6710,7 +6753,7 @@
     </w:p>
     <w:p>
       <w:pPr>
-        <w:pStyle w:val="a1"/>
+        <w:pStyle w:val="31"/>
         <w:bidi w:val="0"/>
         <w:rPr>
           <w:rFonts w:hint="default"/>
@@ -6727,7 +6770,7 @@
     </w:p>
     <w:p>
       <w:pPr>
-        <w:pStyle w:val="a1"/>
+        <w:pStyle w:val="31"/>
         <w:bidi w:val="0"/>
         <w:rPr>
           <w:rFonts w:hint="default"/>
@@ -6744,7 +6787,7 @@
     </w:p>
     <w:p>
       <w:pPr>
-        <w:pStyle w:val="a1"/>
+        <w:pStyle w:val="31"/>
         <w:bidi w:val="0"/>
         <w:rPr>
           <w:rFonts w:hint="default"/>
@@ -6761,13 +6804,13 @@
     </w:p>
     <w:p>
       <w:pPr>
-        <w:pStyle w:val="a1"/>
+        <w:pStyle w:val="31"/>
         <w:numPr>
           <w:ilvl w:val="0"/>
           <w:numId w:val="8"/>
         </w:numPr>
         <w:bidi w:val="0"/>
-        <w:ind w:left="425" w:hanging="425" w:leftChars="0" w:firstLineChars="0"/>
+        <w:ind w:left="425" w:leftChars="0" w:hanging="425" w:firstLineChars="0"/>
         <w:rPr>
           <w:rFonts w:hint="default"/>
           <w:lang w:val="en-US" w:eastAsia="zh-CN"/>
@@ -6783,7 +6826,7 @@
     </w:p>
     <w:p>
       <w:pPr>
-        <w:pStyle w:val="a1"/>
+        <w:pStyle w:val="31"/>
         <w:bidi w:val="0"/>
         <w:rPr>
           <w:rFonts w:hint="default"/>
@@ -6800,7 +6843,7 @@
     </w:p>
     <w:p>
       <w:pPr>
-        <w:pStyle w:val="a1"/>
+        <w:pStyle w:val="31"/>
         <w:bidi w:val="0"/>
         <w:rPr>
           <w:rFonts w:hint="default"/>
@@ -6817,13 +6860,13 @@
     </w:p>
     <w:p>
       <w:pPr>
-        <w:pStyle w:val="a1"/>
+        <w:pStyle w:val="31"/>
         <w:numPr>
           <w:ilvl w:val="0"/>
           <w:numId w:val="8"/>
         </w:numPr>
         <w:bidi w:val="0"/>
-        <w:ind w:left="425" w:hanging="425" w:leftChars="0" w:firstLineChars="0"/>
+        <w:ind w:left="425" w:leftChars="0" w:hanging="425" w:firstLineChars="0"/>
         <w:rPr>
           <w:rFonts w:hint="default"/>
           <w:lang w:val="en-US" w:eastAsia="zh-CN"/>
@@ -6839,7 +6882,7 @@
     </w:p>
     <w:p>
       <w:pPr>
-        <w:pStyle w:val="a1"/>
+        <w:pStyle w:val="31"/>
         <w:bidi w:val="0"/>
         <w:rPr>
           <w:rFonts w:hint="default"/>
@@ -6856,7 +6899,7 @@
     </w:p>
     <w:p>
       <w:pPr>
-        <w:pStyle w:val="a1"/>
+        <w:pStyle w:val="31"/>
         <w:bidi w:val="0"/>
         <w:rPr>
           <w:rFonts w:hint="default"/>
@@ -6873,13 +6916,13 @@
     </w:p>
     <w:p>
       <w:pPr>
-        <w:pStyle w:val="a1"/>
+        <w:pStyle w:val="31"/>
         <w:numPr>
           <w:ilvl w:val="0"/>
           <w:numId w:val="8"/>
         </w:numPr>
         <w:bidi w:val="0"/>
-        <w:ind w:left="425" w:hanging="425" w:leftChars="0" w:firstLineChars="0"/>
+        <w:ind w:left="425" w:leftChars="0" w:hanging="425" w:firstLineChars="0"/>
         <w:rPr>
           <w:rFonts w:hint="default"/>
           <w:lang w:val="en-US" w:eastAsia="zh-CN"/>
@@ -6895,7 +6938,7 @@
     </w:p>
     <w:p>
       <w:pPr>
-        <w:pStyle w:val="a1"/>
+        <w:pStyle w:val="31"/>
         <w:bidi w:val="0"/>
         <w:rPr>
           <w:rFonts w:hint="default"/>
@@ -6912,7 +6955,7 @@
     </w:p>
     <w:p>
       <w:pPr>
-        <w:pStyle w:val="a1"/>
+        <w:pStyle w:val="31"/>
         <w:bidi w:val="0"/>
         <w:rPr>
           <w:rFonts w:hint="default"/>
@@ -6929,13 +6972,13 @@
     </w:p>
     <w:p>
       <w:pPr>
-        <w:pStyle w:val="a1"/>
+        <w:pStyle w:val="31"/>
         <w:numPr>
           <w:ilvl w:val="0"/>
           <w:numId w:val="8"/>
         </w:numPr>
         <w:bidi w:val="0"/>
-        <w:ind w:left="425" w:hanging="425" w:leftChars="0" w:firstLineChars="0"/>
+        <w:ind w:left="425" w:leftChars="0" w:hanging="425" w:firstLineChars="0"/>
         <w:rPr>
           <w:rFonts w:hint="default"/>
           <w:lang w:val="en-US" w:eastAsia="zh-CN"/>
@@ -6951,7 +6994,7 @@
     </w:p>
     <w:p>
       <w:pPr>
-        <w:pStyle w:val="a1"/>
+        <w:pStyle w:val="31"/>
         <w:bidi w:val="0"/>
         <w:rPr>
           <w:rFonts w:hint="default"/>
@@ -6968,7 +7011,7 @@
     </w:p>
     <w:p>
       <w:pPr>
-        <w:pStyle w:val="a1"/>
+        <w:pStyle w:val="31"/>
         <w:bidi w:val="0"/>
         <w:rPr>
           <w:rFonts w:hint="default"/>
@@ -6985,13 +7028,13 @@
     </w:p>
     <w:p>
       <w:pPr>
-        <w:pStyle w:val="a1"/>
+        <w:pStyle w:val="31"/>
         <w:numPr>
           <w:ilvl w:val="0"/>
           <w:numId w:val="8"/>
         </w:numPr>
         <w:bidi w:val="0"/>
-        <w:ind w:left="425" w:hanging="425" w:leftChars="0" w:firstLineChars="0"/>
+        <w:ind w:left="425" w:leftChars="0" w:hanging="425" w:firstLineChars="0"/>
         <w:rPr>
           <w:rFonts w:hint="default"/>
           <w:lang w:val="en-US" w:eastAsia="zh-CN"/>
@@ -7007,7 +7050,7 @@
     </w:p>
     <w:p>
       <w:pPr>
-        <w:pStyle w:val="a1"/>
+        <w:pStyle w:val="31"/>
         <w:bidi w:val="0"/>
         <w:rPr>
           <w:rFonts w:hint="default"/>
@@ -7024,7 +7067,7 @@
     </w:p>
     <w:p>
       <w:pPr>
-        <w:pStyle w:val="a1"/>
+        <w:pStyle w:val="31"/>
         <w:bidi w:val="0"/>
         <w:rPr>
           <w:rFonts w:hint="default"/>
@@ -7041,14 +7084,14 @@
     </w:p>
     <w:p>
       <w:pPr>
-        <w:pStyle w:val="1"/>
-        <w:bidi w:val="0"/>
-        <w:rPr>
-          <w:rFonts w:hint="default"/>
-          <w:lang w:val="en-US" w:eastAsia="zh-CN"/>
-        </w:rPr>
-      </w:pPr>
-      <w:bookmarkStart w:id="22" w:name="_Toc28147"/>
+        <w:pStyle w:val="30"/>
+        <w:bidi w:val="0"/>
+        <w:rPr>
+          <w:rFonts w:hint="default"/>
+          <w:lang w:val="en-US" w:eastAsia="zh-CN"/>
+        </w:rPr>
+      </w:pPr>
+      <w:bookmarkStart w:id="21" w:name="_Toc28147"/>
       <w:r>
         <w:rPr>
           <w:rFonts w:hint="eastAsia"/>
@@ -7056,26 +7099,11 @@
         </w:rPr>
         <w:t>KPI指标</w:t>
       </w:r>
-      <w:bookmarkEnd w:id="22"/>
-    </w:p>
-    <w:p>
-      <w:pPr>
-        <w:rPr>
-          <w:rFonts w:hint="eastAsia"/>
-          <w:lang w:val="en-US" w:eastAsia="zh-CN"/>
-        </w:rPr>
-      </w:pPr>
-      <w:r>
-        <w:rPr>
-          <w:rFonts w:hint="eastAsia"/>
-          <w:lang w:val="en-US" w:eastAsia="zh-CN"/>
-        </w:rPr>
-        <w:br w:type="page"/>
-      </w:r>
-    </w:p>
-    <w:p>
-      <w:pPr>
-        <w:pStyle w:val="a1"/>
+      <w:bookmarkEnd w:id="21"/>
+    </w:p>
+    <w:p>
+      <w:pPr>
+        <w:pStyle w:val="31"/>
         <w:keepNext w:val="0"/>
         <w:keepLines w:val="0"/>
         <w:pageBreakBefore w:val="0"/>
@@ -7096,6 +7124,8 @@
           <w:lang w:val="en-US" w:eastAsia="zh-CN"/>
         </w:rPr>
       </w:pPr>
+      <w:bookmarkStart w:id="25" w:name="_GoBack"/>
+      <w:bookmarkEnd w:id="25"/>
       <w:r>
         <w:rPr>
           <w:rFonts w:hint="eastAsia"/>
@@ -7125,7 +7155,7 @@
           <w:rFonts w:hint="eastAsia"/>
           <w:lang w:val="en-US" w:eastAsia="zh-CN"/>
         </w:rPr>
-        <w:instrText>"柴_标题1"\n</w:instrText>
+        <w:instrText xml:space="preserve">"柴_标题1"\n</w:instrText>
       </w:r>
       <w:r>
         <w:instrText xml:space="preserve"> \s</w:instrText>
@@ -7142,7 +7172,7 @@
           <w:rFonts w:hint="eastAsia"/>
           <w:lang w:val="en-US" w:eastAsia="zh-CN"/>
         </w:rPr>
-        <w:instrText>* Charformat</w:instrText>
+        <w:instrText xml:space="preserve">* Charformat</w:instrText>
       </w:r>
       <w:r>
         <w:rPr>
@@ -7207,7 +7237,7 @@
         </w:rPr>
         <w:fldChar w:fldCharType="end"/>
       </w:r>
-      <w:bookmarkStart w:id="23" w:name="_Toc12695"/>
+      <w:bookmarkStart w:id="22" w:name="_Toc12695"/>
       <w:r>
         <w:rPr>
           <w:rFonts w:hint="eastAsia"/>
@@ -7215,21 +7245,22 @@
         </w:rPr>
         <w:t xml:space="preserve"> KPI指标表</w:t>
       </w:r>
-      <w:bookmarkEnd w:id="23"/>
+      <w:bookmarkEnd w:id="22"/>
     </w:p>
     <w:tbl>
       <w:tblPr>
-        <w:tblStyle w:val="TableGrid"/>
+        <w:tblStyle w:val="23"/>
         <w:tblW w:w="8522" w:type="dxa"/>
         <w:jc w:val="center"/>
         <w:tblBorders>
-          <w:top w:val="nil"/>
-          <w:left w:val="nil"/>
-          <w:bottom w:val="nil"/>
-          <w:right w:val="nil"/>
-          <w:insideH w:val="nil"/>
-          <w:insideV w:val="nil"/>
+          <w:top w:val="none" w:color="auto" w:sz="0" w:space="0"/>
+          <w:left w:val="none" w:color="auto" w:sz="0" w:space="0"/>
+          <w:bottom w:val="none" w:color="auto" w:sz="0" w:space="0"/>
+          <w:right w:val="none" w:color="auto" w:sz="0" w:space="0"/>
+          <w:insideH w:val="none" w:color="auto" w:sz="0" w:space="0"/>
+          <w:insideV w:val="none" w:color="auto" w:sz="0" w:space="0"/>
         </w:tblBorders>
+        <w:tblLayout w:type="autofit"/>
         <w:tblCellMar>
           <w:top w:w="0" w:type="dxa"/>
           <w:left w:w="108" w:type="dxa"/>
@@ -7245,15 +7276,13 @@
       </w:tblGrid>
       <w:tr>
         <w:tblPrEx>
-          <w:tblW w:w="8522" w:type="dxa"/>
-          <w:jc w:val="center"/>
           <w:tblBorders>
-            <w:top w:val="nil"/>
-            <w:left w:val="nil"/>
-            <w:bottom w:val="nil"/>
-            <w:right w:val="nil"/>
-            <w:insideH w:val="nil"/>
-            <w:insideV w:val="nil"/>
+            <w:top w:val="none" w:color="auto" w:sz="0" w:space="0"/>
+            <w:left w:val="none" w:color="auto" w:sz="0" w:space="0"/>
+            <w:bottom w:val="none" w:color="auto" w:sz="0" w:space="0"/>
+            <w:right w:val="none" w:color="auto" w:sz="0" w:space="0"/>
+            <w:insideH w:val="none" w:color="auto" w:sz="0" w:space="0"/>
+            <w:insideV w:val="none" w:color="auto" w:sz="0" w:space="0"/>
           </w:tblBorders>
           <w:tblCellMar>
             <w:top w:w="0" w:type="dxa"/>
@@ -7263,7 +7292,7 @@
           </w:tblCellMar>
         </w:tblPrEx>
         <w:trPr>
-          <w:trHeight w:val="0"/>
+          <w:trHeight w:val="0" w:hRule="atLeast"/>
           <w:tblHeader/>
           <w:jc w:val="center"/>
         </w:trPr>
@@ -7271,8 +7300,8 @@
           <w:tcPr>
             <w:tcW w:w="1773" w:type="dxa"/>
             <w:tcBorders>
-              <w:top w:val="single" w:sz="12" w:space="0" w:color="auto"/>
-              <w:left w:val="single" w:sz="12" w:space="0" w:color="auto"/>
+              <w:top w:val="single" w:color="auto" w:sz="12" w:space="0"/>
+              <w:left w:val="single" w:color="auto" w:sz="12" w:space="0"/>
               <w:bottom w:val="nil"/>
               <w:right w:val="nil"/>
             </w:tcBorders>
@@ -7286,11 +7315,11 @@
           </w:tcPr>
           <w:p>
             <w:pPr>
-              <w:pStyle w:val="a1"/>
+              <w:pStyle w:val="31"/>
               <w:widowControl w:val="0"/>
               <w:snapToGrid w:val="0"/>
               <w:spacing w:line="240" w:lineRule="auto"/>
-              <w:ind w:left="0" w:right="0" w:firstLine="0" w:leftChars="0" w:rightChars="0" w:firstLineChars="0"/>
+              <w:ind w:left="0" w:leftChars="0" w:right="0" w:rightChars="0" w:firstLine="0" w:firstLineChars="0"/>
               <w:jc w:val="center"/>
               <w:rPr>
                 <w:rFonts w:hint="default"/>
@@ -7314,8 +7343,8 @@
           <w:tcPr>
             <w:tcW w:w="3562" w:type="dxa"/>
             <w:tcBorders>
-              <w:top w:val="single" w:sz="12" w:space="0" w:color="auto"/>
-              <w:left w:val="single" w:sz="4" w:space="0" w:color="auto"/>
+              <w:top w:val="single" w:color="auto" w:sz="12" w:space="0"/>
+              <w:left w:val="single" w:color="auto" w:sz="4" w:space="0"/>
               <w:bottom w:val="nil"/>
               <w:right w:val="nil"/>
             </w:tcBorders>
@@ -7329,11 +7358,11 @@
           </w:tcPr>
           <w:p>
             <w:pPr>
-              <w:pStyle w:val="a1"/>
+              <w:pStyle w:val="31"/>
               <w:widowControl w:val="0"/>
               <w:snapToGrid w:val="0"/>
               <w:spacing w:line="240" w:lineRule="auto"/>
-              <w:ind w:left="0" w:right="0" w:firstLine="0" w:leftChars="0" w:rightChars="0" w:firstLineChars="0"/>
+              <w:ind w:left="0" w:leftChars="0" w:right="0" w:rightChars="0" w:firstLine="0" w:firstLineChars="0"/>
               <w:jc w:val="center"/>
               <w:rPr>
                 <w:rFonts w:hint="default"/>
@@ -7357,8 +7386,8 @@
           <w:tcPr>
             <w:tcW w:w="1413" w:type="dxa"/>
             <w:tcBorders>
-              <w:top w:val="single" w:sz="12" w:space="0" w:color="auto"/>
-              <w:left w:val="single" w:sz="4" w:space="0" w:color="auto"/>
+              <w:top w:val="single" w:color="auto" w:sz="12" w:space="0"/>
+              <w:left w:val="single" w:color="auto" w:sz="4" w:space="0"/>
               <w:bottom w:val="nil"/>
               <w:right w:val="nil"/>
             </w:tcBorders>
@@ -7372,11 +7401,11 @@
           </w:tcPr>
           <w:p>
             <w:pPr>
-              <w:pStyle w:val="a1"/>
+              <w:pStyle w:val="31"/>
               <w:widowControl w:val="0"/>
               <w:snapToGrid w:val="0"/>
               <w:spacing w:line="240" w:lineRule="auto"/>
-              <w:ind w:left="0" w:right="0" w:firstLine="0" w:leftChars="0" w:rightChars="0" w:firstLineChars="0"/>
+              <w:ind w:left="0" w:leftChars="0" w:right="0" w:rightChars="0" w:firstLine="0" w:firstLineChars="0"/>
               <w:jc w:val="center"/>
               <w:rPr>
                 <w:rFonts w:hint="default"/>
@@ -7400,10 +7429,10 @@
           <w:tcPr>
             <w:tcW w:w="1774" w:type="dxa"/>
             <w:tcBorders>
-              <w:top w:val="single" w:sz="12" w:space="0" w:color="auto"/>
-              <w:left w:val="single" w:sz="4" w:space="0" w:color="auto"/>
+              <w:top w:val="single" w:color="auto" w:sz="12" w:space="0"/>
+              <w:left w:val="single" w:color="auto" w:sz="4" w:space="0"/>
               <w:bottom w:val="nil"/>
-              <w:right w:val="single" w:sz="12" w:space="0" w:color="auto"/>
+              <w:right w:val="single" w:color="auto" w:sz="12" w:space="0"/>
             </w:tcBorders>
             <w:tcMar>
               <w:top w:w="-1" w:type="dxa"/>
@@ -7415,11 +7444,11 @@
           </w:tcPr>
           <w:p>
             <w:pPr>
-              <w:pStyle w:val="a1"/>
+              <w:pStyle w:val="31"/>
               <w:widowControl w:val="0"/>
               <w:snapToGrid w:val="0"/>
               <w:spacing w:line="240" w:lineRule="auto"/>
-              <w:ind w:left="0" w:right="0" w:firstLine="0" w:leftChars="0" w:rightChars="0" w:firstLineChars="0"/>
+              <w:ind w:left="0" w:leftChars="0" w:right="0" w:rightChars="0" w:firstLine="0" w:firstLineChars="0"/>
               <w:jc w:val="center"/>
               <w:rPr>
                 <w:rFonts w:hint="default"/>
@@ -7442,8 +7471,14 @@
       </w:tr>
       <w:tr>
         <w:tblPrEx>
-          <w:tblW w:w="8522" w:type="dxa"/>
-          <w:jc w:val="center"/>
+          <w:tblBorders>
+            <w:top w:val="none" w:color="auto" w:sz="0" w:space="0"/>
+            <w:left w:val="none" w:color="auto" w:sz="0" w:space="0"/>
+            <w:bottom w:val="none" w:color="auto" w:sz="0" w:space="0"/>
+            <w:right w:val="none" w:color="auto" w:sz="0" w:space="0"/>
+            <w:insideH w:val="none" w:color="auto" w:sz="0" w:space="0"/>
+            <w:insideV w:val="none" w:color="auto" w:sz="0" w:space="0"/>
+          </w:tblBorders>
           <w:tblCellMar>
             <w:top w:w="0" w:type="dxa"/>
             <w:left w:w="108" w:type="dxa"/>
@@ -7452,16 +7487,16 @@
           </w:tblCellMar>
         </w:tblPrEx>
         <w:trPr>
-          <w:trHeight w:val="0"/>
+          <w:trHeight w:val="0" w:hRule="atLeast"/>
           <w:jc w:val="center"/>
         </w:trPr>
         <w:tc>
           <w:tcPr>
             <w:tcW w:w="1773" w:type="dxa"/>
             <w:tcBorders>
-              <w:top w:val="single" w:sz="4" w:space="0" w:color="auto"/>
-              <w:left w:val="single" w:sz="12" w:space="0" w:color="auto"/>
-              <w:bottom w:val="single" w:sz="12" w:space="0" w:color="auto"/>
+              <w:top w:val="single" w:color="auto" w:sz="4" w:space="0"/>
+              <w:left w:val="single" w:color="auto" w:sz="12" w:space="0"/>
+              <w:bottom w:val="single" w:color="auto" w:sz="12" w:space="0"/>
               <w:right w:val="nil"/>
             </w:tcBorders>
             <w:tcMar>
@@ -7474,11 +7509,11 @@
           </w:tcPr>
           <w:p>
             <w:pPr>
-              <w:pStyle w:val="a1"/>
+              <w:pStyle w:val="31"/>
               <w:widowControl w:val="0"/>
               <w:snapToGrid w:val="0"/>
               <w:spacing w:line="240" w:lineRule="auto"/>
-              <w:ind w:left="0" w:right="0" w:firstLine="0" w:leftChars="0" w:rightChars="0" w:firstLineChars="0"/>
+              <w:ind w:left="0" w:leftChars="0" w:right="0" w:rightChars="0" w:firstLine="0" w:firstLineChars="0"/>
               <w:jc w:val="center"/>
               <w:rPr>
                 <w:rFonts w:hint="default"/>
@@ -7500,9 +7535,9 @@
           <w:tcPr>
             <w:tcW w:w="3562" w:type="dxa"/>
             <w:tcBorders>
-              <w:top w:val="single" w:sz="4" w:space="0" w:color="auto"/>
-              <w:left w:val="single" w:sz="4" w:space="0" w:color="auto"/>
-              <w:bottom w:val="single" w:sz="12" w:space="0" w:color="auto"/>
+              <w:top w:val="single" w:color="auto" w:sz="4" w:space="0"/>
+              <w:left w:val="single" w:color="auto" w:sz="4" w:space="0"/>
+              <w:bottom w:val="single" w:color="auto" w:sz="12" w:space="0"/>
               <w:right w:val="nil"/>
             </w:tcBorders>
             <w:tcMar>
@@ -7515,11 +7550,11 @@
           </w:tcPr>
           <w:p>
             <w:pPr>
-              <w:pStyle w:val="a1"/>
+              <w:pStyle w:val="31"/>
               <w:widowControl w:val="0"/>
               <w:snapToGrid w:val="0"/>
               <w:spacing w:line="240" w:lineRule="auto"/>
-              <w:ind w:left="0" w:right="0" w:firstLine="0" w:leftChars="0" w:rightChars="0" w:firstLineChars="0"/>
+              <w:ind w:left="0" w:leftChars="0" w:right="0" w:rightChars="0" w:firstLine="0" w:firstLineChars="0"/>
               <w:jc w:val="center"/>
               <w:rPr>
                 <w:rFonts w:hint="default"/>
@@ -7541,9 +7576,9 @@
           <w:tcPr>
             <w:tcW w:w="1413" w:type="dxa"/>
             <w:tcBorders>
-              <w:top w:val="single" w:sz="4" w:space="0" w:color="auto"/>
-              <w:left w:val="single" w:sz="4" w:space="0" w:color="auto"/>
-              <w:bottom w:val="single" w:sz="12" w:space="0" w:color="auto"/>
+              <w:top w:val="single" w:color="auto" w:sz="4" w:space="0"/>
+              <w:left w:val="single" w:color="auto" w:sz="4" w:space="0"/>
+              <w:bottom w:val="single" w:color="auto" w:sz="12" w:space="0"/>
               <w:right w:val="nil"/>
             </w:tcBorders>
             <w:tcMar>
@@ -7556,11 +7591,11 @@
           </w:tcPr>
           <w:p>
             <w:pPr>
-              <w:pStyle w:val="a1"/>
+              <w:pStyle w:val="31"/>
               <w:widowControl w:val="0"/>
               <w:snapToGrid w:val="0"/>
               <w:spacing w:line="240" w:lineRule="auto"/>
-              <w:ind w:left="0" w:right="0" w:firstLine="0" w:leftChars="0" w:rightChars="0" w:firstLineChars="0"/>
+              <w:ind w:left="0" w:leftChars="0" w:right="0" w:rightChars="0" w:firstLine="0" w:firstLineChars="0"/>
               <w:jc w:val="center"/>
               <w:rPr>
                 <w:rFonts w:hint="default"/>
@@ -7582,10 +7617,10 @@
           <w:tcPr>
             <w:tcW w:w="1774" w:type="dxa"/>
             <w:tcBorders>
-              <w:top w:val="single" w:sz="4" w:space="0" w:color="auto"/>
-              <w:left w:val="single" w:sz="4" w:space="0" w:color="auto"/>
-              <w:bottom w:val="single" w:sz="12" w:space="0" w:color="auto"/>
-              <w:right w:val="single" w:sz="12" w:space="0" w:color="auto"/>
+              <w:top w:val="single" w:color="auto" w:sz="4" w:space="0"/>
+              <w:left w:val="single" w:color="auto" w:sz="4" w:space="0"/>
+              <w:bottom w:val="single" w:color="auto" w:sz="12" w:space="0"/>
+              <w:right w:val="single" w:color="auto" w:sz="12" w:space="0"/>
             </w:tcBorders>
             <w:tcMar>
               <w:top w:w="-1" w:type="dxa"/>
@@ -7597,11 +7632,11 @@
           </w:tcPr>
           <w:p>
             <w:pPr>
-              <w:pStyle w:val="a1"/>
+              <w:pStyle w:val="31"/>
               <w:widowControl w:val="0"/>
               <w:snapToGrid w:val="0"/>
               <w:spacing w:line="240" w:lineRule="auto"/>
-              <w:ind w:left="0" w:right="0" w:firstLine="0" w:leftChars="0" w:rightChars="0" w:firstLineChars="0"/>
+              <w:ind w:left="0" w:leftChars="0" w:right="0" w:rightChars="0" w:firstLine="0" w:firstLineChars="0"/>
               <w:jc w:val="center"/>
               <w:rPr>
                 <w:rFonts w:hint="default"/>
@@ -7623,7 +7658,7 @@
     </w:tbl>
     <w:p>
       <w:pPr>
-        <w:pStyle w:val="a1"/>
+        <w:pStyle w:val="31"/>
         <w:keepNext w:val="0"/>
         <w:keepLines w:val="0"/>
         <w:pageBreakBefore w:val="0"/>
@@ -7647,14 +7682,14 @@
     </w:p>
     <w:p>
       <w:pPr>
-        <w:pStyle w:val="1"/>
-        <w:bidi w:val="0"/>
-        <w:rPr>
-          <w:rFonts w:hint="default"/>
-          <w:lang w:val="en-US" w:eastAsia="zh-CN"/>
-        </w:rPr>
-      </w:pPr>
-      <w:bookmarkStart w:id="24" w:name="_Toc23638"/>
+        <w:pStyle w:val="30"/>
+        <w:bidi w:val="0"/>
+        <w:rPr>
+          <w:rFonts w:hint="default"/>
+          <w:lang w:val="en-US" w:eastAsia="zh-CN"/>
+        </w:rPr>
+      </w:pPr>
+      <w:bookmarkStart w:id="23" w:name="_Toc23638"/>
       <w:r>
         <w:rPr>
           <w:rFonts w:hint="eastAsia"/>
@@ -7662,11 +7697,11 @@
         </w:rPr>
         <w:t>输出的文件和记录</w:t>
       </w:r>
-      <w:bookmarkEnd w:id="24"/>
-    </w:p>
-    <w:p>
-      <w:pPr>
-        <w:pStyle w:val="a1"/>
+      <w:bookmarkEnd w:id="23"/>
+    </w:p>
+    <w:p>
+      <w:pPr>
+        <w:pStyle w:val="31"/>
         <w:keepNext w:val="0"/>
         <w:keepLines w:val="0"/>
         <w:pageBreakBefore w:val="0"/>
@@ -7716,7 +7751,7 @@
           <w:rFonts w:hint="eastAsia"/>
           <w:lang w:val="en-US" w:eastAsia="zh-CN"/>
         </w:rPr>
-        <w:instrText>"柴_标题1"\n</w:instrText>
+        <w:instrText xml:space="preserve">"柴_标题1"\n</w:instrText>
       </w:r>
       <w:r>
         <w:instrText xml:space="preserve"> \s</w:instrText>
@@ -7733,7 +7768,7 @@
           <w:rFonts w:hint="eastAsia"/>
           <w:lang w:val="en-US" w:eastAsia="zh-CN"/>
         </w:rPr>
-        <w:instrText>* Charformat</w:instrText>
+        <w:instrText xml:space="preserve">* Charformat</w:instrText>
       </w:r>
       <w:r>
         <w:rPr>
@@ -7798,7 +7833,7 @@
         </w:rPr>
         <w:fldChar w:fldCharType="end"/>
       </w:r>
-      <w:bookmarkStart w:id="25" w:name="_Toc21360"/>
+      <w:bookmarkStart w:id="24" w:name="_Toc21360"/>
       <w:r>
         <w:rPr>
           <w:rFonts w:hint="eastAsia"/>
@@ -7806,22 +7841,23 @@
         </w:rPr>
         <w:t xml:space="preserve"> 输出文件记录表</w:t>
       </w:r>
-      <w:bookmarkEnd w:id="25"/>
+      <w:bookmarkEnd w:id="24"/>
     </w:p>
     <w:tbl>
       <w:tblPr>
-        <w:tblStyle w:val="TableNormal"/>
+        <w:tblStyle w:val="22"/>
         <w:tblW w:w="8495" w:type="dxa"/>
         <w:jc w:val="center"/>
         <w:tblBorders>
-          <w:top w:val="nil"/>
-          <w:left w:val="nil"/>
-          <w:bottom w:val="nil"/>
-          <w:right w:val="nil"/>
-          <w:insideH w:val="nil"/>
-          <w:insideV w:val="nil"/>
+          <w:top w:val="none" w:color="auto" w:sz="0" w:space="0"/>
+          <w:left w:val="none" w:color="auto" w:sz="0" w:space="0"/>
+          <w:bottom w:val="none" w:color="auto" w:sz="0" w:space="0"/>
+          <w:right w:val="none" w:color="auto" w:sz="0" w:space="0"/>
+          <w:insideH w:val="none" w:color="auto" w:sz="0" w:space="0"/>
+          <w:insideV w:val="none" w:color="auto" w:sz="0" w:space="0"/>
         </w:tblBorders>
         <w:shd w:val="clear" w:color="auto" w:fill="auto"/>
+        <w:tblLayout w:type="autofit"/>
         <w:tblCellMar>
           <w:top w:w="15" w:type="dxa"/>
           <w:left w:w="15" w:type="dxa"/>
@@ -7836,15 +7872,13 @@
       </w:tblGrid>
       <w:tr>
         <w:tblPrEx>
-          <w:tblW w:w="8495" w:type="dxa"/>
-          <w:jc w:val="center"/>
           <w:tblBorders>
-            <w:top w:val="nil"/>
-            <w:left w:val="nil"/>
-            <w:bottom w:val="nil"/>
-            <w:right w:val="nil"/>
-            <w:insideH w:val="nil"/>
-            <w:insideV w:val="nil"/>
+            <w:top w:val="none" w:color="auto" w:sz="0" w:space="0"/>
+            <w:left w:val="none" w:color="auto" w:sz="0" w:space="0"/>
+            <w:bottom w:val="none" w:color="auto" w:sz="0" w:space="0"/>
+            <w:right w:val="none" w:color="auto" w:sz="0" w:space="0"/>
+            <w:insideH w:val="none" w:color="auto" w:sz="0" w:space="0"/>
+            <w:insideV w:val="none" w:color="auto" w:sz="0" w:space="0"/>
           </w:tblBorders>
           <w:shd w:val="clear" w:color="auto" w:fill="auto"/>
           <w:tblCellMar>
@@ -7855,7 +7889,7 @@
           </w:tblCellMar>
         </w:tblPrEx>
         <w:trPr>
-          <w:trHeight w:val="0"/>
+          <w:trHeight w:val="0" w:hRule="atLeast"/>
           <w:tblHeader/>
           <w:jc w:val="center"/>
         </w:trPr>
@@ -7863,8 +7897,8 @@
           <w:tcPr>
             <w:tcW w:w="0" w:type="auto"/>
             <w:tcBorders>
-              <w:top w:val="single" w:sz="12" w:space="0" w:color="auto"/>
-              <w:left w:val="single" w:sz="12" w:space="0" w:color="auto"/>
+              <w:top w:val="single" w:color="auto" w:sz="12" w:space="0"/>
+              <w:left w:val="single" w:color="auto" w:sz="12" w:space="0"/>
               <w:bottom w:val="nil"/>
               <w:right w:val="nil"/>
             </w:tcBorders>
@@ -7885,10 +7919,10 @@
               <w:suppressLineNumbers w:val="0"/>
               <w:snapToGrid w:val="0"/>
               <w:spacing w:line="240" w:lineRule="auto"/>
-              <w:ind w:left="0" w:right="0" w:firstLine="0" w:leftChars="0" w:rightChars="0" w:firstLineChars="0"/>
+              <w:ind w:left="0" w:leftChars="0" w:right="0" w:rightChars="0" w:firstLine="0" w:firstLineChars="0"/>
               <w:jc w:val="center"/>
               <w:rPr>
-                <w:rFonts w:ascii="Segoe UI" w:eastAsia="Segoe UI" w:hAnsi="Segoe UI" w:cs="Segoe UI"/>
+                <w:rFonts w:ascii="Segoe UI" w:hAnsi="Segoe UI" w:eastAsia="Segoe UI" w:cs="Segoe UI"/>
                 <w:b/>
                 <w:i w:val="0"/>
                 <w:iCs w:val="0"/>
@@ -7901,7 +7935,7 @@
             </w:pPr>
             <w:r>
               <w:rPr>
-                <w:rFonts w:ascii="Segoe UI" w:eastAsia="Segoe UI" w:hAnsi="Segoe UI" w:cs="Segoe UI" w:hint="default"/>
+                <w:rFonts w:hint="default" w:ascii="Segoe UI" w:hAnsi="Segoe UI" w:eastAsia="Segoe UI" w:cs="Segoe UI"/>
                 <w:b/>
                 <w:i w:val="0"/>
                 <w:iCs w:val="0"/>
@@ -7922,8 +7956,8 @@
           <w:tcPr>
             <w:tcW w:w="0" w:type="auto"/>
             <w:tcBorders>
-              <w:top w:val="single" w:sz="12" w:space="0" w:color="auto"/>
-              <w:left w:val="single" w:sz="4" w:space="0" w:color="auto"/>
+              <w:top w:val="single" w:color="auto" w:sz="12" w:space="0"/>
+              <w:left w:val="single" w:color="auto" w:sz="4" w:space="0"/>
               <w:bottom w:val="nil"/>
               <w:right w:val="nil"/>
             </w:tcBorders>
@@ -7944,10 +7978,10 @@
               <w:suppressLineNumbers w:val="0"/>
               <w:snapToGrid w:val="0"/>
               <w:spacing w:line="240" w:lineRule="auto"/>
-              <w:ind w:left="0" w:right="0" w:firstLine="0" w:leftChars="0" w:rightChars="0" w:firstLineChars="0"/>
+              <w:ind w:left="0" w:leftChars="0" w:right="0" w:rightChars="0" w:firstLine="0" w:firstLineChars="0"/>
               <w:jc w:val="center"/>
               <w:rPr>
-                <w:rFonts w:ascii="Segoe UI" w:eastAsia="Segoe UI" w:hAnsi="Segoe UI" w:cs="Segoe UI" w:hint="default"/>
+                <w:rFonts w:hint="default" w:ascii="Segoe UI" w:hAnsi="Segoe UI" w:eastAsia="Segoe UI" w:cs="Segoe UI"/>
                 <w:b/>
                 <w:i w:val="0"/>
                 <w:iCs w:val="0"/>
@@ -7960,7 +7994,7 @@
             </w:pPr>
             <w:r>
               <w:rPr>
-                <w:rFonts w:ascii="Segoe UI" w:eastAsia="Segoe UI" w:hAnsi="Segoe UI" w:cs="Segoe UI" w:hint="default"/>
+                <w:rFonts w:hint="default" w:ascii="Segoe UI" w:hAnsi="Segoe UI" w:eastAsia="Segoe UI" w:cs="Segoe UI"/>
                 <w:b/>
                 <w:i w:val="0"/>
                 <w:iCs w:val="0"/>
@@ -7981,10 +8015,10 @@
           <w:tcPr>
             <w:tcW w:w="2057" w:type="dxa"/>
             <w:tcBorders>
-              <w:top w:val="single" w:sz="12" w:space="0" w:color="auto"/>
-              <w:left w:val="single" w:sz="4" w:space="0" w:color="auto"/>
+              <w:top w:val="single" w:color="auto" w:sz="12" w:space="0"/>
+              <w:left w:val="single" w:color="auto" w:sz="4" w:space="0"/>
               <w:bottom w:val="nil"/>
-              <w:right w:val="single" w:sz="12" w:space="0" w:color="auto"/>
+              <w:right w:val="single" w:color="auto" w:sz="12" w:space="0"/>
             </w:tcBorders>
             <w:shd w:val="clear" w:color="auto" w:fill="auto"/>
             <w:tcMar>
@@ -8003,10 +8037,10 @@
               <w:suppressLineNumbers w:val="0"/>
               <w:snapToGrid w:val="0"/>
               <w:spacing w:line="240" w:lineRule="auto"/>
-              <w:ind w:left="0" w:right="0" w:firstLine="0" w:leftChars="0" w:rightChars="0" w:firstLineChars="0"/>
+              <w:ind w:left="0" w:leftChars="0" w:right="0" w:rightChars="0" w:firstLine="0" w:firstLineChars="0"/>
               <w:jc w:val="center"/>
               <w:rPr>
-                <w:rFonts w:ascii="Segoe UI" w:eastAsia="Segoe UI" w:hAnsi="Segoe UI" w:cs="Segoe UI" w:hint="default"/>
+                <w:rFonts w:hint="default" w:ascii="Segoe UI" w:hAnsi="Segoe UI" w:eastAsia="Segoe UI" w:cs="Segoe UI"/>
                 <w:b/>
                 <w:i w:val="0"/>
                 <w:iCs w:val="0"/>
@@ -8019,7 +8053,7 @@
             </w:pPr>
             <w:r>
               <w:rPr>
-                <w:rFonts w:ascii="Segoe UI" w:eastAsia="Segoe UI" w:hAnsi="Segoe UI" w:cs="Segoe UI" w:hint="default"/>
+                <w:rFonts w:hint="default" w:ascii="Segoe UI" w:hAnsi="Segoe UI" w:eastAsia="Segoe UI" w:cs="Segoe UI"/>
                 <w:b/>
                 <w:i w:val="0"/>
                 <w:iCs w:val="0"/>
@@ -8039,8 +8073,14 @@
       </w:tr>
       <w:tr>
         <w:tblPrEx>
-          <w:tblW w:w="8495" w:type="dxa"/>
-          <w:jc w:val="center"/>
+          <w:tblBorders>
+            <w:top w:val="none" w:color="auto" w:sz="0" w:space="0"/>
+            <w:left w:val="none" w:color="auto" w:sz="0" w:space="0"/>
+            <w:bottom w:val="none" w:color="auto" w:sz="0" w:space="0"/>
+            <w:right w:val="none" w:color="auto" w:sz="0" w:space="0"/>
+            <w:insideH w:val="none" w:color="auto" w:sz="0" w:space="0"/>
+            <w:insideV w:val="none" w:color="auto" w:sz="0" w:space="0"/>
+          </w:tblBorders>
           <w:shd w:val="clear" w:color="auto" w:fill="auto"/>
           <w:tblCellMar>
             <w:top w:w="15" w:type="dxa"/>
@@ -8050,15 +8090,15 @@
           </w:tblCellMar>
         </w:tblPrEx>
         <w:trPr>
-          <w:trHeight w:val="0"/>
+          <w:trHeight w:val="0" w:hRule="atLeast"/>
           <w:jc w:val="center"/>
         </w:trPr>
         <w:tc>
           <w:tcPr>
             <w:tcW w:w="0" w:type="auto"/>
             <w:tcBorders>
-              <w:top w:val="single" w:sz="4" w:space="0" w:color="auto"/>
-              <w:left w:val="single" w:sz="12" w:space="0" w:color="auto"/>
+              <w:top w:val="single" w:color="auto" w:sz="4" w:space="0"/>
+              <w:left w:val="single" w:color="auto" w:sz="12" w:space="0"/>
               <w:bottom w:val="nil"/>
               <w:right w:val="nil"/>
             </w:tcBorders>
@@ -8079,10 +8119,10 @@
               <w:suppressLineNumbers w:val="0"/>
               <w:snapToGrid w:val="0"/>
               <w:spacing w:line="240" w:lineRule="auto"/>
-              <w:ind w:left="0" w:right="0" w:firstLine="0" w:leftChars="0" w:rightChars="0" w:firstLineChars="0"/>
+              <w:ind w:left="0" w:leftChars="0" w:right="0" w:rightChars="0" w:firstLine="0" w:firstLineChars="0"/>
               <w:jc w:val="center"/>
               <w:rPr>
-                <w:rFonts w:ascii="Segoe UI" w:eastAsia="Segoe UI" w:hAnsi="Segoe UI" w:cs="Segoe UI" w:hint="default"/>
+                <w:rFonts w:hint="default" w:ascii="Segoe UI" w:hAnsi="Segoe UI" w:eastAsia="Segoe UI" w:cs="Segoe UI"/>
                 <w:i w:val="0"/>
                 <w:iCs w:val="0"/>
                 <w:caps w:val="0"/>
@@ -8094,7 +8134,7 @@
             </w:pPr>
             <w:r>
               <w:rPr>
-                <w:rFonts w:ascii="Segoe UI" w:eastAsia="Segoe UI" w:hAnsi="Segoe UI" w:cs="Segoe UI" w:hint="default"/>
+                <w:rFonts w:hint="default" w:ascii="Segoe UI" w:hAnsi="Segoe UI" w:eastAsia="Segoe UI" w:cs="Segoe UI"/>
                 <w:i w:val="0"/>
                 <w:iCs w:val="0"/>
                 <w:caps w:val="0"/>
@@ -8114,8 +8154,8 @@
           <w:tcPr>
             <w:tcW w:w="0" w:type="auto"/>
             <w:tcBorders>
-              <w:top w:val="single" w:sz="4" w:space="0" w:color="auto"/>
-              <w:left w:val="single" w:sz="4" w:space="0" w:color="auto"/>
+              <w:top w:val="single" w:color="auto" w:sz="4" w:space="0"/>
+              <w:left w:val="single" w:color="auto" w:sz="4" w:space="0"/>
               <w:bottom w:val="nil"/>
               <w:right w:val="nil"/>
             </w:tcBorders>
@@ -8136,10 +8176,10 @@
               <w:suppressLineNumbers w:val="0"/>
               <w:snapToGrid w:val="0"/>
               <w:spacing w:line="240" w:lineRule="auto"/>
-              <w:ind w:left="0" w:right="0" w:firstLine="0" w:leftChars="0" w:rightChars="0" w:firstLineChars="0"/>
+              <w:ind w:left="0" w:leftChars="0" w:right="0" w:rightChars="0" w:firstLine="0" w:firstLineChars="0"/>
               <w:jc w:val="center"/>
               <w:rPr>
-                <w:rFonts w:ascii="Segoe UI" w:eastAsia="Segoe UI" w:hAnsi="Segoe UI" w:cs="Segoe UI" w:hint="default"/>
+                <w:rFonts w:hint="default" w:ascii="Segoe UI" w:hAnsi="Segoe UI" w:eastAsia="Segoe UI" w:cs="Segoe UI"/>
                 <w:i w:val="0"/>
                 <w:iCs w:val="0"/>
                 <w:caps w:val="0"/>
@@ -8151,7 +8191,7 @@
             </w:pPr>
             <w:r>
               <w:rPr>
-                <w:rFonts w:ascii="Segoe UI" w:eastAsia="Segoe UI" w:hAnsi="Segoe UI" w:cs="Segoe UI" w:hint="default"/>
+                <w:rFonts w:hint="default" w:ascii="Segoe UI" w:hAnsi="Segoe UI" w:eastAsia="Segoe UI" w:cs="Segoe UI"/>
                 <w:i w:val="0"/>
                 <w:iCs w:val="0"/>
                 <w:caps w:val="0"/>
@@ -8171,10 +8211,10 @@
           <w:tcPr>
             <w:tcW w:w="2057" w:type="dxa"/>
             <w:tcBorders>
-              <w:top w:val="single" w:sz="4" w:space="0" w:color="auto"/>
-              <w:left w:val="single" w:sz="4" w:space="0" w:color="auto"/>
+              <w:top w:val="single" w:color="auto" w:sz="4" w:space="0"/>
+              <w:left w:val="single" w:color="auto" w:sz="4" w:space="0"/>
               <w:bottom w:val="nil"/>
-              <w:right w:val="single" w:sz="12" w:space="0" w:color="auto"/>
+              <w:right w:val="single" w:color="auto" w:sz="12" w:space="0"/>
             </w:tcBorders>
             <w:shd w:val="clear" w:color="auto" w:fill="auto"/>
             <w:tcMar>
@@ -8193,10 +8233,10 @@
               <w:suppressLineNumbers w:val="0"/>
               <w:snapToGrid w:val="0"/>
               <w:spacing w:line="240" w:lineRule="auto"/>
-              <w:ind w:left="0" w:right="0" w:firstLine="0" w:leftChars="0" w:rightChars="0" w:firstLineChars="0"/>
+              <w:ind w:left="0" w:leftChars="0" w:right="0" w:rightChars="0" w:firstLine="0" w:firstLineChars="0"/>
               <w:jc w:val="center"/>
               <w:rPr>
-                <w:rFonts w:ascii="Segoe UI" w:eastAsia="Segoe UI" w:hAnsi="Segoe UI" w:cs="Segoe UI" w:hint="default"/>
+                <w:rFonts w:hint="default" w:ascii="Segoe UI" w:hAnsi="Segoe UI" w:eastAsia="Segoe UI" w:cs="Segoe UI"/>
                 <w:i w:val="0"/>
                 <w:iCs w:val="0"/>
                 <w:caps w:val="0"/>
@@ -8208,7 +8248,7 @@
             </w:pPr>
             <w:r>
               <w:rPr>
-                <w:rFonts w:ascii="Segoe UI" w:eastAsia="Segoe UI" w:hAnsi="Segoe UI" w:cs="Segoe UI" w:hint="default"/>
+                <w:rFonts w:hint="default" w:ascii="Segoe UI" w:hAnsi="Segoe UI" w:eastAsia="Segoe UI" w:cs="Segoe UI"/>
                 <w:i w:val="0"/>
                 <w:iCs w:val="0"/>
                 <w:caps w:val="0"/>
@@ -8227,9 +8267,14 @@
       </w:tr>
       <w:tr>
         <w:tblPrEx>
-          <w:tblW w:w="8495" w:type="dxa"/>
-          <w:jc w:val="center"/>
-          <w:shd w:val="clear" w:color="auto" w:fill="auto"/>
+          <w:tblBorders>
+            <w:top w:val="none" w:color="auto" w:sz="0" w:space="0"/>
+            <w:left w:val="none" w:color="auto" w:sz="0" w:space="0"/>
+            <w:bottom w:val="none" w:color="auto" w:sz="0" w:space="0"/>
+            <w:right w:val="none" w:color="auto" w:sz="0" w:space="0"/>
+            <w:insideH w:val="none" w:color="auto" w:sz="0" w:space="0"/>
+            <w:insideV w:val="none" w:color="auto" w:sz="0" w:space="0"/>
+          </w:tblBorders>
           <w:tblCellMar>
             <w:top w:w="15" w:type="dxa"/>
             <w:left w:w="15" w:type="dxa"/>
@@ -8238,15 +8283,15 @@
           </w:tblCellMar>
         </w:tblPrEx>
         <w:trPr>
-          <w:trHeight w:val="0"/>
+          <w:trHeight w:val="0" w:hRule="atLeast"/>
           <w:jc w:val="center"/>
         </w:trPr>
         <w:tc>
           <w:tcPr>
             <w:tcW w:w="0" w:type="auto"/>
             <w:tcBorders>
-              <w:top w:val="single" w:sz="4" w:space="0" w:color="auto"/>
-              <w:left w:val="single" w:sz="12" w:space="0" w:color="auto"/>
+              <w:top w:val="single" w:color="auto" w:sz="4" w:space="0"/>
+              <w:left w:val="single" w:color="auto" w:sz="12" w:space="0"/>
               <w:bottom w:val="nil"/>
               <w:right w:val="nil"/>
             </w:tcBorders>
@@ -8267,10 +8312,10 @@
               <w:suppressLineNumbers w:val="0"/>
               <w:snapToGrid w:val="0"/>
               <w:spacing w:line="240" w:lineRule="auto"/>
-              <w:ind w:left="0" w:right="0" w:firstLine="0" w:leftChars="0" w:rightChars="0" w:firstLineChars="0"/>
+              <w:ind w:left="0" w:leftChars="0" w:right="0" w:rightChars="0" w:firstLine="0" w:firstLineChars="0"/>
               <w:jc w:val="center"/>
               <w:rPr>
-                <w:rFonts w:ascii="Segoe UI" w:eastAsia="Segoe UI" w:hAnsi="Segoe UI" w:cs="Segoe UI" w:hint="default"/>
+                <w:rFonts w:hint="default" w:ascii="Segoe UI" w:hAnsi="Segoe UI" w:eastAsia="Segoe UI" w:cs="Segoe UI"/>
                 <w:i w:val="0"/>
                 <w:iCs w:val="0"/>
                 <w:caps w:val="0"/>
@@ -8282,7 +8327,7 @@
             </w:pPr>
             <w:r>
               <w:rPr>
-                <w:rFonts w:ascii="Segoe UI" w:eastAsia="Segoe UI" w:hAnsi="Segoe UI" w:cs="Segoe UI" w:hint="default"/>
+                <w:rFonts w:hint="default" w:ascii="Segoe UI" w:hAnsi="Segoe UI" w:eastAsia="Segoe UI" w:cs="Segoe UI"/>
                 <w:i w:val="0"/>
                 <w:iCs w:val="0"/>
                 <w:caps w:val="0"/>
@@ -8302,8 +8347,8 @@
           <w:tcPr>
             <w:tcW w:w="0" w:type="auto"/>
             <w:tcBorders>
-              <w:top w:val="single" w:sz="4" w:space="0" w:color="auto"/>
-              <w:left w:val="single" w:sz="4" w:space="0" w:color="auto"/>
+              <w:top w:val="single" w:color="auto" w:sz="4" w:space="0"/>
+              <w:left w:val="single" w:color="auto" w:sz="4" w:space="0"/>
               <w:bottom w:val="nil"/>
               <w:right w:val="nil"/>
             </w:tcBorders>
@@ -8324,10 +8369,10 @@
               <w:suppressLineNumbers w:val="0"/>
               <w:snapToGrid w:val="0"/>
               <w:spacing w:line="240" w:lineRule="auto"/>
-              <w:ind w:left="0" w:right="0" w:firstLine="0" w:leftChars="0" w:rightChars="0" w:firstLineChars="0"/>
+              <w:ind w:left="0" w:leftChars="0" w:right="0" w:rightChars="0" w:firstLine="0" w:firstLineChars="0"/>
               <w:jc w:val="center"/>
               <w:rPr>
-                <w:rFonts w:ascii="Segoe UI" w:eastAsia="Segoe UI" w:hAnsi="Segoe UI" w:cs="Segoe UI" w:hint="default"/>
+                <w:rFonts w:hint="default" w:ascii="Segoe UI" w:hAnsi="Segoe UI" w:eastAsia="Segoe UI" w:cs="Segoe UI"/>
                 <w:i w:val="0"/>
                 <w:iCs w:val="0"/>
                 <w:caps w:val="0"/>
@@ -8339,7 +8384,7 @@
             </w:pPr>
             <w:r>
               <w:rPr>
-                <w:rFonts w:ascii="Segoe UI" w:eastAsia="Segoe UI" w:hAnsi="Segoe UI" w:cs="Segoe UI" w:hint="default"/>
+                <w:rFonts w:hint="default" w:ascii="Segoe UI" w:hAnsi="Segoe UI" w:eastAsia="Segoe UI" w:cs="Segoe UI"/>
                 <w:i w:val="0"/>
                 <w:iCs w:val="0"/>
                 <w:caps w:val="0"/>
@@ -8359,10 +8404,10 @@
           <w:tcPr>
             <w:tcW w:w="2057" w:type="dxa"/>
             <w:tcBorders>
-              <w:top w:val="single" w:sz="4" w:space="0" w:color="auto"/>
-              <w:left w:val="single" w:sz="4" w:space="0" w:color="auto"/>
+              <w:top w:val="single" w:color="auto" w:sz="4" w:space="0"/>
+              <w:left w:val="single" w:color="auto" w:sz="4" w:space="0"/>
               <w:bottom w:val="nil"/>
-              <w:right w:val="single" w:sz="12" w:space="0" w:color="auto"/>
+              <w:right w:val="single" w:color="auto" w:sz="12" w:space="0"/>
             </w:tcBorders>
             <w:shd w:val="clear" w:color="auto" w:fill="auto"/>
             <w:tcMar>
@@ -8381,10 +8426,10 @@
               <w:suppressLineNumbers w:val="0"/>
               <w:snapToGrid w:val="0"/>
               <w:spacing w:line="240" w:lineRule="auto"/>
-              <w:ind w:left="0" w:right="0" w:firstLine="0" w:leftChars="0" w:rightChars="0" w:firstLineChars="0"/>
+              <w:ind w:left="0" w:leftChars="0" w:right="0" w:rightChars="0" w:firstLine="0" w:firstLineChars="0"/>
               <w:jc w:val="center"/>
               <w:rPr>
-                <w:rFonts w:ascii="Segoe UI" w:eastAsia="Segoe UI" w:hAnsi="Segoe UI" w:cs="Segoe UI" w:hint="default"/>
+                <w:rFonts w:hint="default" w:ascii="Segoe UI" w:hAnsi="Segoe UI" w:eastAsia="Segoe UI" w:cs="Segoe UI"/>
                 <w:i w:val="0"/>
                 <w:iCs w:val="0"/>
                 <w:caps w:val="0"/>
@@ -8396,7 +8441,7 @@
             </w:pPr>
             <w:r>
               <w:rPr>
-                <w:rFonts w:ascii="Segoe UI" w:eastAsia="Segoe UI" w:hAnsi="Segoe UI" w:cs="Segoe UI" w:hint="default"/>
+                <w:rFonts w:hint="default" w:ascii="Segoe UI" w:hAnsi="Segoe UI" w:eastAsia="Segoe UI" w:cs="Segoe UI"/>
                 <w:i w:val="0"/>
                 <w:iCs w:val="0"/>
                 <w:caps w:val="0"/>
@@ -8415,8 +8460,14 @@
       </w:tr>
       <w:tr>
         <w:tblPrEx>
-          <w:tblW w:w="8495" w:type="dxa"/>
-          <w:jc w:val="center"/>
+          <w:tblBorders>
+            <w:top w:val="none" w:color="auto" w:sz="0" w:space="0"/>
+            <w:left w:val="none" w:color="auto" w:sz="0" w:space="0"/>
+            <w:bottom w:val="none" w:color="auto" w:sz="0" w:space="0"/>
+            <w:right w:val="none" w:color="auto" w:sz="0" w:space="0"/>
+            <w:insideH w:val="none" w:color="auto" w:sz="0" w:space="0"/>
+            <w:insideV w:val="none" w:color="auto" w:sz="0" w:space="0"/>
+          </w:tblBorders>
           <w:shd w:val="clear" w:color="auto" w:fill="auto"/>
           <w:tblCellMar>
             <w:top w:w="15" w:type="dxa"/>
@@ -8426,15 +8477,15 @@
           </w:tblCellMar>
         </w:tblPrEx>
         <w:trPr>
-          <w:trHeight w:val="0"/>
+          <w:trHeight w:val="0" w:hRule="atLeast"/>
           <w:jc w:val="center"/>
         </w:trPr>
         <w:tc>
           <w:tcPr>
             <w:tcW w:w="0" w:type="auto"/>
             <w:tcBorders>
-              <w:top w:val="single" w:sz="4" w:space="0" w:color="auto"/>
-              <w:left w:val="single" w:sz="12" w:space="0" w:color="auto"/>
+              <w:top w:val="single" w:color="auto" w:sz="4" w:space="0"/>
+              <w:left w:val="single" w:color="auto" w:sz="12" w:space="0"/>
               <w:bottom w:val="nil"/>
               <w:right w:val="nil"/>
             </w:tcBorders>
@@ -8455,10 +8506,10 @@
               <w:suppressLineNumbers w:val="0"/>
               <w:snapToGrid w:val="0"/>
               <w:spacing w:line="240" w:lineRule="auto"/>
-              <w:ind w:left="0" w:right="0" w:firstLine="0" w:leftChars="0" w:rightChars="0" w:firstLineChars="0"/>
+              <w:ind w:left="0" w:leftChars="0" w:right="0" w:rightChars="0" w:firstLine="0" w:firstLineChars="0"/>
               <w:jc w:val="center"/>
               <w:rPr>
-                <w:rFonts w:ascii="Segoe UI" w:eastAsia="Segoe UI" w:hAnsi="Segoe UI" w:cs="Segoe UI" w:hint="default"/>
+                <w:rFonts w:hint="default" w:ascii="Segoe UI" w:hAnsi="Segoe UI" w:eastAsia="Segoe UI" w:cs="Segoe UI"/>
                 <w:i w:val="0"/>
                 <w:iCs w:val="0"/>
                 <w:caps w:val="0"/>
@@ -8470,7 +8521,7 @@
             </w:pPr>
             <w:r>
               <w:rPr>
-                <w:rFonts w:ascii="Segoe UI" w:eastAsia="Segoe UI" w:hAnsi="Segoe UI" w:cs="Segoe UI" w:hint="default"/>
+                <w:rFonts w:hint="default" w:ascii="Segoe UI" w:hAnsi="Segoe UI" w:eastAsia="Segoe UI" w:cs="Segoe UI"/>
                 <w:i w:val="0"/>
                 <w:iCs w:val="0"/>
                 <w:caps w:val="0"/>
@@ -8490,8 +8541,8 @@
           <w:tcPr>
             <w:tcW w:w="0" w:type="auto"/>
             <w:tcBorders>
-              <w:top w:val="single" w:sz="4" w:space="0" w:color="auto"/>
-              <w:left w:val="single" w:sz="4" w:space="0" w:color="auto"/>
+              <w:top w:val="single" w:color="auto" w:sz="4" w:space="0"/>
+              <w:left w:val="single" w:color="auto" w:sz="4" w:space="0"/>
               <w:bottom w:val="nil"/>
               <w:right w:val="nil"/>
             </w:tcBorders>
@@ -8512,10 +8563,10 @@
               <w:suppressLineNumbers w:val="0"/>
               <w:snapToGrid w:val="0"/>
               <w:spacing w:line="240" w:lineRule="auto"/>
-              <w:ind w:left="0" w:right="0" w:firstLine="0" w:leftChars="0" w:rightChars="0" w:firstLineChars="0"/>
+              <w:ind w:left="0" w:leftChars="0" w:right="0" w:rightChars="0" w:firstLine="0" w:firstLineChars="0"/>
               <w:jc w:val="center"/>
               <w:rPr>
-                <w:rFonts w:ascii="Segoe UI" w:eastAsia="Segoe UI" w:hAnsi="Segoe UI" w:cs="Segoe UI" w:hint="default"/>
+                <w:rFonts w:hint="default" w:ascii="Segoe UI" w:hAnsi="Segoe UI" w:eastAsia="Segoe UI" w:cs="Segoe UI"/>
                 <w:i w:val="0"/>
                 <w:iCs w:val="0"/>
                 <w:caps w:val="0"/>
@@ -8527,7 +8578,7 @@
             </w:pPr>
             <w:r>
               <w:rPr>
-                <w:rFonts w:ascii="Segoe UI" w:eastAsia="Segoe UI" w:hAnsi="Segoe UI" w:cs="Segoe UI" w:hint="default"/>
+                <w:rFonts w:hint="default" w:ascii="Segoe UI" w:hAnsi="Segoe UI" w:eastAsia="Segoe UI" w:cs="Segoe UI"/>
                 <w:i w:val="0"/>
                 <w:iCs w:val="0"/>
                 <w:caps w:val="0"/>
@@ -8547,10 +8598,10 @@
           <w:tcPr>
             <w:tcW w:w="2057" w:type="dxa"/>
             <w:tcBorders>
-              <w:top w:val="single" w:sz="4" w:space="0" w:color="auto"/>
-              <w:left w:val="single" w:sz="4" w:space="0" w:color="auto"/>
+              <w:top w:val="single" w:color="auto" w:sz="4" w:space="0"/>
+              <w:left w:val="single" w:color="auto" w:sz="4" w:space="0"/>
               <w:bottom w:val="nil"/>
-              <w:right w:val="single" w:sz="12" w:space="0" w:color="auto"/>
+              <w:right w:val="single" w:color="auto" w:sz="12" w:space="0"/>
             </w:tcBorders>
             <w:shd w:val="clear" w:color="auto" w:fill="auto"/>
             <w:tcMar>
@@ -8569,10 +8620,10 @@
               <w:suppressLineNumbers w:val="0"/>
               <w:snapToGrid w:val="0"/>
               <w:spacing w:line="240" w:lineRule="auto"/>
-              <w:ind w:left="0" w:right="0" w:firstLine="0" w:leftChars="0" w:rightChars="0" w:firstLineChars="0"/>
+              <w:ind w:left="0" w:leftChars="0" w:right="0" w:rightChars="0" w:firstLine="0" w:firstLineChars="0"/>
               <w:jc w:val="center"/>
               <w:rPr>
-                <w:rFonts w:ascii="Segoe UI" w:eastAsia="Segoe UI" w:hAnsi="Segoe UI" w:cs="Segoe UI" w:hint="default"/>
+                <w:rFonts w:hint="default" w:ascii="Segoe UI" w:hAnsi="Segoe UI" w:eastAsia="Segoe UI" w:cs="Segoe UI"/>
                 <w:i w:val="0"/>
                 <w:iCs w:val="0"/>
                 <w:caps w:val="0"/>
@@ -8584,7 +8635,7 @@
             </w:pPr>
             <w:r>
               <w:rPr>
-                <w:rFonts w:ascii="Segoe UI" w:eastAsia="Segoe UI" w:hAnsi="Segoe UI" w:cs="Segoe UI" w:hint="default"/>
+                <w:rFonts w:hint="default" w:ascii="Segoe UI" w:hAnsi="Segoe UI" w:eastAsia="Segoe UI" w:cs="Segoe UI"/>
                 <w:i w:val="0"/>
                 <w:iCs w:val="0"/>
                 <w:caps w:val="0"/>
@@ -8603,8 +8654,14 @@
       </w:tr>
       <w:tr>
         <w:tblPrEx>
-          <w:tblW w:w="8495" w:type="dxa"/>
-          <w:jc w:val="center"/>
+          <w:tblBorders>
+            <w:top w:val="none" w:color="auto" w:sz="0" w:space="0"/>
+            <w:left w:val="none" w:color="auto" w:sz="0" w:space="0"/>
+            <w:bottom w:val="none" w:color="auto" w:sz="0" w:space="0"/>
+            <w:right w:val="none" w:color="auto" w:sz="0" w:space="0"/>
+            <w:insideH w:val="none" w:color="auto" w:sz="0" w:space="0"/>
+            <w:insideV w:val="none" w:color="auto" w:sz="0" w:space="0"/>
+          </w:tblBorders>
           <w:shd w:val="clear" w:color="auto" w:fill="auto"/>
           <w:tblCellMar>
             <w:top w:w="15" w:type="dxa"/>
@@ -8614,15 +8671,15 @@
           </w:tblCellMar>
         </w:tblPrEx>
         <w:trPr>
-          <w:trHeight w:val="0"/>
+          <w:trHeight w:val="0" w:hRule="atLeast"/>
           <w:jc w:val="center"/>
         </w:trPr>
         <w:tc>
           <w:tcPr>
             <w:tcW w:w="0" w:type="auto"/>
             <w:tcBorders>
-              <w:top w:val="single" w:sz="4" w:space="0" w:color="auto"/>
-              <w:left w:val="single" w:sz="12" w:space="0" w:color="auto"/>
+              <w:top w:val="single" w:color="auto" w:sz="4" w:space="0"/>
+              <w:left w:val="single" w:color="auto" w:sz="12" w:space="0"/>
               <w:bottom w:val="nil"/>
               <w:right w:val="nil"/>
             </w:tcBorders>
@@ -8643,10 +8700,10 @@
               <w:suppressLineNumbers w:val="0"/>
               <w:snapToGrid w:val="0"/>
               <w:spacing w:line="240" w:lineRule="auto"/>
-              <w:ind w:left="0" w:right="0" w:firstLine="0" w:leftChars="0" w:rightChars="0" w:firstLineChars="0"/>
+              <w:ind w:left="0" w:leftChars="0" w:right="0" w:rightChars="0" w:firstLine="0" w:firstLineChars="0"/>
               <w:jc w:val="center"/>
               <w:rPr>
-                <w:rFonts w:ascii="Segoe UI" w:eastAsia="Segoe UI" w:hAnsi="Segoe UI" w:cs="Segoe UI" w:hint="default"/>
+                <w:rFonts w:hint="default" w:ascii="Segoe UI" w:hAnsi="Segoe UI" w:eastAsia="Segoe UI" w:cs="Segoe UI"/>
                 <w:i w:val="0"/>
                 <w:iCs w:val="0"/>
                 <w:caps w:val="0"/>
@@ -8658,7 +8715,7 @@
             </w:pPr>
             <w:r>
               <w:rPr>
-                <w:rFonts w:ascii="Segoe UI" w:eastAsia="Segoe UI" w:hAnsi="Segoe UI" w:cs="Segoe UI" w:hint="default"/>
+                <w:rFonts w:hint="default" w:ascii="Segoe UI" w:hAnsi="Segoe UI" w:eastAsia="Segoe UI" w:cs="Segoe UI"/>
                 <w:i w:val="0"/>
                 <w:iCs w:val="0"/>
                 <w:caps w:val="0"/>
@@ -8678,8 +8735,8 @@
           <w:tcPr>
             <w:tcW w:w="0" w:type="auto"/>
             <w:tcBorders>
-              <w:top w:val="single" w:sz="4" w:space="0" w:color="auto"/>
-              <w:left w:val="single" w:sz="4" w:space="0" w:color="auto"/>
+              <w:top w:val="single" w:color="auto" w:sz="4" w:space="0"/>
+              <w:left w:val="single" w:color="auto" w:sz="4" w:space="0"/>
               <w:bottom w:val="nil"/>
               <w:right w:val="nil"/>
             </w:tcBorders>
@@ -8700,10 +8757,10 @@
               <w:suppressLineNumbers w:val="0"/>
               <w:snapToGrid w:val="0"/>
               <w:spacing w:line="240" w:lineRule="auto"/>
-              <w:ind w:left="0" w:right="0" w:firstLine="0" w:leftChars="0" w:rightChars="0" w:firstLineChars="0"/>
+              <w:ind w:left="0" w:leftChars="0" w:right="0" w:rightChars="0" w:firstLine="0" w:firstLineChars="0"/>
               <w:jc w:val="center"/>
               <w:rPr>
-                <w:rFonts w:ascii="Segoe UI" w:eastAsia="Segoe UI" w:hAnsi="Segoe UI" w:cs="Segoe UI" w:hint="default"/>
+                <w:rFonts w:hint="default" w:ascii="Segoe UI" w:hAnsi="Segoe UI" w:eastAsia="Segoe UI" w:cs="Segoe UI"/>
                 <w:i w:val="0"/>
                 <w:iCs w:val="0"/>
                 <w:caps w:val="0"/>
@@ -8715,7 +8772,7 @@
             </w:pPr>
             <w:r>
               <w:rPr>
-                <w:rFonts w:ascii="Segoe UI" w:eastAsia="Segoe UI" w:hAnsi="Segoe UI" w:cs="Segoe UI" w:hint="default"/>
+                <w:rFonts w:hint="default" w:ascii="Segoe UI" w:hAnsi="Segoe UI" w:eastAsia="Segoe UI" w:cs="Segoe UI"/>
                 <w:i w:val="0"/>
                 <w:iCs w:val="0"/>
                 <w:caps w:val="0"/>
@@ -8735,10 +8792,10 @@
           <w:tcPr>
             <w:tcW w:w="2057" w:type="dxa"/>
             <w:tcBorders>
-              <w:top w:val="single" w:sz="4" w:space="0" w:color="auto"/>
-              <w:left w:val="single" w:sz="4" w:space="0" w:color="auto"/>
+              <w:top w:val="single" w:color="auto" w:sz="4" w:space="0"/>
+              <w:left w:val="single" w:color="auto" w:sz="4" w:space="0"/>
               <w:bottom w:val="nil"/>
-              <w:right w:val="single" w:sz="12" w:space="0" w:color="auto"/>
+              <w:right w:val="single" w:color="auto" w:sz="12" w:space="0"/>
             </w:tcBorders>
             <w:shd w:val="clear" w:color="auto" w:fill="auto"/>
             <w:tcMar>
@@ -8757,10 +8814,10 @@
               <w:suppressLineNumbers w:val="0"/>
               <w:snapToGrid w:val="0"/>
               <w:spacing w:line="240" w:lineRule="auto"/>
-              <w:ind w:left="0" w:right="0" w:firstLine="0" w:leftChars="0" w:rightChars="0" w:firstLineChars="0"/>
+              <w:ind w:left="0" w:leftChars="0" w:right="0" w:rightChars="0" w:firstLine="0" w:firstLineChars="0"/>
               <w:jc w:val="center"/>
               <w:rPr>
-                <w:rFonts w:ascii="Segoe UI" w:eastAsia="Segoe UI" w:hAnsi="Segoe UI" w:cs="Segoe UI" w:hint="default"/>
+                <w:rFonts w:hint="default" w:ascii="Segoe UI" w:hAnsi="Segoe UI" w:eastAsia="Segoe UI" w:cs="Segoe UI"/>
                 <w:i w:val="0"/>
                 <w:iCs w:val="0"/>
                 <w:caps w:val="0"/>
@@ -8772,7 +8829,7 @@
             </w:pPr>
             <w:r>
               <w:rPr>
-                <w:rFonts w:ascii="Segoe UI" w:eastAsia="Segoe UI" w:hAnsi="Segoe UI" w:cs="Segoe UI" w:hint="default"/>
+                <w:rFonts w:hint="default" w:ascii="Segoe UI" w:hAnsi="Segoe UI" w:eastAsia="Segoe UI" w:cs="Segoe UI"/>
                 <w:i w:val="0"/>
                 <w:iCs w:val="0"/>
                 <w:caps w:val="0"/>
@@ -8791,8 +8848,14 @@
       </w:tr>
       <w:tr>
         <w:tblPrEx>
-          <w:tblW w:w="8495" w:type="dxa"/>
-          <w:jc w:val="center"/>
+          <w:tblBorders>
+            <w:top w:val="none" w:color="auto" w:sz="0" w:space="0"/>
+            <w:left w:val="none" w:color="auto" w:sz="0" w:space="0"/>
+            <w:bottom w:val="none" w:color="auto" w:sz="0" w:space="0"/>
+            <w:right w:val="none" w:color="auto" w:sz="0" w:space="0"/>
+            <w:insideH w:val="none" w:color="auto" w:sz="0" w:space="0"/>
+            <w:insideV w:val="none" w:color="auto" w:sz="0" w:space="0"/>
+          </w:tblBorders>
           <w:shd w:val="clear" w:color="auto" w:fill="auto"/>
           <w:tblCellMar>
             <w:top w:w="15" w:type="dxa"/>
@@ -8802,15 +8865,15 @@
           </w:tblCellMar>
         </w:tblPrEx>
         <w:trPr>
-          <w:trHeight w:val="0"/>
+          <w:trHeight w:val="0" w:hRule="atLeast"/>
           <w:jc w:val="center"/>
         </w:trPr>
         <w:tc>
           <w:tcPr>
             <w:tcW w:w="0" w:type="auto"/>
             <w:tcBorders>
-              <w:top w:val="single" w:sz="4" w:space="0" w:color="auto"/>
-              <w:left w:val="single" w:sz="12" w:space="0" w:color="auto"/>
+              <w:top w:val="single" w:color="auto" w:sz="4" w:space="0"/>
+              <w:left w:val="single" w:color="auto" w:sz="12" w:space="0"/>
               <w:bottom w:val="nil"/>
               <w:right w:val="nil"/>
             </w:tcBorders>
@@ -8831,10 +8894,10 @@
               <w:suppressLineNumbers w:val="0"/>
               <w:snapToGrid w:val="0"/>
               <w:spacing w:line="240" w:lineRule="auto"/>
-              <w:ind w:left="0" w:right="0" w:firstLine="0" w:leftChars="0" w:rightChars="0" w:firstLineChars="0"/>
+              <w:ind w:left="0" w:leftChars="0" w:right="0" w:rightChars="0" w:firstLine="0" w:firstLineChars="0"/>
               <w:jc w:val="center"/>
               <w:rPr>
-                <w:rFonts w:ascii="Segoe UI" w:eastAsia="Segoe UI" w:hAnsi="Segoe UI" w:cs="Segoe UI" w:hint="default"/>
+                <w:rFonts w:hint="default" w:ascii="Segoe UI" w:hAnsi="Segoe UI" w:eastAsia="Segoe UI" w:cs="Segoe UI"/>
                 <w:i w:val="0"/>
                 <w:iCs w:val="0"/>
                 <w:caps w:val="0"/>
@@ -8846,7 +8909,7 @@
             </w:pPr>
             <w:r>
               <w:rPr>
-                <w:rFonts w:ascii="Segoe UI" w:eastAsia="Segoe UI" w:hAnsi="Segoe UI" w:cs="Segoe UI" w:hint="default"/>
+                <w:rFonts w:hint="default" w:ascii="Segoe UI" w:hAnsi="Segoe UI" w:eastAsia="Segoe UI" w:cs="Segoe UI"/>
                 <w:i w:val="0"/>
                 <w:iCs w:val="0"/>
                 <w:caps w:val="0"/>
@@ -8866,8 +8929,8 @@
           <w:tcPr>
             <w:tcW w:w="0" w:type="auto"/>
             <w:tcBorders>
-              <w:top w:val="single" w:sz="4" w:space="0" w:color="auto"/>
-              <w:left w:val="single" w:sz="4" w:space="0" w:color="auto"/>
+              <w:top w:val="single" w:color="auto" w:sz="4" w:space="0"/>
+              <w:left w:val="single" w:color="auto" w:sz="4" w:space="0"/>
               <w:bottom w:val="nil"/>
               <w:right w:val="nil"/>
             </w:tcBorders>
@@ -8888,10 +8951,10 @@
               <w:suppressLineNumbers w:val="0"/>
               <w:snapToGrid w:val="0"/>
               <w:spacing w:line="240" w:lineRule="auto"/>
-              <w:ind w:left="0" w:right="0" w:firstLine="0" w:leftChars="0" w:rightChars="0" w:firstLineChars="0"/>
+              <w:ind w:left="0" w:leftChars="0" w:right="0" w:rightChars="0" w:firstLine="0" w:firstLineChars="0"/>
               <w:jc w:val="center"/>
               <w:rPr>
-                <w:rFonts w:ascii="Segoe UI" w:eastAsia="Segoe UI" w:hAnsi="Segoe UI" w:cs="Segoe UI" w:hint="default"/>
+                <w:rFonts w:hint="default" w:ascii="Segoe UI" w:hAnsi="Segoe UI" w:eastAsia="Segoe UI" w:cs="Segoe UI"/>
                 <w:i w:val="0"/>
                 <w:iCs w:val="0"/>
                 <w:caps w:val="0"/>
@@ -8903,7 +8966,7 @@
             </w:pPr>
             <w:r>
               <w:rPr>
-                <w:rFonts w:ascii="Segoe UI" w:eastAsia="Segoe UI" w:hAnsi="Segoe UI" w:cs="Segoe UI" w:hint="default"/>
+                <w:rFonts w:hint="default" w:ascii="Segoe UI" w:hAnsi="Segoe UI" w:eastAsia="Segoe UI" w:cs="Segoe UI"/>
                 <w:i w:val="0"/>
                 <w:iCs w:val="0"/>
                 <w:caps w:val="0"/>
@@ -8923,10 +8986,10 @@
           <w:tcPr>
             <w:tcW w:w="2057" w:type="dxa"/>
             <w:tcBorders>
-              <w:top w:val="single" w:sz="4" w:space="0" w:color="auto"/>
-              <w:left w:val="single" w:sz="4" w:space="0" w:color="auto"/>
+              <w:top w:val="single" w:color="auto" w:sz="4" w:space="0"/>
+              <w:left w:val="single" w:color="auto" w:sz="4" w:space="0"/>
               <w:bottom w:val="nil"/>
-              <w:right w:val="single" w:sz="12" w:space="0" w:color="auto"/>
+              <w:right w:val="single" w:color="auto" w:sz="12" w:space="0"/>
             </w:tcBorders>
             <w:shd w:val="clear" w:color="auto" w:fill="auto"/>
             <w:tcMar>
@@ -8945,10 +9008,10 @@
               <w:suppressLineNumbers w:val="0"/>
               <w:snapToGrid w:val="0"/>
               <w:spacing w:line="240" w:lineRule="auto"/>
-              <w:ind w:left="0" w:right="0" w:firstLine="0" w:leftChars="0" w:rightChars="0" w:firstLineChars="0"/>
+              <w:ind w:left="0" w:leftChars="0" w:right="0" w:rightChars="0" w:firstLine="0" w:firstLineChars="0"/>
               <w:jc w:val="center"/>
               <w:rPr>
-                <w:rFonts w:ascii="Segoe UI" w:eastAsia="Segoe UI" w:hAnsi="Segoe UI" w:cs="Segoe UI" w:hint="default"/>
+                <w:rFonts w:hint="default" w:ascii="Segoe UI" w:hAnsi="Segoe UI" w:eastAsia="Segoe UI" w:cs="Segoe UI"/>
                 <w:i w:val="0"/>
                 <w:iCs w:val="0"/>
                 <w:caps w:val="0"/>
@@ -8960,7 +9023,7 @@
             </w:pPr>
             <w:r>
               <w:rPr>
-                <w:rFonts w:ascii="Segoe UI" w:eastAsia="Segoe UI" w:hAnsi="Segoe UI" w:cs="Segoe UI" w:hint="default"/>
+                <w:rFonts w:hint="default" w:ascii="Segoe UI" w:hAnsi="Segoe UI" w:eastAsia="Segoe UI" w:cs="Segoe UI"/>
                 <w:i w:val="0"/>
                 <w:iCs w:val="0"/>
                 <w:caps w:val="0"/>
@@ -8979,8 +9042,14 @@
       </w:tr>
       <w:tr>
         <w:tblPrEx>
-          <w:tblW w:w="8495" w:type="dxa"/>
-          <w:jc w:val="center"/>
+          <w:tblBorders>
+            <w:top w:val="none" w:color="auto" w:sz="0" w:space="0"/>
+            <w:left w:val="none" w:color="auto" w:sz="0" w:space="0"/>
+            <w:bottom w:val="none" w:color="auto" w:sz="0" w:space="0"/>
+            <w:right w:val="none" w:color="auto" w:sz="0" w:space="0"/>
+            <w:insideH w:val="none" w:color="auto" w:sz="0" w:space="0"/>
+            <w:insideV w:val="none" w:color="auto" w:sz="0" w:space="0"/>
+          </w:tblBorders>
           <w:shd w:val="clear" w:color="auto" w:fill="auto"/>
           <w:tblCellMar>
             <w:top w:w="15" w:type="dxa"/>
@@ -8990,15 +9059,15 @@
           </w:tblCellMar>
         </w:tblPrEx>
         <w:trPr>
-          <w:trHeight w:val="0"/>
+          <w:trHeight w:val="0" w:hRule="atLeast"/>
           <w:jc w:val="center"/>
         </w:trPr>
         <w:tc>
           <w:tcPr>
             <w:tcW w:w="0" w:type="auto"/>
             <w:tcBorders>
-              <w:top w:val="single" w:sz="4" w:space="0" w:color="auto"/>
-              <w:left w:val="single" w:sz="12" w:space="0" w:color="auto"/>
+              <w:top w:val="single" w:color="auto" w:sz="4" w:space="0"/>
+              <w:left w:val="single" w:color="auto" w:sz="12" w:space="0"/>
               <w:bottom w:val="nil"/>
               <w:right w:val="nil"/>
             </w:tcBorders>
@@ -9019,10 +9088,10 @@
               <w:suppressLineNumbers w:val="0"/>
               <w:snapToGrid w:val="0"/>
               <w:spacing w:line="240" w:lineRule="auto"/>
-              <w:ind w:left="0" w:right="0" w:firstLine="0" w:leftChars="0" w:rightChars="0" w:firstLineChars="0"/>
+              <w:ind w:left="0" w:leftChars="0" w:right="0" w:rightChars="0" w:firstLine="0" w:firstLineChars="0"/>
               <w:jc w:val="center"/>
               <w:rPr>
-                <w:rFonts w:ascii="Segoe UI" w:eastAsia="Segoe UI" w:hAnsi="Segoe UI" w:cs="Segoe UI" w:hint="default"/>
+                <w:rFonts w:hint="default" w:ascii="Segoe UI" w:hAnsi="Segoe UI" w:eastAsia="Segoe UI" w:cs="Segoe UI"/>
                 <w:i w:val="0"/>
                 <w:iCs w:val="0"/>
                 <w:caps w:val="0"/>
@@ -9034,7 +9103,7 @@
             </w:pPr>
             <w:r>
               <w:rPr>
-                <w:rFonts w:ascii="Segoe UI" w:eastAsia="Segoe UI" w:hAnsi="Segoe UI" w:cs="Segoe UI" w:hint="default"/>
+                <w:rFonts w:hint="default" w:ascii="Segoe UI" w:hAnsi="Segoe UI" w:eastAsia="Segoe UI" w:cs="Segoe UI"/>
                 <w:i w:val="0"/>
                 <w:iCs w:val="0"/>
                 <w:caps w:val="0"/>
@@ -9054,8 +9123,8 @@
           <w:tcPr>
             <w:tcW w:w="0" w:type="auto"/>
             <w:tcBorders>
-              <w:top w:val="single" w:sz="4" w:space="0" w:color="auto"/>
-              <w:left w:val="single" w:sz="4" w:space="0" w:color="auto"/>
+              <w:top w:val="single" w:color="auto" w:sz="4" w:space="0"/>
+              <w:left w:val="single" w:color="auto" w:sz="4" w:space="0"/>
               <w:bottom w:val="nil"/>
               <w:right w:val="nil"/>
             </w:tcBorders>
@@ -9076,10 +9145,10 @@
               <w:suppressLineNumbers w:val="0"/>
               <w:snapToGrid w:val="0"/>
               <w:spacing w:line="240" w:lineRule="auto"/>
-              <w:ind w:left="0" w:right="0" w:firstLine="0" w:leftChars="0" w:rightChars="0" w:firstLineChars="0"/>
+              <w:ind w:left="0" w:leftChars="0" w:right="0" w:rightChars="0" w:firstLine="0" w:firstLineChars="0"/>
               <w:jc w:val="center"/>
               <w:rPr>
-                <w:rFonts w:ascii="Segoe UI" w:eastAsia="Segoe UI" w:hAnsi="Segoe UI" w:cs="Segoe UI" w:hint="default"/>
+                <w:rFonts w:hint="default" w:ascii="Segoe UI" w:hAnsi="Segoe UI" w:eastAsia="Segoe UI" w:cs="Segoe UI"/>
                 <w:i w:val="0"/>
                 <w:iCs w:val="0"/>
                 <w:caps w:val="0"/>
@@ -9091,7 +9160,7 @@
             </w:pPr>
             <w:r>
               <w:rPr>
-                <w:rFonts w:ascii="Segoe UI" w:eastAsia="Segoe UI" w:hAnsi="Segoe UI" w:cs="Segoe UI" w:hint="default"/>
+                <w:rFonts w:hint="default" w:ascii="Segoe UI" w:hAnsi="Segoe UI" w:eastAsia="Segoe UI" w:cs="Segoe UI"/>
                 <w:i w:val="0"/>
                 <w:iCs w:val="0"/>
                 <w:caps w:val="0"/>
@@ -9111,10 +9180,10 @@
           <w:tcPr>
             <w:tcW w:w="2057" w:type="dxa"/>
             <w:tcBorders>
-              <w:top w:val="single" w:sz="4" w:space="0" w:color="auto"/>
-              <w:left w:val="single" w:sz="4" w:space="0" w:color="auto"/>
+              <w:top w:val="single" w:color="auto" w:sz="4" w:space="0"/>
+              <w:left w:val="single" w:color="auto" w:sz="4" w:space="0"/>
               <w:bottom w:val="nil"/>
-              <w:right w:val="single" w:sz="12" w:space="0" w:color="auto"/>
+              <w:right w:val="single" w:color="auto" w:sz="12" w:space="0"/>
             </w:tcBorders>
             <w:shd w:val="clear" w:color="auto" w:fill="auto"/>
             <w:tcMar>
@@ -9133,10 +9202,10 @@
               <w:suppressLineNumbers w:val="0"/>
               <w:snapToGrid w:val="0"/>
               <w:spacing w:line="240" w:lineRule="auto"/>
-              <w:ind w:left="0" w:right="0" w:firstLine="0" w:leftChars="0" w:rightChars="0" w:firstLineChars="0"/>
+              <w:ind w:left="0" w:leftChars="0" w:right="0" w:rightChars="0" w:firstLine="0" w:firstLineChars="0"/>
               <w:jc w:val="center"/>
               <w:rPr>
-                <w:rFonts w:ascii="Segoe UI" w:eastAsia="Segoe UI" w:hAnsi="Segoe UI" w:cs="Segoe UI" w:hint="default"/>
+                <w:rFonts w:hint="default" w:ascii="Segoe UI" w:hAnsi="Segoe UI" w:eastAsia="Segoe UI" w:cs="Segoe UI"/>
                 <w:i w:val="0"/>
                 <w:iCs w:val="0"/>
                 <w:caps w:val="0"/>
@@ -9148,7 +9217,7 @@
             </w:pPr>
             <w:r>
               <w:rPr>
-                <w:rFonts w:ascii="Segoe UI" w:eastAsia="Segoe UI" w:hAnsi="Segoe UI" w:cs="Segoe UI" w:hint="default"/>
+                <w:rFonts w:hint="default" w:ascii="Segoe UI" w:hAnsi="Segoe UI" w:eastAsia="Segoe UI" w:cs="Segoe UI"/>
                 <w:i w:val="0"/>
                 <w:iCs w:val="0"/>
                 <w:caps w:val="0"/>
@@ -9167,8 +9236,14 @@
       </w:tr>
       <w:tr>
         <w:tblPrEx>
-          <w:tblW w:w="8495" w:type="dxa"/>
-          <w:jc w:val="center"/>
+          <w:tblBorders>
+            <w:top w:val="none" w:color="auto" w:sz="0" w:space="0"/>
+            <w:left w:val="none" w:color="auto" w:sz="0" w:space="0"/>
+            <w:bottom w:val="none" w:color="auto" w:sz="0" w:space="0"/>
+            <w:right w:val="none" w:color="auto" w:sz="0" w:space="0"/>
+            <w:insideH w:val="none" w:color="auto" w:sz="0" w:space="0"/>
+            <w:insideV w:val="none" w:color="auto" w:sz="0" w:space="0"/>
+          </w:tblBorders>
           <w:shd w:val="clear" w:color="auto" w:fill="auto"/>
           <w:tblCellMar>
             <w:top w:w="15" w:type="dxa"/>
@@ -9178,15 +9253,15 @@
           </w:tblCellMar>
         </w:tblPrEx>
         <w:trPr>
-          <w:trHeight w:val="0"/>
+          <w:trHeight w:val="0" w:hRule="atLeast"/>
           <w:jc w:val="center"/>
         </w:trPr>
         <w:tc>
           <w:tcPr>
             <w:tcW w:w="0" w:type="auto"/>
             <w:tcBorders>
-              <w:top w:val="single" w:sz="4" w:space="0" w:color="auto"/>
-              <w:left w:val="single" w:sz="12" w:space="0" w:color="auto"/>
+              <w:top w:val="single" w:color="auto" w:sz="4" w:space="0"/>
+              <w:left w:val="single" w:color="auto" w:sz="12" w:space="0"/>
               <w:bottom w:val="nil"/>
               <w:right w:val="nil"/>
             </w:tcBorders>
@@ -9207,10 +9282,10 @@
               <w:suppressLineNumbers w:val="0"/>
               <w:snapToGrid w:val="0"/>
               <w:spacing w:line="240" w:lineRule="auto"/>
-              <w:ind w:left="0" w:right="0" w:firstLine="0" w:leftChars="0" w:rightChars="0" w:firstLineChars="0"/>
+              <w:ind w:left="0" w:leftChars="0" w:right="0" w:rightChars="0" w:firstLine="0" w:firstLineChars="0"/>
               <w:jc w:val="center"/>
               <w:rPr>
-                <w:rFonts w:ascii="Segoe UI" w:eastAsia="Segoe UI" w:hAnsi="Segoe UI" w:cs="Segoe UI" w:hint="default"/>
+                <w:rFonts w:hint="default" w:ascii="Segoe UI" w:hAnsi="Segoe UI" w:eastAsia="Segoe UI" w:cs="Segoe UI"/>
                 <w:i w:val="0"/>
                 <w:iCs w:val="0"/>
                 <w:caps w:val="0"/>
@@ -9222,7 +9297,7 @@
             </w:pPr>
             <w:r>
               <w:rPr>
-                <w:rFonts w:ascii="Segoe UI" w:eastAsia="Segoe UI" w:hAnsi="Segoe UI" w:cs="Segoe UI" w:hint="default"/>
+                <w:rFonts w:hint="default" w:ascii="Segoe UI" w:hAnsi="Segoe UI" w:eastAsia="Segoe UI" w:cs="Segoe UI"/>
                 <w:i w:val="0"/>
                 <w:iCs w:val="0"/>
                 <w:caps w:val="0"/>
@@ -9242,8 +9317,8 @@
           <w:tcPr>
             <w:tcW w:w="0" w:type="auto"/>
             <w:tcBorders>
-              <w:top w:val="single" w:sz="4" w:space="0" w:color="auto"/>
-              <w:left w:val="single" w:sz="4" w:space="0" w:color="auto"/>
+              <w:top w:val="single" w:color="auto" w:sz="4" w:space="0"/>
+              <w:left w:val="single" w:color="auto" w:sz="4" w:space="0"/>
               <w:bottom w:val="nil"/>
               <w:right w:val="nil"/>
             </w:tcBorders>
@@ -9264,10 +9339,10 @@
               <w:suppressLineNumbers w:val="0"/>
               <w:snapToGrid w:val="0"/>
               <w:spacing w:line="240" w:lineRule="auto"/>
-              <w:ind w:left="0" w:right="0" w:firstLine="0" w:leftChars="0" w:rightChars="0" w:firstLineChars="0"/>
+              <w:ind w:left="0" w:leftChars="0" w:right="0" w:rightChars="0" w:firstLine="0" w:firstLineChars="0"/>
               <w:jc w:val="center"/>
               <w:rPr>
-                <w:rFonts w:ascii="Segoe UI" w:eastAsia="Segoe UI" w:hAnsi="Segoe UI" w:cs="Segoe UI" w:hint="default"/>
+                <w:rFonts w:hint="default" w:ascii="Segoe UI" w:hAnsi="Segoe UI" w:eastAsia="Segoe UI" w:cs="Segoe UI"/>
                 <w:i w:val="0"/>
                 <w:iCs w:val="0"/>
                 <w:caps w:val="0"/>
@@ -9279,7 +9354,7 @@
             </w:pPr>
             <w:r>
               <w:rPr>
-                <w:rFonts w:ascii="Segoe UI" w:eastAsia="Segoe UI" w:hAnsi="Segoe UI" w:cs="Segoe UI" w:hint="default"/>
+                <w:rFonts w:hint="default" w:ascii="Segoe UI" w:hAnsi="Segoe UI" w:eastAsia="Segoe UI" w:cs="Segoe UI"/>
                 <w:i w:val="0"/>
                 <w:iCs w:val="0"/>
                 <w:caps w:val="0"/>
@@ -9299,10 +9374,10 @@
           <w:tcPr>
             <w:tcW w:w="2057" w:type="dxa"/>
             <w:tcBorders>
-              <w:top w:val="single" w:sz="4" w:space="0" w:color="auto"/>
-              <w:left w:val="single" w:sz="4" w:space="0" w:color="auto"/>
+              <w:top w:val="single" w:color="auto" w:sz="4" w:space="0"/>
+              <w:left w:val="single" w:color="auto" w:sz="4" w:space="0"/>
               <w:bottom w:val="nil"/>
-              <w:right w:val="single" w:sz="12" w:space="0" w:color="auto"/>
+              <w:right w:val="single" w:color="auto" w:sz="12" w:space="0"/>
             </w:tcBorders>
             <w:shd w:val="clear" w:color="auto" w:fill="auto"/>
             <w:tcMar>
@@ -9321,10 +9396,10 @@
               <w:suppressLineNumbers w:val="0"/>
               <w:snapToGrid w:val="0"/>
               <w:spacing w:line="240" w:lineRule="auto"/>
-              <w:ind w:left="0" w:right="0" w:firstLine="0" w:leftChars="0" w:rightChars="0" w:firstLineChars="0"/>
+              <w:ind w:left="0" w:leftChars="0" w:right="0" w:rightChars="0" w:firstLine="0" w:firstLineChars="0"/>
               <w:jc w:val="center"/>
               <w:rPr>
-                <w:rFonts w:ascii="Segoe UI" w:eastAsia="Segoe UI" w:hAnsi="Segoe UI" w:cs="Segoe UI" w:hint="default"/>
+                <w:rFonts w:hint="default" w:ascii="Segoe UI" w:hAnsi="Segoe UI" w:eastAsia="Segoe UI" w:cs="Segoe UI"/>
                 <w:i w:val="0"/>
                 <w:iCs w:val="0"/>
                 <w:caps w:val="0"/>
@@ -9336,7 +9411,7 @@
             </w:pPr>
             <w:r>
               <w:rPr>
-                <w:rFonts w:ascii="Segoe UI" w:eastAsia="Segoe UI" w:hAnsi="Segoe UI" w:cs="Segoe UI" w:hint="default"/>
+                <w:rFonts w:hint="default" w:ascii="Segoe UI" w:hAnsi="Segoe UI" w:eastAsia="Segoe UI" w:cs="Segoe UI"/>
                 <w:i w:val="0"/>
                 <w:iCs w:val="0"/>
                 <w:caps w:val="0"/>
@@ -9355,8 +9430,14 @@
       </w:tr>
       <w:tr>
         <w:tblPrEx>
-          <w:tblW w:w="8495" w:type="dxa"/>
-          <w:jc w:val="center"/>
+          <w:tblBorders>
+            <w:top w:val="none" w:color="auto" w:sz="0" w:space="0"/>
+            <w:left w:val="none" w:color="auto" w:sz="0" w:space="0"/>
+            <w:bottom w:val="none" w:color="auto" w:sz="0" w:space="0"/>
+            <w:right w:val="none" w:color="auto" w:sz="0" w:space="0"/>
+            <w:insideH w:val="none" w:color="auto" w:sz="0" w:space="0"/>
+            <w:insideV w:val="none" w:color="auto" w:sz="0" w:space="0"/>
+          </w:tblBorders>
           <w:shd w:val="clear" w:color="auto" w:fill="auto"/>
           <w:tblCellMar>
             <w:top w:w="15" w:type="dxa"/>
@@ -9366,15 +9447,15 @@
           </w:tblCellMar>
         </w:tblPrEx>
         <w:trPr>
-          <w:trHeight w:val="0"/>
+          <w:trHeight w:val="0" w:hRule="atLeast"/>
           <w:jc w:val="center"/>
         </w:trPr>
         <w:tc>
           <w:tcPr>
             <w:tcW w:w="0" w:type="auto"/>
             <w:tcBorders>
-              <w:top w:val="single" w:sz="4" w:space="0" w:color="auto"/>
-              <w:left w:val="single" w:sz="12" w:space="0" w:color="auto"/>
+              <w:top w:val="single" w:color="auto" w:sz="4" w:space="0"/>
+              <w:left w:val="single" w:color="auto" w:sz="12" w:space="0"/>
               <w:bottom w:val="nil"/>
               <w:right w:val="nil"/>
             </w:tcBorders>
@@ -9395,10 +9476,10 @@
               <w:suppressLineNumbers w:val="0"/>
               <w:snapToGrid w:val="0"/>
               <w:spacing w:line="240" w:lineRule="auto"/>
-              <w:ind w:left="0" w:right="0" w:firstLine="0" w:leftChars="0" w:rightChars="0" w:firstLineChars="0"/>
+              <w:ind w:left="0" w:leftChars="0" w:right="0" w:rightChars="0" w:firstLine="0" w:firstLineChars="0"/>
               <w:jc w:val="center"/>
               <w:rPr>
-                <w:rFonts w:ascii="Segoe UI" w:eastAsia="Segoe UI" w:hAnsi="Segoe UI" w:cs="Segoe UI" w:hint="default"/>
+                <w:rFonts w:hint="default" w:ascii="Segoe UI" w:hAnsi="Segoe UI" w:eastAsia="Segoe UI" w:cs="Segoe UI"/>
                 <w:i w:val="0"/>
                 <w:iCs w:val="0"/>
                 <w:caps w:val="0"/>
@@ -9410,7 +9491,7 @@
             </w:pPr>
             <w:r>
               <w:rPr>
-                <w:rFonts w:ascii="Segoe UI" w:eastAsia="Segoe UI" w:hAnsi="Segoe UI" w:cs="Segoe UI" w:hint="default"/>
+                <w:rFonts w:hint="default" w:ascii="Segoe UI" w:hAnsi="Segoe UI" w:eastAsia="Segoe UI" w:cs="Segoe UI"/>
                 <w:i w:val="0"/>
                 <w:iCs w:val="0"/>
                 <w:caps w:val="0"/>
@@ -9430,8 +9511,8 @@
           <w:tcPr>
             <w:tcW w:w="0" w:type="auto"/>
             <w:tcBorders>
-              <w:top w:val="single" w:sz="4" w:space="0" w:color="auto"/>
-              <w:left w:val="single" w:sz="4" w:space="0" w:color="auto"/>
+              <w:top w:val="single" w:color="auto" w:sz="4" w:space="0"/>
+              <w:left w:val="single" w:color="auto" w:sz="4" w:space="0"/>
               <w:bottom w:val="nil"/>
               <w:right w:val="nil"/>
             </w:tcBorders>
@@ -9452,10 +9533,10 @@
               <w:suppressLineNumbers w:val="0"/>
               <w:snapToGrid w:val="0"/>
               <w:spacing w:line="240" w:lineRule="auto"/>
-              <w:ind w:left="0" w:right="0" w:firstLine="0" w:leftChars="0" w:rightChars="0" w:firstLineChars="0"/>
+              <w:ind w:left="0" w:leftChars="0" w:right="0" w:rightChars="0" w:firstLine="0" w:firstLineChars="0"/>
               <w:jc w:val="center"/>
               <w:rPr>
-                <w:rFonts w:ascii="Segoe UI" w:eastAsia="Segoe UI" w:hAnsi="Segoe UI" w:cs="Segoe UI" w:hint="default"/>
+                <w:rFonts w:hint="default" w:ascii="Segoe UI" w:hAnsi="Segoe UI" w:eastAsia="Segoe UI" w:cs="Segoe UI"/>
                 <w:i w:val="0"/>
                 <w:iCs w:val="0"/>
                 <w:caps w:val="0"/>
@@ -9467,7 +9548,7 @@
             </w:pPr>
             <w:r>
               <w:rPr>
-                <w:rFonts w:ascii="Segoe UI" w:eastAsia="Segoe UI" w:hAnsi="Segoe UI" w:cs="Segoe UI" w:hint="default"/>
+                <w:rFonts w:hint="default" w:ascii="Segoe UI" w:hAnsi="Segoe UI" w:eastAsia="Segoe UI" w:cs="Segoe UI"/>
                 <w:i w:val="0"/>
                 <w:iCs w:val="0"/>
                 <w:caps w:val="0"/>
@@ -9487,10 +9568,10 @@
           <w:tcPr>
             <w:tcW w:w="2057" w:type="dxa"/>
             <w:tcBorders>
-              <w:top w:val="single" w:sz="4" w:space="0" w:color="auto"/>
-              <w:left w:val="single" w:sz="4" w:space="0" w:color="auto"/>
+              <w:top w:val="single" w:color="auto" w:sz="4" w:space="0"/>
+              <w:left w:val="single" w:color="auto" w:sz="4" w:space="0"/>
               <w:bottom w:val="nil"/>
-              <w:right w:val="single" w:sz="12" w:space="0" w:color="auto"/>
+              <w:right w:val="single" w:color="auto" w:sz="12" w:space="0"/>
             </w:tcBorders>
             <w:shd w:val="clear" w:color="auto" w:fill="auto"/>
             <w:tcMar>
@@ -9509,10 +9590,10 @@
               <w:suppressLineNumbers w:val="0"/>
               <w:snapToGrid w:val="0"/>
               <w:spacing w:line="240" w:lineRule="auto"/>
-              <w:ind w:left="0" w:right="0" w:firstLine="0" w:leftChars="0" w:rightChars="0" w:firstLineChars="0"/>
+              <w:ind w:left="0" w:leftChars="0" w:right="0" w:rightChars="0" w:firstLine="0" w:firstLineChars="0"/>
               <w:jc w:val="center"/>
               <w:rPr>
-                <w:rFonts w:ascii="Segoe UI" w:eastAsia="Segoe UI" w:hAnsi="Segoe UI" w:cs="Segoe UI" w:hint="default"/>
+                <w:rFonts w:hint="default" w:ascii="Segoe UI" w:hAnsi="Segoe UI" w:eastAsia="Segoe UI" w:cs="Segoe UI"/>
                 <w:i w:val="0"/>
                 <w:iCs w:val="0"/>
                 <w:caps w:val="0"/>
@@ -9524,7 +9605,7 @@
             </w:pPr>
             <w:r>
               <w:rPr>
-                <w:rFonts w:ascii="Segoe UI" w:eastAsia="Segoe UI" w:hAnsi="Segoe UI" w:cs="Segoe UI" w:hint="default"/>
+                <w:rFonts w:hint="default" w:ascii="Segoe UI" w:hAnsi="Segoe UI" w:eastAsia="Segoe UI" w:cs="Segoe UI"/>
                 <w:i w:val="0"/>
                 <w:iCs w:val="0"/>
                 <w:caps w:val="0"/>
@@ -9543,8 +9624,14 @@
       </w:tr>
       <w:tr>
         <w:tblPrEx>
-          <w:tblW w:w="8495" w:type="dxa"/>
-          <w:jc w:val="center"/>
+          <w:tblBorders>
+            <w:top w:val="none" w:color="auto" w:sz="0" w:space="0"/>
+            <w:left w:val="none" w:color="auto" w:sz="0" w:space="0"/>
+            <w:bottom w:val="none" w:color="auto" w:sz="0" w:space="0"/>
+            <w:right w:val="none" w:color="auto" w:sz="0" w:space="0"/>
+            <w:insideH w:val="none" w:color="auto" w:sz="0" w:space="0"/>
+            <w:insideV w:val="none" w:color="auto" w:sz="0" w:space="0"/>
+          </w:tblBorders>
           <w:shd w:val="clear" w:color="auto" w:fill="auto"/>
           <w:tblCellMar>
             <w:top w:w="15" w:type="dxa"/>
@@ -9554,15 +9641,15 @@
           </w:tblCellMar>
         </w:tblPrEx>
         <w:trPr>
-          <w:trHeight w:val="0"/>
+          <w:trHeight w:val="0" w:hRule="atLeast"/>
           <w:jc w:val="center"/>
         </w:trPr>
         <w:tc>
           <w:tcPr>
             <w:tcW w:w="0" w:type="auto"/>
             <w:tcBorders>
-              <w:top w:val="single" w:sz="4" w:space="0" w:color="auto"/>
-              <w:left w:val="single" w:sz="12" w:space="0" w:color="auto"/>
+              <w:top w:val="single" w:color="auto" w:sz="4" w:space="0"/>
+              <w:left w:val="single" w:color="auto" w:sz="12" w:space="0"/>
               <w:bottom w:val="nil"/>
               <w:right w:val="nil"/>
             </w:tcBorders>
@@ -9583,10 +9670,10 @@
               <w:suppressLineNumbers w:val="0"/>
               <w:snapToGrid w:val="0"/>
               <w:spacing w:line="240" w:lineRule="auto"/>
-              <w:ind w:left="0" w:right="0" w:firstLine="0" w:leftChars="0" w:rightChars="0" w:firstLineChars="0"/>
+              <w:ind w:left="0" w:leftChars="0" w:right="0" w:rightChars="0" w:firstLine="0" w:firstLineChars="0"/>
               <w:jc w:val="center"/>
               <w:rPr>
-                <w:rFonts w:ascii="Segoe UI" w:eastAsia="Segoe UI" w:hAnsi="Segoe UI" w:cs="Segoe UI" w:hint="default"/>
+                <w:rFonts w:hint="default" w:ascii="Segoe UI" w:hAnsi="Segoe UI" w:eastAsia="Segoe UI" w:cs="Segoe UI"/>
                 <w:i w:val="0"/>
                 <w:iCs w:val="0"/>
                 <w:caps w:val="0"/>
@@ -9598,7 +9685,7 @@
             </w:pPr>
             <w:r>
               <w:rPr>
-                <w:rFonts w:ascii="Segoe UI" w:eastAsia="Segoe UI" w:hAnsi="Segoe UI" w:cs="Segoe UI" w:hint="default"/>
+                <w:rFonts w:hint="default" w:ascii="Segoe UI" w:hAnsi="Segoe UI" w:eastAsia="Segoe UI" w:cs="Segoe UI"/>
                 <w:i w:val="0"/>
                 <w:iCs w:val="0"/>
                 <w:caps w:val="0"/>
@@ -9618,8 +9705,8 @@
           <w:tcPr>
             <w:tcW w:w="0" w:type="auto"/>
             <w:tcBorders>
-              <w:top w:val="single" w:sz="4" w:space="0" w:color="auto"/>
-              <w:left w:val="single" w:sz="4" w:space="0" w:color="auto"/>
+              <w:top w:val="single" w:color="auto" w:sz="4" w:space="0"/>
+              <w:left w:val="single" w:color="auto" w:sz="4" w:space="0"/>
               <w:bottom w:val="nil"/>
               <w:right w:val="nil"/>
             </w:tcBorders>
@@ -9640,10 +9727,10 @@
               <w:suppressLineNumbers w:val="0"/>
               <w:snapToGrid w:val="0"/>
               <w:spacing w:line="240" w:lineRule="auto"/>
-              <w:ind w:left="0" w:right="0" w:firstLine="0" w:leftChars="0" w:rightChars="0" w:firstLineChars="0"/>
+              <w:ind w:left="0" w:leftChars="0" w:right="0" w:rightChars="0" w:firstLine="0" w:firstLineChars="0"/>
               <w:jc w:val="center"/>
               <w:rPr>
-                <w:rFonts w:ascii="Segoe UI" w:eastAsia="Segoe UI" w:hAnsi="Segoe UI" w:cs="Segoe UI" w:hint="default"/>
+                <w:rFonts w:hint="default" w:ascii="Segoe UI" w:hAnsi="Segoe UI" w:eastAsia="Segoe UI" w:cs="Segoe UI"/>
                 <w:i w:val="0"/>
                 <w:iCs w:val="0"/>
                 <w:caps w:val="0"/>
@@ -9655,7 +9742,7 @@
             </w:pPr>
             <w:r>
               <w:rPr>
-                <w:rFonts w:ascii="Segoe UI" w:eastAsia="Segoe UI" w:hAnsi="Segoe UI" w:cs="Segoe UI" w:hint="default"/>
+                <w:rFonts w:hint="default" w:ascii="Segoe UI" w:hAnsi="Segoe UI" w:eastAsia="Segoe UI" w:cs="Segoe UI"/>
                 <w:i w:val="0"/>
                 <w:iCs w:val="0"/>
                 <w:caps w:val="0"/>
@@ -9675,10 +9762,10 @@
           <w:tcPr>
             <w:tcW w:w="2057" w:type="dxa"/>
             <w:tcBorders>
-              <w:top w:val="single" w:sz="4" w:space="0" w:color="auto"/>
-              <w:left w:val="single" w:sz="4" w:space="0" w:color="auto"/>
+              <w:top w:val="single" w:color="auto" w:sz="4" w:space="0"/>
+              <w:left w:val="single" w:color="auto" w:sz="4" w:space="0"/>
               <w:bottom w:val="nil"/>
-              <w:right w:val="single" w:sz="12" w:space="0" w:color="auto"/>
+              <w:right w:val="single" w:color="auto" w:sz="12" w:space="0"/>
             </w:tcBorders>
             <w:shd w:val="clear" w:color="auto" w:fill="auto"/>
             <w:tcMar>
@@ -9697,10 +9784,10 @@
               <w:suppressLineNumbers w:val="0"/>
               <w:snapToGrid w:val="0"/>
               <w:spacing w:line="240" w:lineRule="auto"/>
-              <w:ind w:left="0" w:right="0" w:firstLine="0" w:leftChars="0" w:rightChars="0" w:firstLineChars="0"/>
+              <w:ind w:left="0" w:leftChars="0" w:right="0" w:rightChars="0" w:firstLine="0" w:firstLineChars="0"/>
               <w:jc w:val="center"/>
               <w:rPr>
-                <w:rFonts w:ascii="Segoe UI" w:eastAsia="Segoe UI" w:hAnsi="Segoe UI" w:cs="Segoe UI" w:hint="default"/>
+                <w:rFonts w:hint="default" w:ascii="Segoe UI" w:hAnsi="Segoe UI" w:eastAsia="Segoe UI" w:cs="Segoe UI"/>
                 <w:i w:val="0"/>
                 <w:iCs w:val="0"/>
                 <w:caps w:val="0"/>
@@ -9712,7 +9799,7 @@
             </w:pPr>
             <w:r>
               <w:rPr>
-                <w:rFonts w:ascii="Segoe UI" w:eastAsia="Segoe UI" w:hAnsi="Segoe UI" w:cs="Segoe UI" w:hint="default"/>
+                <w:rFonts w:hint="default" w:ascii="Segoe UI" w:hAnsi="Segoe UI" w:eastAsia="Segoe UI" w:cs="Segoe UI"/>
                 <w:i w:val="0"/>
                 <w:iCs w:val="0"/>
                 <w:caps w:val="0"/>
@@ -9731,8 +9818,14 @@
       </w:tr>
       <w:tr>
         <w:tblPrEx>
-          <w:tblW w:w="8495" w:type="dxa"/>
-          <w:jc w:val="center"/>
+          <w:tblBorders>
+            <w:top w:val="none" w:color="auto" w:sz="0" w:space="0"/>
+            <w:left w:val="none" w:color="auto" w:sz="0" w:space="0"/>
+            <w:bottom w:val="none" w:color="auto" w:sz="0" w:space="0"/>
+            <w:right w:val="none" w:color="auto" w:sz="0" w:space="0"/>
+            <w:insideH w:val="none" w:color="auto" w:sz="0" w:space="0"/>
+            <w:insideV w:val="none" w:color="auto" w:sz="0" w:space="0"/>
+          </w:tblBorders>
           <w:shd w:val="clear" w:color="auto" w:fill="auto"/>
           <w:tblCellMar>
             <w:top w:w="15" w:type="dxa"/>
@@ -9742,16 +9835,16 @@
           </w:tblCellMar>
         </w:tblPrEx>
         <w:trPr>
-          <w:trHeight w:val="0"/>
+          <w:trHeight w:val="0" w:hRule="atLeast"/>
           <w:jc w:val="center"/>
         </w:trPr>
         <w:tc>
           <w:tcPr>
             <w:tcW w:w="4047" w:type="dxa"/>
             <w:tcBorders>
-              <w:top w:val="single" w:sz="4" w:space="0" w:color="auto"/>
-              <w:left w:val="single" w:sz="12" w:space="0" w:color="auto"/>
-              <w:bottom w:val="single" w:sz="12" w:space="0" w:color="auto"/>
+              <w:top w:val="single" w:color="auto" w:sz="4" w:space="0"/>
+              <w:left w:val="single" w:color="auto" w:sz="12" w:space="0"/>
+              <w:bottom w:val="single" w:color="auto" w:sz="12" w:space="0"/>
               <w:right w:val="nil"/>
             </w:tcBorders>
             <w:shd w:val="clear" w:color="auto" w:fill="auto"/>
@@ -9771,10 +9864,10 @@
               <w:suppressLineNumbers w:val="0"/>
               <w:snapToGrid w:val="0"/>
               <w:spacing w:line="240" w:lineRule="auto"/>
-              <w:ind w:left="0" w:right="0" w:firstLine="0" w:leftChars="0" w:rightChars="0" w:firstLineChars="0"/>
+              <w:ind w:left="0" w:leftChars="0" w:right="0" w:rightChars="0" w:firstLine="0" w:firstLineChars="0"/>
               <w:jc w:val="center"/>
               <w:rPr>
-                <w:rFonts w:ascii="Segoe UI" w:eastAsia="Segoe UI" w:hAnsi="Segoe UI" w:cs="Segoe UI" w:hint="default"/>
+                <w:rFonts w:hint="default" w:ascii="Segoe UI" w:hAnsi="Segoe UI" w:eastAsia="Segoe UI" w:cs="Segoe UI"/>
                 <w:i w:val="0"/>
                 <w:iCs w:val="0"/>
                 <w:caps w:val="0"/>
@@ -9786,7 +9879,7 @@
             </w:pPr>
             <w:r>
               <w:rPr>
-                <w:rFonts w:ascii="Segoe UI" w:eastAsia="Segoe UI" w:hAnsi="Segoe UI" w:cs="Segoe UI" w:hint="default"/>
+                <w:rFonts w:hint="default" w:ascii="Segoe UI" w:hAnsi="Segoe UI" w:eastAsia="Segoe UI" w:cs="Segoe UI"/>
                 <w:i w:val="0"/>
                 <w:iCs w:val="0"/>
                 <w:caps w:val="0"/>
@@ -9806,9 +9899,9 @@
           <w:tcPr>
             <w:tcW w:w="2391" w:type="dxa"/>
             <w:tcBorders>
-              <w:top w:val="single" w:sz="4" w:space="0" w:color="auto"/>
-              <w:left w:val="single" w:sz="4" w:space="0" w:color="auto"/>
-              <w:bottom w:val="single" w:sz="12" w:space="0" w:color="auto"/>
+              <w:top w:val="single" w:color="auto" w:sz="4" w:space="0"/>
+              <w:left w:val="single" w:color="auto" w:sz="4" w:space="0"/>
+              <w:bottom w:val="single" w:color="auto" w:sz="12" w:space="0"/>
               <w:right w:val="nil"/>
             </w:tcBorders>
             <w:shd w:val="clear" w:color="auto" w:fill="auto"/>
@@ -9828,10 +9921,10 @@
               <w:suppressLineNumbers w:val="0"/>
               <w:snapToGrid w:val="0"/>
               <w:spacing w:line="240" w:lineRule="auto"/>
-              <w:ind w:left="0" w:right="0" w:firstLine="0" w:leftChars="0" w:rightChars="0" w:firstLineChars="0"/>
+              <w:ind w:left="0" w:leftChars="0" w:right="0" w:rightChars="0" w:firstLine="0" w:firstLineChars="0"/>
               <w:jc w:val="center"/>
               <w:rPr>
-                <w:rFonts w:ascii="Segoe UI" w:eastAsia="Segoe UI" w:hAnsi="Segoe UI" w:cs="Segoe UI" w:hint="default"/>
+                <w:rFonts w:hint="default" w:ascii="Segoe UI" w:hAnsi="Segoe UI" w:eastAsia="Segoe UI" w:cs="Segoe UI"/>
                 <w:i w:val="0"/>
                 <w:iCs w:val="0"/>
                 <w:caps w:val="0"/>
@@ -9843,7 +9936,7 @@
             </w:pPr>
             <w:r>
               <w:rPr>
-                <w:rFonts w:ascii="Segoe UI" w:eastAsia="Segoe UI" w:hAnsi="Segoe UI" w:cs="Segoe UI" w:hint="default"/>
+                <w:rFonts w:hint="default" w:ascii="Segoe UI" w:hAnsi="Segoe UI" w:eastAsia="Segoe UI" w:cs="Segoe UI"/>
                 <w:i w:val="0"/>
                 <w:iCs w:val="0"/>
                 <w:caps w:val="0"/>
@@ -9863,10 +9956,10 @@
           <w:tcPr>
             <w:tcW w:w="2057" w:type="dxa"/>
             <w:tcBorders>
-              <w:top w:val="single" w:sz="4" w:space="0" w:color="auto"/>
-              <w:left w:val="single" w:sz="4" w:space="0" w:color="auto"/>
-              <w:bottom w:val="single" w:sz="12" w:space="0" w:color="auto"/>
-              <w:right w:val="single" w:sz="12" w:space="0" w:color="auto"/>
+              <w:top w:val="single" w:color="auto" w:sz="4" w:space="0"/>
+              <w:left w:val="single" w:color="auto" w:sz="4" w:space="0"/>
+              <w:bottom w:val="single" w:color="auto" w:sz="12" w:space="0"/>
+              <w:right w:val="single" w:color="auto" w:sz="12" w:space="0"/>
             </w:tcBorders>
             <w:shd w:val="clear" w:color="auto" w:fill="auto"/>
             <w:tcMar>
@@ -9885,10 +9978,10 @@
               <w:suppressLineNumbers w:val="0"/>
               <w:snapToGrid w:val="0"/>
               <w:spacing w:line="240" w:lineRule="auto"/>
-              <w:ind w:left="0" w:right="0" w:firstLine="0" w:leftChars="0" w:rightChars="0" w:firstLineChars="0"/>
+              <w:ind w:left="0" w:leftChars="0" w:right="0" w:rightChars="0" w:firstLine="0" w:firstLineChars="0"/>
               <w:jc w:val="center"/>
               <w:rPr>
-                <w:rFonts w:ascii="Segoe UI" w:eastAsia="Segoe UI" w:hAnsi="Segoe UI" w:cs="Segoe UI" w:hint="default"/>
+                <w:rFonts w:hint="default" w:ascii="Segoe UI" w:hAnsi="Segoe UI" w:eastAsia="Segoe UI" w:cs="Segoe UI"/>
                 <w:i w:val="0"/>
                 <w:iCs w:val="0"/>
                 <w:caps w:val="0"/>
@@ -9900,7 +9993,7 @@
             </w:pPr>
             <w:r>
               <w:rPr>
-                <w:rFonts w:ascii="Segoe UI" w:eastAsia="Segoe UI" w:hAnsi="Segoe UI" w:cs="Segoe UI" w:hint="default"/>
+                <w:rFonts w:hint="default" w:ascii="Segoe UI" w:hAnsi="Segoe UI" w:eastAsia="Segoe UI" w:cs="Segoe UI"/>
                 <w:i w:val="0"/>
                 <w:iCs w:val="0"/>
                 <w:caps w:val="0"/>
@@ -9920,7 +10013,7 @@
     </w:tbl>
     <w:p>
       <w:pPr>
-        <w:pStyle w:val="a1"/>
+        <w:pStyle w:val="31"/>
         <w:rPr>
           <w:rFonts w:hint="default"/>
           <w:lang w:val="en-US" w:eastAsia="zh-CN"/>
@@ -9930,23 +10023,73 @@
     <w:sectPr>
       <w:pgSz w:w="11906" w:h="16838"/>
       <w:pgMar w:top="1440" w:right="1800" w:bottom="1440" w:left="1800" w:header="851" w:footer="992" w:gutter="0"/>
-      <w:cols w:num="1" w:space="425"/>
+      <w:cols w:space="425" w:num="1"/>
       <w:docGrid w:type="lines" w:linePitch="312" w:charSpace="0"/>
     </w:sectPr>
   </w:body>
 </w:document>
 </file>
 
+<file path=word/endnotes.xml><?xml version="1.0" encoding="utf-8"?>
+<w:endnotes xmlns:wpc="http://schemas.microsoft.com/office/word/2010/wordprocessingCanvas" xmlns:mc="http://schemas.openxmlformats.org/markup-compatibility/2006" xmlns:o="urn:schemas-microsoft-com:office:office" xmlns:r="http://schemas.openxmlformats.org/officeDocument/2006/relationships" xmlns:m="http://schemas.openxmlformats.org/officeDocument/2006/math" xmlns:v="urn:schemas-microsoft-com:vml" xmlns:wp14="http://schemas.microsoft.com/office/word/2010/wordprocessingDrawing" xmlns:wp="http://schemas.openxmlformats.org/drawingml/2006/wordprocessingDrawing" xmlns:w="http://schemas.openxmlformats.org/wordprocessingml/2006/main" xmlns:w14="http://schemas.microsoft.com/office/word/2010/wordml" xmlns:w15="http://schemas.microsoft.com/office/word/2012/wordml" xmlns:w10="urn:schemas-microsoft-com:office:word" xmlns:wpg="http://schemas.microsoft.com/office/word/2010/wordprocessingGroup" xmlns:wpi="http://schemas.microsoft.com/office/word/2010/wordprocessingInk" xmlns:wne="http://schemas.microsoft.com/office/word/2006/wordml" xmlns:wps="http://schemas.microsoft.com/office/word/2010/wordprocessingShape" xmlns:wpsCustomData="http://www.wps.cn/officeDocument/2013/wpsCustomData" mc:Ignorable="w14 w15 wp14">
+  <w:endnote w:type="separator" w:id="0">
+    <w:p>
+      <w:pPr>
+        <w:spacing w:line="240" w:lineRule="auto"/>
+      </w:pPr>
+      <w:r>
+        <w:separator/>
+      </w:r>
+    </w:p>
+  </w:endnote>
+  <w:endnote w:type="continuationSeparator" w:id="1">
+    <w:p>
+      <w:pPr>
+        <w:spacing w:line="240" w:lineRule="auto"/>
+      </w:pPr>
+      <w:r>
+        <w:continuationSeparator/>
+      </w:r>
+    </w:p>
+  </w:endnote>
+</w:endnotes>
+</file>
+
+<file path=word/footnotes.xml><?xml version="1.0" encoding="utf-8"?>
+<w:footnotes xmlns:wpc="http://schemas.microsoft.com/office/word/2010/wordprocessingCanvas" xmlns:mc="http://schemas.openxmlformats.org/markup-compatibility/2006" xmlns:o="urn:schemas-microsoft-com:office:office" xmlns:r="http://schemas.openxmlformats.org/officeDocument/2006/relationships" xmlns:m="http://schemas.openxmlformats.org/officeDocument/2006/math" xmlns:v="urn:schemas-microsoft-com:vml" xmlns:wp14="http://schemas.microsoft.com/office/word/2010/wordprocessingDrawing" xmlns:wp="http://schemas.openxmlformats.org/drawingml/2006/wordprocessingDrawing" xmlns:w="http://schemas.openxmlformats.org/wordprocessingml/2006/main" xmlns:w14="http://schemas.microsoft.com/office/word/2010/wordml" xmlns:w15="http://schemas.microsoft.com/office/word/2012/wordml" xmlns:w10="urn:schemas-microsoft-com:office:word" xmlns:wpg="http://schemas.microsoft.com/office/word/2010/wordprocessingGroup" xmlns:wpi="http://schemas.microsoft.com/office/word/2010/wordprocessingInk" xmlns:wne="http://schemas.microsoft.com/office/word/2006/wordml" xmlns:wps="http://schemas.microsoft.com/office/word/2010/wordprocessingShape" xmlns:wpsCustomData="http://www.wps.cn/officeDocument/2013/wpsCustomData" mc:Ignorable="w14 w15 wp14">
+  <w:footnote w:type="separator" w:id="0">
+    <w:p>
+      <w:pPr>
+        <w:spacing w:line="360" w:lineRule="auto"/>
+      </w:pPr>
+      <w:r>
+        <w:separator/>
+      </w:r>
+    </w:p>
+  </w:footnote>
+  <w:footnote w:type="continuationSeparator" w:id="1">
+    <w:p>
+      <w:pPr>
+        <w:spacing w:line="360" w:lineRule="auto"/>
+      </w:pPr>
+      <w:r>
+        <w:continuationSeparator/>
+      </w:r>
+    </w:p>
+  </w:footnote>
+</w:footnotes>
+</file>
+
 <file path=word/numbering.xml><?xml version="1.0" encoding="utf-8"?>
-<w:numbering xmlns:wpc="http://schemas.microsoft.com/office/word/2010/wordprocessingCanvas" xmlns:mc="http://schemas.openxmlformats.org/markup-compatibility/2006" xmlns:o="urn:schemas-microsoft-com:office:office" xmlns:r="http://schemas.openxmlformats.org/officeDocument/2006/relationships" xmlns:m="http://schemas.openxmlformats.org/officeDocument/2006/math" xmlns:v="urn:schemas-microsoft-com:vml" xmlns:wp14="http://schemas.microsoft.com/office/word/2010/wordprocessingDrawing" xmlns:wp="http://schemas.openxmlformats.org/drawingml/2006/wordprocessingDrawing" xmlns:w10="urn:schemas-microsoft-com:office:word" xmlns:w="http://schemas.openxmlformats.org/wordprocessingml/2006/main" xmlns:w14="http://schemas.microsoft.com/office/word/2010/wordml" xmlns:w15="http://schemas.microsoft.com/office/word/2012/wordml" xmlns:wne="http://schemas.microsoft.com/office/word/2006/wordml" xmlns:wpg="http://schemas.microsoft.com/office/word/2010/wordprocessingGroup" xmlns:wpi="http://schemas.microsoft.com/office/word/2010/wordprocessingInk" xmlns:wps="http://schemas.microsoft.com/office/word/2010/wordprocessingShape" mc:Ignorable="w14 w15 wp14">
+<w:numbering xmlns:wpc="http://schemas.microsoft.com/office/word/2010/wordprocessingCanvas" xmlns:mc="http://schemas.openxmlformats.org/markup-compatibility/2006" xmlns:o="urn:schemas-microsoft-com:office:office" xmlns:r="http://schemas.openxmlformats.org/officeDocument/2006/relationships" xmlns:m="http://schemas.openxmlformats.org/officeDocument/2006/math" xmlns:v="urn:schemas-microsoft-com:vml" xmlns:wp14="http://schemas.microsoft.com/office/word/2010/wordprocessingDrawing" xmlns:wp="http://schemas.openxmlformats.org/drawingml/2006/wordprocessingDrawing" xmlns:w10="urn:schemas-microsoft-com:office:word" xmlns:w="http://schemas.openxmlformats.org/wordprocessingml/2006/main" xmlns:w14="http://schemas.microsoft.com/office/word/2010/wordml" xmlns:wpg="http://schemas.microsoft.com/office/word/2010/wordprocessingGroup" xmlns:wpi="http://schemas.microsoft.com/office/word/2010/wordprocessingInk" xmlns:wne="http://schemas.microsoft.com/office/word/2006/wordml" xmlns:wps="http://schemas.microsoft.com/office/word/2010/wordprocessingShape" xmlns:wpsCustomData="http://www.wps.cn/officeDocument/2013/wpsCustomData" mc:Ignorable="w14 wp14">
   <w:abstractNum w:abstractNumId="0">
     <w:nsid w:val="8E964DCE"/>
     <w:multiLevelType w:val="multilevel"/>
     <w:tmpl w:val="8E964DCE"/>
-    <w:lvl w:ilvl="0">
+    <w:lvl w:ilvl="0" w:tentative="0">
       <w:start w:val="1"/>
       <w:numFmt w:val="decimal"/>
-      <w:pStyle w:val="Heading1"/>
+      <w:pStyle w:val="2"/>
       <w:lvlText w:val="%1."/>
       <w:lvlJc w:val="left"/>
       <w:pPr>
@@ -9956,10 +10099,10 @@
         <w:rFonts w:hint="default"/>
       </w:rPr>
     </w:lvl>
-    <w:lvl w:ilvl="1">
+    <w:lvl w:ilvl="1" w:tentative="0">
       <w:start w:val="1"/>
       <w:numFmt w:val="decimal"/>
-      <w:pStyle w:val="Heading2"/>
+      <w:pStyle w:val="3"/>
       <w:lvlText w:val="%1.%2."/>
       <w:lvlJc w:val="left"/>
       <w:pPr>
@@ -9969,10 +10112,10 @@
         <w:rFonts w:hint="default"/>
       </w:rPr>
     </w:lvl>
-    <w:lvl w:ilvl="2">
+    <w:lvl w:ilvl="2" w:tentative="0">
       <w:start w:val="1"/>
       <w:numFmt w:val="decimal"/>
-      <w:pStyle w:val="Heading3"/>
+      <w:pStyle w:val="4"/>
       <w:lvlText w:val="%1.%2.%3."/>
       <w:lvlJc w:val="left"/>
       <w:pPr>
@@ -9982,10 +10125,10 @@
         <w:rFonts w:hint="default"/>
       </w:rPr>
     </w:lvl>
-    <w:lvl w:ilvl="3">
+    <w:lvl w:ilvl="3" w:tentative="0">
       <w:start w:val="1"/>
       <w:numFmt w:val="decimal"/>
-      <w:pStyle w:val="Heading4"/>
+      <w:pStyle w:val="5"/>
       <w:lvlText w:val="%1.%2.%3.%4."/>
       <w:lvlJc w:val="left"/>
       <w:pPr>
@@ -9995,10 +10138,10 @@
         <w:rFonts w:hint="default"/>
       </w:rPr>
     </w:lvl>
-    <w:lvl w:ilvl="4">
+    <w:lvl w:ilvl="4" w:tentative="0">
       <w:start w:val="1"/>
       <w:numFmt w:val="decimal"/>
-      <w:pStyle w:val="Heading5"/>
+      <w:pStyle w:val="6"/>
       <w:lvlText w:val="%1.%2.%3.%4.%5."/>
       <w:lvlJc w:val="left"/>
       <w:pPr>
@@ -10008,10 +10151,10 @@
         <w:rFonts w:hint="default"/>
       </w:rPr>
     </w:lvl>
-    <w:lvl w:ilvl="5">
+    <w:lvl w:ilvl="5" w:tentative="0">
       <w:start w:val="1"/>
       <w:numFmt w:val="decimal"/>
-      <w:pStyle w:val="Heading6"/>
+      <w:pStyle w:val="7"/>
       <w:lvlText w:val="%1.%2.%3.%4.%5.%6."/>
       <w:lvlJc w:val="left"/>
       <w:pPr>
@@ -10021,10 +10164,10 @@
         <w:rFonts w:hint="default"/>
       </w:rPr>
     </w:lvl>
-    <w:lvl w:ilvl="6">
+    <w:lvl w:ilvl="6" w:tentative="0">
       <w:start w:val="1"/>
       <w:numFmt w:val="decimal"/>
-      <w:pStyle w:val="Heading7"/>
+      <w:pStyle w:val="8"/>
       <w:lvlText w:val="%1.%2.%3.%4.%5.%6.%7."/>
       <w:lvlJc w:val="left"/>
       <w:pPr>
@@ -10034,10 +10177,10 @@
         <w:rFonts w:hint="default"/>
       </w:rPr>
     </w:lvl>
-    <w:lvl w:ilvl="7">
+    <w:lvl w:ilvl="7" w:tentative="0">
       <w:start w:val="1"/>
       <w:numFmt w:val="decimal"/>
-      <w:pStyle w:val="Heading8"/>
+      <w:pStyle w:val="9"/>
       <w:lvlText w:val="%1.%2.%3.%4.%5.%6.%7.%8."/>
       <w:lvlJc w:val="left"/>
       <w:pPr>
@@ -10047,10 +10190,10 @@
         <w:rFonts w:hint="default"/>
       </w:rPr>
     </w:lvl>
-    <w:lvl w:ilvl="8">
+    <w:lvl w:ilvl="8" w:tentative="0">
       <w:start w:val="1"/>
       <w:numFmt w:val="decimal"/>
-      <w:pStyle w:val="Heading9"/>
+      <w:pStyle w:val="10"/>
       <w:lvlText w:val="%1.%2.%3.%4.%5.%6.%7.%8.%9."/>
       <w:lvlJc w:val="left"/>
       <w:pPr>
@@ -10065,7 +10208,7 @@
     <w:nsid w:val="908E6574"/>
     <w:multiLevelType w:val="singleLevel"/>
     <w:tmpl w:val="908E6574"/>
-    <w:lvl w:ilvl="0">
+    <w:lvl w:ilvl="0" w:tentative="0">
       <w:start w:val="1"/>
       <w:numFmt w:val="decimal"/>
       <w:lvlText w:val="%1."/>
@@ -10082,7 +10225,7 @@
     <w:nsid w:val="BC37DB64"/>
     <w:multiLevelType w:val="singleLevel"/>
     <w:tmpl w:val="BC37DB64"/>
-    <w:lvl w:ilvl="0">
+    <w:lvl w:ilvl="0" w:tentative="0">
       <w:start w:val="1"/>
       <w:numFmt w:val="decimal"/>
       <w:lvlText w:val="%1."/>
@@ -10099,7 +10242,7 @@
     <w:nsid w:val="51982F5F"/>
     <w:multiLevelType w:val="singleLevel"/>
     <w:tmpl w:val="51982F5F"/>
-    <w:lvl w:ilvl="0">
+    <w:lvl w:ilvl="0" w:tentative="0">
       <w:start w:val="1"/>
       <w:numFmt w:val="decimal"/>
       <w:lvlText w:val="%1."/>
@@ -10116,7 +10259,7 @@
     <w:nsid w:val="5AFF04E0"/>
     <w:multiLevelType w:val="singleLevel"/>
     <w:tmpl w:val="5AFF04E0"/>
-    <w:lvl w:ilvl="0">
+    <w:lvl w:ilvl="0" w:tentative="0">
       <w:start w:val="1"/>
       <w:numFmt w:val="decimal"/>
       <w:lvlText w:val="%1."/>
@@ -10133,7 +10276,7 @@
     <w:nsid w:val="5DE35D75"/>
     <w:multiLevelType w:val="singleLevel"/>
     <w:tmpl w:val="5DE35D75"/>
-    <w:lvl w:ilvl="0">
+    <w:lvl w:ilvl="0" w:tentative="0">
       <w:start w:val="1"/>
       <w:numFmt w:val="decimal"/>
       <w:lvlText w:val="%1."/>
@@ -10150,7 +10293,7 @@
     <w:nsid w:val="760FA8A4"/>
     <w:multiLevelType w:val="singleLevel"/>
     <w:tmpl w:val="760FA8A4"/>
-    <w:lvl w:ilvl="0">
+    <w:lvl w:ilvl="0" w:tentative="0">
       <w:start w:val="1"/>
       <w:numFmt w:val="decimal"/>
       <w:lvlText w:val="%1."/>
@@ -10167,7 +10310,7 @@
     <w:nsid w:val="7E17EA97"/>
     <w:multiLevelType w:val="singleLevel"/>
     <w:tmpl w:val="7E17EA97"/>
-    <w:lvl w:ilvl="0">
+    <w:lvl w:ilvl="0" w:tentative="0">
       <w:start w:val="1"/>
       <w:numFmt w:val="decimal"/>
       <w:lvlText w:val="%1."/>
@@ -10208,267 +10351,269 @@
 </file>
 
 <file path=word/styles.xml><?xml version="1.0" encoding="utf-8"?>
-<w:styles xmlns:mc="http://schemas.openxmlformats.org/markup-compatibility/2006" xmlns:r="http://schemas.openxmlformats.org/officeDocument/2006/relationships" xmlns:w="http://schemas.openxmlformats.org/wordprocessingml/2006/main" xmlns:w14="http://schemas.microsoft.com/office/word/2010/wordml" xmlns:w15="http://schemas.microsoft.com/office/word/2012/wordml" mc:Ignorable="w14 w15">
+<w:styles xmlns:mc="http://schemas.openxmlformats.org/markup-compatibility/2006" xmlns:o="urn:schemas-microsoft-com:office:office" xmlns:r="http://schemas.openxmlformats.org/officeDocument/2006/relationships" xmlns:m="http://schemas.openxmlformats.org/officeDocument/2006/math" xmlns:v="urn:schemas-microsoft-com:vml" xmlns:w="http://schemas.openxmlformats.org/wordprocessingml/2006/main" xmlns:w14="http://schemas.microsoft.com/office/word/2010/wordml" xmlns:w10="urn:schemas-microsoft-com:office:word" xmlns:sl="http://schemas.openxmlformats.org/schemaLibrary/2006/main" xmlns:wpsCustomData="http://www.wps.cn/officeDocument/2013/wpsCustomData" mc:Ignorable="w14">
   <w:docDefaults>
     <w:rPrDefault>
       <w:rPr>
-        <w:rFonts w:ascii="Times New Roman" w:eastAsia="宋体" w:hAnsi="Times New Roman" w:cs="Times New Roman"/>
+        <w:rFonts w:ascii="Times New Roman" w:hAnsi="Times New Roman" w:eastAsia="宋体" w:cs="Times New Roman"/>
       </w:rPr>
     </w:rPrDefault>
     <w:pPrDefault/>
   </w:docDefaults>
-  <w:latentStyles w:defLockedState="0" w:defUIPriority="99" w:defSemiHidden="1" w:defUnhideWhenUsed="1" w:defQFormat="0" w:count="260">
-    <w:lsdException w:name="Normal" w:semiHidden="0" w:uiPriority="0" w:unhideWhenUsed="0" w:qFormat="1"/>
-    <w:lsdException w:name="heading 1" w:semiHidden="0" w:uiPriority="0" w:unhideWhenUsed="0" w:qFormat="1"/>
-    <w:lsdException w:name="heading 2" w:semiHidden="0" w:uiPriority="0" w:qFormat="1"/>
-    <w:lsdException w:name="heading 3" w:uiPriority="0" w:qFormat="1"/>
-    <w:lsdException w:name="heading 4" w:semiHidden="0" w:uiPriority="0" w:qFormat="1"/>
-    <w:lsdException w:name="heading 5" w:uiPriority="0" w:qFormat="1"/>
-    <w:lsdException w:name="heading 6" w:uiPriority="0" w:qFormat="1"/>
-    <w:lsdException w:name="heading 7" w:uiPriority="0" w:qFormat="1"/>
-    <w:lsdException w:name="heading 8" w:uiPriority="0" w:qFormat="1"/>
-    <w:lsdException w:name="heading 9" w:uiPriority="0" w:qFormat="1"/>
-    <w:lsdException w:name="index 1" w:semiHidden="0" w:uiPriority="0" w:unhideWhenUsed="0"/>
-    <w:lsdException w:name="index 2" w:semiHidden="0" w:uiPriority="0" w:unhideWhenUsed="0"/>
-    <w:lsdException w:name="index 3" w:semiHidden="0" w:uiPriority="0" w:unhideWhenUsed="0"/>
-    <w:lsdException w:name="index 4" w:semiHidden="0" w:uiPriority="0" w:unhideWhenUsed="0"/>
-    <w:lsdException w:name="index 5" w:semiHidden="0" w:uiPriority="0" w:unhideWhenUsed="0"/>
-    <w:lsdException w:name="index 6" w:semiHidden="0" w:uiPriority="0" w:unhideWhenUsed="0"/>
-    <w:lsdException w:name="index 7" w:semiHidden="0" w:uiPriority="0" w:unhideWhenUsed="0"/>
-    <w:lsdException w:name="index 8" w:semiHidden="0" w:uiPriority="0" w:unhideWhenUsed="0"/>
-    <w:lsdException w:name="index 9" w:semiHidden="0" w:uiPriority="0" w:unhideWhenUsed="0"/>
-    <w:lsdException w:name="toc 1" w:semiHidden="0" w:uiPriority="0" w:unhideWhenUsed="0" w:qFormat="1"/>
-    <w:lsdException w:name="toc 2" w:semiHidden="0" w:uiPriority="0" w:unhideWhenUsed="0" w:qFormat="1"/>
-    <w:lsdException w:name="toc 3" w:semiHidden="0" w:uiPriority="0" w:unhideWhenUsed="0" w:qFormat="1"/>
-    <w:lsdException w:name="toc 4" w:semiHidden="0" w:uiPriority="0" w:unhideWhenUsed="0"/>
-    <w:lsdException w:name="toc 5" w:semiHidden="0" w:uiPriority="0" w:unhideWhenUsed="0"/>
-    <w:lsdException w:name="toc 6" w:semiHidden="0" w:uiPriority="0" w:unhideWhenUsed="0"/>
-    <w:lsdException w:name="toc 7" w:semiHidden="0" w:uiPriority="0" w:unhideWhenUsed="0"/>
-    <w:lsdException w:name="toc 8" w:semiHidden="0" w:uiPriority="0" w:unhideWhenUsed="0"/>
-    <w:lsdException w:name="toc 9" w:semiHidden="0" w:uiPriority="0" w:unhideWhenUsed="0"/>
-    <w:lsdException w:name="Normal Indent" w:semiHidden="0" w:uiPriority="0" w:unhideWhenUsed="0"/>
-    <w:lsdException w:name="footnote text" w:semiHidden="0" w:uiPriority="0" w:unhideWhenUsed="0"/>
-    <w:lsdException w:name="annotation text" w:semiHidden="0" w:uiPriority="0" w:unhideWhenUsed="0" w:qFormat="1"/>
-    <w:lsdException w:name="header" w:semiHidden="0" w:uiPriority="0" w:unhideWhenUsed="0" w:qFormat="1"/>
-    <w:lsdException w:name="footer" w:semiHidden="0" w:uiPriority="0" w:unhideWhenUsed="0" w:qFormat="1"/>
-    <w:lsdException w:name="index heading" w:semiHidden="0" w:uiPriority="0" w:unhideWhenUsed="0"/>
-    <w:lsdException w:name="caption" w:uiPriority="0" w:qFormat="1"/>
-    <w:lsdException w:name="table of figures" w:semiHidden="0" w:uiPriority="0" w:unhideWhenUsed="0" w:qFormat="1"/>
-    <w:lsdException w:name="envelope address" w:semiHidden="0" w:uiPriority="0" w:unhideWhenUsed="0"/>
-    <w:lsdException w:name="envelope return" w:semiHidden="0" w:uiPriority="0" w:unhideWhenUsed="0"/>
-    <w:lsdException w:name="footnote reference" w:semiHidden="0" w:uiPriority="0" w:unhideWhenUsed="0"/>
-    <w:lsdException w:name="annotation reference" w:semiHidden="0" w:uiPriority="0" w:unhideWhenUsed="0"/>
-    <w:lsdException w:name="line number" w:semiHidden="0" w:uiPriority="0" w:unhideWhenUsed="0"/>
-    <w:lsdException w:name="page number" w:semiHidden="0" w:uiPriority="0" w:unhideWhenUsed="0"/>
-    <w:lsdException w:name="endnote reference" w:semiHidden="0" w:uiPriority="0" w:unhideWhenUsed="0"/>
-    <w:lsdException w:name="endnote text" w:semiHidden="0" w:uiPriority="0" w:unhideWhenUsed="0"/>
-    <w:lsdException w:name="table of authorities" w:semiHidden="0" w:uiPriority="0" w:unhideWhenUsed="0"/>
-    <w:lsdException w:name="macro" w:semiHidden="0" w:uiPriority="0" w:unhideWhenUsed="0"/>
-    <w:lsdException w:name="toa heading" w:semiHidden="0" w:uiPriority="0" w:unhideWhenUsed="0"/>
-    <w:lsdException w:name="List" w:semiHidden="0" w:uiPriority="0" w:unhideWhenUsed="0"/>
-    <w:lsdException w:name="List Bullet" w:semiHidden="0" w:uiPriority="0" w:unhideWhenUsed="0"/>
-    <w:lsdException w:name="List Number" w:semiHidden="0" w:uiPriority="0" w:unhideWhenUsed="0"/>
-    <w:lsdException w:name="List 2" w:semiHidden="0" w:uiPriority="0" w:unhideWhenUsed="0"/>
-    <w:lsdException w:name="List 3" w:semiHidden="0" w:uiPriority="0" w:unhideWhenUsed="0"/>
-    <w:lsdException w:name="List 4" w:semiHidden="0" w:uiPriority="0" w:unhideWhenUsed="0"/>
-    <w:lsdException w:name="List 5" w:semiHidden="0" w:uiPriority="0" w:unhideWhenUsed="0"/>
-    <w:lsdException w:name="List Bullet 2" w:semiHidden="0" w:uiPriority="0" w:unhideWhenUsed="0"/>
-    <w:lsdException w:name="List Bullet 3" w:semiHidden="0" w:uiPriority="0" w:unhideWhenUsed="0"/>
-    <w:lsdException w:name="List Bullet 4" w:semiHidden="0" w:uiPriority="0" w:unhideWhenUsed="0"/>
-    <w:lsdException w:name="List Bullet 5" w:semiHidden="0" w:uiPriority="0" w:unhideWhenUsed="0"/>
-    <w:lsdException w:name="List Number 2" w:semiHidden="0" w:uiPriority="0" w:unhideWhenUsed="0"/>
-    <w:lsdException w:name="List Number 3" w:semiHidden="0" w:uiPriority="0" w:unhideWhenUsed="0"/>
-    <w:lsdException w:name="List Number 4" w:semiHidden="0" w:uiPriority="0" w:unhideWhenUsed="0"/>
-    <w:lsdException w:name="List Number 5" w:semiHidden="0" w:uiPriority="0" w:unhideWhenUsed="0"/>
-    <w:lsdException w:name="Title" w:semiHidden="0" w:uiPriority="0" w:unhideWhenUsed="0" w:qFormat="1"/>
-    <w:lsdException w:name="Closing" w:semiHidden="0" w:uiPriority="0" w:unhideWhenUsed="0"/>
-    <w:lsdException w:name="Signature" w:semiHidden="0" w:uiPriority="0" w:unhideWhenUsed="0"/>
-    <w:lsdException w:name="Default Paragraph Font" w:uiPriority="0" w:unhideWhenUsed="0" w:qFormat="1"/>
-    <w:lsdException w:name="Body Text" w:uiPriority="0" w:unhideWhenUsed="0" w:qFormat="1"/>
-    <w:lsdException w:name="Body Text Indent" w:semiHidden="0" w:uiPriority="0" w:unhideWhenUsed="0"/>
-    <w:lsdException w:name="List Continue" w:semiHidden="0" w:uiPriority="0" w:unhideWhenUsed="0"/>
-    <w:lsdException w:name="List Continue 2" w:semiHidden="0" w:uiPriority="0" w:unhideWhenUsed="0"/>
-    <w:lsdException w:name="List Continue 3" w:semiHidden="0" w:uiPriority="0" w:unhideWhenUsed="0"/>
-    <w:lsdException w:name="List Continue 4" w:semiHidden="0" w:uiPriority="0" w:unhideWhenUsed="0"/>
-    <w:lsdException w:name="List Continue 5" w:semiHidden="0" w:uiPriority="0" w:unhideWhenUsed="0"/>
-    <w:lsdException w:name="Message Header" w:semiHidden="0" w:uiPriority="0" w:unhideWhenUsed="0"/>
-    <w:lsdException w:name="Subtitle" w:semiHidden="0" w:uiPriority="0" w:unhideWhenUsed="0" w:qFormat="1"/>
-    <w:lsdException w:name="Salutation" w:semiHidden="0" w:uiPriority="0" w:unhideWhenUsed="0"/>
-    <w:lsdException w:name="Date" w:semiHidden="0" w:uiPriority="0" w:unhideWhenUsed="0"/>
-    <w:lsdException w:name="Body Text First Indent" w:semiHidden="0" w:uiPriority="0" w:unhideWhenUsed="0"/>
-    <w:lsdException w:name="Body Text First Indent 2" w:semiHidden="0" w:uiPriority="0" w:unhideWhenUsed="0"/>
-    <w:lsdException w:name="Body Text 2" w:semiHidden="0" w:uiPriority="0" w:unhideWhenUsed="0"/>
-    <w:lsdException w:name="Body Text 3" w:semiHidden="0" w:uiPriority="0" w:unhideWhenUsed="0"/>
-    <w:lsdException w:name="Body Text Indent 2" w:semiHidden="0" w:uiPriority="0" w:unhideWhenUsed="0"/>
-    <w:lsdException w:name="Body Text Indent 3" w:semiHidden="0" w:uiPriority="0" w:unhideWhenUsed="0"/>
-    <w:lsdException w:name="Block Text" w:semiHidden="0" w:uiPriority="0" w:unhideWhenUsed="0"/>
-    <w:lsdException w:name="Hyperlink" w:semiHidden="0" w:uiPriority="0" w:unhideWhenUsed="0"/>
-    <w:lsdException w:name="FollowedHyperlink" w:semiHidden="0" w:uiPriority="0" w:unhideWhenUsed="0"/>
-    <w:lsdException w:name="Strong" w:semiHidden="0" w:uiPriority="0" w:unhideWhenUsed="0" w:qFormat="1"/>
-    <w:lsdException w:name="Emphasis" w:semiHidden="0" w:uiPriority="0" w:unhideWhenUsed="0" w:qFormat="1"/>
-    <w:lsdException w:name="Document Map" w:semiHidden="0" w:uiPriority="0" w:unhideWhenUsed="0"/>
-    <w:lsdException w:name="Plain Text" w:semiHidden="0" w:uiPriority="0" w:unhideWhenUsed="0"/>
-    <w:lsdException w:name="E-mail Signature" w:semiHidden="0" w:uiPriority="0" w:unhideWhenUsed="0"/>
-    <w:lsdException w:name="Normal (Web)" w:semiHidden="0" w:uiPriority="0" w:unhideWhenUsed="0" w:qFormat="1"/>
-    <w:lsdException w:name="HTML Acronym" w:semiHidden="0" w:uiPriority="0" w:unhideWhenUsed="0"/>
-    <w:lsdException w:name="HTML Address" w:semiHidden="0" w:uiPriority="0" w:unhideWhenUsed="0"/>
-    <w:lsdException w:name="HTML Cite" w:semiHidden="0" w:uiPriority="0" w:unhideWhenUsed="0"/>
-    <w:lsdException w:name="HTML Code" w:semiHidden="0" w:uiPriority="0" w:unhideWhenUsed="0"/>
-    <w:lsdException w:name="HTML Definition" w:semiHidden="0" w:uiPriority="0" w:unhideWhenUsed="0"/>
-    <w:lsdException w:name="HTML Keyboard" w:semiHidden="0" w:uiPriority="0" w:unhideWhenUsed="0"/>
-    <w:lsdException w:name="HTML Preformatted" w:semiHidden="0" w:uiPriority="0" w:unhideWhenUsed="0" w:qFormat="1"/>
-    <w:lsdException w:name="HTML Sample" w:semiHidden="0" w:uiPriority="0" w:unhideWhenUsed="0"/>
-    <w:lsdException w:name="HTML Typewriter" w:semiHidden="0" w:uiPriority="0" w:unhideWhenUsed="0"/>
-    <w:lsdException w:name="HTML Variable" w:semiHidden="0" w:uiPriority="0" w:unhideWhenUsed="0"/>
-    <w:lsdException w:name="Normal Table" w:uiPriority="0" w:unhideWhenUsed="0" w:qFormat="1"/>
-    <w:lsdException w:name="annotation subject" w:semiHidden="0" w:uiPriority="0" w:unhideWhenUsed="0"/>
-    <w:lsdException w:name="Table Simple 1" w:semiHidden="0" w:uiPriority="0" w:unhideWhenUsed="0"/>
-    <w:lsdException w:name="Table Simple 2" w:semiHidden="0" w:uiPriority="0" w:unhideWhenUsed="0"/>
-    <w:lsdException w:name="Table Simple 3" w:semiHidden="0" w:uiPriority="0" w:unhideWhenUsed="0"/>
-    <w:lsdException w:name="Table Classic 1" w:semiHidden="0" w:uiPriority="0" w:unhideWhenUsed="0"/>
-    <w:lsdException w:name="Table Classic 2" w:semiHidden="0" w:uiPriority="0" w:unhideWhenUsed="0"/>
-    <w:lsdException w:name="Table Classic 3" w:semiHidden="0" w:uiPriority="0" w:unhideWhenUsed="0"/>
-    <w:lsdException w:name="Table Classic 4" w:semiHidden="0" w:uiPriority="0" w:unhideWhenUsed="0"/>
-    <w:lsdException w:name="Table Colorful 1" w:semiHidden="0" w:uiPriority="0" w:unhideWhenUsed="0"/>
-    <w:lsdException w:name="Table Colorful 2" w:semiHidden="0" w:uiPriority="0" w:unhideWhenUsed="0"/>
-    <w:lsdException w:name="Table Colorful 3" w:semiHidden="0" w:uiPriority="0" w:unhideWhenUsed="0"/>
-    <w:lsdException w:name="Table Columns 1" w:semiHidden="0" w:uiPriority="0" w:unhideWhenUsed="0"/>
-    <w:lsdException w:name="Table Columns 2" w:semiHidden="0" w:uiPriority="0" w:unhideWhenUsed="0"/>
-    <w:lsdException w:name="Table Columns 3" w:semiHidden="0" w:uiPriority="0" w:unhideWhenUsed="0"/>
-    <w:lsdException w:name="Table Columns 4" w:semiHidden="0" w:uiPriority="0" w:unhideWhenUsed="0"/>
-    <w:lsdException w:name="Table Columns 5" w:semiHidden="0" w:uiPriority="0" w:unhideWhenUsed="0"/>
-    <w:lsdException w:name="Table Grid 1" w:semiHidden="0" w:uiPriority="0" w:unhideWhenUsed="0"/>
-    <w:lsdException w:name="Table Grid 2" w:semiHidden="0" w:uiPriority="0" w:unhideWhenUsed="0"/>
-    <w:lsdException w:name="Table Grid 3" w:semiHidden="0" w:uiPriority="0" w:unhideWhenUsed="0"/>
-    <w:lsdException w:name="Table Grid 4" w:semiHidden="0" w:uiPriority="0" w:unhideWhenUsed="0"/>
-    <w:lsdException w:name="Table Grid 5" w:semiHidden="0" w:uiPriority="0" w:unhideWhenUsed="0"/>
-    <w:lsdException w:name="Table Grid 6" w:semiHidden="0" w:uiPriority="0" w:unhideWhenUsed="0"/>
-    <w:lsdException w:name="Table Grid 7" w:semiHidden="0" w:uiPriority="0" w:unhideWhenUsed="0"/>
-    <w:lsdException w:name="Table Grid 8" w:semiHidden="0" w:uiPriority="0" w:unhideWhenUsed="0"/>
-    <w:lsdException w:name="Table List 1" w:semiHidden="0" w:uiPriority="0" w:unhideWhenUsed="0"/>
-    <w:lsdException w:name="Table List 2" w:semiHidden="0" w:uiPriority="0" w:unhideWhenUsed="0"/>
-    <w:lsdException w:name="Table List 3" w:semiHidden="0" w:uiPriority="0" w:unhideWhenUsed="0"/>
-    <w:lsdException w:name="Table List 4" w:semiHidden="0" w:uiPriority="0" w:unhideWhenUsed="0"/>
-    <w:lsdException w:name="Table List 5" w:semiHidden="0" w:uiPriority="0" w:unhideWhenUsed="0"/>
-    <w:lsdException w:name="Table List 6" w:semiHidden="0" w:uiPriority="0" w:unhideWhenUsed="0"/>
-    <w:lsdException w:name="Table List 7" w:semiHidden="0" w:uiPriority="0" w:unhideWhenUsed="0"/>
-    <w:lsdException w:name="Table List 8" w:semiHidden="0" w:uiPriority="0" w:unhideWhenUsed="0"/>
-    <w:lsdException w:name="Table 3D effects 1" w:semiHidden="0" w:uiPriority="0" w:unhideWhenUsed="0"/>
-    <w:lsdException w:name="Table 3D effects 2" w:semiHidden="0" w:uiPriority="0" w:unhideWhenUsed="0"/>
-    <w:lsdException w:name="Table 3D effects 3" w:semiHidden="0" w:uiPriority="0" w:unhideWhenUsed="0"/>
-    <w:lsdException w:name="Table Contemporary" w:semiHidden="0" w:uiPriority="0" w:unhideWhenUsed="0"/>
-    <w:lsdException w:name="Table Elegant" w:semiHidden="0" w:uiPriority="0" w:unhideWhenUsed="0"/>
-    <w:lsdException w:name="Table Professional" w:semiHidden="0" w:uiPriority="0" w:unhideWhenUsed="0"/>
-    <w:lsdException w:name="Table Subtle 1" w:semiHidden="0" w:uiPriority="0" w:unhideWhenUsed="0"/>
-    <w:lsdException w:name="Table Subtle 2" w:semiHidden="0" w:uiPriority="0" w:unhideWhenUsed="0"/>
-    <w:lsdException w:name="Table Web 1" w:semiHidden="0" w:uiPriority="0" w:unhideWhenUsed="0"/>
-    <w:lsdException w:name="Table Web 2" w:semiHidden="0" w:uiPriority="0" w:unhideWhenUsed="0"/>
-    <w:lsdException w:name="Table Web 3" w:semiHidden="0" w:uiPriority="0" w:unhideWhenUsed="0"/>
-    <w:lsdException w:name="Balloon Text" w:semiHidden="0" w:uiPriority="0" w:unhideWhenUsed="0"/>
-    <w:lsdException w:name="Table Grid" w:semiHidden="0" w:uiPriority="0" w:unhideWhenUsed="0" w:qFormat="1"/>
-    <w:lsdException w:name="Table Theme" w:semiHidden="0" w:uiPriority="0" w:unhideWhenUsed="0"/>
-    <w:lsdException w:name="Light Shading" w:semiHidden="0" w:uiPriority="60" w:unhideWhenUsed="0"/>
-    <w:lsdException w:name="Light List" w:semiHidden="0" w:uiPriority="61" w:unhideWhenUsed="0"/>
-    <w:lsdException w:name="Light Grid" w:semiHidden="0" w:uiPriority="62" w:unhideWhenUsed="0"/>
-    <w:lsdException w:name="Medium Shading 1" w:semiHidden="0" w:uiPriority="63" w:unhideWhenUsed="0"/>
-    <w:lsdException w:name="Medium Shading 2" w:semiHidden="0" w:uiPriority="64" w:unhideWhenUsed="0"/>
-    <w:lsdException w:name="Medium List 1" w:semiHidden="0" w:uiPriority="65" w:unhideWhenUsed="0"/>
-    <w:lsdException w:name="Medium List 2" w:semiHidden="0" w:uiPriority="66" w:unhideWhenUsed="0"/>
-    <w:lsdException w:name="Medium Grid 1" w:semiHidden="0" w:uiPriority="67" w:unhideWhenUsed="0"/>
-    <w:lsdException w:name="Medium Grid 2" w:semiHidden="0" w:uiPriority="68" w:unhideWhenUsed="0"/>
-    <w:lsdException w:name="Medium Grid 3" w:semiHidden="0" w:uiPriority="69" w:unhideWhenUsed="0"/>
-    <w:lsdException w:name="Dark List" w:semiHidden="0" w:uiPriority="70" w:unhideWhenUsed="0"/>
-    <w:lsdException w:name="Colorful Shading" w:semiHidden="0" w:uiPriority="71" w:unhideWhenUsed="0"/>
-    <w:lsdException w:name="Colorful List" w:semiHidden="0" w:uiPriority="72" w:unhideWhenUsed="0"/>
-    <w:lsdException w:name="Colorful Grid" w:semiHidden="0" w:uiPriority="73" w:unhideWhenUsed="0"/>
-    <w:lsdException w:name="Light Shading Accent 1" w:semiHidden="0" w:uiPriority="60" w:unhideWhenUsed="0"/>
-    <w:lsdException w:name="Light List Accent 1" w:semiHidden="0" w:uiPriority="61" w:unhideWhenUsed="0"/>
-    <w:lsdException w:name="Light Grid Accent 1" w:semiHidden="0" w:uiPriority="62" w:unhideWhenUsed="0"/>
-    <w:lsdException w:name="Medium Shading 1 Accent 1" w:semiHidden="0" w:uiPriority="63" w:unhideWhenUsed="0"/>
-    <w:lsdException w:name="Medium Shading 2 Accent 1" w:semiHidden="0" w:uiPriority="64" w:unhideWhenUsed="0"/>
-    <w:lsdException w:name="Medium List 1 Accent 1" w:semiHidden="0" w:uiPriority="65" w:unhideWhenUsed="0"/>
-    <w:lsdException w:name="Medium List 2 Accent 1" w:semiHidden="0" w:uiPriority="66" w:unhideWhenUsed="0"/>
-    <w:lsdException w:name="Medium Grid 1 Accent 1" w:semiHidden="0" w:uiPriority="67" w:unhideWhenUsed="0"/>
-    <w:lsdException w:name="Medium Grid 2 Accent 1" w:semiHidden="0" w:uiPriority="68" w:unhideWhenUsed="0"/>
-    <w:lsdException w:name="Medium Grid 3 Accent 1" w:semiHidden="0" w:uiPriority="69" w:unhideWhenUsed="0"/>
-    <w:lsdException w:name="Dark List Accent 1" w:semiHidden="0" w:uiPriority="70" w:unhideWhenUsed="0"/>
-    <w:lsdException w:name="Colorful Shading Accent 1" w:semiHidden="0" w:uiPriority="71" w:unhideWhenUsed="0"/>
-    <w:lsdException w:name="Colorful List Accent 1" w:semiHidden="0" w:uiPriority="72" w:unhideWhenUsed="0"/>
-    <w:lsdException w:name="Colorful Grid Accent 1" w:semiHidden="0" w:uiPriority="73" w:unhideWhenUsed="0"/>
-    <w:lsdException w:name="Light Shading Accent 2" w:semiHidden="0" w:uiPriority="60" w:unhideWhenUsed="0"/>
-    <w:lsdException w:name="Light List Accent 2" w:semiHidden="0" w:uiPriority="61" w:unhideWhenUsed="0"/>
-    <w:lsdException w:name="Light Grid Accent 2" w:semiHidden="0" w:uiPriority="62" w:unhideWhenUsed="0"/>
-    <w:lsdException w:name="Medium Shading 1 Accent 2" w:semiHidden="0" w:uiPriority="63" w:unhideWhenUsed="0"/>
-    <w:lsdException w:name="Medium Shading 2 Accent 2" w:semiHidden="0" w:uiPriority="64" w:unhideWhenUsed="0"/>
-    <w:lsdException w:name="Medium List 1 Accent 2" w:semiHidden="0" w:uiPriority="65" w:unhideWhenUsed="0"/>
-    <w:lsdException w:name="Medium List 2 Accent 2" w:semiHidden="0" w:uiPriority="66" w:unhideWhenUsed="0"/>
-    <w:lsdException w:name="Medium Grid 1 Accent 2" w:semiHidden="0" w:uiPriority="67" w:unhideWhenUsed="0"/>
-    <w:lsdException w:name="Medium Grid 2 Accent 2" w:semiHidden="0" w:uiPriority="68" w:unhideWhenUsed="0"/>
-    <w:lsdException w:name="Medium Grid 3 Accent 2" w:semiHidden="0" w:uiPriority="69" w:unhideWhenUsed="0"/>
-    <w:lsdException w:name="Dark List Accent 2" w:semiHidden="0" w:uiPriority="70" w:unhideWhenUsed="0"/>
-    <w:lsdException w:name="Colorful Shading Accent 2" w:semiHidden="0" w:uiPriority="71" w:unhideWhenUsed="0"/>
-    <w:lsdException w:name="Colorful List Accent 2" w:semiHidden="0" w:uiPriority="72" w:unhideWhenUsed="0"/>
-    <w:lsdException w:name="Colorful Grid Accent 2" w:semiHidden="0" w:uiPriority="73" w:unhideWhenUsed="0"/>
-    <w:lsdException w:name="Light Shading Accent 3" w:semiHidden="0" w:uiPriority="60" w:unhideWhenUsed="0"/>
-    <w:lsdException w:name="Light List Accent 3" w:semiHidden="0" w:uiPriority="61" w:unhideWhenUsed="0"/>
-    <w:lsdException w:name="Light Grid Accent 3" w:semiHidden="0" w:uiPriority="62" w:unhideWhenUsed="0"/>
-    <w:lsdException w:name="Medium Shading 1 Accent 3" w:semiHidden="0" w:uiPriority="63" w:unhideWhenUsed="0"/>
-    <w:lsdException w:name="Medium Shading 2 Accent 3" w:semiHidden="0" w:uiPriority="64" w:unhideWhenUsed="0"/>
-    <w:lsdException w:name="Medium List 1 Accent 3" w:semiHidden="0" w:uiPriority="65" w:unhideWhenUsed="0"/>
-    <w:lsdException w:name="Medium List 2 Accent 3" w:semiHidden="0" w:uiPriority="66" w:unhideWhenUsed="0"/>
-    <w:lsdException w:name="Medium Grid 1 Accent 3" w:semiHidden="0" w:uiPriority="67" w:unhideWhenUsed="0"/>
-    <w:lsdException w:name="Medium Grid 2 Accent 3" w:semiHidden="0" w:uiPriority="68" w:unhideWhenUsed="0"/>
-    <w:lsdException w:name="Medium Grid 3 Accent 3" w:semiHidden="0" w:uiPriority="69" w:unhideWhenUsed="0"/>
-    <w:lsdException w:name="Dark List Accent 3" w:semiHidden="0" w:uiPriority="70" w:unhideWhenUsed="0"/>
-    <w:lsdException w:name="Colorful Shading Accent 3" w:semiHidden="0" w:uiPriority="71" w:unhideWhenUsed="0"/>
-    <w:lsdException w:name="Colorful List Accent 3" w:semiHidden="0" w:uiPriority="72" w:unhideWhenUsed="0"/>
-    <w:lsdException w:name="Colorful Grid Accent 3" w:semiHidden="0" w:uiPriority="73" w:unhideWhenUsed="0"/>
-    <w:lsdException w:name="Light Shading Accent 4" w:semiHidden="0" w:uiPriority="60" w:unhideWhenUsed="0"/>
-    <w:lsdException w:name="Light List Accent 4" w:semiHidden="0" w:uiPriority="61" w:unhideWhenUsed="0"/>
-    <w:lsdException w:name="Light Grid Accent 4" w:semiHidden="0" w:uiPriority="62" w:unhideWhenUsed="0"/>
-    <w:lsdException w:name="Medium Shading 1 Accent 4" w:semiHidden="0" w:uiPriority="63" w:unhideWhenUsed="0"/>
-    <w:lsdException w:name="Medium Shading 2 Accent 4" w:semiHidden="0" w:uiPriority="64" w:unhideWhenUsed="0"/>
-    <w:lsdException w:name="Medium List 1 Accent 4" w:semiHidden="0" w:uiPriority="65" w:unhideWhenUsed="0"/>
-    <w:lsdException w:name="Medium List 2 Accent 4" w:semiHidden="0" w:uiPriority="66" w:unhideWhenUsed="0"/>
-    <w:lsdException w:name="Medium Grid 1 Accent 4" w:semiHidden="0" w:uiPriority="67" w:unhideWhenUsed="0"/>
-    <w:lsdException w:name="Medium Grid 2 Accent 4" w:semiHidden="0" w:uiPriority="68" w:unhideWhenUsed="0"/>
-    <w:lsdException w:name="Medium Grid 3 Accent 4" w:semiHidden="0" w:uiPriority="69" w:unhideWhenUsed="0"/>
-    <w:lsdException w:name="Dark List Accent 4" w:semiHidden="0" w:uiPriority="70" w:unhideWhenUsed="0"/>
-    <w:lsdException w:name="Colorful Shading Accent 4" w:semiHidden="0" w:uiPriority="71" w:unhideWhenUsed="0"/>
-    <w:lsdException w:name="Colorful List Accent 4" w:semiHidden="0" w:uiPriority="72" w:unhideWhenUsed="0"/>
-    <w:lsdException w:name="Colorful Grid Accent 4" w:semiHidden="0" w:uiPriority="73" w:unhideWhenUsed="0"/>
-    <w:lsdException w:name="Light Shading Accent 5" w:semiHidden="0" w:uiPriority="60" w:unhideWhenUsed="0"/>
-    <w:lsdException w:name="Light List Accent 5" w:semiHidden="0" w:uiPriority="61" w:unhideWhenUsed="0"/>
-    <w:lsdException w:name="Light Grid Accent 5" w:semiHidden="0" w:uiPriority="62" w:unhideWhenUsed="0"/>
-    <w:lsdException w:name="Medium Shading 1 Accent 5" w:semiHidden="0" w:uiPriority="63" w:unhideWhenUsed="0"/>
-    <w:lsdException w:name="Medium Shading 2 Accent 5" w:semiHidden="0" w:uiPriority="64" w:unhideWhenUsed="0"/>
-    <w:lsdException w:name="Medium List 1 Accent 5" w:semiHidden="0" w:uiPriority="65" w:unhideWhenUsed="0"/>
-    <w:lsdException w:name="Medium List 2 Accent 5" w:semiHidden="0" w:uiPriority="66" w:unhideWhenUsed="0"/>
-    <w:lsdException w:name="Medium Grid 1 Accent 5" w:semiHidden="0" w:uiPriority="67" w:unhideWhenUsed="0"/>
-    <w:lsdException w:name="Medium Grid 2 Accent 5" w:semiHidden="0" w:uiPriority="68" w:unhideWhenUsed="0"/>
-    <w:lsdException w:name="Medium Grid 3 Accent 5" w:semiHidden="0" w:uiPriority="69" w:unhideWhenUsed="0"/>
-    <w:lsdException w:name="Dark List Accent 5" w:semiHidden="0" w:uiPriority="70" w:unhideWhenUsed="0"/>
-    <w:lsdException w:name="Colorful Shading Accent 5" w:semiHidden="0" w:uiPriority="71" w:unhideWhenUsed="0"/>
-    <w:lsdException w:name="Colorful List Accent 5" w:semiHidden="0" w:uiPriority="72" w:unhideWhenUsed="0"/>
-    <w:lsdException w:name="Colorful Grid Accent 5" w:semiHidden="0" w:uiPriority="73" w:unhideWhenUsed="0"/>
-    <w:lsdException w:name="Light Shading Accent 6" w:semiHidden="0" w:uiPriority="60" w:unhideWhenUsed="0"/>
-    <w:lsdException w:name="Light List Accent 6" w:semiHidden="0" w:uiPriority="61" w:unhideWhenUsed="0"/>
-    <w:lsdException w:name="Light Grid Accent 6" w:semiHidden="0" w:uiPriority="62" w:unhideWhenUsed="0"/>
-    <w:lsdException w:name="Medium Shading 1 Accent 6" w:semiHidden="0" w:uiPriority="63" w:unhideWhenUsed="0"/>
-    <w:lsdException w:name="Medium Shading 2 Accent 6" w:semiHidden="0" w:uiPriority="64" w:unhideWhenUsed="0"/>
-    <w:lsdException w:name="Medium List 1 Accent 6" w:semiHidden="0" w:uiPriority="65" w:unhideWhenUsed="0"/>
-    <w:lsdException w:name="Medium List 2 Accent 6" w:semiHidden="0" w:uiPriority="66" w:unhideWhenUsed="0"/>
-    <w:lsdException w:name="Medium Grid 1 Accent 6" w:semiHidden="0" w:uiPriority="67" w:unhideWhenUsed="0"/>
-    <w:lsdException w:name="Medium Grid 2 Accent 6" w:semiHidden="0" w:uiPriority="68" w:unhideWhenUsed="0"/>
-    <w:lsdException w:name="Medium Grid 3 Accent 6" w:semiHidden="0" w:uiPriority="69" w:unhideWhenUsed="0"/>
-    <w:lsdException w:name="Dark List Accent 6" w:semiHidden="0" w:uiPriority="70" w:unhideWhenUsed="0"/>
-    <w:lsdException w:name="Colorful Shading Accent 6" w:semiHidden="0" w:uiPriority="71" w:unhideWhenUsed="0"/>
-    <w:lsdException w:name="Colorful List Accent 6" w:semiHidden="0" w:uiPriority="72" w:unhideWhenUsed="0"/>
-    <w:lsdException w:name="Colorful Grid Accent 6" w:semiHidden="0" w:uiPriority="73" w:unhideWhenUsed="0"/>
+  <w:latentStyles w:count="260" w:defQFormat="0" w:defUnhideWhenUsed="1" w:defSemiHidden="1" w:defUIPriority="99" w:defLockedState="0">
+    <w:lsdException w:qFormat="1" w:unhideWhenUsed="0" w:uiPriority="0" w:semiHidden="0" w:name="Normal"/>
+    <w:lsdException w:qFormat="1" w:unhideWhenUsed="0" w:uiPriority="0" w:semiHidden="0" w:name="heading 1"/>
+    <w:lsdException w:qFormat="1" w:uiPriority="0" w:semiHidden="0" w:name="heading 2"/>
+    <w:lsdException w:qFormat="1" w:uiPriority="0" w:name="heading 3"/>
+    <w:lsdException w:qFormat="1" w:uiPriority="0" w:semiHidden="0" w:name="heading 4"/>
+    <w:lsdException w:qFormat="1" w:uiPriority="0" w:name="heading 5"/>
+    <w:lsdException w:qFormat="1" w:uiPriority="0" w:name="heading 6"/>
+    <w:lsdException w:qFormat="1" w:uiPriority="0" w:name="heading 7"/>
+    <w:lsdException w:qFormat="1" w:uiPriority="0" w:name="heading 8"/>
+    <w:lsdException w:qFormat="1" w:uiPriority="0" w:name="heading 9"/>
+    <w:lsdException w:unhideWhenUsed="0" w:uiPriority="0" w:semiHidden="0" w:name="index 1"/>
+    <w:lsdException w:unhideWhenUsed="0" w:uiPriority="0" w:semiHidden="0" w:name="index 2"/>
+    <w:lsdException w:unhideWhenUsed="0" w:uiPriority="0" w:semiHidden="0" w:name="index 3"/>
+    <w:lsdException w:unhideWhenUsed="0" w:uiPriority="0" w:semiHidden="0" w:name="index 4"/>
+    <w:lsdException w:unhideWhenUsed="0" w:uiPriority="0" w:semiHidden="0" w:name="index 5"/>
+    <w:lsdException w:unhideWhenUsed="0" w:uiPriority="0" w:semiHidden="0" w:name="index 6"/>
+    <w:lsdException w:unhideWhenUsed="0" w:uiPriority="0" w:semiHidden="0" w:name="index 7"/>
+    <w:lsdException w:unhideWhenUsed="0" w:uiPriority="0" w:semiHidden="0" w:name="index 8"/>
+    <w:lsdException w:unhideWhenUsed="0" w:uiPriority="0" w:semiHidden="0" w:name="index 9"/>
+    <w:lsdException w:qFormat="1" w:unhideWhenUsed="0" w:uiPriority="0" w:semiHidden="0" w:name="toc 1"/>
+    <w:lsdException w:qFormat="1" w:unhideWhenUsed="0" w:uiPriority="0" w:semiHidden="0" w:name="toc 2"/>
+    <w:lsdException w:qFormat="1" w:unhideWhenUsed="0" w:uiPriority="0" w:semiHidden="0" w:name="toc 3"/>
+    <w:lsdException w:unhideWhenUsed="0" w:uiPriority="0" w:semiHidden="0" w:name="toc 4"/>
+    <w:lsdException w:unhideWhenUsed="0" w:uiPriority="0" w:semiHidden="0" w:name="toc 5"/>
+    <w:lsdException w:unhideWhenUsed="0" w:uiPriority="0" w:semiHidden="0" w:name="toc 6"/>
+    <w:lsdException w:unhideWhenUsed="0" w:uiPriority="0" w:semiHidden="0" w:name="toc 7"/>
+    <w:lsdException w:unhideWhenUsed="0" w:uiPriority="0" w:semiHidden="0" w:name="toc 8"/>
+    <w:lsdException w:unhideWhenUsed="0" w:uiPriority="0" w:semiHidden="0" w:name="toc 9"/>
+    <w:lsdException w:unhideWhenUsed="0" w:uiPriority="0" w:semiHidden="0" w:name="Normal Indent"/>
+    <w:lsdException w:unhideWhenUsed="0" w:uiPriority="0" w:semiHidden="0" w:name="footnote text"/>
+    <w:lsdException w:qFormat="1" w:unhideWhenUsed="0" w:uiPriority="0" w:semiHidden="0" w:name="annotation text"/>
+    <w:lsdException w:qFormat="1" w:unhideWhenUsed="0" w:uiPriority="0" w:semiHidden="0" w:name="header"/>
+    <w:lsdException w:qFormat="1" w:unhideWhenUsed="0" w:uiPriority="0" w:semiHidden="0" w:name="footer"/>
+    <w:lsdException w:unhideWhenUsed="0" w:uiPriority="0" w:semiHidden="0" w:name="index heading"/>
+    <w:lsdException w:qFormat="1" w:uiPriority="0" w:name="caption"/>
+    <w:lsdException w:qFormat="1" w:unhideWhenUsed="0" w:uiPriority="0" w:semiHidden="0" w:name="table of figures"/>
+    <w:lsdException w:unhideWhenUsed="0" w:uiPriority="0" w:semiHidden="0" w:name="envelope address"/>
+    <w:lsdException w:unhideWhenUsed="0" w:uiPriority="0" w:semiHidden="0" w:name="envelope return"/>
+    <w:lsdException w:unhideWhenUsed="0" w:uiPriority="0" w:semiHidden="0" w:name="footnote reference"/>
+    <w:lsdException w:unhideWhenUsed="0" w:uiPriority="0" w:semiHidden="0" w:name="annotation reference"/>
+    <w:lsdException w:unhideWhenUsed="0" w:uiPriority="0" w:semiHidden="0" w:name="line number"/>
+    <w:lsdException w:unhideWhenUsed="0" w:uiPriority="0" w:semiHidden="0" w:name="page number"/>
+    <w:lsdException w:unhideWhenUsed="0" w:uiPriority="0" w:semiHidden="0" w:name="endnote reference"/>
+    <w:lsdException w:unhideWhenUsed="0" w:uiPriority="0" w:semiHidden="0" w:name="endnote text"/>
+    <w:lsdException w:unhideWhenUsed="0" w:uiPriority="0" w:semiHidden="0" w:name="table of authorities"/>
+    <w:lsdException w:unhideWhenUsed="0" w:uiPriority="0" w:semiHidden="0" w:name="macro"/>
+    <w:lsdException w:unhideWhenUsed="0" w:uiPriority="0" w:semiHidden="0" w:name="toa heading"/>
+    <w:lsdException w:unhideWhenUsed="0" w:uiPriority="0" w:semiHidden="0" w:name="List"/>
+    <w:lsdException w:unhideWhenUsed="0" w:uiPriority="0" w:semiHidden="0" w:name="List Bullet"/>
+    <w:lsdException w:unhideWhenUsed="0" w:uiPriority="0" w:semiHidden="0" w:name="List Number"/>
+    <w:lsdException w:unhideWhenUsed="0" w:uiPriority="0" w:semiHidden="0" w:name="List 2"/>
+    <w:lsdException w:unhideWhenUsed="0" w:uiPriority="0" w:semiHidden="0" w:name="List 3"/>
+    <w:lsdException w:unhideWhenUsed="0" w:uiPriority="0" w:semiHidden="0" w:name="List 4"/>
+    <w:lsdException w:unhideWhenUsed="0" w:uiPriority="0" w:semiHidden="0" w:name="List 5"/>
+    <w:lsdException w:unhideWhenUsed="0" w:uiPriority="0" w:semiHidden="0" w:name="List Bullet 2"/>
+    <w:lsdException w:unhideWhenUsed="0" w:uiPriority="0" w:semiHidden="0" w:name="List Bullet 3"/>
+    <w:lsdException w:unhideWhenUsed="0" w:uiPriority="0" w:semiHidden="0" w:name="List Bullet 4"/>
+    <w:lsdException w:unhideWhenUsed="0" w:uiPriority="0" w:semiHidden="0" w:name="List Bullet 5"/>
+    <w:lsdException w:unhideWhenUsed="0" w:uiPriority="0" w:semiHidden="0" w:name="List Number 2"/>
+    <w:lsdException w:unhideWhenUsed="0" w:uiPriority="0" w:semiHidden="0" w:name="List Number 3"/>
+    <w:lsdException w:unhideWhenUsed="0" w:uiPriority="0" w:semiHidden="0" w:name="List Number 4"/>
+    <w:lsdException w:unhideWhenUsed="0" w:uiPriority="0" w:semiHidden="0" w:name="List Number 5"/>
+    <w:lsdException w:qFormat="1" w:unhideWhenUsed="0" w:uiPriority="0" w:semiHidden="0" w:name="Title"/>
+    <w:lsdException w:unhideWhenUsed="0" w:uiPriority="0" w:semiHidden="0" w:name="Closing"/>
+    <w:lsdException w:unhideWhenUsed="0" w:uiPriority="0" w:semiHidden="0" w:name="Signature"/>
+    <w:lsdException w:qFormat="1" w:unhideWhenUsed="0" w:uiPriority="0" w:name="Default Paragraph Font"/>
+    <w:lsdException w:qFormat="1" w:unhideWhenUsed="0" w:uiPriority="0" w:name="Body Text"/>
+    <w:lsdException w:unhideWhenUsed="0" w:uiPriority="0" w:semiHidden="0" w:name="Body Text Indent"/>
+    <w:lsdException w:unhideWhenUsed="0" w:uiPriority="0" w:semiHidden="0" w:name="List Continue"/>
+    <w:lsdException w:unhideWhenUsed="0" w:uiPriority="0" w:semiHidden="0" w:name="List Continue 2"/>
+    <w:lsdException w:unhideWhenUsed="0" w:uiPriority="0" w:semiHidden="0" w:name="List Continue 3"/>
+    <w:lsdException w:unhideWhenUsed="0" w:uiPriority="0" w:semiHidden="0" w:name="List Continue 4"/>
+    <w:lsdException w:unhideWhenUsed="0" w:uiPriority="0" w:semiHidden="0" w:name="List Continue 5"/>
+    <w:lsdException w:unhideWhenUsed="0" w:uiPriority="0" w:semiHidden="0" w:name="Message Header"/>
+    <w:lsdException w:qFormat="1" w:unhideWhenUsed="0" w:uiPriority="0" w:semiHidden="0" w:name="Subtitle"/>
+    <w:lsdException w:unhideWhenUsed="0" w:uiPriority="0" w:semiHidden="0" w:name="Salutation"/>
+    <w:lsdException w:unhideWhenUsed="0" w:uiPriority="0" w:semiHidden="0" w:name="Date"/>
+    <w:lsdException w:unhideWhenUsed="0" w:uiPriority="0" w:semiHidden="0" w:name="Body Text First Indent"/>
+    <w:lsdException w:unhideWhenUsed="0" w:uiPriority="0" w:semiHidden="0" w:name="Body Text First Indent 2"/>
+    <w:lsdException w:uiPriority="99" w:name="Note Heading"/>
+    <w:lsdException w:unhideWhenUsed="0" w:uiPriority="0" w:semiHidden="0" w:name="Body Text 2"/>
+    <w:lsdException w:unhideWhenUsed="0" w:uiPriority="0" w:semiHidden="0" w:name="Body Text 3"/>
+    <w:lsdException w:unhideWhenUsed="0" w:uiPriority="0" w:semiHidden="0" w:name="Body Text Indent 2"/>
+    <w:lsdException w:unhideWhenUsed="0" w:uiPriority="0" w:semiHidden="0" w:name="Body Text Indent 3"/>
+    <w:lsdException w:unhideWhenUsed="0" w:uiPriority="0" w:semiHidden="0" w:name="Block Text"/>
+    <w:lsdException w:unhideWhenUsed="0" w:uiPriority="0" w:semiHidden="0" w:name="Hyperlink"/>
+    <w:lsdException w:unhideWhenUsed="0" w:uiPriority="0" w:semiHidden="0" w:name="FollowedHyperlink"/>
+    <w:lsdException w:qFormat="1" w:unhideWhenUsed="0" w:uiPriority="0" w:semiHidden="0" w:name="Strong"/>
+    <w:lsdException w:qFormat="1" w:unhideWhenUsed="0" w:uiPriority="0" w:semiHidden="0" w:name="Emphasis"/>
+    <w:lsdException w:unhideWhenUsed="0" w:uiPriority="0" w:semiHidden="0" w:name="Document Map"/>
+    <w:lsdException w:unhideWhenUsed="0" w:uiPriority="0" w:semiHidden="0" w:name="Plain Text"/>
+    <w:lsdException w:unhideWhenUsed="0" w:uiPriority="0" w:semiHidden="0" w:name="E-mail Signature"/>
+    <w:lsdException w:qFormat="1" w:unhideWhenUsed="0" w:uiPriority="0" w:semiHidden="0" w:name="Normal (Web)"/>
+    <w:lsdException w:unhideWhenUsed="0" w:uiPriority="0" w:semiHidden="0" w:name="HTML Acronym"/>
+    <w:lsdException w:unhideWhenUsed="0" w:uiPriority="0" w:semiHidden="0" w:name="HTML Address"/>
+    <w:lsdException w:unhideWhenUsed="0" w:uiPriority="0" w:semiHidden="0" w:name="HTML Cite"/>
+    <w:lsdException w:unhideWhenUsed="0" w:uiPriority="0" w:semiHidden="0" w:name="HTML Code"/>
+    <w:lsdException w:unhideWhenUsed="0" w:uiPriority="0" w:semiHidden="0" w:name="HTML Definition"/>
+    <w:lsdException w:unhideWhenUsed="0" w:uiPriority="0" w:semiHidden="0" w:name="HTML Keyboard"/>
+    <w:lsdException w:qFormat="1" w:unhideWhenUsed="0" w:uiPriority="0" w:semiHidden="0" w:name="HTML Preformatted"/>
+    <w:lsdException w:unhideWhenUsed="0" w:uiPriority="0" w:semiHidden="0" w:name="HTML Sample"/>
+    <w:lsdException w:unhideWhenUsed="0" w:uiPriority="0" w:semiHidden="0" w:name="HTML Typewriter"/>
+    <w:lsdException w:unhideWhenUsed="0" w:uiPriority="0" w:semiHidden="0" w:name="HTML Variable"/>
+    <w:lsdException w:qFormat="1" w:unhideWhenUsed="0" w:uiPriority="0" w:name="Normal Table"/>
+    <w:lsdException w:unhideWhenUsed="0" w:uiPriority="0" w:semiHidden="0" w:name="annotation subject"/>
+    <w:lsdException w:unhideWhenUsed="0" w:uiPriority="0" w:semiHidden="0" w:name="Table Simple 1"/>
+    <w:lsdException w:unhideWhenUsed="0" w:uiPriority="0" w:semiHidden="0" w:name="Table Simple 2"/>
+    <w:lsdException w:unhideWhenUsed="0" w:uiPriority="0" w:semiHidden="0" w:name="Table Simple 3"/>
+    <w:lsdException w:unhideWhenUsed="0" w:uiPriority="0" w:semiHidden="0" w:name="Table Classic 1"/>
+    <w:lsdException w:unhideWhenUsed="0" w:uiPriority="0" w:semiHidden="0" w:name="Table Classic 2"/>
+    <w:lsdException w:unhideWhenUsed="0" w:uiPriority="0" w:semiHidden="0" w:name="Table Classic 3"/>
+    <w:lsdException w:unhideWhenUsed="0" w:uiPriority="0" w:semiHidden="0" w:name="Table Classic 4"/>
+    <w:lsdException w:unhideWhenUsed="0" w:uiPriority="0" w:semiHidden="0" w:name="Table Colorful 1"/>
+    <w:lsdException w:unhideWhenUsed="0" w:uiPriority="0" w:semiHidden="0" w:name="Table Colorful 2"/>
+    <w:lsdException w:unhideWhenUsed="0" w:uiPriority="0" w:semiHidden="0" w:name="Table Colorful 3"/>
+    <w:lsdException w:unhideWhenUsed="0" w:uiPriority="0" w:semiHidden="0" w:name="Table Columns 1"/>
+    <w:lsdException w:unhideWhenUsed="0" w:uiPriority="0" w:semiHidden="0" w:name="Table Columns 2"/>
+    <w:lsdException w:unhideWhenUsed="0" w:uiPriority="0" w:semiHidden="0" w:name="Table Columns 3"/>
+    <w:lsdException w:unhideWhenUsed="0" w:uiPriority="0" w:semiHidden="0" w:name="Table Columns 4"/>
+    <w:lsdException w:unhideWhenUsed="0" w:uiPriority="0" w:semiHidden="0" w:name="Table Columns 5"/>
+    <w:lsdException w:unhideWhenUsed="0" w:uiPriority="0" w:semiHidden="0" w:name="Table Grid 1"/>
+    <w:lsdException w:unhideWhenUsed="0" w:uiPriority="0" w:semiHidden="0" w:name="Table Grid 2"/>
+    <w:lsdException w:unhideWhenUsed="0" w:uiPriority="0" w:semiHidden="0" w:name="Table Grid 3"/>
+    <w:lsdException w:unhideWhenUsed="0" w:uiPriority="0" w:semiHidden="0" w:name="Table Grid 4"/>
+    <w:lsdException w:unhideWhenUsed="0" w:uiPriority="0" w:semiHidden="0" w:name="Table Grid 5"/>
+    <w:lsdException w:unhideWhenUsed="0" w:uiPriority="0" w:semiHidden="0" w:name="Table Grid 6"/>
+    <w:lsdException w:unhideWhenUsed="0" w:uiPriority="0" w:semiHidden="0" w:name="Table Grid 7"/>
+    <w:lsdException w:unhideWhenUsed="0" w:uiPriority="0" w:semiHidden="0" w:name="Table Grid 8"/>
+    <w:lsdException w:unhideWhenUsed="0" w:uiPriority="0" w:semiHidden="0" w:name="Table List 1"/>
+    <w:lsdException w:unhideWhenUsed="0" w:uiPriority="0" w:semiHidden="0" w:name="Table List 2"/>
+    <w:lsdException w:unhideWhenUsed="0" w:uiPriority="0" w:semiHidden="0" w:name="Table List 3"/>
+    <w:lsdException w:unhideWhenUsed="0" w:uiPriority="0" w:semiHidden="0" w:name="Table List 4"/>
+    <w:lsdException w:unhideWhenUsed="0" w:uiPriority="0" w:semiHidden="0" w:name="Table List 5"/>
+    <w:lsdException w:unhideWhenUsed="0" w:uiPriority="0" w:semiHidden="0" w:name="Table List 6"/>
+    <w:lsdException w:unhideWhenUsed="0" w:uiPriority="0" w:semiHidden="0" w:name="Table List 7"/>
+    <w:lsdException w:unhideWhenUsed="0" w:uiPriority="0" w:semiHidden="0" w:name="Table List 8"/>
+    <w:lsdException w:unhideWhenUsed="0" w:uiPriority="0" w:semiHidden="0" w:name="Table 3D effects 1"/>
+    <w:lsdException w:unhideWhenUsed="0" w:uiPriority="0" w:semiHidden="0" w:name="Table 3D effects 2"/>
+    <w:lsdException w:unhideWhenUsed="0" w:uiPriority="0" w:semiHidden="0" w:name="Table 3D effects 3"/>
+    <w:lsdException w:unhideWhenUsed="0" w:uiPriority="0" w:semiHidden="0" w:name="Table Contemporary"/>
+    <w:lsdException w:unhideWhenUsed="0" w:uiPriority="0" w:semiHidden="0" w:name="Table Elegant"/>
+    <w:lsdException w:unhideWhenUsed="0" w:uiPriority="0" w:semiHidden="0" w:name="Table Professional"/>
+    <w:lsdException w:unhideWhenUsed="0" w:uiPriority="0" w:semiHidden="0" w:name="Table Subtle 1"/>
+    <w:lsdException w:unhideWhenUsed="0" w:uiPriority="0" w:semiHidden="0" w:name="Table Subtle 2"/>
+    <w:lsdException w:unhideWhenUsed="0" w:uiPriority="0" w:semiHidden="0" w:name="Table Web 1"/>
+    <w:lsdException w:unhideWhenUsed="0" w:uiPriority="0" w:semiHidden="0" w:name="Table Web 2"/>
+    <w:lsdException w:unhideWhenUsed="0" w:uiPriority="0" w:semiHidden="0" w:name="Table Web 3"/>
+    <w:lsdException w:unhideWhenUsed="0" w:uiPriority="0" w:semiHidden="0" w:name="Balloon Text"/>
+    <w:lsdException w:qFormat="1" w:unhideWhenUsed="0" w:uiPriority="0" w:semiHidden="0" w:name="Table Grid"/>
+    <w:lsdException w:unhideWhenUsed="0" w:uiPriority="0" w:semiHidden="0" w:name="Table Theme"/>
+    <w:lsdException w:unhideWhenUsed="0" w:uiPriority="60" w:semiHidden="0" w:name="Light Shading"/>
+    <w:lsdException w:unhideWhenUsed="0" w:uiPriority="61" w:semiHidden="0" w:name="Light List"/>
+    <w:lsdException w:unhideWhenUsed="0" w:uiPriority="62" w:semiHidden="0" w:name="Light Grid"/>
+    <w:lsdException w:unhideWhenUsed="0" w:uiPriority="63" w:semiHidden="0" w:name="Medium Shading 1"/>
+    <w:lsdException w:unhideWhenUsed="0" w:uiPriority="64" w:semiHidden="0" w:name="Medium Shading 2"/>
+    <w:lsdException w:unhideWhenUsed="0" w:uiPriority="65" w:semiHidden="0" w:name="Medium List 1"/>
+    <w:lsdException w:unhideWhenUsed="0" w:uiPriority="66" w:semiHidden="0" w:name="Medium List 2"/>
+    <w:lsdException w:unhideWhenUsed="0" w:uiPriority="67" w:semiHidden="0" w:name="Medium Grid 1"/>
+    <w:lsdException w:unhideWhenUsed="0" w:uiPriority="68" w:semiHidden="0" w:name="Medium Grid 2"/>
+    <w:lsdException w:unhideWhenUsed="0" w:uiPriority="69" w:semiHidden="0" w:name="Medium Grid 3"/>
+    <w:lsdException w:unhideWhenUsed="0" w:uiPriority="70" w:semiHidden="0" w:name="Dark List"/>
+    <w:lsdException w:unhideWhenUsed="0" w:uiPriority="71" w:semiHidden="0" w:name="Colorful Shading"/>
+    <w:lsdException w:unhideWhenUsed="0" w:uiPriority="72" w:semiHidden="0" w:name="Colorful List"/>
+    <w:lsdException w:unhideWhenUsed="0" w:uiPriority="73" w:semiHidden="0" w:name="Colorful Grid"/>
+    <w:lsdException w:unhideWhenUsed="0" w:uiPriority="60" w:semiHidden="0" w:name="Light Shading Accent 1"/>
+    <w:lsdException w:unhideWhenUsed="0" w:uiPriority="61" w:semiHidden="0" w:name="Light List Accent 1"/>
+    <w:lsdException w:unhideWhenUsed="0" w:uiPriority="62" w:semiHidden="0" w:name="Light Grid Accent 1"/>
+    <w:lsdException w:unhideWhenUsed="0" w:uiPriority="63" w:semiHidden="0" w:name="Medium Shading 1 Accent 1"/>
+    <w:lsdException w:unhideWhenUsed="0" w:uiPriority="64" w:semiHidden="0" w:name="Medium Shading 2 Accent 1"/>
+    <w:lsdException w:unhideWhenUsed="0" w:uiPriority="65" w:semiHidden="0" w:name="Medium List 1 Accent 1"/>
+    <w:lsdException w:unhideWhenUsed="0" w:uiPriority="66" w:semiHidden="0" w:name="Medium List 2 Accent 1"/>
+    <w:lsdException w:unhideWhenUsed="0" w:uiPriority="67" w:semiHidden="0" w:name="Medium Grid 1 Accent 1"/>
+    <w:lsdException w:unhideWhenUsed="0" w:uiPriority="68" w:semiHidden="0" w:name="Medium Grid 2 Accent 1"/>
+    <w:lsdException w:unhideWhenUsed="0" w:uiPriority="69" w:semiHidden="0" w:name="Medium Grid 3 Accent 1"/>
+    <w:lsdException w:unhideWhenUsed="0" w:uiPriority="70" w:semiHidden="0" w:name="Dark List Accent 1"/>
+    <w:lsdException w:unhideWhenUsed="0" w:uiPriority="71" w:semiHidden="0" w:name="Colorful Shading Accent 1"/>
+    <w:lsdException w:unhideWhenUsed="0" w:uiPriority="72" w:semiHidden="0" w:name="Colorful List Accent 1"/>
+    <w:lsdException w:unhideWhenUsed="0" w:uiPriority="73" w:semiHidden="0" w:name="Colorful Grid Accent 1"/>
+    <w:lsdException w:unhideWhenUsed="0" w:uiPriority="60" w:semiHidden="0" w:name="Light Shading Accent 2"/>
+    <w:lsdException w:unhideWhenUsed="0" w:uiPriority="61" w:semiHidden="0" w:name="Light List Accent 2"/>
+    <w:lsdException w:unhideWhenUsed="0" w:uiPriority="62" w:semiHidden="0" w:name="Light Grid Accent 2"/>
+    <w:lsdException w:unhideWhenUsed="0" w:uiPriority="63" w:semiHidden="0" w:name="Medium Shading 1 Accent 2"/>
+    <w:lsdException w:unhideWhenUsed="0" w:uiPriority="64" w:semiHidden="0" w:name="Medium Shading 2 Accent 2"/>
+    <w:lsdException w:unhideWhenUsed="0" w:uiPriority="65" w:semiHidden="0" w:name="Medium List 1 Accent 2"/>
+    <w:lsdException w:unhideWhenUsed="0" w:uiPriority="66" w:semiHidden="0" w:name="Medium List 2 Accent 2"/>
+    <w:lsdException w:unhideWhenUsed="0" w:uiPriority="67" w:semiHidden="0" w:name="Medium Grid 1 Accent 2"/>
+    <w:lsdException w:unhideWhenUsed="0" w:uiPriority="68" w:semiHidden="0" w:name="Medium Grid 2 Accent 2"/>
+    <w:lsdException w:unhideWhenUsed="0" w:uiPriority="69" w:semiHidden="0" w:name="Medium Grid 3 Accent 2"/>
+    <w:lsdException w:unhideWhenUsed="0" w:uiPriority="70" w:semiHidden="0" w:name="Dark List Accent 2"/>
+    <w:lsdException w:unhideWhenUsed="0" w:uiPriority="71" w:semiHidden="0" w:name="Colorful Shading Accent 2"/>
+    <w:lsdException w:unhideWhenUsed="0" w:uiPriority="72" w:semiHidden="0" w:name="Colorful List Accent 2"/>
+    <w:lsdException w:unhideWhenUsed="0" w:uiPriority="73" w:semiHidden="0" w:name="Colorful Grid Accent 2"/>
+    <w:lsdException w:unhideWhenUsed="0" w:uiPriority="60" w:semiHidden="0" w:name="Light Shading Accent 3"/>
+    <w:lsdException w:unhideWhenUsed="0" w:uiPriority="61" w:semiHidden="0" w:name="Light List Accent 3"/>
+    <w:lsdException w:unhideWhenUsed="0" w:uiPriority="62" w:semiHidden="0" w:name="Light Grid Accent 3"/>
+    <w:lsdException w:unhideWhenUsed="0" w:uiPriority="63" w:semiHidden="0" w:name="Medium Shading 1 Accent 3"/>
+    <w:lsdException w:unhideWhenUsed="0" w:uiPriority="64" w:semiHidden="0" w:name="Medium Shading 2 Accent 3"/>
+    <w:lsdException w:unhideWhenUsed="0" w:uiPriority="65" w:semiHidden="0" w:name="Medium List 1 Accent 3"/>
+    <w:lsdException w:unhideWhenUsed="0" w:uiPriority="66" w:semiHidden="0" w:name="Medium List 2 Accent 3"/>
+    <w:lsdException w:unhideWhenUsed="0" w:uiPriority="67" w:semiHidden="0" w:name="Medium Grid 1 Accent 3"/>
+    <w:lsdException w:unhideWhenUsed="0" w:uiPriority="68" w:semiHidden="0" w:name="Medium Grid 2 Accent 3"/>
+    <w:lsdException w:unhideWhenUsed="0" w:uiPriority="69" w:semiHidden="0" w:name="Medium Grid 3 Accent 3"/>
+    <w:lsdException w:unhideWhenUsed="0" w:uiPriority="70" w:semiHidden="0" w:name="Dark List Accent 3"/>
+    <w:lsdException w:unhideWhenUsed="0" w:uiPriority="71" w:semiHidden="0" w:name="Colorful Shading Accent 3"/>
+    <w:lsdException w:unhideWhenUsed="0" w:uiPriority="72" w:semiHidden="0" w:name="Colorful List Accent 3"/>
+    <w:lsdException w:unhideWhenUsed="0" w:uiPriority="73" w:semiHidden="0" w:name="Colorful Grid Accent 3"/>
+    <w:lsdException w:unhideWhenUsed="0" w:uiPriority="60" w:semiHidden="0" w:name="Light Shading Accent 4"/>
+    <w:lsdException w:unhideWhenUsed="0" w:uiPriority="61" w:semiHidden="0" w:name="Light List Accent 4"/>
+    <w:lsdException w:unhideWhenUsed="0" w:uiPriority="62" w:semiHidden="0" w:name="Light Grid Accent 4"/>
+    <w:lsdException w:unhideWhenUsed="0" w:uiPriority="63" w:semiHidden="0" w:name="Medium Shading 1 Accent 4"/>
+    <w:lsdException w:unhideWhenUsed="0" w:uiPriority="64" w:semiHidden="0" w:name="Medium Shading 2 Accent 4"/>
+    <w:lsdException w:unhideWhenUsed="0" w:uiPriority="65" w:semiHidden="0" w:name="Medium List 1 Accent 4"/>
+    <w:lsdException w:unhideWhenUsed="0" w:uiPriority="66" w:semiHidden="0" w:name="Medium List 2 Accent 4"/>
+    <w:lsdException w:unhideWhenUsed="0" w:uiPriority="67" w:semiHidden="0" w:name="Medium Grid 1 Accent 4"/>
+    <w:lsdException w:unhideWhenUsed="0" w:uiPriority="68" w:semiHidden="0" w:name="Medium Grid 2 Accent 4"/>
+    <w:lsdException w:unhideWhenUsed="0" w:uiPriority="69" w:semiHidden="0" w:name="Medium Grid 3 Accent 4"/>
+    <w:lsdException w:unhideWhenUsed="0" w:uiPriority="70" w:semiHidden="0" w:name="Dark List Accent 4"/>
+    <w:lsdException w:unhideWhenUsed="0" w:uiPriority="71" w:semiHidden="0" w:name="Colorful Shading Accent 4"/>
+    <w:lsdException w:unhideWhenUsed="0" w:uiPriority="72" w:semiHidden="0" w:name="Colorful List Accent 4"/>
+    <w:lsdException w:unhideWhenUsed="0" w:uiPriority="73" w:semiHidden="0" w:name="Colorful Grid Accent 4"/>
+    <w:lsdException w:unhideWhenUsed="0" w:uiPriority="60" w:semiHidden="0" w:name="Light Shading Accent 5"/>
+    <w:lsdException w:unhideWhenUsed="0" w:uiPriority="61" w:semiHidden="0" w:name="Light List Accent 5"/>
+    <w:lsdException w:unhideWhenUsed="0" w:uiPriority="62" w:semiHidden="0" w:name="Light Grid Accent 5"/>
+    <w:lsdException w:unhideWhenUsed="0" w:uiPriority="63" w:semiHidden="0" w:name="Medium Shading 1 Accent 5"/>
+    <w:lsdException w:unhideWhenUsed="0" w:uiPriority="64" w:semiHidden="0" w:name="Medium Shading 2 Accent 5"/>
+    <w:lsdException w:unhideWhenUsed="0" w:uiPriority="65" w:semiHidden="0" w:name="Medium List 1 Accent 5"/>
+    <w:lsdException w:unhideWhenUsed="0" w:uiPriority="66" w:semiHidden="0" w:name="Medium List 2 Accent 5"/>
+    <w:lsdException w:unhideWhenUsed="0" w:uiPriority="67" w:semiHidden="0" w:name="Medium Grid 1 Accent 5"/>
+    <w:lsdException w:unhideWhenUsed="0" w:uiPriority="68" w:semiHidden="0" w:name="Medium Grid 2 Accent 5"/>
+    <w:lsdException w:unhideWhenUsed="0" w:uiPriority="69" w:semiHidden="0" w:name="Medium Grid 3 Accent 5"/>
+    <w:lsdException w:unhideWhenUsed="0" w:uiPriority="70" w:semiHidden="0" w:name="Dark List Accent 5"/>
+    <w:lsdException w:unhideWhenUsed="0" w:uiPriority="71" w:semiHidden="0" w:name="Colorful Shading Accent 5"/>
+    <w:lsdException w:unhideWhenUsed="0" w:uiPriority="72" w:semiHidden="0" w:name="Colorful List Accent 5"/>
+    <w:lsdException w:unhideWhenUsed="0" w:uiPriority="73" w:semiHidden="0" w:name="Colorful Grid Accent 5"/>
+    <w:lsdException w:unhideWhenUsed="0" w:uiPriority="60" w:semiHidden="0" w:name="Light Shading Accent 6"/>
+    <w:lsdException w:unhideWhenUsed="0" w:uiPriority="61" w:semiHidden="0" w:name="Light List Accent 6"/>
+    <w:lsdException w:unhideWhenUsed="0" w:uiPriority="62" w:semiHidden="0" w:name="Light Grid Accent 6"/>
+    <w:lsdException w:unhideWhenUsed="0" w:uiPriority="63" w:semiHidden="0" w:name="Medium Shading 1 Accent 6"/>
+    <w:lsdException w:unhideWhenUsed="0" w:uiPriority="64" w:semiHidden="0" w:name="Medium Shading 2 Accent 6"/>
+    <w:lsdException w:unhideWhenUsed="0" w:uiPriority="65" w:semiHidden="0" w:name="Medium List 1 Accent 6"/>
+    <w:lsdException w:unhideWhenUsed="0" w:uiPriority="66" w:semiHidden="0" w:name="Medium List 2 Accent 6"/>
+    <w:lsdException w:unhideWhenUsed="0" w:uiPriority="67" w:semiHidden="0" w:name="Medium Grid 1 Accent 6"/>
+    <w:lsdException w:unhideWhenUsed="0" w:uiPriority="68" w:semiHidden="0" w:name="Medium Grid 2 Accent 6"/>
+    <w:lsdException w:unhideWhenUsed="0" w:uiPriority="69" w:semiHidden="0" w:name="Medium Grid 3 Accent 6"/>
+    <w:lsdException w:unhideWhenUsed="0" w:uiPriority="70" w:semiHidden="0" w:name="Dark List Accent 6"/>
+    <w:lsdException w:unhideWhenUsed="0" w:uiPriority="71" w:semiHidden="0" w:name="Colorful Shading Accent 6"/>
+    <w:lsdException w:unhideWhenUsed="0" w:uiPriority="72" w:semiHidden="0" w:name="Colorful List Accent 6"/>
+    <w:lsdException w:unhideWhenUsed="0" w:uiPriority="73" w:semiHidden="0" w:name="Colorful Grid Accent 6"/>
   </w:latentStyles>
-  <w:style w:type="paragraph" w:default="1" w:styleId="Normal">
+  <w:style w:type="paragraph" w:default="1" w:styleId="1">
     <w:name w:val="Normal"/>
     <w:qFormat/>
+    <w:uiPriority w:val="0"/>
     <w:pPr>
       <w:kinsoku w:val="0"/>
       <w:autoSpaceDE w:val="0"/>
@@ -10480,7 +10625,7 @@
       <w:textAlignment w:val="baseline"/>
     </w:pPr>
     <w:rPr>
-      <w:rFonts w:ascii="Arial" w:eastAsia="宋体" w:hAnsi="Arial" w:cs="Arial"/>
+      <w:rFonts w:ascii="Arial" w:hAnsi="Arial" w:eastAsia="宋体" w:cs="Arial"/>
       <w:snapToGrid w:val="0"/>
       <w:color w:val="000000"/>
       <w:kern w:val="0"/>
@@ -10489,11 +10634,12 @@
       <w:lang w:val="en-US" w:eastAsia="en-US" w:bidi="ar-SA"/>
     </w:rPr>
   </w:style>
-  <w:style w:type="paragraph" w:styleId="Heading1">
+  <w:style w:type="paragraph" w:styleId="2">
     <w:name w:val="heading 1"/>
-    <w:basedOn w:val="Normal"/>
-    <w:next w:val="Normal"/>
+    <w:basedOn w:val="1"/>
+    <w:next w:val="1"/>
     <w:qFormat/>
+    <w:uiPriority w:val="0"/>
     <w:pPr>
       <w:keepNext/>
       <w:keepLines/>
@@ -10511,12 +10657,13 @@
       <w:sz w:val="44"/>
     </w:rPr>
   </w:style>
-  <w:style w:type="paragraph" w:styleId="Heading2">
+  <w:style w:type="paragraph" w:styleId="3">
     <w:name w:val="heading 2"/>
-    <w:basedOn w:val="Normal"/>
-    <w:next w:val="Normal"/>
+    <w:basedOn w:val="1"/>
+    <w:next w:val="1"/>
     <w:unhideWhenUsed/>
     <w:qFormat/>
+    <w:uiPriority w:val="0"/>
     <w:pPr>
       <w:keepNext/>
       <w:keepLines/>
@@ -10529,18 +10676,19 @@
       <w:outlineLvl w:val="1"/>
     </w:pPr>
     <w:rPr>
-      <w:rFonts w:ascii="Arial" w:eastAsia="黑体" w:hAnsi="Arial"/>
+      <w:rFonts w:ascii="Arial" w:hAnsi="Arial" w:eastAsia="黑体"/>
       <w:b/>
       <w:sz w:val="32"/>
     </w:rPr>
   </w:style>
-  <w:style w:type="paragraph" w:styleId="Heading3">
+  <w:style w:type="paragraph" w:styleId="4">
     <w:name w:val="heading 3"/>
-    <w:basedOn w:val="Normal"/>
-    <w:next w:val="Normal"/>
+    <w:basedOn w:val="1"/>
+    <w:next w:val="1"/>
     <w:semiHidden/>
     <w:unhideWhenUsed/>
     <w:qFormat/>
+    <w:uiPriority w:val="0"/>
     <w:pPr>
       <w:keepNext/>
       <w:keepLines/>
@@ -10557,12 +10705,13 @@
       <w:sz w:val="32"/>
     </w:rPr>
   </w:style>
-  <w:style w:type="paragraph" w:styleId="Heading4">
+  <w:style w:type="paragraph" w:styleId="5">
     <w:name w:val="heading 4"/>
-    <w:basedOn w:val="Normal"/>
-    <w:next w:val="Normal"/>
+    <w:basedOn w:val="1"/>
+    <w:next w:val="1"/>
     <w:unhideWhenUsed/>
     <w:qFormat/>
+    <w:uiPriority w:val="0"/>
     <w:pPr>
       <w:keepNext/>
       <w:keepLines/>
@@ -10575,18 +10724,19 @@
       <w:outlineLvl w:val="3"/>
     </w:pPr>
     <w:rPr>
-      <w:rFonts w:ascii="Arial" w:eastAsia="黑体" w:hAnsi="Arial"/>
+      <w:rFonts w:ascii="Arial" w:hAnsi="Arial" w:eastAsia="黑体"/>
       <w:b/>
       <w:sz w:val="28"/>
     </w:rPr>
   </w:style>
-  <w:style w:type="paragraph" w:styleId="Heading5">
+  <w:style w:type="paragraph" w:styleId="6">
     <w:name w:val="heading 5"/>
-    <w:basedOn w:val="Normal"/>
-    <w:next w:val="Normal"/>
+    <w:basedOn w:val="1"/>
+    <w:next w:val="1"/>
     <w:semiHidden/>
     <w:unhideWhenUsed/>
     <w:qFormat/>
+    <w:uiPriority w:val="0"/>
     <w:pPr>
       <w:keepNext/>
       <w:keepLines/>
@@ -10603,13 +10753,14 @@
       <w:sz w:val="28"/>
     </w:rPr>
   </w:style>
-  <w:style w:type="paragraph" w:styleId="Heading6">
+  <w:style w:type="paragraph" w:styleId="7">
     <w:name w:val="heading 6"/>
-    <w:basedOn w:val="Normal"/>
-    <w:next w:val="Normal"/>
+    <w:basedOn w:val="1"/>
+    <w:next w:val="1"/>
     <w:semiHidden/>
     <w:unhideWhenUsed/>
     <w:qFormat/>
+    <w:uiPriority w:val="0"/>
     <w:pPr>
       <w:keepNext/>
       <w:keepLines/>
@@ -10622,18 +10773,19 @@
       <w:outlineLvl w:val="5"/>
     </w:pPr>
     <w:rPr>
-      <w:rFonts w:ascii="Arial" w:eastAsia="黑体" w:hAnsi="Arial"/>
+      <w:rFonts w:ascii="Arial" w:hAnsi="Arial" w:eastAsia="黑体"/>
       <w:b/>
       <w:sz w:val="24"/>
     </w:rPr>
   </w:style>
-  <w:style w:type="paragraph" w:styleId="Heading7">
+  <w:style w:type="paragraph" w:styleId="8">
     <w:name w:val="heading 7"/>
-    <w:basedOn w:val="Normal"/>
-    <w:next w:val="Normal"/>
+    <w:basedOn w:val="1"/>
+    <w:next w:val="1"/>
     <w:semiHidden/>
     <w:unhideWhenUsed/>
     <w:qFormat/>
+    <w:uiPriority w:val="0"/>
     <w:pPr>
       <w:keepNext/>
       <w:keepLines/>
@@ -10650,13 +10802,14 @@
       <w:sz w:val="24"/>
     </w:rPr>
   </w:style>
-  <w:style w:type="paragraph" w:styleId="Heading8">
+  <w:style w:type="paragraph" w:styleId="9">
     <w:name w:val="heading 8"/>
-    <w:basedOn w:val="Normal"/>
-    <w:next w:val="Normal"/>
+    <w:basedOn w:val="1"/>
+    <w:next w:val="1"/>
     <w:semiHidden/>
     <w:unhideWhenUsed/>
     <w:qFormat/>
+    <w:uiPriority w:val="0"/>
     <w:pPr>
       <w:keepNext/>
       <w:keepLines/>
@@ -10669,17 +10822,18 @@
       <w:outlineLvl w:val="7"/>
     </w:pPr>
     <w:rPr>
-      <w:rFonts w:ascii="Arial" w:eastAsia="黑体" w:hAnsi="Arial"/>
+      <w:rFonts w:ascii="Arial" w:hAnsi="Arial" w:eastAsia="黑体"/>
       <w:sz w:val="24"/>
     </w:rPr>
   </w:style>
-  <w:style w:type="paragraph" w:styleId="Heading9">
+  <w:style w:type="paragraph" w:styleId="10">
     <w:name w:val="heading 9"/>
-    <w:basedOn w:val="Normal"/>
-    <w:next w:val="Normal"/>
+    <w:basedOn w:val="1"/>
+    <w:next w:val="1"/>
     <w:semiHidden/>
     <w:unhideWhenUsed/>
     <w:qFormat/>
+    <w:uiPriority w:val="0"/>
     <w:pPr>
       <w:keepNext/>
       <w:keepLines/>
@@ -10692,19 +10846,21 @@
       <w:outlineLvl w:val="8"/>
     </w:pPr>
     <w:rPr>
-      <w:rFonts w:ascii="Arial" w:eastAsia="黑体" w:hAnsi="Arial"/>
+      <w:rFonts w:ascii="Arial" w:hAnsi="Arial" w:eastAsia="黑体"/>
       <w:sz w:val="21"/>
     </w:rPr>
   </w:style>
-  <w:style w:type="character" w:default="1" w:styleId="DefaultParagraphFont">
+  <w:style w:type="character" w:default="1" w:styleId="24">
     <w:name w:val="Default Paragraph Font"/>
     <w:semiHidden/>
     <w:qFormat/>
+    <w:uiPriority w:val="0"/>
   </w:style>
-  <w:style w:type="table" w:default="1" w:styleId="TableNormal">
+  <w:style w:type="table" w:default="1" w:styleId="22">
     <w:name w:val="Normal Table"/>
     <w:semiHidden/>
     <w:qFormat/>
+    <w:uiPriority w:val="0"/>
     <w:tblPr>
       <w:tblCellMar>
         <w:top w:w="0" w:type="dxa"/>
@@ -10714,39 +10870,43 @@
       </w:tblCellMar>
     </w:tblPr>
   </w:style>
-  <w:style w:type="paragraph" w:styleId="CommentText">
+  <w:style w:type="paragraph" w:styleId="11">
     <w:name w:val="annotation text"/>
-    <w:basedOn w:val="Normal"/>
+    <w:basedOn w:val="1"/>
     <w:qFormat/>
+    <w:uiPriority w:val="0"/>
     <w:pPr>
       <w:jc w:val="left"/>
     </w:pPr>
   </w:style>
-  <w:style w:type="paragraph" w:styleId="BodyText">
+  <w:style w:type="paragraph" w:styleId="12">
     <w:name w:val="Body Text"/>
-    <w:basedOn w:val="Normal"/>
+    <w:basedOn w:val="1"/>
     <w:semiHidden/>
     <w:qFormat/>
+    <w:uiPriority w:val="0"/>
     <w:rPr>
-      <w:rFonts w:ascii="Arial" w:eastAsia="Arial" w:hAnsi="Arial" w:cs="Arial"/>
+      <w:rFonts w:ascii="Arial" w:hAnsi="Arial" w:eastAsia="Arial" w:cs="Arial"/>
       <w:sz w:val="21"/>
       <w:szCs w:val="21"/>
       <w:lang w:val="en-US" w:eastAsia="en-US" w:bidi="ar-SA"/>
     </w:rPr>
   </w:style>
-  <w:style w:type="paragraph" w:styleId="TOC3">
+  <w:style w:type="paragraph" w:styleId="13">
     <w:name w:val="toc 3"/>
-    <w:basedOn w:val="Normal"/>
-    <w:next w:val="Normal"/>
+    <w:basedOn w:val="1"/>
+    <w:next w:val="1"/>
     <w:qFormat/>
+    <w:uiPriority w:val="0"/>
     <w:pPr>
       <w:ind w:left="840" w:leftChars="400"/>
     </w:pPr>
   </w:style>
-  <w:style w:type="paragraph" w:styleId="Footer">
+  <w:style w:type="paragraph" w:styleId="14">
     <w:name w:val="footer"/>
-    <w:basedOn w:val="Normal"/>
+    <w:basedOn w:val="1"/>
     <w:qFormat/>
+    <w:uiPriority w:val="0"/>
     <w:pPr>
       <w:tabs>
         <w:tab w:val="center" w:pos="4153"/>
@@ -10759,16 +10919,17 @@
       <w:sz w:val="18"/>
     </w:rPr>
   </w:style>
-  <w:style w:type="paragraph" w:styleId="Header">
+  <w:style w:type="paragraph" w:styleId="15">
     <w:name w:val="header"/>
-    <w:basedOn w:val="Normal"/>
+    <w:basedOn w:val="1"/>
     <w:qFormat/>
+    <w:uiPriority w:val="0"/>
     <w:pPr>
       <w:pBdr>
-        <w:top w:val="nil"/>
-        <w:left w:val="nil"/>
-        <w:bottom w:val="nil"/>
-        <w:right w:val="nil"/>
+        <w:top w:val="none" w:color="auto" w:sz="0" w:space="0"/>
+        <w:left w:val="none" w:color="auto" w:sz="0" w:space="0"/>
+        <w:bottom w:val="none" w:color="auto" w:sz="0" w:space="0"/>
+        <w:right w:val="none" w:color="auto" w:sz="0" w:space="0"/>
       </w:pBdr>
       <w:tabs>
         <w:tab w:val="center" w:pos="4153"/>
@@ -10783,37 +10944,41 @@
       <w:sz w:val="18"/>
     </w:rPr>
   </w:style>
-  <w:style w:type="paragraph" w:styleId="TOC1">
+  <w:style w:type="paragraph" w:styleId="16">
     <w:name w:val="toc 1"/>
-    <w:basedOn w:val="Normal"/>
-    <w:next w:val="Normal"/>
+    <w:basedOn w:val="1"/>
+    <w:next w:val="1"/>
     <w:qFormat/>
+    <w:uiPriority w:val="0"/>
     <w:rPr>
-      <w:rFonts w:ascii="Arial" w:eastAsia="Microsoft JhengHei" w:hAnsi="Arial"/>
+      <w:rFonts w:ascii="Arial" w:hAnsi="Arial" w:eastAsia="Microsoft JhengHei"/>
       <w:sz w:val="24"/>
     </w:rPr>
   </w:style>
-  <w:style w:type="paragraph" w:styleId="TableofFigures">
+  <w:style w:type="paragraph" w:styleId="17">
     <w:name w:val="table of figures"/>
-    <w:basedOn w:val="Normal"/>
-    <w:next w:val="Normal"/>
+    <w:basedOn w:val="1"/>
+    <w:next w:val="1"/>
     <w:qFormat/>
+    <w:uiPriority w:val="0"/>
     <w:pPr>
-      <w:ind w:hanging="200" w:leftChars="200" w:hangingChars="200"/>
+      <w:ind w:leftChars="200" w:hanging="200" w:hangingChars="200"/>
     </w:pPr>
   </w:style>
-  <w:style w:type="paragraph" w:styleId="TOC2">
+  <w:style w:type="paragraph" w:styleId="18">
     <w:name w:val="toc 2"/>
-    <w:basedOn w:val="Normal"/>
-    <w:next w:val="Normal"/>
+    <w:basedOn w:val="1"/>
+    <w:next w:val="1"/>
     <w:qFormat/>
+    <w:uiPriority w:val="0"/>
     <w:pPr>
       <w:ind w:left="420" w:leftChars="200"/>
     </w:pPr>
   </w:style>
-  <w:style w:type="paragraph" w:styleId="HTMLPreformatted">
+  <w:style w:type="paragraph" w:styleId="19">
     <w:name w:val="HTML Preformatted"/>
     <w:qFormat/>
+    <w:uiPriority w:val="0"/>
     <w:pPr>
       <w:tabs>
         <w:tab w:val="left" w:pos="916"/>
@@ -10836,25 +11001,27 @@
       <w:jc w:val="left"/>
     </w:pPr>
     <w:rPr>
-      <w:rFonts w:ascii="宋体" w:eastAsia="宋体" w:hAnsi="宋体" w:cs="宋体" w:hint="eastAsia"/>
+      <w:rFonts w:hint="eastAsia" w:ascii="宋体" w:hAnsi="宋体" w:eastAsia="宋体" w:cs="宋体"/>
       <w:kern w:val="0"/>
       <w:sz w:val="24"/>
       <w:szCs w:val="24"/>
       <w:lang w:val="en-US" w:eastAsia="zh-CN"/>
     </w:rPr>
   </w:style>
-  <w:style w:type="paragraph" w:styleId="NormalWeb">
+  <w:style w:type="paragraph" w:styleId="20">
     <w:name w:val="Normal (Web)"/>
-    <w:basedOn w:val="Normal"/>
+    <w:basedOn w:val="1"/>
     <w:qFormat/>
+    <w:uiPriority w:val="0"/>
     <w:rPr>
       <w:sz w:val="24"/>
     </w:rPr>
   </w:style>
-  <w:style w:type="paragraph" w:styleId="Title">
+  <w:style w:type="paragraph" w:styleId="21">
     <w:name w:val="Title"/>
-    <w:basedOn w:val="Normal"/>
+    <w:basedOn w:val="1"/>
     <w:qFormat/>
+    <w:uiPriority w:val="0"/>
     <w:pPr>
       <w:spacing w:before="240" w:beforeLines="0" w:beforeAutospacing="0" w:after="60" w:afterLines="0" w:afterAutospacing="0"/>
       <w:jc w:val="center"/>
@@ -10866,68 +11033,73 @@
       <w:sz w:val="32"/>
     </w:rPr>
   </w:style>
-  <w:style w:type="table" w:styleId="TableGrid">
+  <w:style w:type="table" w:styleId="23">
     <w:name w:val="Table Grid"/>
-    <w:basedOn w:val="TableNormal"/>
+    <w:basedOn w:val="22"/>
     <w:qFormat/>
+    <w:uiPriority w:val="0"/>
     <w:pPr>
       <w:widowControl w:val="0"/>
       <w:jc w:val="both"/>
     </w:pPr>
     <w:tblPr>
       <w:tblBorders>
-        <w:top w:val="single" w:sz="4" w:space="0" w:color="auto"/>
-        <w:left w:val="single" w:sz="4" w:space="0" w:color="auto"/>
-        <w:bottom w:val="single" w:sz="4" w:space="0" w:color="auto"/>
-        <w:right w:val="single" w:sz="4" w:space="0" w:color="auto"/>
-        <w:insideH w:val="single" w:sz="4" w:space="0" w:color="auto"/>
-        <w:insideV w:val="single" w:sz="4" w:space="0" w:color="auto"/>
+        <w:top w:val="single" w:color="auto" w:sz="4" w:space="0"/>
+        <w:left w:val="single" w:color="auto" w:sz="4" w:space="0"/>
+        <w:bottom w:val="single" w:color="auto" w:sz="4" w:space="0"/>
+        <w:right w:val="single" w:color="auto" w:sz="4" w:space="0"/>
+        <w:insideH w:val="single" w:color="auto" w:sz="4" w:space="0"/>
+        <w:insideV w:val="single" w:color="auto" w:sz="4" w:space="0"/>
       </w:tblBorders>
     </w:tblPr>
   </w:style>
-  <w:style w:type="character" w:styleId="Strong">
+  <w:style w:type="character" w:styleId="25">
     <w:name w:val="Strong"/>
-    <w:basedOn w:val="DefaultParagraphFont"/>
+    <w:basedOn w:val="24"/>
     <w:qFormat/>
+    <w:uiPriority w:val="0"/>
     <w:rPr>
       <w:b/>
     </w:rPr>
   </w:style>
-  <w:style w:type="paragraph" w:customStyle="1" w:styleId="a">
+  <w:style w:type="paragraph" w:customStyle="1" w:styleId="26">
     <w:name w:val="柴_公司名"/>
-    <w:basedOn w:val="Title"/>
+    <w:basedOn w:val="21"/>
     <w:qFormat/>
+    <w:uiPriority w:val="0"/>
     <w:pPr>
       <w:spacing w:after="600" w:afterLines="600"/>
     </w:pPr>
     <w:rPr>
-      <w:rFonts w:ascii="宋体" w:eastAsia="宋体" w:hAnsi="宋体" w:cs="宋体" w:hint="eastAsia"/>
+      <w:rFonts w:hint="eastAsia" w:ascii="宋体" w:hAnsi="宋体" w:eastAsia="宋体" w:cs="宋体"/>
       <w:bCs/>
       <w:spacing w:val="-6"/>
       <w:sz w:val="52"/>
       <w:szCs w:val="52"/>
     </w:rPr>
   </w:style>
-  <w:style w:type="paragraph" w:customStyle="1" w:styleId="a0">
+  <w:style w:type="paragraph" w:customStyle="1" w:styleId="27">
     <w:name w:val="柴_文档名"/>
-    <w:basedOn w:val="Title"/>
+    <w:basedOn w:val="21"/>
     <w:qFormat/>
+    <w:uiPriority w:val="0"/>
     <w:pPr>
       <w:spacing w:after="900" w:afterLines="900"/>
     </w:pPr>
     <w:rPr>
-      <w:rFonts w:ascii="黑体" w:eastAsia="黑体" w:hAnsi="黑体" w:cs="黑体"/>
+      <w:rFonts w:ascii="黑体" w:hAnsi="黑体" w:eastAsia="黑体" w:cs="黑体"/>
       <w:bCs/>
       <w:spacing w:val="-7"/>
       <w:sz w:val="52"/>
       <w:szCs w:val="52"/>
     </w:rPr>
   </w:style>
-  <w:style w:type="table" w:customStyle="1" w:styleId="TableNormal0">
+  <w:style w:type="table" w:customStyle="1" w:styleId="28">
     <w:name w:val="Table Normal_0"/>
     <w:semiHidden/>
     <w:unhideWhenUsed/>
     <w:qFormat/>
+    <w:uiPriority w:val="0"/>
     <w:tblPr>
       <w:tblCellMar>
         <w:top w:w="0" w:type="dxa"/>
@@ -10937,82 +11109,88 @@
       </w:tblCellMar>
     </w:tblPr>
   </w:style>
-  <w:style w:type="paragraph" w:customStyle="1" w:styleId="TableText">
+  <w:style w:type="paragraph" w:customStyle="1" w:styleId="29">
     <w:name w:val="Table Text"/>
-    <w:basedOn w:val="Normal"/>
+    <w:basedOn w:val="1"/>
     <w:semiHidden/>
     <w:qFormat/>
+    <w:uiPriority w:val="0"/>
     <w:rPr>
-      <w:rFonts w:ascii="宋体" w:eastAsia="宋体" w:hAnsi="宋体" w:cs="宋体"/>
+      <w:rFonts w:ascii="宋体" w:hAnsi="宋体" w:eastAsia="宋体" w:cs="宋体"/>
       <w:sz w:val="21"/>
       <w:szCs w:val="21"/>
       <w:lang w:val="en-US" w:eastAsia="en-US" w:bidi="ar-SA"/>
     </w:rPr>
   </w:style>
-  <w:style w:type="paragraph" w:customStyle="1" w:styleId="1">
+  <w:style w:type="paragraph" w:customStyle="1" w:styleId="30">
     <w:name w:val="柴_标题1"/>
-    <w:basedOn w:val="Heading1"/>
-    <w:next w:val="a1"/>
-    <w:link w:val="1Char"/>
+    <w:basedOn w:val="2"/>
+    <w:next w:val="31"/>
+    <w:link w:val="40"/>
     <w:qFormat/>
+    <w:uiPriority w:val="0"/>
     <w:pPr>
       <w:spacing w:before="100" w:after="90" w:line="360" w:lineRule="auto"/>
     </w:pPr>
     <w:rPr>
-      <w:rFonts w:ascii="Arial" w:eastAsia="宋体" w:hAnsi="Arial"/>
+      <w:rFonts w:ascii="Arial" w:hAnsi="Arial" w:eastAsia="宋体"/>
       <w:sz w:val="32"/>
     </w:rPr>
   </w:style>
-  <w:style w:type="paragraph" w:customStyle="1" w:styleId="a1">
+  <w:style w:type="paragraph" w:customStyle="1" w:styleId="31">
     <w:name w:val="柴_正文"/>
-    <w:basedOn w:val="BodyText"/>
-    <w:link w:val="Char"/>
+    <w:basedOn w:val="12"/>
+    <w:link w:val="43"/>
     <w:qFormat/>
+    <w:uiPriority w:val="0"/>
     <w:pPr>
       <w:spacing w:line="360" w:lineRule="auto"/>
       <w:ind w:firstLine="470" w:firstLineChars="200"/>
     </w:pPr>
     <w:rPr>
-      <w:rFonts w:ascii="Arial" w:eastAsia="宋体" w:hAnsi="Arial"/>
+      <w:rFonts w:ascii="Arial" w:hAnsi="Arial" w:eastAsia="宋体"/>
       <w:sz w:val="24"/>
       <w:lang w:eastAsia="zh-CN"/>
     </w:rPr>
   </w:style>
-  <w:style w:type="paragraph" w:customStyle="1" w:styleId="2">
+  <w:style w:type="paragraph" w:customStyle="1" w:styleId="32">
     <w:name w:val="柴_标题2"/>
-    <w:basedOn w:val="Heading2"/>
-    <w:next w:val="a1"/>
-    <w:link w:val="2Char"/>
+    <w:basedOn w:val="3"/>
+    <w:next w:val="31"/>
+    <w:link w:val="46"/>
     <w:qFormat/>
+    <w:uiPriority w:val="0"/>
     <w:pPr>
       <w:spacing w:line="360" w:lineRule="auto"/>
     </w:pPr>
     <w:rPr>
-      <w:rFonts w:ascii="Arial" w:eastAsia="宋体" w:hAnsi="Arial"/>
+      <w:rFonts w:ascii="Arial" w:hAnsi="Arial" w:eastAsia="宋体"/>
       <w:sz w:val="28"/>
     </w:rPr>
   </w:style>
-  <w:style w:type="paragraph" w:customStyle="1" w:styleId="3">
+  <w:style w:type="paragraph" w:customStyle="1" w:styleId="33">
     <w:name w:val="柴_标题3"/>
-    <w:basedOn w:val="Heading3"/>
-    <w:next w:val="a1"/>
+    <w:basedOn w:val="4"/>
+    <w:next w:val="31"/>
     <w:qFormat/>
+    <w:uiPriority w:val="0"/>
     <w:pPr>
       <w:spacing w:line="360" w:lineRule="auto"/>
       <w:ind w:left="0" w:firstLine="472" w:firstLineChars="200"/>
     </w:pPr>
     <w:rPr>
-      <w:rFonts w:ascii="宋体" w:eastAsia="宋体" w:hAnsi="宋体" w:cs="宋体"/>
+      <w:rFonts w:ascii="宋体" w:hAnsi="宋体" w:eastAsia="宋体" w:cs="宋体"/>
       <w:spacing w:val="-2"/>
       <w:sz w:val="24"/>
       <w:szCs w:val="24"/>
     </w:rPr>
   </w:style>
-  <w:style w:type="paragraph" w:customStyle="1" w:styleId="a2">
+  <w:style w:type="paragraph" w:customStyle="1" w:styleId="34">
     <w:name w:val="柴_目录"/>
-    <w:basedOn w:val="Normal"/>
-    <w:next w:val="BodyText"/>
+    <w:basedOn w:val="1"/>
+    <w:next w:val="12"/>
     <w:qFormat/>
+    <w:uiPriority w:val="0"/>
     <w:pPr>
       <w:tabs>
         <w:tab w:val="right" w:leader="dot" w:pos="8442"/>
@@ -11020,59 +11198,64 @@
       <w:ind w:left="0" w:leftChars="0"/>
     </w:pPr>
     <w:rPr>
-      <w:rFonts w:ascii="Arial" w:eastAsia="Microsoft JhengHei" w:hAnsi="Arial"/>
+      <w:rFonts w:ascii="Arial" w:hAnsi="Arial" w:eastAsia="Microsoft JhengHei"/>
       <w:sz w:val="24"/>
     </w:rPr>
   </w:style>
-  <w:style w:type="paragraph" w:customStyle="1" w:styleId="WPSOffice1">
+  <w:style w:type="paragraph" w:customStyle="1" w:styleId="35">
     <w:name w:val="WPSOffice手动目录 1"/>
     <w:qFormat/>
+    <w:uiPriority w:val="0"/>
     <w:pPr>
       <w:ind w:leftChars="0"/>
     </w:pPr>
     <w:rPr>
-      <w:rFonts w:ascii="Times New Roman" w:eastAsia="宋体" w:hAnsi="Times New Roman" w:cs="Times New Roman"/>
+      <w:rFonts w:ascii="Times New Roman" w:hAnsi="Times New Roman" w:eastAsia="宋体" w:cs="Times New Roman"/>
       <w:sz w:val="20"/>
       <w:szCs w:val="20"/>
     </w:rPr>
   </w:style>
-  <w:style w:type="paragraph" w:customStyle="1" w:styleId="WPSOffice2">
+  <w:style w:type="paragraph" w:customStyle="1" w:styleId="36">
     <w:name w:val="WPSOffice手动目录 2"/>
     <w:qFormat/>
+    <w:uiPriority w:val="0"/>
     <w:pPr>
       <w:ind w:leftChars="200"/>
     </w:pPr>
     <w:rPr>
-      <w:rFonts w:ascii="Times New Roman" w:eastAsia="宋体" w:hAnsi="Times New Roman" w:cs="Times New Roman"/>
+      <w:rFonts w:ascii="Times New Roman" w:hAnsi="Times New Roman" w:eastAsia="宋体" w:cs="Times New Roman"/>
       <w:sz w:val="20"/>
       <w:szCs w:val="20"/>
     </w:rPr>
   </w:style>
-  <w:style w:type="paragraph" w:customStyle="1" w:styleId="WPSOffice3">
+  <w:style w:type="paragraph" w:customStyle="1" w:styleId="37">
     <w:name w:val="WPSOffice手动目录 3"/>
     <w:qFormat/>
+    <w:uiPriority w:val="0"/>
     <w:pPr>
       <w:ind w:leftChars="400"/>
     </w:pPr>
     <w:rPr>
-      <w:rFonts w:ascii="Times New Roman" w:eastAsia="宋体" w:hAnsi="Times New Roman" w:cs="Times New Roman"/>
+      <w:rFonts w:ascii="Times New Roman" w:hAnsi="Times New Roman" w:eastAsia="宋体" w:cs="Times New Roman"/>
       <w:sz w:val="20"/>
       <w:szCs w:val="20"/>
     </w:rPr>
   </w:style>
-  <w:style w:type="paragraph" w:customStyle="1" w:styleId="Compact">
+  <w:style w:type="paragraph" w:customStyle="1" w:styleId="38">
     <w:name w:val="Compact"/>
-    <w:basedOn w:val="BodyText"/>
+    <w:basedOn w:val="12"/>
     <w:qFormat/>
+    <w:uiPriority w:val="0"/>
     <w:pPr>
       <w:spacing w:before="36" w:after="36"/>
     </w:pPr>
   </w:style>
-  <w:style w:type="table" w:customStyle="1" w:styleId="Table">
+  <w:style w:type="table" w:customStyle="1" w:styleId="39">
     <w:name w:val="Table"/>
     <w:semiHidden/>
     <w:unhideWhenUsed/>
     <w:qFormat/>
+    <w:uiPriority w:val="0"/>
     <w:tblPr>
       <w:tblCellMar>
         <w:top w:w="0" w:type="dxa"/>
@@ -11084,26 +11267,28 @@
     <w:tblStylePr w:type="firstRow">
       <w:tcPr>
         <w:tcBorders>
-          <w:bottom w:val="single" w:sz="0" w:space="0" w:color="auto"/>
+          <w:bottom w:val="single" w:color="auto" w:sz="0" w:space="0"/>
         </w:tcBorders>
         <w:vAlign w:val="bottom"/>
       </w:tcPr>
     </w:tblStylePr>
   </w:style>
-  <w:style w:type="character" w:customStyle="1" w:styleId="1Char">
+  <w:style w:type="character" w:customStyle="1" w:styleId="40">
     <w:name w:val="柴_标题1 Char"/>
-    <w:link w:val="1"/>
+    <w:link w:val="30"/>
     <w:qFormat/>
+    <w:uiPriority w:val="0"/>
     <w:rPr>
-      <w:rFonts w:ascii="Arial" w:eastAsia="宋体" w:hAnsi="Arial"/>
+      <w:rFonts w:ascii="Arial" w:hAnsi="Arial" w:eastAsia="宋体"/>
       <w:sz w:val="32"/>
     </w:rPr>
   </w:style>
-  <w:style w:type="paragraph" w:customStyle="1" w:styleId="a3">
+  <w:style w:type="paragraph" w:customStyle="1" w:styleId="41">
     <w:name w:val="柴_正文_无缩进"/>
-    <w:basedOn w:val="Normal"/>
-    <w:link w:val="Char0"/>
+    <w:basedOn w:val="1"/>
+    <w:link w:val="45"/>
     <w:qFormat/>
+    <w:uiPriority w:val="0"/>
     <w:pPr>
       <w:ind w:firstLine="0" w:firstLineChars="0"/>
     </w:pPr>
@@ -11113,38 +11298,41 @@
       <w:lang w:eastAsia="zh-CN"/>
     </w:rPr>
   </w:style>
-  <w:style w:type="paragraph" w:customStyle="1" w:styleId="4">
+  <w:style w:type="paragraph" w:customStyle="1" w:styleId="42">
     <w:name w:val="柴_标题4"/>
-    <w:basedOn w:val="Heading4"/>
-    <w:next w:val="Normal"/>
+    <w:basedOn w:val="5"/>
+    <w:next w:val="1"/>
     <w:qFormat/>
+    <w:uiPriority w:val="0"/>
     <w:pPr>
       <w:widowControl w:val="0"/>
       <w:spacing w:before="160" w:line="360" w:lineRule="auto"/>
-      <w:ind w:left="981" w:hanging="862" w:leftChars="300"/>
+      <w:ind w:left="981" w:leftChars="300" w:hanging="862"/>
     </w:pPr>
     <w:rPr>
-      <w:rFonts w:ascii="Calibri" w:eastAsia="宋体" w:hAnsi="Calibri" w:cs="宋体" w:hint="eastAsia"/>
+      <w:rFonts w:hint="eastAsia" w:ascii="Calibri" w:hAnsi="Calibri" w:eastAsia="宋体" w:cs="宋体"/>
       <w:sz w:val="24"/>
       <w:szCs w:val="24"/>
       <w:lang w:eastAsia="zh-CN" w:bidi="zh-CN"/>
     </w:rPr>
   </w:style>
-  <w:style w:type="character" w:customStyle="1" w:styleId="Char">
+  <w:style w:type="character" w:customStyle="1" w:styleId="43">
     <w:name w:val="柴_正文 Char"/>
-    <w:link w:val="a1"/>
+    <w:link w:val="31"/>
     <w:qFormat/>
+    <w:uiPriority w:val="0"/>
     <w:rPr>
-      <w:rFonts w:ascii="Arial" w:eastAsia="宋体" w:hAnsi="Arial"/>
+      <w:rFonts w:ascii="Arial" w:hAnsi="Arial" w:eastAsia="宋体"/>
       <w:sz w:val="24"/>
       <w:lang w:eastAsia="zh-CN"/>
     </w:rPr>
   </w:style>
-  <w:style w:type="table" w:customStyle="1" w:styleId="TableNormal00">
+  <w:style w:type="table" w:customStyle="1" w:styleId="44">
     <w:name w:val="Table Normal_0_0"/>
     <w:semiHidden/>
     <w:unhideWhenUsed/>
     <w:qFormat/>
+    <w:uiPriority w:val="0"/>
     <w:tblPr>
       <w:tblCellMar>
         <w:top w:w="0" w:type="dxa"/>
@@ -11154,41 +11342,45 @@
       </w:tblCellMar>
     </w:tblPr>
   </w:style>
-  <w:style w:type="character" w:customStyle="1" w:styleId="Char0">
+  <w:style w:type="character" w:customStyle="1" w:styleId="45">
     <w:name w:val="柴_正文_无缩进 Char"/>
-    <w:link w:val="a3"/>
+    <w:link w:val="41"/>
     <w:qFormat/>
+    <w:uiPriority w:val="0"/>
     <w:rPr>
       <w:rFonts w:ascii="Arial" w:hAnsi="Arial"/>
       <w:sz w:val="24"/>
       <w:lang w:eastAsia="zh-CN"/>
     </w:rPr>
   </w:style>
-  <w:style w:type="character" w:customStyle="1" w:styleId="2Char">
+  <w:style w:type="character" w:customStyle="1" w:styleId="46">
     <w:name w:val="柴_标题2 Char"/>
-    <w:link w:val="2"/>
+    <w:link w:val="32"/>
     <w:qFormat/>
+    <w:uiPriority w:val="0"/>
     <w:rPr>
-      <w:rFonts w:ascii="Arial" w:eastAsia="宋体" w:hAnsi="Arial"/>
+      <w:rFonts w:ascii="Arial" w:hAnsi="Arial" w:eastAsia="宋体"/>
       <w:sz w:val="28"/>
     </w:rPr>
   </w:style>
-  <w:style w:type="character" w:customStyle="1" w:styleId="Char1">
+  <w:style w:type="character" w:customStyle="1" w:styleId="47">
     <w:name w:val="柴_题注 Char"/>
-    <w:link w:val="a4"/>
+    <w:link w:val="48"/>
     <w:qFormat/>
+    <w:uiPriority w:val="0"/>
   </w:style>
-  <w:style w:type="paragraph" w:customStyle="1" w:styleId="a4">
+  <w:style w:type="paragraph" w:customStyle="1" w:styleId="48">
     <w:name w:val="柴_题注"/>
-    <w:basedOn w:val="HTMLPreformatted"/>
-    <w:link w:val="Char1"/>
+    <w:basedOn w:val="19"/>
+    <w:link w:val="47"/>
     <w:qFormat/>
+    <w:uiPriority w:val="0"/>
     <w:pPr>
       <w:pBdr>
-        <w:top w:val="nil"/>
-        <w:left w:val="nil"/>
-        <w:bottom w:val="nil"/>
-        <w:right w:val="nil"/>
+        <w:top w:val="none" w:color="auto" w:sz="0" w:space="0"/>
+        <w:left w:val="none" w:color="auto" w:sz="0" w:space="0"/>
+        <w:bottom w:val="none" w:color="auto" w:sz="0" w:space="0"/>
+        <w:right w:val="none" w:color="auto" w:sz="0" w:space="0"/>
       </w:pBdr>
       <w:wordWrap w:val="0"/>
       <w:spacing w:line="264" w:lineRule="atLeast"/>
